--- a/1_Курчас/Колобанов_Отчёт.docx
+++ b/1_Курчас/Колобанов_Отчёт.docx
@@ -1,6 +1,6 @@
 
 <file path=word/document.xml><?xml version="1.0" encoding="utf-8"?>
-<w:document xmlns:wpc="http://schemas.microsoft.com/office/word/2010/wordprocessingCanvas" xmlns:cx="http://schemas.microsoft.com/office/drawing/2014/chartex" xmlns:cx1="http://schemas.microsoft.com/office/drawing/2015/9/8/chartex" xmlns:cx2="http://schemas.microsoft.com/office/drawing/2015/10/21/chartex" xmlns:cx3="http://schemas.microsoft.com/office/drawing/2016/5/9/chartex" xmlns:cx4="http://schemas.microsoft.com/office/drawing/2016/5/10/chartex" xmlns:cx5="http://schemas.microsoft.com/office/drawing/2016/5/11/chartex" xmlns:cx6="http://schemas.microsoft.com/office/drawing/2016/5/12/chartex" xmlns:cx7="http://schemas.microsoft.com/office/drawing/2016/5/13/chartex" xmlns:cx8="http://schemas.microsoft.com/office/drawing/2016/5/14/chartex" xmlns:mc="http://schemas.openxmlformats.org/markup-compatibility/2006" xmlns:aink="http://schemas.microsoft.com/office/drawing/2016/ink" xmlns:am3d="http://schemas.microsoft.com/office/drawing/2017/model3d" xmlns:o="urn:schemas-microsoft-com:office:office" xmlns:oel="http://schemas.microsoft.com/office/2019/extlst" xmlns:r="http://schemas.openxmlformats.org/officeDocument/2006/relationships" xmlns:m="http://schemas.openxmlformats.org/officeDocument/2006/math" xmlns:v="urn:schemas-microsoft-com:vml" xmlns:wp14="http://schemas.microsoft.com/office/word/2010/wordprocessingDrawing" xmlns:wp="http://schemas.openxmlformats.org/drawingml/2006/wordprocessingDrawing" xmlns:w10="urn:schemas-microsoft-com:office:word" xmlns:w="http://schemas.openxmlformats.org/wordprocessingml/2006/main" xmlns:w14="http://schemas.microsoft.com/office/word/2010/wordml" xmlns:w15="http://schemas.microsoft.com/office/word/2012/wordml" xmlns:w16cex="http://schemas.microsoft.com/office/word/2018/wordml/cex" xmlns:w16cid="http://schemas.microsoft.com/office/word/2016/wordml/cid" xmlns:w16="http://schemas.microsoft.com/office/word/2018/wordml" xmlns:w16du="http://schemas.microsoft.com/office/word/2023/wordml/word16du" xmlns:w16sdtdh="http://schemas.microsoft.com/office/word/2020/wordml/sdtdatahash" xmlns:w16sdtfl="http://schemas.microsoft.com/office/word/2024/wordml/sdtformatlock" xmlns:w16se="http://schemas.microsoft.com/office/word/2015/wordml/symex" xmlns:wpg="http://schemas.microsoft.com/office/word/2010/wordprocessingGroup" xmlns:wpi="http://schemas.microsoft.com/office/word/2010/wordprocessingInk" xmlns:wne="http://schemas.microsoft.com/office/word/2006/wordml" xmlns:wps="http://schemas.microsoft.com/office/word/2010/wordprocessingShape" mc:Ignorable="w14 w15 w16se w16cid w16 w16cex w16sdtdh w16sdtfl w16du wp14">
+<w:document xmlns:wpc="http://schemas.microsoft.com/office/word/2010/wordprocessingCanvas" xmlns:cx="http://schemas.microsoft.com/office/drawing/2014/chartex" xmlns:cx1="http://schemas.microsoft.com/office/drawing/2015/9/8/chartex" xmlns:mc="http://schemas.openxmlformats.org/markup-compatibility/2006" xmlns:o="urn:schemas-microsoft-com:office:office" xmlns:r="http://schemas.openxmlformats.org/officeDocument/2006/relationships" xmlns:m="http://schemas.openxmlformats.org/officeDocument/2006/math" xmlns:v="urn:schemas-microsoft-com:vml" xmlns:wp14="http://schemas.microsoft.com/office/word/2010/wordprocessingDrawing" xmlns:wp="http://schemas.openxmlformats.org/drawingml/2006/wordprocessingDrawing" xmlns:w10="urn:schemas-microsoft-com:office:word" xmlns:w="http://schemas.openxmlformats.org/wordprocessingml/2006/main" xmlns:w14="http://schemas.microsoft.com/office/word/2010/wordml" xmlns:w15="http://schemas.microsoft.com/office/word/2012/wordml" xmlns:w16se="http://schemas.microsoft.com/office/word/2015/wordml/symex" xmlns:wpg="http://schemas.microsoft.com/office/word/2010/wordprocessingGroup" xmlns:wpi="http://schemas.microsoft.com/office/word/2010/wordprocessingInk" xmlns:wne="http://schemas.microsoft.com/office/word/2006/wordml" xmlns:wps="http://schemas.microsoft.com/office/word/2010/wordprocessingShape" mc:Ignorable="w14 w15 w16se wp14">
   <w:body>
     <w:p>
       <w:pPr>
@@ -631,7 +631,7 @@
           <w:szCs w:val="28"/>
           <w:u w:val="single"/>
         </w:rPr>
-        <w:t>.07   «</w:t>
+        <w:t>.07</w:t>
       </w:r>
       <w:proofErr w:type="gramEnd"/>
       <w:r>
@@ -645,7 +645,7 @@
           <w:szCs w:val="28"/>
           <w:u w:val="single"/>
         </w:rPr>
-        <w:t xml:space="preserve">Информационные системы и </w:t>
+        <w:t xml:space="preserve">   «Информационные системы и </w:t>
       </w:r>
       <w:r>
         <w:rPr>
@@ -1455,7 +1455,7 @@
                     </wp:inline>
                   </w:drawing>
                 </mc:Choice>
-                <mc:Fallback>
+                <mc:Fallback xmlns:w16sdtfl="http://schemas.microsoft.com/office/word/2024/wordml/sdtformatlock" xmlns:w16sdtdh="http://schemas.microsoft.com/office/word/2020/wordml/sdtdatahash" xmlns:w16du="http://schemas.microsoft.com/office/word/2023/wordml/word16du" xmlns:w16="http://schemas.microsoft.com/office/word/2018/wordml" xmlns:w16cid="http://schemas.microsoft.com/office/word/2016/wordml/cid" xmlns:w16cex="http://schemas.microsoft.com/office/word/2018/wordml/cex" xmlns:oel="http://schemas.microsoft.com/office/2019/extlst" xmlns:am3d="http://schemas.microsoft.com/office/drawing/2017/model3d" xmlns:aink="http://schemas.microsoft.com/office/drawing/2016/ink" xmlns:cx8="http://schemas.microsoft.com/office/drawing/2016/5/14/chartex" xmlns:cx7="http://schemas.microsoft.com/office/drawing/2016/5/13/chartex" xmlns:cx6="http://schemas.microsoft.com/office/drawing/2016/5/12/chartex" xmlns:cx5="http://schemas.microsoft.com/office/drawing/2016/5/11/chartex" xmlns:cx4="http://schemas.microsoft.com/office/drawing/2016/5/10/chartex" xmlns:cx3="http://schemas.microsoft.com/office/drawing/2016/5/9/chartex" xmlns:cx2="http://schemas.microsoft.com/office/drawing/2015/10/21/chartex">
                   <w:pict>
                     <v:group w14:anchorId="1C5A9451" id="Группа 19" o:spid="_x0000_s1026" style="width:224.1pt;height:1.5pt;mso-position-horizontal-relative:char;mso-position-vertical-relative:line" coordsize="4482,24" o:gfxdata="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">
                       <v:line id="Line 5" o:spid="_x0000_s1027" style="position:absolute;visibility:visible;mso-wrap-style:square" from="0,24" to="4480,24" o:connectortype="straight" o:gfxdata="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" strokeweight=".19811mm"/>
@@ -1657,7 +1657,7 @@
                     </wp:inline>
                   </w:drawing>
                 </mc:Choice>
-                <mc:Fallback>
+                <mc:Fallback xmlns:w16sdtfl="http://schemas.microsoft.com/office/word/2024/wordml/sdtformatlock" xmlns:w16sdtdh="http://schemas.microsoft.com/office/word/2020/wordml/sdtdatahash" xmlns:w16du="http://schemas.microsoft.com/office/word/2023/wordml/word16du" xmlns:w16="http://schemas.microsoft.com/office/word/2018/wordml" xmlns:w16cid="http://schemas.microsoft.com/office/word/2016/wordml/cid" xmlns:w16cex="http://schemas.microsoft.com/office/word/2018/wordml/cex" xmlns:oel="http://schemas.microsoft.com/office/2019/extlst" xmlns:am3d="http://schemas.microsoft.com/office/drawing/2017/model3d" xmlns:aink="http://schemas.microsoft.com/office/drawing/2016/ink" xmlns:cx8="http://schemas.microsoft.com/office/drawing/2016/5/14/chartex" xmlns:cx7="http://schemas.microsoft.com/office/drawing/2016/5/13/chartex" xmlns:cx6="http://schemas.microsoft.com/office/drawing/2016/5/12/chartex" xmlns:cx5="http://schemas.microsoft.com/office/drawing/2016/5/11/chartex" xmlns:cx4="http://schemas.microsoft.com/office/drawing/2016/5/10/chartex" xmlns:cx3="http://schemas.microsoft.com/office/drawing/2016/5/9/chartex" xmlns:cx2="http://schemas.microsoft.com/office/drawing/2015/10/21/chartex">
                   <w:pict>
                     <v:group w14:anchorId="18FC452D" id="Группа 22" o:spid="_x0000_s1026" style="width:154.05pt;height:.6pt;mso-position-horizontal-relative:char;mso-position-vertical-relative:line" coordorigin=",6" coordsize="3081,0" o:gfxdata="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">
                       <v:line id="Line 3" o:spid="_x0000_s1027" style="position:absolute;visibility:visible;mso-wrap-style:square" from="0,6" to="3081,6" o:connectortype="straight" o:gfxdata="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" strokeweight=".19811mm"/>
@@ -4218,10 +4218,10 @@
             <v:path o:extrusionok="f" gradientshapeok="t" o:connecttype="rect"/>
             <o:lock v:ext="edit" aspectratio="t"/>
           </v:shapetype>
-          <v:shape id="_x0000_i1025" type="#_x0000_t75" style="width:379.5pt;height:401.25pt" o:ole="">
+          <v:shape id="_x0000_i1025" type="#_x0000_t75" style="width:379.4pt;height:401.3pt" o:ole="">
             <v:imagedata r:id="rId6" o:title=""/>
           </v:shape>
-          <o:OLEObject Type="Embed" ProgID="Visio.Drawing.11" ShapeID="_x0000_i1025" DrawAspect="Content" ObjectID="_1835183439" r:id="rId7"/>
+          <o:OLEObject Type="Embed" ProgID="Visio.Drawing.11" ShapeID="_x0000_i1025" DrawAspect="Content" ObjectID="_1835253616" r:id="rId7"/>
         </w:object>
       </w:r>
     </w:p>
@@ -4600,7 +4600,7 @@
           <w:sz w:val="28"/>
           <w:szCs w:val="28"/>
         </w:rPr>
-        <w:t>Объектом автоматизации является розничный магазин ООО «Обувь», осуществляющий продажу обуви. Основные бизнес-процессы включают закупку товаров, их приёмку, складское хранение, перемещение в торговый зал и реализацию конечным покупателям. В настоящее время учёт товародвижения ведётся преимущественно в электронных таблицах Excel, что сопровождается ручным вводом данных, дублированием информации и высокой вероятностью ошибок. Оперативная синхронизация между складом и торговым залом отсутствует, что приводит к расхождениям в остатках и несвоевременному пополнению ассортимента.</w:t>
+        <w:t>Объектом автоматизации является розничный магазин ООО «Обувь», осуществляющий продажу обуви. Основные бизнес-процессы включают закупку товаров, их приёмку, складское хранение, перемещение в торговый зал и реализацию конечным покупателям. В настоящее время учёт товародвижения ведётся преимущественно в электронных таблицах Excel, что сопровождается ручным вводом данных, дублированием информации и высокой вероятностью ошибок.</w:t>
       </w:r>
     </w:p>
     <w:p>
@@ -4741,7 +4741,25 @@
           <w:sz w:val="28"/>
           <w:szCs w:val="28"/>
         </w:rPr>
-        <w:t xml:space="preserve">Разработка собственного программного продукта, а не внедрение готового решения, обусловлена несколькими факторами. Во-первых, готовые коммерческие системы часто избыточны по функционалу и требуют значительных затрат на адаптацию к специфике конкретного магазина. Во-вторых, в рамках учебной практики создание приложения с нуля позволяет наиболее полно освоить все этапы разработки – от проектирования базы данных до тестирования готового продукта. В-третьих, наличие чёткого технического задания в виде Комплекта оценочной документации (КОД 09.02.07-2-2026) обеспечивает соответствие разрабатываемого приложения реальным требованиям демонстрационного экзамена, что повышает </w:t>
+        <w:t>Разработка собственного программного продукта, а не внедрение готового решения, обусловлена несколькими факторами</w:t>
+      </w:r>
+      <w:r>
+        <w:rPr>
+          <w:rFonts w:ascii="Times New Roman" w:hAnsi="Times New Roman" w:cs="Times New Roman"/>
+          <w:color w:val="000000" w:themeColor="text1"/>
+          <w:sz w:val="28"/>
+          <w:szCs w:val="28"/>
+        </w:rPr>
+        <w:t xml:space="preserve">: </w:t>
+      </w:r>
+      <w:r>
+        <w:rPr>
+          <w:rFonts w:ascii="Times New Roman" w:hAnsi="Times New Roman" w:cs="Times New Roman"/>
+          <w:color w:val="000000" w:themeColor="text1"/>
+          <w:sz w:val="28"/>
+          <w:szCs w:val="28"/>
+        </w:rPr>
+        <w:t xml:space="preserve">готовые коммерческие системы часто избыточны по функционалу и требуют значительных затрат, в рамках учебной практики создание приложения с нуля позволяет наиболее полно освоить все этапы разработки – от проектирования базы данных до тестирования готового продукта, наличие чёткого технического задания в виде обеспечивает соответствие разрабатываемого приложения реальным требованиям демонстрационного экзамена, что повышает </w:t>
       </w:r>
       <w:r>
         <w:rPr>
@@ -4952,7 +4970,6 @@
           <w:sz w:val="28"/>
           <w:szCs w:val="28"/>
         </w:rPr>
-        <w:lastRenderedPageBreak/>
         <w:t>реализовать визуальное выделение строк таблицы в зависимости от скидки и наличия на складе, что сделает работу с товарами более наглядной и снизит вероятность ошибок пр</w:t>
       </w:r>
       <w:r>
@@ -4986,6 +5003,7 @@
           <w:sz w:val="28"/>
           <w:szCs w:val="28"/>
         </w:rPr>
+        <w:lastRenderedPageBreak/>
         <w:t>1.3.1 Требования к информационному обеспечению</w:t>
       </w:r>
       <w:bookmarkEnd w:id="5"/>
@@ -5236,7 +5254,6 @@
           <w:sz w:val="28"/>
           <w:szCs w:val="28"/>
         </w:rPr>
-        <w:lastRenderedPageBreak/>
         <w:t>просмотр списка товаров с возможностью фильтрации, сортировки и поиска (дл</w:t>
       </w:r>
       <w:r>
@@ -5309,6 +5326,7 @@
           <w:sz w:val="28"/>
           <w:szCs w:val="28"/>
         </w:rPr>
+        <w:lastRenderedPageBreak/>
         <w:t>загрузка и хранение изображений товаров</w:t>
       </w:r>
       <w:r>
@@ -5655,6 +5673,16 @@
           <w:szCs w:val="28"/>
         </w:rPr>
       </w:pPr>
+      <w:r>
+        <w:object w:dxaOrig="9526" w:dyaOrig="10186" w14:anchorId="3F54246C">
+          <v:shape id="_x0000_i1031" type="#_x0000_t75" style="width:467.7pt;height:500.25pt" o:ole="">
+            <v:imagedata r:id="rId8" o:title=""/>
+          </v:shape>
+          <o:OLEObject Type="Embed" ProgID="Visio.Drawing.15" ShapeID="_x0000_i1031" DrawAspect="Content" ObjectID="_1835253617" r:id="rId9"/>
+        </w:object>
+      </w:r>
+      <w:bookmarkStart w:id="6" w:name="_GoBack"/>
+      <w:bookmarkEnd w:id="6"/>
     </w:p>
     <w:p>
       <w:pPr>
@@ -5705,7 +5733,7 @@
           <w:szCs w:val="28"/>
         </w:rPr>
       </w:pPr>
-      <w:bookmarkStart w:id="6" w:name="_Toc224040732"/>
+      <w:bookmarkStart w:id="7" w:name="_Toc224040732"/>
       <w:r>
         <w:rPr>
           <w:rFonts w:ascii="Times New Roman" w:hAnsi="Times New Roman" w:cs="Times New Roman"/>
@@ -5725,7 +5753,7 @@
         </w:rPr>
         <w:t>ДЭ в рамках ПА</w:t>
       </w:r>
-      <w:bookmarkEnd w:id="6"/>
+      <w:bookmarkEnd w:id="7"/>
     </w:p>
     <w:p>
       <w:pPr>
@@ -5740,7 +5768,7 @@
           <w:szCs w:val="28"/>
         </w:rPr>
       </w:pPr>
-      <w:bookmarkStart w:id="7" w:name="_Toc224040733"/>
+      <w:bookmarkStart w:id="8" w:name="_Toc224040733"/>
       <w:r>
         <w:rPr>
           <w:rFonts w:ascii="Times New Roman" w:hAnsi="Times New Roman" w:cs="Times New Roman"/>
@@ -5759,7 +5787,7 @@
         </w:rPr>
         <w:t>Модуль 1</w:t>
       </w:r>
-      <w:bookmarkEnd w:id="7"/>
+      <w:bookmarkEnd w:id="8"/>
     </w:p>
     <w:p>
       <w:pPr>
@@ -5869,16 +5897,7 @@
           <w:sz w:val="28"/>
           <w:szCs w:val="28"/>
         </w:rPr>
-        <w:t xml:space="preserve"> </w:t>
-      </w:r>
-      <w:r>
-        <w:rPr>
-          <w:rFonts w:ascii="Times New Roman" w:hAnsi="Times New Roman" w:cs="Times New Roman"/>
-          <w:color w:val="000000" w:themeColor="text1"/>
-          <w:sz w:val="28"/>
-          <w:szCs w:val="28"/>
-        </w:rPr>
-        <w:t>(Пользователи системы)</w:t>
+        <w:t xml:space="preserve"> (Пользователи системы)</w:t>
       </w:r>
     </w:p>
     <w:tbl>
@@ -6009,33 +6028,13 @@
                 <w:szCs w:val="24"/>
               </w:rPr>
             </w:pPr>
-            <w:proofErr w:type="spellStart"/>
-            <w:proofErr w:type="gramStart"/>
             <w:r>
               <w:rPr>
                 <w:rFonts w:ascii="Times New Roman" w:hAnsi="Times New Roman" w:cs="Times New Roman"/>
                 <w:sz w:val="24"/>
                 <w:szCs w:val="24"/>
               </w:rPr>
-              <w:t>int</w:t>
-            </w:r>
-            <w:proofErr w:type="spellEnd"/>
-            <w:r>
-              <w:rPr>
-                <w:rFonts w:ascii="Times New Roman" w:hAnsi="Times New Roman" w:cs="Times New Roman"/>
-                <w:sz w:val="24"/>
-                <w:szCs w:val="24"/>
-              </w:rPr>
-              <w:t>(</w:t>
-            </w:r>
-            <w:proofErr w:type="gramEnd"/>
-            <w:r>
-              <w:rPr>
-                <w:rFonts w:ascii="Times New Roman" w:hAnsi="Times New Roman" w:cs="Times New Roman"/>
-                <w:sz w:val="24"/>
-                <w:szCs w:val="24"/>
-              </w:rPr>
-              <w:t>10)</w:t>
+              <w:t>int(10)</w:t>
             </w:r>
           </w:p>
         </w:tc>
@@ -6113,33 +6112,13 @@
                 <w:szCs w:val="24"/>
               </w:rPr>
             </w:pPr>
-            <w:proofErr w:type="spellStart"/>
-            <w:proofErr w:type="gramStart"/>
             <w:r>
               <w:rPr>
                 <w:rFonts w:ascii="Times New Roman" w:hAnsi="Times New Roman" w:cs="Times New Roman"/>
                 <w:sz w:val="24"/>
                 <w:szCs w:val="24"/>
               </w:rPr>
-              <w:t>varchar</w:t>
-            </w:r>
-            <w:proofErr w:type="spellEnd"/>
-            <w:r>
-              <w:rPr>
-                <w:rFonts w:ascii="Times New Roman" w:hAnsi="Times New Roman" w:cs="Times New Roman"/>
-                <w:sz w:val="24"/>
-                <w:szCs w:val="24"/>
-              </w:rPr>
-              <w:t>(</w:t>
-            </w:r>
-            <w:proofErr w:type="gramEnd"/>
-            <w:r>
-              <w:rPr>
-                <w:rFonts w:ascii="Times New Roman" w:hAnsi="Times New Roman" w:cs="Times New Roman"/>
-                <w:sz w:val="24"/>
-                <w:szCs w:val="24"/>
-              </w:rPr>
-              <w:t>50)</w:t>
+              <w:t>varchar(50)</w:t>
             </w:r>
           </w:p>
         </w:tc>
@@ -6209,33 +6188,13 @@
                 <w:szCs w:val="24"/>
               </w:rPr>
             </w:pPr>
-            <w:proofErr w:type="spellStart"/>
-            <w:proofErr w:type="gramStart"/>
             <w:r>
               <w:rPr>
                 <w:rFonts w:ascii="Times New Roman" w:hAnsi="Times New Roman" w:cs="Times New Roman"/>
                 <w:sz w:val="24"/>
                 <w:szCs w:val="24"/>
               </w:rPr>
-              <w:t>varchar</w:t>
-            </w:r>
-            <w:proofErr w:type="spellEnd"/>
-            <w:r>
-              <w:rPr>
-                <w:rFonts w:ascii="Times New Roman" w:hAnsi="Times New Roman" w:cs="Times New Roman"/>
-                <w:sz w:val="24"/>
-                <w:szCs w:val="24"/>
-              </w:rPr>
-              <w:t>(</w:t>
-            </w:r>
-            <w:proofErr w:type="gramEnd"/>
-            <w:r>
-              <w:rPr>
-                <w:rFonts w:ascii="Times New Roman" w:hAnsi="Times New Roman" w:cs="Times New Roman"/>
-                <w:sz w:val="24"/>
-                <w:szCs w:val="24"/>
-              </w:rPr>
-              <w:t>255)</w:t>
+              <w:t>varchar(255)</w:t>
             </w:r>
           </w:p>
         </w:tc>
@@ -6305,33 +6264,13 @@
                 <w:szCs w:val="24"/>
               </w:rPr>
             </w:pPr>
-            <w:proofErr w:type="spellStart"/>
-            <w:proofErr w:type="gramStart"/>
             <w:r>
               <w:rPr>
                 <w:rFonts w:ascii="Times New Roman" w:hAnsi="Times New Roman" w:cs="Times New Roman"/>
                 <w:sz w:val="24"/>
                 <w:szCs w:val="24"/>
               </w:rPr>
-              <w:t>varchar</w:t>
-            </w:r>
-            <w:proofErr w:type="spellEnd"/>
-            <w:r>
-              <w:rPr>
-                <w:rFonts w:ascii="Times New Roman" w:hAnsi="Times New Roman" w:cs="Times New Roman"/>
-                <w:sz w:val="24"/>
-                <w:szCs w:val="24"/>
-              </w:rPr>
-              <w:t>(</w:t>
-            </w:r>
-            <w:proofErr w:type="gramEnd"/>
-            <w:r>
-              <w:rPr>
-                <w:rFonts w:ascii="Times New Roman" w:hAnsi="Times New Roman" w:cs="Times New Roman"/>
-                <w:sz w:val="24"/>
-                <w:szCs w:val="24"/>
-              </w:rPr>
-              <w:t>255)</w:t>
+              <w:t>varchar(255)</w:t>
             </w:r>
           </w:p>
         </w:tc>
@@ -6401,33 +6340,13 @@
                 <w:szCs w:val="24"/>
               </w:rPr>
             </w:pPr>
-            <w:proofErr w:type="spellStart"/>
-            <w:proofErr w:type="gramStart"/>
             <w:r>
               <w:rPr>
                 <w:rFonts w:ascii="Times New Roman" w:hAnsi="Times New Roman" w:cs="Times New Roman"/>
                 <w:sz w:val="24"/>
                 <w:szCs w:val="24"/>
               </w:rPr>
-              <w:t>varchar</w:t>
-            </w:r>
-            <w:proofErr w:type="spellEnd"/>
-            <w:r>
-              <w:rPr>
-                <w:rFonts w:ascii="Times New Roman" w:hAnsi="Times New Roman" w:cs="Times New Roman"/>
-                <w:sz w:val="24"/>
-                <w:szCs w:val="24"/>
-              </w:rPr>
-              <w:t>(</w:t>
-            </w:r>
-            <w:proofErr w:type="gramEnd"/>
-            <w:r>
-              <w:rPr>
-                <w:rFonts w:ascii="Times New Roman" w:hAnsi="Times New Roman" w:cs="Times New Roman"/>
-                <w:sz w:val="24"/>
-                <w:szCs w:val="24"/>
-              </w:rPr>
-              <w:t>255)</w:t>
+              <w:t>varchar(255)</w:t>
             </w:r>
           </w:p>
         </w:tc>
@@ -6585,16 +6504,7 @@
           <w:sz w:val="28"/>
           <w:szCs w:val="28"/>
         </w:rPr>
-        <w:t xml:space="preserve"> </w:t>
-      </w:r>
-      <w:r>
-        <w:rPr>
-          <w:rFonts w:ascii="Times New Roman" w:hAnsi="Times New Roman" w:cs="Times New Roman"/>
-          <w:color w:val="000000" w:themeColor="text1"/>
-          <w:sz w:val="28"/>
-          <w:szCs w:val="28"/>
-        </w:rPr>
-        <w:t>(Товарный каталог)</w:t>
+        <w:t xml:space="preserve"> (Товарный каталог)</w:t>
       </w:r>
     </w:p>
     <w:tbl>
@@ -6727,8 +6637,6 @@
                 <w:szCs w:val="24"/>
               </w:rPr>
             </w:pPr>
-            <w:proofErr w:type="spellStart"/>
-            <w:proofErr w:type="gramStart"/>
             <w:r>
               <w:rPr>
                 <w:rFonts w:ascii="Times New Roman" w:hAnsi="Times New Roman" w:cs="Times New Roman"/>
@@ -6736,27 +6644,7 @@
                 <w:sz w:val="24"/>
                 <w:szCs w:val="24"/>
               </w:rPr>
-              <w:t>varchar</w:t>
-            </w:r>
-            <w:proofErr w:type="spellEnd"/>
-            <w:r>
-              <w:rPr>
-                <w:rFonts w:ascii="Times New Roman" w:hAnsi="Times New Roman" w:cs="Times New Roman"/>
-                <w:color w:val="000000"/>
-                <w:sz w:val="24"/>
-                <w:szCs w:val="24"/>
-              </w:rPr>
-              <w:t>(</w:t>
-            </w:r>
-            <w:proofErr w:type="gramEnd"/>
-            <w:r>
-              <w:rPr>
-                <w:rFonts w:ascii="Times New Roman" w:hAnsi="Times New Roman" w:cs="Times New Roman"/>
-                <w:color w:val="000000"/>
-                <w:sz w:val="24"/>
-                <w:szCs w:val="24"/>
-              </w:rPr>
-              <w:t>50)</w:t>
+              <w:t>varchar(50)</w:t>
             </w:r>
           </w:p>
         </w:tc>
@@ -6826,8 +6714,6 @@
                 <w:szCs w:val="24"/>
               </w:rPr>
             </w:pPr>
-            <w:proofErr w:type="spellStart"/>
-            <w:proofErr w:type="gramStart"/>
             <w:r>
               <w:rPr>
                 <w:rFonts w:ascii="Times New Roman" w:hAnsi="Times New Roman" w:cs="Times New Roman"/>
@@ -6835,27 +6721,7 @@
                 <w:sz w:val="24"/>
                 <w:szCs w:val="24"/>
               </w:rPr>
-              <w:t>varchar</w:t>
-            </w:r>
-            <w:proofErr w:type="spellEnd"/>
-            <w:r>
-              <w:rPr>
-                <w:rFonts w:ascii="Times New Roman" w:hAnsi="Times New Roman" w:cs="Times New Roman"/>
-                <w:color w:val="000000"/>
-                <w:sz w:val="24"/>
-                <w:szCs w:val="24"/>
-              </w:rPr>
-              <w:t>(</w:t>
-            </w:r>
-            <w:proofErr w:type="gramEnd"/>
-            <w:r>
-              <w:rPr>
-                <w:rFonts w:ascii="Times New Roman" w:hAnsi="Times New Roman" w:cs="Times New Roman"/>
-                <w:color w:val="000000"/>
-                <w:sz w:val="24"/>
-                <w:szCs w:val="24"/>
-              </w:rPr>
-              <w:t>255)</w:t>
+              <w:t>varchar(255)</w:t>
             </w:r>
           </w:p>
         </w:tc>
@@ -6927,8 +6793,6 @@
                 <w:szCs w:val="24"/>
               </w:rPr>
             </w:pPr>
-            <w:proofErr w:type="spellStart"/>
-            <w:proofErr w:type="gramStart"/>
             <w:r>
               <w:rPr>
                 <w:rFonts w:ascii="Times New Roman" w:hAnsi="Times New Roman" w:cs="Times New Roman"/>
@@ -6936,27 +6800,7 @@
                 <w:sz w:val="24"/>
                 <w:szCs w:val="24"/>
               </w:rPr>
-              <w:t>varchar</w:t>
-            </w:r>
-            <w:proofErr w:type="spellEnd"/>
-            <w:r>
-              <w:rPr>
-                <w:rFonts w:ascii="Times New Roman" w:hAnsi="Times New Roman" w:cs="Times New Roman"/>
-                <w:color w:val="000000"/>
-                <w:sz w:val="24"/>
-                <w:szCs w:val="24"/>
-              </w:rPr>
-              <w:t>(</w:t>
-            </w:r>
-            <w:proofErr w:type="gramEnd"/>
-            <w:r>
-              <w:rPr>
-                <w:rFonts w:ascii="Times New Roman" w:hAnsi="Times New Roman" w:cs="Times New Roman"/>
-                <w:color w:val="000000"/>
-                <w:sz w:val="24"/>
-                <w:szCs w:val="24"/>
-              </w:rPr>
-              <w:t>20)</w:t>
+              <w:t>varchar(20)</w:t>
             </w:r>
           </w:p>
         </w:tc>
@@ -7027,7 +6871,6 @@
               </w:rPr>
             </w:pPr>
             <w:proofErr w:type="spellStart"/>
-            <w:proofErr w:type="gramStart"/>
             <w:r>
               <w:rPr>
                 <w:rFonts w:ascii="Times New Roman" w:hAnsi="Times New Roman" w:cs="Times New Roman"/>
@@ -7045,17 +6888,7 @@
                 <w:sz w:val="24"/>
                 <w:szCs w:val="24"/>
               </w:rPr>
-              <w:t>(</w:t>
-            </w:r>
-            <w:proofErr w:type="gramEnd"/>
-            <w:r>
-              <w:rPr>
-                <w:rFonts w:ascii="Times New Roman" w:hAnsi="Times New Roman" w:cs="Times New Roman"/>
-                <w:color w:val="000000"/>
-                <w:sz w:val="24"/>
-                <w:szCs w:val="24"/>
-              </w:rPr>
-              <w:t>10,2)</w:t>
+              <w:t>(10,2)</w:t>
             </w:r>
           </w:p>
         </w:tc>
@@ -7127,8 +6960,6 @@
                 <w:szCs w:val="24"/>
               </w:rPr>
             </w:pPr>
-            <w:proofErr w:type="spellStart"/>
-            <w:proofErr w:type="gramStart"/>
             <w:r>
               <w:rPr>
                 <w:rFonts w:ascii="Times New Roman" w:hAnsi="Times New Roman" w:cs="Times New Roman"/>
@@ -7136,27 +6967,7 @@
                 <w:sz w:val="24"/>
                 <w:szCs w:val="24"/>
               </w:rPr>
-              <w:t>varchar</w:t>
-            </w:r>
-            <w:proofErr w:type="spellEnd"/>
-            <w:r>
-              <w:rPr>
-                <w:rFonts w:ascii="Times New Roman" w:hAnsi="Times New Roman" w:cs="Times New Roman"/>
-                <w:color w:val="000000"/>
-                <w:sz w:val="24"/>
-                <w:szCs w:val="24"/>
-              </w:rPr>
-              <w:t>(</w:t>
-            </w:r>
-            <w:proofErr w:type="gramEnd"/>
-            <w:r>
-              <w:rPr>
-                <w:rFonts w:ascii="Times New Roman" w:hAnsi="Times New Roman" w:cs="Times New Roman"/>
-                <w:color w:val="000000"/>
-                <w:sz w:val="24"/>
-                <w:szCs w:val="24"/>
-              </w:rPr>
-              <w:t>255)</w:t>
+              <w:t>varchar(255)</w:t>
             </w:r>
           </w:p>
         </w:tc>
@@ -7248,8 +7059,6 @@
                 <w:szCs w:val="24"/>
               </w:rPr>
             </w:pPr>
-            <w:proofErr w:type="spellStart"/>
-            <w:proofErr w:type="gramStart"/>
             <w:r>
               <w:rPr>
                 <w:rFonts w:ascii="Times New Roman" w:hAnsi="Times New Roman" w:cs="Times New Roman"/>
@@ -7257,27 +7066,7 @@
                 <w:sz w:val="24"/>
                 <w:szCs w:val="24"/>
               </w:rPr>
-              <w:t>varchar</w:t>
-            </w:r>
-            <w:proofErr w:type="spellEnd"/>
-            <w:r>
-              <w:rPr>
-                <w:rFonts w:ascii="Times New Roman" w:hAnsi="Times New Roman" w:cs="Times New Roman"/>
-                <w:color w:val="000000"/>
-                <w:sz w:val="24"/>
-                <w:szCs w:val="24"/>
-              </w:rPr>
-              <w:t>(</w:t>
-            </w:r>
-            <w:proofErr w:type="gramEnd"/>
-            <w:r>
-              <w:rPr>
-                <w:rFonts w:ascii="Times New Roman" w:hAnsi="Times New Roman" w:cs="Times New Roman"/>
-                <w:color w:val="000000"/>
-                <w:sz w:val="24"/>
-                <w:szCs w:val="24"/>
-              </w:rPr>
-              <w:t>255)</w:t>
+              <w:t>varchar(255)</w:t>
             </w:r>
           </w:p>
         </w:tc>
@@ -7302,7 +7091,27 @@
                 <w:sz w:val="24"/>
                 <w:szCs w:val="24"/>
               </w:rPr>
-              <w:t xml:space="preserve">Производитель (бренд: Rieker, </w:t>
+              <w:t xml:space="preserve">Производитель (бренд: </w:t>
+            </w:r>
+            <w:proofErr w:type="spellStart"/>
+            <w:r>
+              <w:rPr>
+                <w:rFonts w:ascii="Times New Roman" w:hAnsi="Times New Roman" w:cs="Times New Roman"/>
+                <w:color w:val="000000"/>
+                <w:sz w:val="24"/>
+                <w:szCs w:val="24"/>
+              </w:rPr>
+              <w:t>Rieker</w:t>
+            </w:r>
+            <w:proofErr w:type="spellEnd"/>
+            <w:r>
+              <w:rPr>
+                <w:rFonts w:ascii="Times New Roman" w:hAnsi="Times New Roman" w:cs="Times New Roman"/>
+                <w:color w:val="000000"/>
+                <w:sz w:val="24"/>
+                <w:szCs w:val="24"/>
+              </w:rPr>
+              <w:t xml:space="preserve">, </w:t>
             </w:r>
             <w:proofErr w:type="spellStart"/>
             <w:r>
@@ -7389,8 +7198,6 @@
                 <w:szCs w:val="24"/>
               </w:rPr>
             </w:pPr>
-            <w:proofErr w:type="spellStart"/>
-            <w:proofErr w:type="gramStart"/>
             <w:r>
               <w:rPr>
                 <w:rFonts w:ascii="Times New Roman" w:hAnsi="Times New Roman" w:cs="Times New Roman"/>
@@ -7398,27 +7205,7 @@
                 <w:sz w:val="24"/>
                 <w:szCs w:val="24"/>
               </w:rPr>
-              <w:t>varchar</w:t>
-            </w:r>
-            <w:proofErr w:type="spellEnd"/>
-            <w:r>
-              <w:rPr>
-                <w:rFonts w:ascii="Times New Roman" w:hAnsi="Times New Roman" w:cs="Times New Roman"/>
-                <w:color w:val="000000"/>
-                <w:sz w:val="24"/>
-                <w:szCs w:val="24"/>
-              </w:rPr>
-              <w:t>(</w:t>
-            </w:r>
-            <w:proofErr w:type="gramEnd"/>
-            <w:r>
-              <w:rPr>
-                <w:rFonts w:ascii="Times New Roman" w:hAnsi="Times New Roman" w:cs="Times New Roman"/>
-                <w:color w:val="000000"/>
-                <w:sz w:val="24"/>
-                <w:szCs w:val="24"/>
-              </w:rPr>
-              <w:t>255)</w:t>
+              <w:t>varchar(255)</w:t>
             </w:r>
           </w:p>
         </w:tc>
@@ -7490,8 +7277,6 @@
                 <w:szCs w:val="24"/>
               </w:rPr>
             </w:pPr>
-            <w:proofErr w:type="spellStart"/>
-            <w:proofErr w:type="gramStart"/>
             <w:r>
               <w:rPr>
                 <w:rFonts w:ascii="Times New Roman" w:hAnsi="Times New Roman" w:cs="Times New Roman"/>
@@ -7499,27 +7284,7 @@
                 <w:sz w:val="24"/>
                 <w:szCs w:val="24"/>
               </w:rPr>
-              <w:t>int</w:t>
-            </w:r>
-            <w:proofErr w:type="spellEnd"/>
-            <w:r>
-              <w:rPr>
-                <w:rFonts w:ascii="Times New Roman" w:hAnsi="Times New Roman" w:cs="Times New Roman"/>
-                <w:color w:val="000000"/>
-                <w:sz w:val="24"/>
-                <w:szCs w:val="24"/>
-              </w:rPr>
-              <w:t>(</w:t>
-            </w:r>
-            <w:proofErr w:type="gramEnd"/>
-            <w:r>
-              <w:rPr>
-                <w:rFonts w:ascii="Times New Roman" w:hAnsi="Times New Roman" w:cs="Times New Roman"/>
-                <w:color w:val="000000"/>
-                <w:sz w:val="24"/>
-                <w:szCs w:val="24"/>
-              </w:rPr>
-              <w:t>11)</w:t>
+              <w:t>int(11)</w:t>
             </w:r>
           </w:p>
         </w:tc>
@@ -7591,8 +7356,6 @@
                 <w:szCs w:val="24"/>
               </w:rPr>
             </w:pPr>
-            <w:proofErr w:type="spellStart"/>
-            <w:proofErr w:type="gramStart"/>
             <w:r>
               <w:rPr>
                 <w:rFonts w:ascii="Times New Roman" w:hAnsi="Times New Roman" w:cs="Times New Roman"/>
@@ -7600,27 +7363,7 @@
                 <w:sz w:val="24"/>
                 <w:szCs w:val="24"/>
               </w:rPr>
-              <w:t>int</w:t>
-            </w:r>
-            <w:proofErr w:type="spellEnd"/>
-            <w:r>
-              <w:rPr>
-                <w:rFonts w:ascii="Times New Roman" w:hAnsi="Times New Roman" w:cs="Times New Roman"/>
-                <w:color w:val="000000"/>
-                <w:sz w:val="24"/>
-                <w:szCs w:val="24"/>
-              </w:rPr>
-              <w:t>(</w:t>
-            </w:r>
-            <w:proofErr w:type="gramEnd"/>
-            <w:r>
-              <w:rPr>
-                <w:rFonts w:ascii="Times New Roman" w:hAnsi="Times New Roman" w:cs="Times New Roman"/>
-                <w:color w:val="000000"/>
-                <w:sz w:val="24"/>
-                <w:szCs w:val="24"/>
-              </w:rPr>
-              <w:t>11)</w:t>
+              <w:t>int(11)</w:t>
             </w:r>
           </w:p>
         </w:tc>
@@ -7771,8 +7514,6 @@
                 <w:szCs w:val="24"/>
               </w:rPr>
             </w:pPr>
-            <w:proofErr w:type="spellStart"/>
-            <w:proofErr w:type="gramStart"/>
             <w:r>
               <w:rPr>
                 <w:rFonts w:ascii="Times New Roman" w:hAnsi="Times New Roman" w:cs="Times New Roman"/>
@@ -7780,27 +7521,7 @@
                 <w:sz w:val="24"/>
                 <w:szCs w:val="24"/>
               </w:rPr>
-              <w:t>varchar</w:t>
-            </w:r>
-            <w:proofErr w:type="spellEnd"/>
-            <w:r>
-              <w:rPr>
-                <w:rFonts w:ascii="Times New Roman" w:hAnsi="Times New Roman" w:cs="Times New Roman"/>
-                <w:color w:val="000000"/>
-                <w:sz w:val="24"/>
-                <w:szCs w:val="24"/>
-              </w:rPr>
-              <w:t>(</w:t>
-            </w:r>
-            <w:proofErr w:type="gramEnd"/>
-            <w:r>
-              <w:rPr>
-                <w:rFonts w:ascii="Times New Roman" w:hAnsi="Times New Roman" w:cs="Times New Roman"/>
-                <w:color w:val="000000"/>
-                <w:sz w:val="24"/>
-                <w:szCs w:val="24"/>
-              </w:rPr>
-              <w:t>255)</w:t>
+              <w:t>varchar(255)</w:t>
             </w:r>
           </w:p>
         </w:tc>
@@ -7939,16 +7660,7 @@
           <w:sz w:val="28"/>
           <w:szCs w:val="28"/>
         </w:rPr>
-        <w:t xml:space="preserve"> </w:t>
-      </w:r>
-      <w:r>
-        <w:rPr>
-          <w:rFonts w:ascii="Times New Roman" w:hAnsi="Times New Roman" w:cs="Times New Roman"/>
-          <w:color w:val="000000" w:themeColor="text1"/>
-          <w:sz w:val="28"/>
-          <w:szCs w:val="28"/>
-        </w:rPr>
-        <w:t>(Пункты выдачи заказов)</w:t>
+        <w:t xml:space="preserve"> (Пункты выдачи заказов)</w:t>
       </w:r>
     </w:p>
     <w:tbl>
@@ -8078,33 +7790,13 @@
                 <w:szCs w:val="24"/>
               </w:rPr>
             </w:pPr>
-            <w:proofErr w:type="spellStart"/>
-            <w:proofErr w:type="gramStart"/>
             <w:r>
               <w:rPr>
                 <w:rFonts w:ascii="Times New Roman" w:hAnsi="Times New Roman" w:cs="Times New Roman"/>
                 <w:sz w:val="24"/>
                 <w:szCs w:val="24"/>
               </w:rPr>
-              <w:t>int</w:t>
-            </w:r>
-            <w:proofErr w:type="spellEnd"/>
-            <w:r>
-              <w:rPr>
-                <w:rFonts w:ascii="Times New Roman" w:hAnsi="Times New Roman" w:cs="Times New Roman"/>
-                <w:sz w:val="24"/>
-                <w:szCs w:val="24"/>
-              </w:rPr>
-              <w:t>(</w:t>
-            </w:r>
-            <w:proofErr w:type="gramEnd"/>
-            <w:r>
-              <w:rPr>
-                <w:rFonts w:ascii="Times New Roman" w:hAnsi="Times New Roman" w:cs="Times New Roman"/>
-                <w:sz w:val="24"/>
-                <w:szCs w:val="24"/>
-              </w:rPr>
-              <w:t>10)</w:t>
+              <w:t>int(10)</w:t>
             </w:r>
           </w:p>
         </w:tc>
@@ -8184,33 +7876,13 @@
                 <w:szCs w:val="24"/>
               </w:rPr>
             </w:pPr>
-            <w:proofErr w:type="spellStart"/>
-            <w:proofErr w:type="gramStart"/>
             <w:r>
               <w:rPr>
                 <w:rFonts w:ascii="Times New Roman" w:hAnsi="Times New Roman" w:cs="Times New Roman"/>
                 <w:sz w:val="24"/>
                 <w:szCs w:val="24"/>
               </w:rPr>
-              <w:t>int</w:t>
-            </w:r>
-            <w:proofErr w:type="spellEnd"/>
-            <w:r>
-              <w:rPr>
-                <w:rFonts w:ascii="Times New Roman" w:hAnsi="Times New Roman" w:cs="Times New Roman"/>
-                <w:sz w:val="24"/>
-                <w:szCs w:val="24"/>
-              </w:rPr>
-              <w:t>(</w:t>
-            </w:r>
-            <w:proofErr w:type="gramEnd"/>
-            <w:r>
-              <w:rPr>
-                <w:rFonts w:ascii="Times New Roman" w:hAnsi="Times New Roman" w:cs="Times New Roman"/>
-                <w:sz w:val="24"/>
-                <w:szCs w:val="24"/>
-              </w:rPr>
-              <w:t>11)</w:t>
+              <w:t>int(11)</w:t>
             </w:r>
           </w:p>
         </w:tc>
@@ -8326,33 +7998,13 @@
                 <w:szCs w:val="24"/>
               </w:rPr>
             </w:pPr>
-            <w:proofErr w:type="spellStart"/>
-            <w:proofErr w:type="gramStart"/>
             <w:r>
               <w:rPr>
                 <w:rFonts w:ascii="Times New Roman" w:hAnsi="Times New Roman" w:cs="Times New Roman"/>
                 <w:sz w:val="24"/>
                 <w:szCs w:val="24"/>
               </w:rPr>
-              <w:t>varchar</w:t>
-            </w:r>
-            <w:proofErr w:type="spellEnd"/>
-            <w:r>
-              <w:rPr>
-                <w:rFonts w:ascii="Times New Roman" w:hAnsi="Times New Roman" w:cs="Times New Roman"/>
-                <w:sz w:val="24"/>
-                <w:szCs w:val="24"/>
-              </w:rPr>
-              <w:t>(</w:t>
-            </w:r>
-            <w:proofErr w:type="gramEnd"/>
-            <w:r>
-              <w:rPr>
-                <w:rFonts w:ascii="Times New Roman" w:hAnsi="Times New Roman" w:cs="Times New Roman"/>
-                <w:sz w:val="24"/>
-                <w:szCs w:val="24"/>
-              </w:rPr>
-              <w:t>255)</w:t>
+              <w:t>varchar(255)</w:t>
             </w:r>
           </w:p>
         </w:tc>
@@ -8421,16 +8073,7 @@
           <w:sz w:val="28"/>
           <w:szCs w:val="28"/>
         </w:rPr>
-        <w:t> хранит информацию о заказах, оформленных покупателями. Каждый заказ привязан к конкретному покупателю (авторизованному клиенту) и пункту выдачи. Система автоматически генерирует уникальный код для получения заказа и отслеживает статус выполнения.</w:t>
-      </w:r>
-      <w:r>
-        <w:rPr>
-          <w:rFonts w:ascii="Times New Roman" w:hAnsi="Times New Roman" w:cs="Times New Roman"/>
-          <w:color w:val="000000" w:themeColor="text1"/>
-          <w:sz w:val="28"/>
-          <w:szCs w:val="28"/>
-        </w:rPr>
-        <w:t xml:space="preserve"> </w:t>
+        <w:t xml:space="preserve"> хранит информацию о заказах, оформленных покупателями. Каждый заказ привязан к конкретному покупателю (авторизованному клиенту) и пункту выдачи. Система автоматически генерирует уникальный код для получения заказа и отслеживает статус выполнения. </w:t>
       </w:r>
     </w:p>
     <w:p>
@@ -8614,7 +8257,6 @@
                 <w:szCs w:val="24"/>
               </w:rPr>
             </w:pPr>
-            <w:proofErr w:type="spellStart"/>
             <w:r>
               <w:rPr>
                 <w:rFonts w:ascii="Times New Roman" w:hAnsi="Times New Roman" w:cs="Times New Roman"/>
@@ -8623,7 +8265,6 @@
               </w:rPr>
               <w:t>order_id</w:t>
             </w:r>
-            <w:proofErr w:type="spellEnd"/>
           </w:p>
         </w:tc>
         <w:tc>
@@ -8640,33 +8281,13 @@
                 <w:szCs w:val="24"/>
               </w:rPr>
             </w:pPr>
-            <w:proofErr w:type="spellStart"/>
-            <w:proofErr w:type="gramStart"/>
             <w:r>
               <w:rPr>
                 <w:rFonts w:ascii="Times New Roman" w:hAnsi="Times New Roman" w:cs="Times New Roman"/>
                 <w:sz w:val="24"/>
                 <w:szCs w:val="24"/>
               </w:rPr>
-              <w:t>int</w:t>
-            </w:r>
-            <w:proofErr w:type="spellEnd"/>
-            <w:r>
-              <w:rPr>
-                <w:rFonts w:ascii="Times New Roman" w:hAnsi="Times New Roman" w:cs="Times New Roman"/>
-                <w:sz w:val="24"/>
-                <w:szCs w:val="24"/>
-              </w:rPr>
-              <w:t>(</w:t>
-            </w:r>
-            <w:proofErr w:type="gramEnd"/>
-            <w:r>
-              <w:rPr>
-                <w:rFonts w:ascii="Times New Roman" w:hAnsi="Times New Roman" w:cs="Times New Roman"/>
-                <w:sz w:val="24"/>
-                <w:szCs w:val="24"/>
-              </w:rPr>
-              <w:t>11)</w:t>
+              <w:t>int(11)</w:t>
             </w:r>
           </w:p>
         </w:tc>
@@ -8710,7 +8331,6 @@
                 <w:szCs w:val="24"/>
               </w:rPr>
             </w:pPr>
-            <w:proofErr w:type="spellStart"/>
             <w:r>
               <w:rPr>
                 <w:rFonts w:ascii="Times New Roman" w:hAnsi="Times New Roman" w:cs="Times New Roman"/>
@@ -8719,7 +8339,6 @@
               </w:rPr>
               <w:t>order_date</w:t>
             </w:r>
-            <w:proofErr w:type="spellEnd"/>
           </w:p>
         </w:tc>
         <w:tc>
@@ -8892,33 +8511,13 @@
                 <w:szCs w:val="24"/>
               </w:rPr>
             </w:pPr>
-            <w:proofErr w:type="spellStart"/>
-            <w:proofErr w:type="gramStart"/>
             <w:r>
               <w:rPr>
                 <w:rFonts w:ascii="Times New Roman" w:hAnsi="Times New Roman" w:cs="Times New Roman"/>
                 <w:sz w:val="24"/>
                 <w:szCs w:val="24"/>
               </w:rPr>
-              <w:t>int</w:t>
-            </w:r>
-            <w:proofErr w:type="spellEnd"/>
-            <w:r>
-              <w:rPr>
-                <w:rFonts w:ascii="Times New Roman" w:hAnsi="Times New Roman" w:cs="Times New Roman"/>
-                <w:sz w:val="24"/>
-                <w:szCs w:val="24"/>
-              </w:rPr>
-              <w:t>(</w:t>
-            </w:r>
-            <w:proofErr w:type="gramEnd"/>
-            <w:r>
-              <w:rPr>
-                <w:rFonts w:ascii="Times New Roman" w:hAnsi="Times New Roman" w:cs="Times New Roman"/>
-                <w:sz w:val="24"/>
-                <w:szCs w:val="24"/>
-              </w:rPr>
-              <w:t>11)</w:t>
+              <w:t>int(11)</w:t>
             </w:r>
           </w:p>
         </w:tc>
@@ -9006,33 +8605,13 @@
                 <w:szCs w:val="24"/>
               </w:rPr>
             </w:pPr>
-            <w:proofErr w:type="spellStart"/>
-            <w:proofErr w:type="gramStart"/>
             <w:r>
               <w:rPr>
                 <w:rFonts w:ascii="Times New Roman" w:hAnsi="Times New Roman" w:cs="Times New Roman"/>
                 <w:sz w:val="24"/>
                 <w:szCs w:val="24"/>
               </w:rPr>
-              <w:t>int</w:t>
-            </w:r>
-            <w:proofErr w:type="spellEnd"/>
-            <w:r>
-              <w:rPr>
-                <w:rFonts w:ascii="Times New Roman" w:hAnsi="Times New Roman" w:cs="Times New Roman"/>
-                <w:sz w:val="24"/>
-                <w:szCs w:val="24"/>
-              </w:rPr>
-              <w:t>(</w:t>
-            </w:r>
-            <w:proofErr w:type="gramEnd"/>
-            <w:r>
-              <w:rPr>
-                <w:rFonts w:ascii="Times New Roman" w:hAnsi="Times New Roman" w:cs="Times New Roman"/>
-                <w:sz w:val="24"/>
-                <w:szCs w:val="24"/>
-              </w:rPr>
-              <w:t>10)</w:t>
+              <w:t>int(10)</w:t>
             </w:r>
           </w:p>
         </w:tc>
@@ -9102,33 +8681,13 @@
                 <w:szCs w:val="24"/>
               </w:rPr>
             </w:pPr>
-            <w:proofErr w:type="spellStart"/>
-            <w:proofErr w:type="gramStart"/>
             <w:r>
               <w:rPr>
                 <w:rFonts w:ascii="Times New Roman" w:hAnsi="Times New Roman" w:cs="Times New Roman"/>
                 <w:sz w:val="24"/>
                 <w:szCs w:val="24"/>
               </w:rPr>
-              <w:t>varchar</w:t>
-            </w:r>
-            <w:proofErr w:type="spellEnd"/>
-            <w:r>
-              <w:rPr>
-                <w:rFonts w:ascii="Times New Roman" w:hAnsi="Times New Roman" w:cs="Times New Roman"/>
-                <w:sz w:val="24"/>
-                <w:szCs w:val="24"/>
-              </w:rPr>
-              <w:t>(</w:t>
-            </w:r>
-            <w:proofErr w:type="gramEnd"/>
-            <w:r>
-              <w:rPr>
-                <w:rFonts w:ascii="Times New Roman" w:hAnsi="Times New Roman" w:cs="Times New Roman"/>
-                <w:sz w:val="24"/>
-                <w:szCs w:val="24"/>
-              </w:rPr>
-              <w:t>20)</w:t>
+              <w:t>varchar(20)</w:t>
             </w:r>
           </w:p>
         </w:tc>
@@ -9196,33 +8755,13 @@
                 <w:szCs w:val="24"/>
               </w:rPr>
             </w:pPr>
-            <w:proofErr w:type="spellStart"/>
-            <w:proofErr w:type="gramStart"/>
             <w:r>
               <w:rPr>
                 <w:rFonts w:ascii="Times New Roman" w:hAnsi="Times New Roman" w:cs="Times New Roman"/>
                 <w:sz w:val="24"/>
                 <w:szCs w:val="24"/>
               </w:rPr>
-              <w:t>varchar</w:t>
-            </w:r>
-            <w:proofErr w:type="spellEnd"/>
-            <w:r>
-              <w:rPr>
-                <w:rFonts w:ascii="Times New Roman" w:hAnsi="Times New Roman" w:cs="Times New Roman"/>
-                <w:sz w:val="24"/>
-                <w:szCs w:val="24"/>
-              </w:rPr>
-              <w:t>(</w:t>
-            </w:r>
-            <w:proofErr w:type="gramEnd"/>
-            <w:r>
-              <w:rPr>
-                <w:rFonts w:ascii="Times New Roman" w:hAnsi="Times New Roman" w:cs="Times New Roman"/>
-                <w:sz w:val="24"/>
-                <w:szCs w:val="24"/>
-              </w:rPr>
-              <w:t>50)</w:t>
+              <w:t>varchar(50)</w:t>
             </w:r>
           </w:p>
         </w:tc>
@@ -9508,33 +9047,13 @@
                 <w:szCs w:val="24"/>
               </w:rPr>
             </w:pPr>
-            <w:proofErr w:type="spellStart"/>
-            <w:proofErr w:type="gramStart"/>
             <w:r>
               <w:rPr>
                 <w:rFonts w:ascii="Times New Roman" w:hAnsi="Times New Roman" w:cs="Times New Roman"/>
                 <w:sz w:val="24"/>
                 <w:szCs w:val="24"/>
               </w:rPr>
-              <w:t>int</w:t>
-            </w:r>
-            <w:proofErr w:type="spellEnd"/>
-            <w:r>
-              <w:rPr>
-                <w:rFonts w:ascii="Times New Roman" w:hAnsi="Times New Roman" w:cs="Times New Roman"/>
-                <w:sz w:val="24"/>
-                <w:szCs w:val="24"/>
-              </w:rPr>
-              <w:t>(</w:t>
-            </w:r>
-            <w:proofErr w:type="gramEnd"/>
-            <w:r>
-              <w:rPr>
-                <w:rFonts w:ascii="Times New Roman" w:hAnsi="Times New Roman" w:cs="Times New Roman"/>
-                <w:sz w:val="24"/>
-                <w:szCs w:val="24"/>
-              </w:rPr>
-              <w:t>10)</w:t>
+              <w:t>int(10)</w:t>
             </w:r>
           </w:p>
         </w:tc>
@@ -9625,7 +9144,6 @@
                 <w:szCs w:val="24"/>
               </w:rPr>
             </w:pPr>
-            <w:proofErr w:type="spellStart"/>
             <w:r>
               <w:rPr>
                 <w:rFonts w:ascii="Times New Roman" w:hAnsi="Times New Roman" w:cs="Times New Roman"/>
@@ -9634,7 +9152,6 @@
               </w:rPr>
               <w:t>order_id</w:t>
             </w:r>
-            <w:proofErr w:type="spellEnd"/>
           </w:p>
         </w:tc>
         <w:tc>
@@ -9651,33 +9168,13 @@
                 <w:szCs w:val="24"/>
               </w:rPr>
             </w:pPr>
-            <w:proofErr w:type="spellStart"/>
-            <w:proofErr w:type="gramStart"/>
             <w:r>
               <w:rPr>
                 <w:rFonts w:ascii="Times New Roman" w:hAnsi="Times New Roman" w:cs="Times New Roman"/>
                 <w:sz w:val="24"/>
                 <w:szCs w:val="24"/>
               </w:rPr>
-              <w:t>int</w:t>
-            </w:r>
-            <w:proofErr w:type="spellEnd"/>
-            <w:r>
-              <w:rPr>
-                <w:rFonts w:ascii="Times New Roman" w:hAnsi="Times New Roman" w:cs="Times New Roman"/>
-                <w:sz w:val="24"/>
-                <w:szCs w:val="24"/>
-              </w:rPr>
-              <w:t>(</w:t>
-            </w:r>
-            <w:proofErr w:type="gramEnd"/>
-            <w:r>
-              <w:rPr>
-                <w:rFonts w:ascii="Times New Roman" w:hAnsi="Times New Roman" w:cs="Times New Roman"/>
-                <w:sz w:val="24"/>
-                <w:szCs w:val="24"/>
-              </w:rPr>
-              <w:t>11)</w:t>
+              <w:t>int(11)</w:t>
             </w:r>
           </w:p>
         </w:tc>
@@ -9775,33 +9272,13 @@
                 <w:szCs w:val="24"/>
               </w:rPr>
             </w:pPr>
-            <w:proofErr w:type="spellStart"/>
-            <w:proofErr w:type="gramStart"/>
             <w:r>
               <w:rPr>
                 <w:rFonts w:ascii="Times New Roman" w:hAnsi="Times New Roman" w:cs="Times New Roman"/>
                 <w:sz w:val="24"/>
                 <w:szCs w:val="24"/>
               </w:rPr>
-              <w:t>varchar</w:t>
-            </w:r>
-            <w:proofErr w:type="spellEnd"/>
-            <w:r>
-              <w:rPr>
-                <w:rFonts w:ascii="Times New Roman" w:hAnsi="Times New Roman" w:cs="Times New Roman"/>
-                <w:sz w:val="24"/>
-                <w:szCs w:val="24"/>
-              </w:rPr>
-              <w:t>(</w:t>
-            </w:r>
-            <w:proofErr w:type="gramEnd"/>
-            <w:r>
-              <w:rPr>
-                <w:rFonts w:ascii="Times New Roman" w:hAnsi="Times New Roman" w:cs="Times New Roman"/>
-                <w:sz w:val="24"/>
-                <w:szCs w:val="24"/>
-              </w:rPr>
-              <w:t>50)</w:t>
+              <w:t>varchar(50)</w:t>
             </w:r>
           </w:p>
         </w:tc>
@@ -9887,33 +9364,13 @@
                 <w:szCs w:val="24"/>
               </w:rPr>
             </w:pPr>
-            <w:proofErr w:type="spellStart"/>
-            <w:proofErr w:type="gramStart"/>
             <w:r>
               <w:rPr>
                 <w:rFonts w:ascii="Times New Roman" w:hAnsi="Times New Roman" w:cs="Times New Roman"/>
                 <w:sz w:val="24"/>
                 <w:szCs w:val="24"/>
               </w:rPr>
-              <w:t>int</w:t>
-            </w:r>
-            <w:proofErr w:type="spellEnd"/>
-            <w:r>
-              <w:rPr>
-                <w:rFonts w:ascii="Times New Roman" w:hAnsi="Times New Roman" w:cs="Times New Roman"/>
-                <w:sz w:val="24"/>
-                <w:szCs w:val="24"/>
-              </w:rPr>
-              <w:t>(</w:t>
-            </w:r>
-            <w:proofErr w:type="gramEnd"/>
-            <w:r>
-              <w:rPr>
-                <w:rFonts w:ascii="Times New Roman" w:hAnsi="Times New Roman" w:cs="Times New Roman"/>
-                <w:sz w:val="24"/>
-                <w:szCs w:val="24"/>
-              </w:rPr>
-              <w:t>11)</w:t>
+              <w:t>int(11)</w:t>
             </w:r>
           </w:p>
         </w:tc>
@@ -10007,8 +9464,10 @@
       <w:r>
         <w:rPr>
           <w:rFonts w:ascii="Times New Roman" w:hAnsi="Times New Roman" w:cs="Times New Roman"/>
-          <w:sz w:val="28"/>
-          <w:szCs w:val="28"/>
+          <w:noProof/>
+          <w:sz w:val="28"/>
+          <w:szCs w:val="28"/>
+          <w:lang w:eastAsia="ru-RU"/>
         </w:rPr>
         <w:drawing>
           <wp:inline distT="0" distB="0" distL="0" distR="0" wp14:anchorId="04246A85" wp14:editId="7C445F9A">
@@ -10026,7 +9485,7 @@
                     <pic:cNvPicPr/>
                   </pic:nvPicPr>
                   <pic:blipFill>
-                    <a:blip r:embed="rId8"/>
+                    <a:blip r:embed="rId10"/>
                     <a:stretch>
                       <a:fillRect/>
                     </a:stretch>
@@ -10136,7 +9595,27 @@
           <w:sz w:val="28"/>
           <w:szCs w:val="28"/>
         </w:rPr>
-        <w:t xml:space="preserve"> → users: Каждый заказ оформляется конкретным авторизованным клиентом. Связь реализована через поле </w:t>
+        <w:t xml:space="preserve"> → </w:t>
+      </w:r>
+      <w:proofErr w:type="spellStart"/>
+      <w:r>
+        <w:rPr>
+          <w:rFonts w:ascii="Times New Roman" w:hAnsi="Times New Roman" w:cs="Times New Roman"/>
+          <w:color w:val="000000" w:themeColor="text1"/>
+          <w:sz w:val="28"/>
+          <w:szCs w:val="28"/>
+        </w:rPr>
+        <w:t>users</w:t>
+      </w:r>
+      <w:proofErr w:type="spellEnd"/>
+      <w:r>
+        <w:rPr>
+          <w:rFonts w:ascii="Times New Roman" w:hAnsi="Times New Roman" w:cs="Times New Roman"/>
+          <w:color w:val="000000" w:themeColor="text1"/>
+          <w:sz w:val="28"/>
+          <w:szCs w:val="28"/>
+        </w:rPr>
+        <w:t xml:space="preserve">: Каждый заказ оформляется конкретным авторизованным клиентом. Связь реализована через поле </w:t>
       </w:r>
       <w:proofErr w:type="spellStart"/>
       <w:r>
@@ -10301,27 +9780,7 @@
           <w:sz w:val="28"/>
           <w:szCs w:val="28"/>
         </w:rPr>
-        <w:t xml:space="preserve">: Каждая позиция в заказе принадлежит конкретному заказу. Связь реализована через поле </w:t>
-      </w:r>
-      <w:proofErr w:type="spellStart"/>
-      <w:r>
-        <w:rPr>
-          <w:rFonts w:ascii="Times New Roman" w:hAnsi="Times New Roman" w:cs="Times New Roman"/>
-          <w:color w:val="000000" w:themeColor="text1"/>
-          <w:sz w:val="28"/>
-          <w:szCs w:val="28"/>
-        </w:rPr>
-        <w:t>order_id</w:t>
-      </w:r>
-      <w:proofErr w:type="spellEnd"/>
-      <w:r>
-        <w:rPr>
-          <w:rFonts w:ascii="Times New Roman" w:hAnsi="Times New Roman" w:cs="Times New Roman"/>
-          <w:color w:val="000000" w:themeColor="text1"/>
-          <w:sz w:val="28"/>
-          <w:szCs w:val="28"/>
-        </w:rPr>
-        <w:t xml:space="preserve"> с каскадным удалением (при удалении заказа удаляются и все его позиции).</w:t>
+        <w:t>: Каждая позиция в заказе принадлежит конкретному заказу. Связь реализована через поле order_id с каскадным удалением (при удалении заказа удаляются и все его позиции).</w:t>
       </w:r>
     </w:p>
     <w:p>
@@ -10482,7 +9941,7 @@
           <w:szCs w:val="28"/>
         </w:rPr>
       </w:pPr>
-      <w:bookmarkStart w:id="8" w:name="_Toc224040734"/>
+      <w:bookmarkStart w:id="9" w:name="_Toc224040734"/>
       <w:r>
         <w:rPr>
           <w:rFonts w:ascii="Times New Roman" w:hAnsi="Times New Roman" w:cs="Times New Roman"/>
@@ -10502,7 +9961,7 @@
         </w:rPr>
         <w:t>Модуль 2</w:t>
       </w:r>
-      <w:bookmarkEnd w:id="8"/>
+      <w:bookmarkEnd w:id="9"/>
     </w:p>
     <w:p>
       <w:pPr>
@@ -10586,10 +10045,10 @@
       </w:pPr>
       <w:r>
         <w:object w:dxaOrig="9853" w:dyaOrig="10714" w14:anchorId="69CB4696">
-          <v:shape id="_x0000_i1034" type="#_x0000_t75" style="width:467.25pt;height:508.5pt" o:ole="">
-            <v:imagedata r:id="rId9" o:title=""/>
+          <v:shape id="_x0000_i1026" type="#_x0000_t75" style="width:467.05pt;height:508.4pt" o:ole="">
+            <v:imagedata r:id="rId11" o:title=""/>
           </v:shape>
-          <o:OLEObject Type="Embed" ProgID="Visio.Drawing.11" ShapeID="_x0000_i1034" DrawAspect="Content" ObjectID="_1835183440" r:id="rId10"/>
+          <o:OLEObject Type="Embed" ProgID="Visio.Drawing.11" ShapeID="_x0000_i1026" DrawAspect="Content" ObjectID="_1835253618" r:id="rId12"/>
         </w:object>
       </w:r>
     </w:p>
@@ -10830,7 +10289,27 @@
           <w:sz w:val="28"/>
           <w:szCs w:val="28"/>
         </w:rPr>
-        <w:t xml:space="preserve">Приложение построено на платформе .NET Framework с использованием Windows </w:t>
+        <w:t xml:space="preserve">Приложение построено на платформе .NET Framework с использованием </w:t>
+      </w:r>
+      <w:proofErr w:type="spellStart"/>
+      <w:r>
+        <w:rPr>
+          <w:rFonts w:ascii="Times New Roman" w:hAnsi="Times New Roman" w:cs="Times New Roman"/>
+          <w:color w:val="000000" w:themeColor="text1"/>
+          <w:sz w:val="28"/>
+          <w:szCs w:val="28"/>
+        </w:rPr>
+        <w:t>Windows</w:t>
+      </w:r>
+      <w:proofErr w:type="spellEnd"/>
+      <w:r>
+        <w:rPr>
+          <w:rFonts w:ascii="Times New Roman" w:hAnsi="Times New Roman" w:cs="Times New Roman"/>
+          <w:color w:val="000000" w:themeColor="text1"/>
+          <w:sz w:val="28"/>
+          <w:szCs w:val="28"/>
+        </w:rPr>
+        <w:t xml:space="preserve"> </w:t>
       </w:r>
       <w:proofErr w:type="spellStart"/>
       <w:r>
@@ -11503,6 +10982,7 @@
       <w:r>
         <w:rPr>
           <w:noProof/>
+          <w:lang w:eastAsia="ru-RU"/>
         </w:rPr>
         <w:drawing>
           <wp:inline distT="0" distB="0" distL="0" distR="0" wp14:anchorId="163E3C44" wp14:editId="6C9AAF5B">
@@ -11520,7 +11000,7 @@
                     <pic:cNvPicPr/>
                   </pic:nvPicPr>
                   <pic:blipFill>
-                    <a:blip r:embed="rId11"/>
+                    <a:blip r:embed="rId13"/>
                     <a:stretch>
                       <a:fillRect/>
                     </a:stretch>
@@ -11681,6 +11161,7 @@
       <w:r>
         <w:rPr>
           <w:noProof/>
+          <w:lang w:eastAsia="ru-RU"/>
         </w:rPr>
         <w:drawing>
           <wp:inline distT="0" distB="0" distL="0" distR="0" wp14:anchorId="2654B235" wp14:editId="1E4CAD0C">
@@ -11698,7 +11179,7 @@
                     <pic:cNvPicPr/>
                   </pic:nvPicPr>
                   <pic:blipFill>
-                    <a:blip r:embed="rId12"/>
+                    <a:blip r:embed="rId14"/>
                     <a:stretch>
                       <a:fillRect/>
                     </a:stretch>
@@ -11838,7 +11319,7 @@
           <w:szCs w:val="28"/>
         </w:rPr>
       </w:pPr>
-      <w:bookmarkStart w:id="9" w:name="_Toc224040735"/>
+      <w:bookmarkStart w:id="10" w:name="_Toc224040735"/>
       <w:r>
         <w:rPr>
           <w:rFonts w:ascii="Times New Roman" w:hAnsi="Times New Roman" w:cs="Times New Roman"/>
@@ -11849,7 +11330,7 @@
         <w:lastRenderedPageBreak/>
         <w:t>3 ГИА ДЭ БУ</w:t>
       </w:r>
-      <w:bookmarkEnd w:id="9"/>
+      <w:bookmarkEnd w:id="10"/>
     </w:p>
     <w:p>
       <w:pPr>
@@ -11864,7 +11345,7 @@
           <w:szCs w:val="28"/>
         </w:rPr>
       </w:pPr>
-      <w:bookmarkStart w:id="10" w:name="_Toc224040736"/>
+      <w:bookmarkStart w:id="11" w:name="_Toc224040736"/>
       <w:r>
         <w:rPr>
           <w:rFonts w:ascii="Times New Roman" w:hAnsi="Times New Roman" w:cs="Times New Roman"/>
@@ -11874,7 +11355,7 @@
         </w:rPr>
         <w:t>3.1 Модуль 1</w:t>
       </w:r>
-      <w:bookmarkEnd w:id="10"/>
+      <w:bookmarkEnd w:id="11"/>
     </w:p>
     <w:p>
       <w:pPr>
@@ -11929,7 +11410,7 @@
           <w:szCs w:val="28"/>
         </w:rPr>
       </w:pPr>
-      <w:bookmarkStart w:id="11" w:name="_Toc224040737"/>
+      <w:bookmarkStart w:id="12" w:name="_Toc224040737"/>
       <w:r>
         <w:rPr>
           <w:rFonts w:ascii="Times New Roman" w:hAnsi="Times New Roman" w:cs="Times New Roman"/>
@@ -11939,7 +11420,7 @@
         </w:rPr>
         <w:t>3.2 Модуль 2</w:t>
       </w:r>
-      <w:bookmarkEnd w:id="11"/>
+      <w:bookmarkEnd w:id="12"/>
     </w:p>
     <w:p>
       <w:pPr>
@@ -11994,7 +11475,7 @@
           <w:szCs w:val="28"/>
         </w:rPr>
       </w:pPr>
-      <w:bookmarkStart w:id="12" w:name="_Toc224040738"/>
+      <w:bookmarkStart w:id="13" w:name="_Toc224040738"/>
       <w:r>
         <w:rPr>
           <w:rFonts w:ascii="Times New Roman" w:hAnsi="Times New Roman" w:cs="Times New Roman"/>
@@ -12004,7 +11485,7 @@
         </w:rPr>
         <w:t>3.3 Модуль 3</w:t>
       </w:r>
-      <w:bookmarkEnd w:id="12"/>
+      <w:bookmarkEnd w:id="13"/>
     </w:p>
     <w:p>
       <w:pPr>
@@ -12438,10 +11919,10 @@
       </w:pPr>
       <w:r>
         <w:object w:dxaOrig="2834" w:dyaOrig="8163" w14:anchorId="2E42BF10">
-          <v:shape id="_x0000_i1038" type="#_x0000_t75" style="width:141.75pt;height:408pt" o:ole="">
-            <v:imagedata r:id="rId13" o:title=""/>
+          <v:shape id="_x0000_i1027" type="#_x0000_t75" style="width:141.5pt;height:408.2pt" o:ole="">
+            <v:imagedata r:id="rId15" o:title=""/>
           </v:shape>
-          <o:OLEObject Type="Embed" ProgID="Visio.Drawing.11" ShapeID="_x0000_i1038" DrawAspect="Content" ObjectID="_1835183441" r:id="rId14"/>
+          <o:OLEObject Type="Embed" ProgID="Visio.Drawing.11" ShapeID="_x0000_i1027" DrawAspect="Content" ObjectID="_1835253619" r:id="rId16"/>
         </w:object>
       </w:r>
     </w:p>
@@ -12915,10 +12396,10 @@
       </w:pPr>
       <w:r>
         <w:object w:dxaOrig="7749" w:dyaOrig="10927" w14:anchorId="383E1761">
-          <v:shape id="_x0000_i1040" type="#_x0000_t75" style="width:387.75pt;height:546pt" o:ole="">
-            <v:imagedata r:id="rId15" o:title=""/>
+          <v:shape id="_x0000_i1028" type="#_x0000_t75" style="width:387.55pt;height:545.95pt" o:ole="">
+            <v:imagedata r:id="rId17" o:title=""/>
           </v:shape>
-          <o:OLEObject Type="Embed" ProgID="Visio.Drawing.11" ShapeID="_x0000_i1040" DrawAspect="Content" ObjectID="_1835183442" r:id="rId16"/>
+          <o:OLEObject Type="Embed" ProgID="Visio.Drawing.11" ShapeID="_x0000_i1028" DrawAspect="Content" ObjectID="_1835253620" r:id="rId18"/>
         </w:object>
       </w:r>
     </w:p>
@@ -13428,6 +12909,7 @@
       <w:r>
         <w:rPr>
           <w:noProof/>
+          <w:lang w:eastAsia="ru-RU"/>
         </w:rPr>
         <w:drawing>
           <wp:inline distT="0" distB="0" distL="0" distR="0" wp14:anchorId="2B9788AC" wp14:editId="213A39CF">
@@ -13445,7 +12927,7 @@
                     <pic:cNvPicPr/>
                   </pic:nvPicPr>
                   <pic:blipFill>
-                    <a:blip r:embed="rId17"/>
+                    <a:blip r:embed="rId19"/>
                     <a:stretch>
                       <a:fillRect/>
                     </a:stretch>
@@ -13570,6 +13052,7 @@
       <w:r>
         <w:rPr>
           <w:noProof/>
+          <w:lang w:eastAsia="ru-RU"/>
         </w:rPr>
         <w:drawing>
           <wp:inline distT="0" distB="0" distL="0" distR="0" wp14:anchorId="519E8D20" wp14:editId="4A98E8BB">
@@ -13587,7 +13070,7 @@
                     <pic:cNvPicPr/>
                   </pic:nvPicPr>
                   <pic:blipFill>
-                    <a:blip r:embed="rId18"/>
+                    <a:blip r:embed="rId20"/>
                     <a:stretch>
                       <a:fillRect/>
                     </a:stretch>
@@ -13715,7 +13198,7 @@
           <w:szCs w:val="28"/>
         </w:rPr>
       </w:pPr>
-      <w:bookmarkStart w:id="13" w:name="_Toc224040739"/>
+      <w:bookmarkStart w:id="14" w:name="_Toc224040739"/>
       <w:r>
         <w:rPr>
           <w:rFonts w:ascii="Times New Roman" w:hAnsi="Times New Roman" w:cs="Times New Roman"/>
@@ -13726,7 +13209,7 @@
         <w:lastRenderedPageBreak/>
         <w:t>4 ГИА ДЭ ПУ</w:t>
       </w:r>
-      <w:bookmarkEnd w:id="13"/>
+      <w:bookmarkEnd w:id="14"/>
     </w:p>
     <w:p>
       <w:pPr>
@@ -13741,7 +13224,7 @@
           <w:szCs w:val="28"/>
         </w:rPr>
       </w:pPr>
-      <w:bookmarkStart w:id="14" w:name="_Toc224040740"/>
+      <w:bookmarkStart w:id="15" w:name="_Toc224040740"/>
       <w:r>
         <w:rPr>
           <w:rFonts w:ascii="Times New Roman" w:hAnsi="Times New Roman" w:cs="Times New Roman"/>
@@ -13751,7 +13234,7 @@
         </w:rPr>
         <w:t>4.1 Модуль 1</w:t>
       </w:r>
-      <w:bookmarkEnd w:id="14"/>
+      <w:bookmarkEnd w:id="15"/>
     </w:p>
     <w:p>
       <w:pPr>
@@ -13806,7 +13289,7 @@
           <w:szCs w:val="28"/>
         </w:rPr>
       </w:pPr>
-      <w:bookmarkStart w:id="15" w:name="_Toc224040741"/>
+      <w:bookmarkStart w:id="16" w:name="_Toc224040741"/>
       <w:r>
         <w:rPr>
           <w:rFonts w:ascii="Times New Roman" w:hAnsi="Times New Roman" w:cs="Times New Roman"/>
@@ -13816,7 +13299,7 @@
         </w:rPr>
         <w:t>4.2 Модуль 2</w:t>
       </w:r>
-      <w:bookmarkEnd w:id="15"/>
+      <w:bookmarkEnd w:id="16"/>
     </w:p>
     <w:p>
       <w:pPr>
@@ -13871,7 +13354,7 @@
           <w:szCs w:val="28"/>
         </w:rPr>
       </w:pPr>
-      <w:bookmarkStart w:id="16" w:name="_Toc224040742"/>
+      <w:bookmarkStart w:id="17" w:name="_Toc224040742"/>
       <w:r>
         <w:rPr>
           <w:rFonts w:ascii="Times New Roman" w:hAnsi="Times New Roman" w:cs="Times New Roman"/>
@@ -13881,7 +13364,7 @@
         </w:rPr>
         <w:t>4.3 Модуль 3</w:t>
       </w:r>
-      <w:bookmarkEnd w:id="16"/>
+      <w:bookmarkEnd w:id="17"/>
     </w:p>
     <w:p>
       <w:pPr>
@@ -13918,7 +13401,7 @@
           <w:szCs w:val="28"/>
         </w:rPr>
       </w:pPr>
-      <w:bookmarkStart w:id="17" w:name="_Toc224040743"/>
+      <w:bookmarkStart w:id="18" w:name="_Toc224040743"/>
       <w:r>
         <w:rPr>
           <w:rFonts w:ascii="Times New Roman" w:hAnsi="Times New Roman" w:cs="Times New Roman"/>
@@ -13928,7 +13411,7 @@
         </w:rPr>
         <w:t>4.4 Модуль 4</w:t>
       </w:r>
-      <w:bookmarkEnd w:id="17"/>
+      <w:bookmarkEnd w:id="18"/>
     </w:p>
     <w:p>
       <w:pPr>
@@ -14371,10 +13854,10 @@
       </w:pPr>
       <w:r>
         <w:object w:dxaOrig="7977" w:dyaOrig="11423" w14:anchorId="038B2132">
-          <v:shape id="_x0000_i1053" type="#_x0000_t75" style="width:399pt;height:571.5pt" o:ole="">
-            <v:imagedata r:id="rId19" o:title=""/>
+          <v:shape id="_x0000_i1029" type="#_x0000_t75" style="width:398.8pt;height:571.6pt" o:ole="">
+            <v:imagedata r:id="rId21" o:title=""/>
           </v:shape>
-          <o:OLEObject Type="Embed" ProgID="Visio.Drawing.11" ShapeID="_x0000_i1053" DrawAspect="Content" ObjectID="_1835183443" r:id="rId20"/>
+          <o:OLEObject Type="Embed" ProgID="Visio.Drawing.11" ShapeID="_x0000_i1029" DrawAspect="Content" ObjectID="_1835253621" r:id="rId22"/>
         </w:object>
       </w:r>
     </w:p>
@@ -14556,6 +14039,7 @@
       <w:r>
         <w:rPr>
           <w:noProof/>
+          <w:lang w:eastAsia="ru-RU"/>
         </w:rPr>
         <w:drawing>
           <wp:inline distT="0" distB="0" distL="0" distR="0" wp14:anchorId="135A62CC" wp14:editId="1CEE95B9">
@@ -14573,7 +14057,7 @@
                     <pic:cNvPicPr/>
                   </pic:nvPicPr>
                   <pic:blipFill>
-                    <a:blip r:embed="rId21"/>
+                    <a:blip r:embed="rId23"/>
                     <a:stretch>
                       <a:fillRect/>
                     </a:stretch>
@@ -14753,10 +14237,10 @@
       </w:pPr>
       <w:r>
         <w:object w:dxaOrig="18592" w:dyaOrig="24462" w14:anchorId="57FA6B2F">
-          <v:shape id="_x0000_i1048" type="#_x0000_t75" style="width:465pt;height:611.25pt" o:ole="">
-            <v:imagedata r:id="rId22" o:title=""/>
+          <v:shape id="_x0000_i1030" type="#_x0000_t75" style="width:464.55pt;height:611.7pt" o:ole="">
+            <v:imagedata r:id="rId24" o:title=""/>
           </v:shape>
-          <o:OLEObject Type="Embed" ProgID="Visio.Drawing.11" ShapeID="_x0000_i1048" DrawAspect="Content" ObjectID="_1835183444" r:id="rId23"/>
+          <o:OLEObject Type="Embed" ProgID="Visio.Drawing.11" ShapeID="_x0000_i1030" DrawAspect="Content" ObjectID="_1835253622" r:id="rId25"/>
         </w:object>
       </w:r>
     </w:p>
@@ -14843,8 +14327,10 @@
       <w:r>
         <w:rPr>
           <w:rFonts w:ascii="Times New Roman" w:hAnsi="Times New Roman" w:cs="Times New Roman"/>
-          <w:sz w:val="28"/>
-          <w:szCs w:val="28"/>
+          <w:noProof/>
+          <w:sz w:val="28"/>
+          <w:szCs w:val="28"/>
+          <w:lang w:eastAsia="ru-RU"/>
         </w:rPr>
         <w:lastRenderedPageBreak/>
         <w:drawing>
@@ -14865,7 +14351,7 @@
                     </pic:cNvPicPr>
                   </pic:nvPicPr>
                   <pic:blipFill>
-                    <a:blip r:embed="rId24">
+                    <a:blip r:embed="rId26">
                       <a:extLst>
                         <a:ext uri="{28A0092B-C50C-407E-A947-70E740481C1C}">
                           <a14:useLocalDpi xmlns:a14="http://schemas.microsoft.com/office/drawing/2010/main" val="0"/>
@@ -14920,7 +14406,6 @@
           <w:rFonts w:ascii="Times New Roman" w:hAnsi="Times New Roman" w:cs="Times New Roman"/>
           <w:sz w:val="28"/>
           <w:szCs w:val="28"/>
-          <w:lang w:val="en-US"/>
         </w:rPr>
         <w:t>4</w:t>
       </w:r>
@@ -14976,7 +14461,7 @@
           <w:szCs w:val="28"/>
         </w:rPr>
       </w:pPr>
-      <w:bookmarkStart w:id="18" w:name="_Toc224040744"/>
+      <w:bookmarkStart w:id="19" w:name="_Toc224040744"/>
       <w:r>
         <w:rPr>
           <w:rFonts w:ascii="Times New Roman" w:hAnsi="Times New Roman" w:cs="Times New Roman"/>
@@ -15005,7 +14490,7 @@
         </w:rPr>
         <w:t>Тестирование программных модулей</w:t>
       </w:r>
-      <w:bookmarkEnd w:id="18"/>
+      <w:bookmarkEnd w:id="19"/>
     </w:p>
     <w:p>
       <w:pPr>
@@ -15020,7 +14505,7 @@
           <w:szCs w:val="28"/>
         </w:rPr>
       </w:pPr>
-      <w:bookmarkStart w:id="19" w:name="_Toc224040745"/>
+      <w:bookmarkStart w:id="20" w:name="_Toc224040745"/>
       <w:r>
         <w:rPr>
           <w:rFonts w:ascii="Times New Roman" w:hAnsi="Times New Roman" w:cs="Times New Roman"/>
@@ -15048,7 +14533,7 @@
         </w:rPr>
         <w:t>Цели и задачи тестирования</w:t>
       </w:r>
-      <w:bookmarkEnd w:id="19"/>
+      <w:bookmarkEnd w:id="20"/>
     </w:p>
     <w:p>
       <w:pPr>
@@ -15247,7 +14732,7 @@
           <w:szCs w:val="28"/>
         </w:rPr>
       </w:pPr>
-      <w:bookmarkStart w:id="20" w:name="_Toc224040746"/>
+      <w:bookmarkStart w:id="21" w:name="_Toc224040746"/>
       <w:r>
         <w:rPr>
           <w:rFonts w:ascii="Times New Roman" w:hAnsi="Times New Roman" w:cs="Times New Roman"/>
@@ -15275,7 +14760,7 @@
         </w:rPr>
         <w:t xml:space="preserve">ДЭ </w:t>
       </w:r>
-      <w:bookmarkEnd w:id="20"/>
+      <w:bookmarkEnd w:id="21"/>
     </w:p>
     <w:p>
       <w:pPr>
@@ -15350,9 +14835,11 @@
       <w:r>
         <w:rPr>
           <w:rFonts w:ascii="Times New Roman" w:hAnsi="Times New Roman" w:cs="Times New Roman"/>
-          <w:color w:val="000000" w:themeColor="text1"/>
-          <w:sz w:val="28"/>
-          <w:szCs w:val="28"/>
+          <w:noProof/>
+          <w:color w:val="000000" w:themeColor="text1"/>
+          <w:sz w:val="28"/>
+          <w:szCs w:val="28"/>
+          <w:lang w:eastAsia="ru-RU"/>
         </w:rPr>
         <w:lastRenderedPageBreak/>
         <w:drawing>
@@ -15371,7 +14858,7 @@
                     <pic:cNvPicPr/>
                   </pic:nvPicPr>
                   <pic:blipFill>
-                    <a:blip r:embed="rId25"/>
+                    <a:blip r:embed="rId27"/>
                     <a:stretch>
                       <a:fillRect/>
                     </a:stretch>
@@ -15477,7 +14964,7 @@
           <w:szCs w:val="28"/>
         </w:rPr>
       </w:pPr>
-      <w:bookmarkStart w:id="21" w:name="_Toc224040749"/>
+      <w:bookmarkStart w:id="22" w:name="_Toc224040749"/>
       <w:r>
         <w:rPr>
           <w:rFonts w:ascii="Times New Roman" w:hAnsi="Times New Roman" w:cs="Times New Roman"/>
@@ -15487,7 +14974,7 @@
         </w:rPr>
         <w:t>Анализ результатов тестирования</w:t>
       </w:r>
-      <w:bookmarkEnd w:id="21"/>
+      <w:bookmarkEnd w:id="22"/>
     </w:p>
     <w:p>
       <w:pPr>
@@ -15508,7 +14995,27 @@
           <w:sz w:val="28"/>
           <w:szCs w:val="28"/>
         </w:rPr>
-        <w:t xml:space="preserve">В ходе выполнения практической работы было проведено комплексное тестирование разработанного программного продукта, включающее как ручное функциональное тестирование, так и автоматизированное модульное тестирование с использованием фреймворка </w:t>
+        <w:t xml:space="preserve">В ходе выполнения практической работы было проведено комплексное тестирование разработанного программного продукта, включающее как ручное функциональное тестирование, так и автоматизированное модульное тестирование с использованием </w:t>
+      </w:r>
+      <w:proofErr w:type="spellStart"/>
+      <w:r>
+        <w:rPr>
+          <w:rFonts w:ascii="Times New Roman" w:hAnsi="Times New Roman" w:cs="Times New Roman"/>
+          <w:color w:val="000000" w:themeColor="text1"/>
+          <w:sz w:val="28"/>
+          <w:szCs w:val="28"/>
+        </w:rPr>
+        <w:t>фреймворка</w:t>
+      </w:r>
+      <w:proofErr w:type="spellEnd"/>
+      <w:r>
+        <w:rPr>
+          <w:rFonts w:ascii="Times New Roman" w:hAnsi="Times New Roman" w:cs="Times New Roman"/>
+          <w:color w:val="000000" w:themeColor="text1"/>
+          <w:sz w:val="28"/>
+          <w:szCs w:val="28"/>
+        </w:rPr>
+        <w:t xml:space="preserve"> </w:t>
       </w:r>
       <w:proofErr w:type="spellStart"/>
       <w:r>
@@ -15767,7 +15274,6 @@
           <w:color w:val="000000" w:themeColor="text1"/>
           <w:sz w:val="28"/>
           <w:szCs w:val="28"/>
-          <w:lang w:val="en-US"/>
         </w:rPr>
       </w:pPr>
       <w:r>
@@ -15915,7 +15421,7 @@
           <w:szCs w:val="28"/>
         </w:rPr>
       </w:pPr>
-      <w:bookmarkStart w:id="22" w:name="_Toc224040750"/>
+      <w:bookmarkStart w:id="23" w:name="_Toc224040750"/>
       <w:r>
         <w:rPr>
           <w:rFonts w:ascii="Times New Roman" w:hAnsi="Times New Roman" w:cs="Times New Roman"/>
@@ -15927,7 +15433,7 @@
         <w:lastRenderedPageBreak/>
         <w:t>ЗАКЛЮЧЕНИЕ</w:t>
       </w:r>
-      <w:bookmarkEnd w:id="22"/>
+      <w:bookmarkEnd w:id="23"/>
     </w:p>
     <w:p>
       <w:pPr>
@@ -15970,7 +15476,27 @@
           <w:sz w:val="28"/>
           <w:szCs w:val="28"/>
         </w:rPr>
-        <w:t xml:space="preserve">Практическая значимость работы заключается в приобретении навыков проектирования баз данных, разработки оконных приложений на платформе .NET с использованием Windows </w:t>
+        <w:t xml:space="preserve">Практическая значимость работы заключается в приобретении навыков проектирования баз данных, разработки оконных приложений на платформе .NET с использованием </w:t>
+      </w:r>
+      <w:proofErr w:type="spellStart"/>
+      <w:r>
+        <w:rPr>
+          <w:rFonts w:ascii="Times New Roman" w:hAnsi="Times New Roman" w:cs="Times New Roman"/>
+          <w:color w:val="000000" w:themeColor="text1"/>
+          <w:sz w:val="28"/>
+          <w:szCs w:val="28"/>
+        </w:rPr>
+        <w:t>Windows</w:t>
+      </w:r>
+      <w:proofErr w:type="spellEnd"/>
+      <w:r>
+        <w:rPr>
+          <w:rFonts w:ascii="Times New Roman" w:hAnsi="Times New Roman" w:cs="Times New Roman"/>
+          <w:color w:val="000000" w:themeColor="text1"/>
+          <w:sz w:val="28"/>
+          <w:szCs w:val="28"/>
+        </w:rPr>
+        <w:t xml:space="preserve"> </w:t>
       </w:r>
       <w:proofErr w:type="spellStart"/>
       <w:r>
@@ -16048,7 +15574,7 @@
           <w:szCs w:val="28"/>
         </w:rPr>
       </w:pPr>
-      <w:bookmarkStart w:id="23" w:name="_Toc224040751"/>
+      <w:bookmarkStart w:id="24" w:name="_Toc224040751"/>
       <w:r>
         <w:rPr>
           <w:rFonts w:ascii="Times New Roman" w:hAnsi="Times New Roman" w:cs="Times New Roman"/>
@@ -16060,7 +15586,7 @@
         <w:lastRenderedPageBreak/>
         <w:t>СПИСОК ИСПОЛЬЗОВАННЫХ ИСТОЧНИКОВ</w:t>
       </w:r>
-      <w:bookmarkEnd w:id="23"/>
+      <w:bookmarkEnd w:id="24"/>
     </w:p>
     <w:p>
       <w:r>
@@ -16079,7 +15605,7 @@
           <w:szCs w:val="28"/>
         </w:rPr>
       </w:pPr>
-      <w:bookmarkStart w:id="24" w:name="_Toc224040752"/>
+      <w:bookmarkStart w:id="25" w:name="_Toc224040752"/>
       <w:r>
         <w:rPr>
           <w:rFonts w:ascii="Times New Roman" w:hAnsi="Times New Roman" w:cs="Times New Roman"/>
@@ -16090,7 +15616,7 @@
         <w:lastRenderedPageBreak/>
         <w:t>Приложение А</w:t>
       </w:r>
-      <w:bookmarkEnd w:id="24"/>
+      <w:bookmarkEnd w:id="25"/>
     </w:p>
     <w:p>
       <w:pPr>
@@ -16262,15 +15788,13 @@
           <w:rFonts w:ascii="Times New Roman" w:hAnsi="Times New Roman" w:cs="Times New Roman"/>
           <w:sz w:val="24"/>
           <w:szCs w:val="24"/>
-          <w:lang w:val="en-US"/>
-        </w:rPr>
-      </w:pPr>
-      <w:r>
-        <w:rPr>
-          <w:rFonts w:ascii="Times New Roman" w:hAnsi="Times New Roman" w:cs="Times New Roman"/>
-          <w:sz w:val="24"/>
-          <w:szCs w:val="24"/>
-          <w:lang w:val="en-US"/>
+        </w:rPr>
+      </w:pPr>
+      <w:r>
+        <w:rPr>
+          <w:rFonts w:ascii="Times New Roman" w:hAnsi="Times New Roman" w:cs="Times New Roman"/>
+          <w:sz w:val="24"/>
+          <w:szCs w:val="24"/>
         </w:rPr>
         <w:br w:type="page"/>
       </w:r>
@@ -16285,7 +15809,6 @@
           <w:b/>
           <w:sz w:val="28"/>
           <w:szCs w:val="28"/>
-          <w:lang w:val="en-US"/>
         </w:rPr>
       </w:pPr>
       <w:r>
@@ -16304,7 +15827,6 @@
           <w:b/>
           <w:sz w:val="28"/>
           <w:szCs w:val="28"/>
-          <w:lang w:val="en-US"/>
         </w:rPr>
         <w:t xml:space="preserve"> </w:t>
       </w:r>
@@ -16434,6 +15956,7 @@
           <w:lang w:val="en-US"/>
         </w:rPr>
       </w:pPr>
+      <w:proofErr w:type="gramStart"/>
       <w:r>
         <w:rPr>
           <w:rFonts w:ascii="Times New Roman" w:hAnsi="Times New Roman" w:cs="Times New Roman"/>
@@ -16443,6 +15966,7 @@
         </w:rPr>
         <w:t>using</w:t>
       </w:r>
+      <w:proofErr w:type="gramEnd"/>
       <w:r>
         <w:rPr>
           <w:rFonts w:ascii="Times New Roman" w:hAnsi="Times New Roman" w:cs="Times New Roman"/>
@@ -16451,6 +15975,653 @@
           <w:lang w:val="en-US"/>
         </w:rPr>
         <w:t xml:space="preserve"> </w:t>
+      </w:r>
+      <w:proofErr w:type="spellStart"/>
+      <w:r>
+        <w:rPr>
+          <w:rFonts w:ascii="Times New Roman" w:hAnsi="Times New Roman" w:cs="Times New Roman"/>
+          <w:sz w:val="24"/>
+          <w:szCs w:val="24"/>
+          <w:lang w:val="en-US"/>
+        </w:rPr>
+        <w:t>Microsoft</w:t>
+      </w:r>
+      <w:r>
+        <w:rPr>
+          <w:rFonts w:ascii="Times New Roman" w:hAnsi="Times New Roman" w:cs="Times New Roman"/>
+          <w:sz w:val="24"/>
+          <w:szCs w:val="24"/>
+          <w:lang w:val="en-US"/>
+        </w:rPr>
+        <w:t>.</w:t>
+      </w:r>
+      <w:r>
+        <w:rPr>
+          <w:rFonts w:ascii="Times New Roman" w:hAnsi="Times New Roman" w:cs="Times New Roman"/>
+          <w:sz w:val="24"/>
+          <w:szCs w:val="24"/>
+          <w:lang w:val="en-US"/>
+        </w:rPr>
+        <w:t>VisualStudio</w:t>
+      </w:r>
+      <w:r>
+        <w:rPr>
+          <w:rFonts w:ascii="Times New Roman" w:hAnsi="Times New Roman" w:cs="Times New Roman"/>
+          <w:sz w:val="24"/>
+          <w:szCs w:val="24"/>
+          <w:lang w:val="en-US"/>
+        </w:rPr>
+        <w:t>.</w:t>
+      </w:r>
+      <w:r>
+        <w:rPr>
+          <w:rFonts w:ascii="Times New Roman" w:hAnsi="Times New Roman" w:cs="Times New Roman"/>
+          <w:sz w:val="24"/>
+          <w:szCs w:val="24"/>
+          <w:lang w:val="en-US"/>
+        </w:rPr>
+        <w:t>TestTools</w:t>
+      </w:r>
+      <w:r>
+        <w:rPr>
+          <w:rFonts w:ascii="Times New Roman" w:hAnsi="Times New Roman" w:cs="Times New Roman"/>
+          <w:sz w:val="24"/>
+          <w:szCs w:val="24"/>
+          <w:lang w:val="en-US"/>
+        </w:rPr>
+        <w:t>.</w:t>
+      </w:r>
+      <w:r>
+        <w:rPr>
+          <w:rFonts w:ascii="Times New Roman" w:hAnsi="Times New Roman" w:cs="Times New Roman"/>
+          <w:sz w:val="24"/>
+          <w:szCs w:val="24"/>
+          <w:lang w:val="en-US"/>
+        </w:rPr>
+        <w:t>UnitTesting</w:t>
+      </w:r>
+      <w:proofErr w:type="spellEnd"/>
+      <w:r>
+        <w:rPr>
+          <w:rFonts w:ascii="Times New Roman" w:hAnsi="Times New Roman" w:cs="Times New Roman"/>
+          <w:sz w:val="24"/>
+          <w:szCs w:val="24"/>
+          <w:lang w:val="en-US"/>
+        </w:rPr>
+        <w:t>;</w:t>
+      </w:r>
+    </w:p>
+    <w:p>
+      <w:pPr>
+        <w:spacing w:after="0" w:line="240" w:lineRule="auto"/>
+        <w:rPr>
+          <w:rFonts w:ascii="Times New Roman" w:hAnsi="Times New Roman" w:cs="Times New Roman"/>
+          <w:sz w:val="24"/>
+          <w:szCs w:val="24"/>
+          <w:lang w:val="en-US"/>
+        </w:rPr>
+      </w:pPr>
+      <w:r>
+        <w:rPr>
+          <w:rFonts w:ascii="Times New Roman" w:hAnsi="Times New Roman" w:cs="Times New Roman"/>
+          <w:sz w:val="24"/>
+          <w:szCs w:val="24"/>
+          <w:lang w:val="en-US"/>
+        </w:rPr>
+        <w:t xml:space="preserve">using </w:t>
+      </w:r>
+      <w:proofErr w:type="spellStart"/>
+      <w:r>
+        <w:rPr>
+          <w:rFonts w:ascii="Times New Roman" w:hAnsi="Times New Roman" w:cs="Times New Roman"/>
+          <w:sz w:val="24"/>
+          <w:szCs w:val="24"/>
+          <w:lang w:val="en-US"/>
+        </w:rPr>
+        <w:t>OOOShoesLib</w:t>
+      </w:r>
+      <w:proofErr w:type="spellEnd"/>
+      <w:r>
+        <w:rPr>
+          <w:rFonts w:ascii="Times New Roman" w:hAnsi="Times New Roman" w:cs="Times New Roman"/>
+          <w:sz w:val="24"/>
+          <w:szCs w:val="24"/>
+          <w:lang w:val="en-US"/>
+        </w:rPr>
+        <w:t>;</w:t>
+      </w:r>
+    </w:p>
+    <w:p>
+      <w:pPr>
+        <w:spacing w:after="0" w:line="240" w:lineRule="auto"/>
+        <w:rPr>
+          <w:rFonts w:ascii="Times New Roman" w:hAnsi="Times New Roman" w:cs="Times New Roman"/>
+          <w:sz w:val="24"/>
+          <w:szCs w:val="24"/>
+          <w:lang w:val="en-US"/>
+        </w:rPr>
+      </w:pPr>
+      <w:r>
+        <w:rPr>
+          <w:rFonts w:ascii="Times New Roman" w:hAnsi="Times New Roman" w:cs="Times New Roman"/>
+          <w:sz w:val="24"/>
+          <w:szCs w:val="24"/>
+          <w:lang w:val="en-US"/>
+        </w:rPr>
+        <w:t xml:space="preserve">using </w:t>
+      </w:r>
+      <w:proofErr w:type="spellStart"/>
+      <w:r>
+        <w:rPr>
+          <w:rFonts w:ascii="Times New Roman" w:hAnsi="Times New Roman" w:cs="Times New Roman"/>
+          <w:sz w:val="24"/>
+          <w:szCs w:val="24"/>
+          <w:lang w:val="en-US"/>
+        </w:rPr>
+        <w:t>System.Linq</w:t>
+      </w:r>
+      <w:proofErr w:type="spellEnd"/>
+      <w:r>
+        <w:rPr>
+          <w:rFonts w:ascii="Times New Roman" w:hAnsi="Times New Roman" w:cs="Times New Roman"/>
+          <w:sz w:val="24"/>
+          <w:szCs w:val="24"/>
+          <w:lang w:val="en-US"/>
+        </w:rPr>
+        <w:t>;</w:t>
+      </w:r>
+    </w:p>
+    <w:p>
+      <w:pPr>
+        <w:spacing w:after="0" w:line="240" w:lineRule="auto"/>
+        <w:rPr>
+          <w:rFonts w:ascii="Times New Roman" w:hAnsi="Times New Roman" w:cs="Times New Roman"/>
+          <w:sz w:val="24"/>
+          <w:szCs w:val="24"/>
+          <w:lang w:val="en-US"/>
+        </w:rPr>
+      </w:pPr>
+      <w:r>
+        <w:rPr>
+          <w:rFonts w:ascii="Times New Roman" w:hAnsi="Times New Roman" w:cs="Times New Roman"/>
+          <w:sz w:val="24"/>
+          <w:szCs w:val="24"/>
+          <w:lang w:val="en-US"/>
+        </w:rPr>
+        <w:t xml:space="preserve">namespace </w:t>
+      </w:r>
+      <w:proofErr w:type="spellStart"/>
+      <w:r>
+        <w:rPr>
+          <w:rFonts w:ascii="Times New Roman" w:hAnsi="Times New Roman" w:cs="Times New Roman"/>
+          <w:sz w:val="24"/>
+          <w:szCs w:val="24"/>
+          <w:lang w:val="en-US"/>
+        </w:rPr>
+        <w:t>OOOShoes.Tests</w:t>
+      </w:r>
+      <w:proofErr w:type="spellEnd"/>
+    </w:p>
+    <w:p>
+      <w:pPr>
+        <w:spacing w:after="0" w:line="240" w:lineRule="auto"/>
+        <w:rPr>
+          <w:rFonts w:ascii="Times New Roman" w:hAnsi="Times New Roman" w:cs="Times New Roman"/>
+          <w:sz w:val="24"/>
+          <w:szCs w:val="24"/>
+          <w:lang w:val="en-US"/>
+        </w:rPr>
+      </w:pPr>
+      <w:r>
+        <w:rPr>
+          <w:rFonts w:ascii="Times New Roman" w:hAnsi="Times New Roman" w:cs="Times New Roman"/>
+          <w:sz w:val="24"/>
+          <w:szCs w:val="24"/>
+          <w:lang w:val="en-US"/>
+        </w:rPr>
+        <w:t>{</w:t>
+      </w:r>
+    </w:p>
+    <w:p>
+      <w:pPr>
+        <w:spacing w:after="0" w:line="240" w:lineRule="auto"/>
+        <w:rPr>
+          <w:rFonts w:ascii="Times New Roman" w:hAnsi="Times New Roman" w:cs="Times New Roman"/>
+          <w:sz w:val="24"/>
+          <w:szCs w:val="24"/>
+          <w:lang w:val="en-US"/>
+        </w:rPr>
+      </w:pPr>
+      <w:r>
+        <w:rPr>
+          <w:rFonts w:ascii="Times New Roman" w:hAnsi="Times New Roman" w:cs="Times New Roman"/>
+          <w:sz w:val="24"/>
+          <w:szCs w:val="24"/>
+          <w:lang w:val="en-US"/>
+        </w:rPr>
+        <w:t xml:space="preserve">    [</w:t>
+      </w:r>
+      <w:proofErr w:type="spellStart"/>
+      <w:r>
+        <w:rPr>
+          <w:rFonts w:ascii="Times New Roman" w:hAnsi="Times New Roman" w:cs="Times New Roman"/>
+          <w:sz w:val="24"/>
+          <w:szCs w:val="24"/>
+          <w:lang w:val="en-US"/>
+        </w:rPr>
+        <w:t>TestClass</w:t>
+      </w:r>
+      <w:proofErr w:type="spellEnd"/>
+      <w:r>
+        <w:rPr>
+          <w:rFonts w:ascii="Times New Roman" w:hAnsi="Times New Roman" w:cs="Times New Roman"/>
+          <w:sz w:val="24"/>
+          <w:szCs w:val="24"/>
+          <w:lang w:val="en-US"/>
+        </w:rPr>
+        <w:t>]</w:t>
+      </w:r>
+    </w:p>
+    <w:p>
+      <w:pPr>
+        <w:spacing w:after="0" w:line="240" w:lineRule="auto"/>
+        <w:rPr>
+          <w:rFonts w:ascii="Times New Roman" w:hAnsi="Times New Roman" w:cs="Times New Roman"/>
+          <w:sz w:val="24"/>
+          <w:szCs w:val="24"/>
+          <w:lang w:val="en-US"/>
+        </w:rPr>
+      </w:pPr>
+      <w:r>
+        <w:rPr>
+          <w:rFonts w:ascii="Times New Roman" w:hAnsi="Times New Roman" w:cs="Times New Roman"/>
+          <w:sz w:val="24"/>
+          <w:szCs w:val="24"/>
+          <w:lang w:val="en-US"/>
+        </w:rPr>
+        <w:t xml:space="preserve">    public class </w:t>
+      </w:r>
+      <w:proofErr w:type="spellStart"/>
+      <w:r>
+        <w:rPr>
+          <w:rFonts w:ascii="Times New Roman" w:hAnsi="Times New Roman" w:cs="Times New Roman"/>
+          <w:sz w:val="24"/>
+          <w:szCs w:val="24"/>
+          <w:lang w:val="en-US"/>
+        </w:rPr>
+        <w:t>DBOperationsTests</w:t>
+      </w:r>
+      <w:proofErr w:type="spellEnd"/>
+    </w:p>
+    <w:p>
+      <w:pPr>
+        <w:spacing w:after="0" w:line="240" w:lineRule="auto"/>
+        <w:rPr>
+          <w:rFonts w:ascii="Times New Roman" w:hAnsi="Times New Roman" w:cs="Times New Roman"/>
+          <w:sz w:val="24"/>
+          <w:szCs w:val="24"/>
+          <w:lang w:val="en-US"/>
+        </w:rPr>
+      </w:pPr>
+      <w:r>
+        <w:rPr>
+          <w:rFonts w:ascii="Times New Roman" w:hAnsi="Times New Roman" w:cs="Times New Roman"/>
+          <w:sz w:val="24"/>
+          <w:szCs w:val="24"/>
+          <w:lang w:val="en-US"/>
+        </w:rPr>
+        <w:t xml:space="preserve">    {</w:t>
+      </w:r>
+    </w:p>
+    <w:p>
+      <w:pPr>
+        <w:spacing w:after="0" w:line="240" w:lineRule="auto"/>
+        <w:rPr>
+          <w:rFonts w:ascii="Times New Roman" w:hAnsi="Times New Roman" w:cs="Times New Roman"/>
+          <w:sz w:val="24"/>
+          <w:szCs w:val="24"/>
+          <w:lang w:val="en-US"/>
+        </w:rPr>
+      </w:pPr>
+      <w:r>
+        <w:rPr>
+          <w:rFonts w:ascii="Times New Roman" w:hAnsi="Times New Roman" w:cs="Times New Roman"/>
+          <w:sz w:val="24"/>
+          <w:szCs w:val="24"/>
+          <w:lang w:val="en-US"/>
+        </w:rPr>
+        <w:t xml:space="preserve">        [</w:t>
+      </w:r>
+      <w:proofErr w:type="spellStart"/>
+      <w:r>
+        <w:rPr>
+          <w:rFonts w:ascii="Times New Roman" w:hAnsi="Times New Roman" w:cs="Times New Roman"/>
+          <w:sz w:val="24"/>
+          <w:szCs w:val="24"/>
+          <w:lang w:val="en-US"/>
+        </w:rPr>
+        <w:t>TestMethod</w:t>
+      </w:r>
+      <w:proofErr w:type="spellEnd"/>
+      <w:r>
+        <w:rPr>
+          <w:rFonts w:ascii="Times New Roman" w:hAnsi="Times New Roman" w:cs="Times New Roman"/>
+          <w:sz w:val="24"/>
+          <w:szCs w:val="24"/>
+          <w:lang w:val="en-US"/>
+        </w:rPr>
+        <w:t>]</w:t>
+      </w:r>
+    </w:p>
+    <w:p>
+      <w:pPr>
+        <w:spacing w:after="0" w:line="240" w:lineRule="auto"/>
+        <w:rPr>
+          <w:rFonts w:ascii="Times New Roman" w:hAnsi="Times New Roman" w:cs="Times New Roman"/>
+          <w:sz w:val="24"/>
+          <w:szCs w:val="24"/>
+          <w:lang w:val="en-US"/>
+        </w:rPr>
+      </w:pPr>
+      <w:r>
+        <w:rPr>
+          <w:rFonts w:ascii="Times New Roman" w:hAnsi="Times New Roman" w:cs="Times New Roman"/>
+          <w:sz w:val="24"/>
+          <w:szCs w:val="24"/>
+          <w:lang w:val="en-US"/>
+        </w:rPr>
+        <w:t xml:space="preserve">        </w:t>
+      </w:r>
+      <w:proofErr w:type="gramStart"/>
+      <w:r>
+        <w:rPr>
+          <w:rFonts w:ascii="Times New Roman" w:hAnsi="Times New Roman" w:cs="Times New Roman"/>
+          <w:sz w:val="24"/>
+          <w:szCs w:val="24"/>
+          <w:lang w:val="en-US"/>
+        </w:rPr>
+        <w:t>public</w:t>
+      </w:r>
+      <w:proofErr w:type="gramEnd"/>
+      <w:r>
+        <w:rPr>
+          <w:rFonts w:ascii="Times New Roman" w:hAnsi="Times New Roman" w:cs="Times New Roman"/>
+          <w:sz w:val="24"/>
+          <w:szCs w:val="24"/>
+          <w:lang w:val="en-US"/>
+        </w:rPr>
+        <w:t xml:space="preserve"> void </w:t>
+      </w:r>
+      <w:proofErr w:type="spellStart"/>
+      <w:r>
+        <w:rPr>
+          <w:rFonts w:ascii="Times New Roman" w:hAnsi="Times New Roman" w:cs="Times New Roman"/>
+          <w:sz w:val="24"/>
+          <w:szCs w:val="24"/>
+          <w:lang w:val="en-US"/>
+        </w:rPr>
+        <w:t>GetUser_ValidCredentials_ReturnsUser</w:t>
+      </w:r>
+      <w:proofErr w:type="spellEnd"/>
+      <w:r>
+        <w:rPr>
+          <w:rFonts w:ascii="Times New Roman" w:hAnsi="Times New Roman" w:cs="Times New Roman"/>
+          <w:sz w:val="24"/>
+          <w:szCs w:val="24"/>
+          <w:lang w:val="en-US"/>
+        </w:rPr>
+        <w:t>()</w:t>
+      </w:r>
+    </w:p>
+    <w:p>
+      <w:pPr>
+        <w:spacing w:after="0" w:line="240" w:lineRule="auto"/>
+        <w:rPr>
+          <w:rFonts w:ascii="Times New Roman" w:hAnsi="Times New Roman" w:cs="Times New Roman"/>
+          <w:sz w:val="24"/>
+          <w:szCs w:val="24"/>
+        </w:rPr>
+      </w:pPr>
+      <w:r>
+        <w:rPr>
+          <w:rFonts w:ascii="Times New Roman" w:hAnsi="Times New Roman" w:cs="Times New Roman"/>
+          <w:sz w:val="24"/>
+          <w:szCs w:val="24"/>
+          <w:lang w:val="en-US"/>
+        </w:rPr>
+        <w:t xml:space="preserve">        </w:t>
+      </w:r>
+      <w:r>
+        <w:rPr>
+          <w:rFonts w:ascii="Times New Roman" w:hAnsi="Times New Roman" w:cs="Times New Roman"/>
+          <w:sz w:val="24"/>
+          <w:szCs w:val="24"/>
+        </w:rPr>
+        <w:t>{</w:t>
+      </w:r>
+    </w:p>
+    <w:p>
+      <w:pPr>
+        <w:spacing w:after="0" w:line="240" w:lineRule="auto"/>
+        <w:rPr>
+          <w:rFonts w:ascii="Times New Roman" w:hAnsi="Times New Roman" w:cs="Times New Roman"/>
+          <w:sz w:val="24"/>
+          <w:szCs w:val="24"/>
+        </w:rPr>
+      </w:pPr>
+      <w:r>
+        <w:rPr>
+          <w:rFonts w:ascii="Times New Roman" w:hAnsi="Times New Roman" w:cs="Times New Roman"/>
+          <w:sz w:val="24"/>
+          <w:szCs w:val="24"/>
+        </w:rPr>
+        <w:t xml:space="preserve">            // </w:t>
+      </w:r>
+      <w:proofErr w:type="spellStart"/>
+      <w:r>
+        <w:rPr>
+          <w:rFonts w:ascii="Times New Roman" w:hAnsi="Times New Roman" w:cs="Times New Roman"/>
+          <w:sz w:val="24"/>
+          <w:szCs w:val="24"/>
+        </w:rPr>
+        <w:t>Arrange</w:t>
+      </w:r>
+      <w:proofErr w:type="spellEnd"/>
+    </w:p>
+    <w:p>
+      <w:pPr>
+        <w:spacing w:after="0" w:line="240" w:lineRule="auto"/>
+        <w:rPr>
+          <w:rFonts w:ascii="Times New Roman" w:hAnsi="Times New Roman" w:cs="Times New Roman"/>
+          <w:sz w:val="24"/>
+          <w:szCs w:val="24"/>
+        </w:rPr>
+      </w:pPr>
+      <w:r>
+        <w:rPr>
+          <w:rFonts w:ascii="Times New Roman" w:hAnsi="Times New Roman" w:cs="Times New Roman"/>
+          <w:sz w:val="24"/>
+          <w:szCs w:val="24"/>
+        </w:rPr>
+        <w:t xml:space="preserve">            </w:t>
+      </w:r>
+      <w:proofErr w:type="spellStart"/>
+      <w:r>
+        <w:rPr>
+          <w:rFonts w:ascii="Times New Roman" w:hAnsi="Times New Roman" w:cs="Times New Roman"/>
+          <w:sz w:val="24"/>
+          <w:szCs w:val="24"/>
+        </w:rPr>
+        <w:t>string</w:t>
+      </w:r>
+      <w:proofErr w:type="spellEnd"/>
+      <w:r>
+        <w:rPr>
+          <w:rFonts w:ascii="Times New Roman" w:hAnsi="Times New Roman" w:cs="Times New Roman"/>
+          <w:sz w:val="24"/>
+          <w:szCs w:val="24"/>
+        </w:rPr>
+        <w:t xml:space="preserve"> </w:t>
+      </w:r>
+      <w:proofErr w:type="spellStart"/>
+      <w:r>
+        <w:rPr>
+          <w:rFonts w:ascii="Times New Roman" w:hAnsi="Times New Roman" w:cs="Times New Roman"/>
+          <w:sz w:val="24"/>
+          <w:szCs w:val="24"/>
+        </w:rPr>
+        <w:t>validLogin</w:t>
+      </w:r>
+      <w:proofErr w:type="spellEnd"/>
+      <w:r>
+        <w:rPr>
+          <w:rFonts w:ascii="Times New Roman" w:hAnsi="Times New Roman" w:cs="Times New Roman"/>
+          <w:sz w:val="24"/>
+          <w:szCs w:val="24"/>
+        </w:rPr>
+        <w:t xml:space="preserve"> = "94d5ous@gmail.com</w:t>
+      </w:r>
+      <w:proofErr w:type="gramStart"/>
+      <w:r>
+        <w:rPr>
+          <w:rFonts w:ascii="Times New Roman" w:hAnsi="Times New Roman" w:cs="Times New Roman"/>
+          <w:sz w:val="24"/>
+          <w:szCs w:val="24"/>
+        </w:rPr>
+        <w:t xml:space="preserve">";   </w:t>
+      </w:r>
+      <w:proofErr w:type="gramEnd"/>
+      <w:r>
+        <w:rPr>
+          <w:rFonts w:ascii="Times New Roman" w:hAnsi="Times New Roman" w:cs="Times New Roman"/>
+          <w:sz w:val="24"/>
+          <w:szCs w:val="24"/>
+        </w:rPr>
+        <w:t xml:space="preserve">   // логин администратора из дампа</w:t>
+      </w:r>
+    </w:p>
+    <w:p>
+      <w:pPr>
+        <w:spacing w:after="0" w:line="240" w:lineRule="auto"/>
+        <w:rPr>
+          <w:rFonts w:ascii="Times New Roman" w:hAnsi="Times New Roman" w:cs="Times New Roman"/>
+          <w:sz w:val="24"/>
+          <w:szCs w:val="24"/>
+          <w:lang w:val="en-US"/>
+        </w:rPr>
+      </w:pPr>
+      <w:r>
+        <w:rPr>
+          <w:rFonts w:ascii="Times New Roman" w:hAnsi="Times New Roman" w:cs="Times New Roman"/>
+          <w:sz w:val="24"/>
+          <w:szCs w:val="24"/>
+        </w:rPr>
+        <w:t xml:space="preserve">            </w:t>
+      </w:r>
+      <w:proofErr w:type="gramStart"/>
+      <w:r>
+        <w:rPr>
+          <w:rFonts w:ascii="Times New Roman" w:hAnsi="Times New Roman" w:cs="Times New Roman"/>
+          <w:sz w:val="24"/>
+          <w:szCs w:val="24"/>
+          <w:lang w:val="en-US"/>
+        </w:rPr>
+        <w:t>string</w:t>
+      </w:r>
+      <w:proofErr w:type="gramEnd"/>
+      <w:r>
+        <w:rPr>
+          <w:rFonts w:ascii="Times New Roman" w:hAnsi="Times New Roman" w:cs="Times New Roman"/>
+          <w:sz w:val="24"/>
+          <w:szCs w:val="24"/>
+          <w:lang w:val="en-US"/>
+        </w:rPr>
+        <w:t xml:space="preserve"> </w:t>
+      </w:r>
+      <w:proofErr w:type="spellStart"/>
+      <w:r>
+        <w:rPr>
+          <w:rFonts w:ascii="Times New Roman" w:hAnsi="Times New Roman" w:cs="Times New Roman"/>
+          <w:sz w:val="24"/>
+          <w:szCs w:val="24"/>
+          <w:lang w:val="en-US"/>
+        </w:rPr>
+        <w:t>validPassword</w:t>
+      </w:r>
+      <w:proofErr w:type="spellEnd"/>
+      <w:r>
+        <w:rPr>
+          <w:rFonts w:ascii="Times New Roman" w:hAnsi="Times New Roman" w:cs="Times New Roman"/>
+          <w:sz w:val="24"/>
+          <w:szCs w:val="24"/>
+          <w:lang w:val="en-US"/>
+        </w:rPr>
+        <w:t xml:space="preserve"> = "uzWC67";               // </w:t>
+      </w:r>
+      <w:r>
+        <w:rPr>
+          <w:rFonts w:ascii="Times New Roman" w:hAnsi="Times New Roman" w:cs="Times New Roman"/>
+          <w:sz w:val="24"/>
+          <w:szCs w:val="24"/>
+        </w:rPr>
+        <w:t>его</w:t>
+      </w:r>
+      <w:r>
+        <w:rPr>
+          <w:rFonts w:ascii="Times New Roman" w:hAnsi="Times New Roman" w:cs="Times New Roman"/>
+          <w:sz w:val="24"/>
+          <w:szCs w:val="24"/>
+          <w:lang w:val="en-US"/>
+        </w:rPr>
+        <w:t xml:space="preserve"> </w:t>
+      </w:r>
+      <w:r>
+        <w:rPr>
+          <w:rFonts w:ascii="Times New Roman" w:hAnsi="Times New Roman" w:cs="Times New Roman"/>
+          <w:sz w:val="24"/>
+          <w:szCs w:val="24"/>
+        </w:rPr>
+        <w:t>пароль</w:t>
+      </w:r>
+    </w:p>
+    <w:p>
+      <w:pPr>
+        <w:spacing w:after="0" w:line="240" w:lineRule="auto"/>
+        <w:rPr>
+          <w:rFonts w:ascii="Times New Roman" w:hAnsi="Times New Roman" w:cs="Times New Roman"/>
+          <w:sz w:val="24"/>
+          <w:szCs w:val="24"/>
+          <w:lang w:val="en-US"/>
+        </w:rPr>
+      </w:pPr>
+      <w:r>
+        <w:rPr>
+          <w:rFonts w:ascii="Times New Roman" w:hAnsi="Times New Roman" w:cs="Times New Roman"/>
+          <w:sz w:val="24"/>
+          <w:szCs w:val="24"/>
+          <w:lang w:val="en-US"/>
+        </w:rPr>
+        <w:t xml:space="preserve">            // Act</w:t>
+      </w:r>
+    </w:p>
+    <w:p>
+      <w:pPr>
+        <w:spacing w:after="0" w:line="240" w:lineRule="auto"/>
+        <w:rPr>
+          <w:rFonts w:ascii="Times New Roman" w:hAnsi="Times New Roman" w:cs="Times New Roman"/>
+          <w:sz w:val="24"/>
+          <w:szCs w:val="24"/>
+          <w:lang w:val="en-US"/>
+        </w:rPr>
+      </w:pPr>
+      <w:r>
+        <w:rPr>
+          <w:rFonts w:ascii="Times New Roman" w:hAnsi="Times New Roman" w:cs="Times New Roman"/>
+          <w:sz w:val="24"/>
+          <w:szCs w:val="24"/>
+          <w:lang w:val="en-US"/>
+        </w:rPr>
+        <w:t xml:space="preserve">            Users user = </w:t>
       </w:r>
       <w:proofErr w:type="spellStart"/>
       <w:proofErr w:type="gramStart"/>
@@ -16461,8 +16632,9 @@
           <w:szCs w:val="24"/>
           <w:lang w:val="en-US"/>
         </w:rPr>
-        <w:t>Microsoft</w:t>
-      </w:r>
+        <w:t>DBOperations.GetUser</w:t>
+      </w:r>
+      <w:proofErr w:type="spellEnd"/>
       <w:r>
         <w:rPr>
           <w:rFonts w:ascii="Times New Roman" w:hAnsi="Times New Roman" w:cs="Times New Roman"/>
@@ -16470,6 +16642,1629 @@
           <w:szCs w:val="24"/>
           <w:lang w:val="en-US"/>
         </w:rPr>
+        <w:t>(</w:t>
+      </w:r>
+      <w:proofErr w:type="spellStart"/>
+      <w:proofErr w:type="gramEnd"/>
+      <w:r>
+        <w:rPr>
+          <w:rFonts w:ascii="Times New Roman" w:hAnsi="Times New Roman" w:cs="Times New Roman"/>
+          <w:sz w:val="24"/>
+          <w:szCs w:val="24"/>
+          <w:lang w:val="en-US"/>
+        </w:rPr>
+        <w:t>validLogin</w:t>
+      </w:r>
+      <w:proofErr w:type="spellEnd"/>
+      <w:r>
+        <w:rPr>
+          <w:rFonts w:ascii="Times New Roman" w:hAnsi="Times New Roman" w:cs="Times New Roman"/>
+          <w:sz w:val="24"/>
+          <w:szCs w:val="24"/>
+          <w:lang w:val="en-US"/>
+        </w:rPr>
+        <w:t xml:space="preserve">, </w:t>
+      </w:r>
+      <w:proofErr w:type="spellStart"/>
+      <w:r>
+        <w:rPr>
+          <w:rFonts w:ascii="Times New Roman" w:hAnsi="Times New Roman" w:cs="Times New Roman"/>
+          <w:sz w:val="24"/>
+          <w:szCs w:val="24"/>
+          <w:lang w:val="en-US"/>
+        </w:rPr>
+        <w:t>validPassword</w:t>
+      </w:r>
+      <w:proofErr w:type="spellEnd"/>
+      <w:r>
+        <w:rPr>
+          <w:rFonts w:ascii="Times New Roman" w:hAnsi="Times New Roman" w:cs="Times New Roman"/>
+          <w:sz w:val="24"/>
+          <w:szCs w:val="24"/>
+          <w:lang w:val="en-US"/>
+        </w:rPr>
+        <w:t>);</w:t>
+      </w:r>
+    </w:p>
+    <w:p>
+      <w:pPr>
+        <w:spacing w:after="0" w:line="240" w:lineRule="auto"/>
+        <w:rPr>
+          <w:rFonts w:ascii="Times New Roman" w:hAnsi="Times New Roman" w:cs="Times New Roman"/>
+          <w:sz w:val="24"/>
+          <w:szCs w:val="24"/>
+        </w:rPr>
+      </w:pPr>
+      <w:r>
+        <w:rPr>
+          <w:rFonts w:ascii="Times New Roman" w:hAnsi="Times New Roman" w:cs="Times New Roman"/>
+          <w:sz w:val="24"/>
+          <w:szCs w:val="24"/>
+          <w:lang w:val="en-US"/>
+        </w:rPr>
+        <w:t xml:space="preserve">            </w:t>
+      </w:r>
+      <w:r>
+        <w:rPr>
+          <w:rFonts w:ascii="Times New Roman" w:hAnsi="Times New Roman" w:cs="Times New Roman"/>
+          <w:sz w:val="24"/>
+          <w:szCs w:val="24"/>
+        </w:rPr>
+        <w:t xml:space="preserve">// </w:t>
+      </w:r>
+      <w:proofErr w:type="spellStart"/>
+      <w:r>
+        <w:rPr>
+          <w:rFonts w:ascii="Times New Roman" w:hAnsi="Times New Roman" w:cs="Times New Roman"/>
+          <w:sz w:val="24"/>
+          <w:szCs w:val="24"/>
+        </w:rPr>
+        <w:t>Assert</w:t>
+      </w:r>
+      <w:proofErr w:type="spellEnd"/>
+    </w:p>
+    <w:p>
+      <w:pPr>
+        <w:spacing w:after="0" w:line="240" w:lineRule="auto"/>
+        <w:rPr>
+          <w:rFonts w:ascii="Times New Roman" w:hAnsi="Times New Roman" w:cs="Times New Roman"/>
+          <w:sz w:val="24"/>
+          <w:szCs w:val="24"/>
+        </w:rPr>
+      </w:pPr>
+      <w:r>
+        <w:rPr>
+          <w:rFonts w:ascii="Times New Roman" w:hAnsi="Times New Roman" w:cs="Times New Roman"/>
+          <w:sz w:val="24"/>
+          <w:szCs w:val="24"/>
+        </w:rPr>
+        <w:t xml:space="preserve">            </w:t>
+      </w:r>
+      <w:proofErr w:type="spellStart"/>
+      <w:r>
+        <w:rPr>
+          <w:rFonts w:ascii="Times New Roman" w:hAnsi="Times New Roman" w:cs="Times New Roman"/>
+          <w:sz w:val="24"/>
+          <w:szCs w:val="24"/>
+        </w:rPr>
+        <w:t>Assert.IsNotNull</w:t>
+      </w:r>
+      <w:proofErr w:type="spellEnd"/>
+      <w:r>
+        <w:rPr>
+          <w:rFonts w:ascii="Times New Roman" w:hAnsi="Times New Roman" w:cs="Times New Roman"/>
+          <w:sz w:val="24"/>
+          <w:szCs w:val="24"/>
+        </w:rPr>
+        <w:t>(</w:t>
+      </w:r>
+      <w:proofErr w:type="spellStart"/>
+      <w:r>
+        <w:rPr>
+          <w:rFonts w:ascii="Times New Roman" w:hAnsi="Times New Roman" w:cs="Times New Roman"/>
+          <w:sz w:val="24"/>
+          <w:szCs w:val="24"/>
+        </w:rPr>
+        <w:t>user</w:t>
+      </w:r>
+      <w:proofErr w:type="spellEnd"/>
+      <w:r>
+        <w:rPr>
+          <w:rFonts w:ascii="Times New Roman" w:hAnsi="Times New Roman" w:cs="Times New Roman"/>
+          <w:sz w:val="24"/>
+          <w:szCs w:val="24"/>
+        </w:rPr>
+        <w:t>, "Пользователь с корректными данными не найден.");</w:t>
+      </w:r>
+    </w:p>
+    <w:p>
+      <w:pPr>
+        <w:spacing w:after="0" w:line="240" w:lineRule="auto"/>
+        <w:rPr>
+          <w:rFonts w:ascii="Times New Roman" w:hAnsi="Times New Roman" w:cs="Times New Roman"/>
+          <w:sz w:val="24"/>
+          <w:szCs w:val="24"/>
+          <w:lang w:val="en-US"/>
+        </w:rPr>
+      </w:pPr>
+      <w:r>
+        <w:rPr>
+          <w:rFonts w:ascii="Times New Roman" w:hAnsi="Times New Roman" w:cs="Times New Roman"/>
+          <w:sz w:val="24"/>
+          <w:szCs w:val="24"/>
+        </w:rPr>
+        <w:t xml:space="preserve">            </w:t>
+      </w:r>
+      <w:proofErr w:type="spellStart"/>
+      <w:proofErr w:type="gramStart"/>
+      <w:r>
+        <w:rPr>
+          <w:rFonts w:ascii="Times New Roman" w:hAnsi="Times New Roman" w:cs="Times New Roman"/>
+          <w:sz w:val="24"/>
+          <w:szCs w:val="24"/>
+          <w:lang w:val="en-US"/>
+        </w:rPr>
+        <w:t>Assert.AreEqual</w:t>
+      </w:r>
+      <w:proofErr w:type="spellEnd"/>
+      <w:r>
+        <w:rPr>
+          <w:rFonts w:ascii="Times New Roman" w:hAnsi="Times New Roman" w:cs="Times New Roman"/>
+          <w:sz w:val="24"/>
+          <w:szCs w:val="24"/>
+          <w:lang w:val="en-US"/>
+        </w:rPr>
+        <w:t>(</w:t>
+      </w:r>
+      <w:proofErr w:type="spellStart"/>
+      <w:proofErr w:type="gramEnd"/>
+      <w:r>
+        <w:rPr>
+          <w:rFonts w:ascii="Times New Roman" w:hAnsi="Times New Roman" w:cs="Times New Roman"/>
+          <w:sz w:val="24"/>
+          <w:szCs w:val="24"/>
+          <w:lang w:val="en-US"/>
+        </w:rPr>
+        <w:t>validLogin</w:t>
+      </w:r>
+      <w:proofErr w:type="spellEnd"/>
+      <w:r>
+        <w:rPr>
+          <w:rFonts w:ascii="Times New Roman" w:hAnsi="Times New Roman" w:cs="Times New Roman"/>
+          <w:sz w:val="24"/>
+          <w:szCs w:val="24"/>
+          <w:lang w:val="en-US"/>
+        </w:rPr>
+        <w:t xml:space="preserve">, </w:t>
+      </w:r>
+      <w:proofErr w:type="spellStart"/>
+      <w:r>
+        <w:rPr>
+          <w:rFonts w:ascii="Times New Roman" w:hAnsi="Times New Roman" w:cs="Times New Roman"/>
+          <w:sz w:val="24"/>
+          <w:szCs w:val="24"/>
+          <w:lang w:val="en-US"/>
+        </w:rPr>
+        <w:t>user.Login</w:t>
+      </w:r>
+      <w:proofErr w:type="spellEnd"/>
+      <w:r>
+        <w:rPr>
+          <w:rFonts w:ascii="Times New Roman" w:hAnsi="Times New Roman" w:cs="Times New Roman"/>
+          <w:sz w:val="24"/>
+          <w:szCs w:val="24"/>
+          <w:lang w:val="en-US"/>
+        </w:rPr>
+        <w:t>);</w:t>
+      </w:r>
+    </w:p>
+    <w:p>
+      <w:pPr>
+        <w:spacing w:after="0" w:line="240" w:lineRule="auto"/>
+        <w:rPr>
+          <w:rFonts w:ascii="Times New Roman" w:hAnsi="Times New Roman" w:cs="Times New Roman"/>
+          <w:sz w:val="24"/>
+          <w:szCs w:val="24"/>
+          <w:lang w:val="en-US"/>
+        </w:rPr>
+      </w:pPr>
+      <w:r>
+        <w:rPr>
+          <w:rFonts w:ascii="Times New Roman" w:hAnsi="Times New Roman" w:cs="Times New Roman"/>
+          <w:sz w:val="24"/>
+          <w:szCs w:val="24"/>
+          <w:lang w:val="en-US"/>
+        </w:rPr>
+        <w:t xml:space="preserve">            </w:t>
+      </w:r>
+      <w:proofErr w:type="spellStart"/>
+      <w:proofErr w:type="gramStart"/>
+      <w:r>
+        <w:rPr>
+          <w:rFonts w:ascii="Times New Roman" w:hAnsi="Times New Roman" w:cs="Times New Roman"/>
+          <w:sz w:val="24"/>
+          <w:szCs w:val="24"/>
+          <w:lang w:val="en-US"/>
+        </w:rPr>
+        <w:t>Assert.AreEqual</w:t>
+      </w:r>
+      <w:proofErr w:type="spellEnd"/>
+      <w:r>
+        <w:rPr>
+          <w:rFonts w:ascii="Times New Roman" w:hAnsi="Times New Roman" w:cs="Times New Roman"/>
+          <w:sz w:val="24"/>
+          <w:szCs w:val="24"/>
+          <w:lang w:val="en-US"/>
+        </w:rPr>
+        <w:t>(</w:t>
+      </w:r>
+      <w:proofErr w:type="gramEnd"/>
+      <w:r>
+        <w:rPr>
+          <w:rFonts w:ascii="Times New Roman" w:hAnsi="Times New Roman" w:cs="Times New Roman"/>
+          <w:sz w:val="24"/>
+          <w:szCs w:val="24"/>
+          <w:lang w:val="en-US"/>
+        </w:rPr>
+        <w:t>"</w:t>
+      </w:r>
+      <w:r>
+        <w:rPr>
+          <w:rFonts w:ascii="Times New Roman" w:hAnsi="Times New Roman" w:cs="Times New Roman"/>
+          <w:sz w:val="24"/>
+          <w:szCs w:val="24"/>
+        </w:rPr>
+        <w:t>Никифорова</w:t>
+      </w:r>
+      <w:r>
+        <w:rPr>
+          <w:rFonts w:ascii="Times New Roman" w:hAnsi="Times New Roman" w:cs="Times New Roman"/>
+          <w:sz w:val="24"/>
+          <w:szCs w:val="24"/>
+          <w:lang w:val="en-US"/>
+        </w:rPr>
+        <w:t xml:space="preserve"> </w:t>
+      </w:r>
+      <w:proofErr w:type="spellStart"/>
+      <w:r>
+        <w:rPr>
+          <w:rFonts w:ascii="Times New Roman" w:hAnsi="Times New Roman" w:cs="Times New Roman"/>
+          <w:sz w:val="24"/>
+          <w:szCs w:val="24"/>
+        </w:rPr>
+        <w:t>Весения</w:t>
+      </w:r>
+      <w:proofErr w:type="spellEnd"/>
+      <w:r>
+        <w:rPr>
+          <w:rFonts w:ascii="Times New Roman" w:hAnsi="Times New Roman" w:cs="Times New Roman"/>
+          <w:sz w:val="24"/>
+          <w:szCs w:val="24"/>
+          <w:lang w:val="en-US"/>
+        </w:rPr>
+        <w:t xml:space="preserve"> </w:t>
+      </w:r>
+      <w:r>
+        <w:rPr>
+          <w:rFonts w:ascii="Times New Roman" w:hAnsi="Times New Roman" w:cs="Times New Roman"/>
+          <w:sz w:val="24"/>
+          <w:szCs w:val="24"/>
+        </w:rPr>
+        <w:t>Николаевна</w:t>
+      </w:r>
+      <w:r>
+        <w:rPr>
+          <w:rFonts w:ascii="Times New Roman" w:hAnsi="Times New Roman" w:cs="Times New Roman"/>
+          <w:sz w:val="24"/>
+          <w:szCs w:val="24"/>
+          <w:lang w:val="en-US"/>
+        </w:rPr>
+        <w:t xml:space="preserve">", </w:t>
+      </w:r>
+      <w:proofErr w:type="spellStart"/>
+      <w:r>
+        <w:rPr>
+          <w:rFonts w:ascii="Times New Roman" w:hAnsi="Times New Roman" w:cs="Times New Roman"/>
+          <w:sz w:val="24"/>
+          <w:szCs w:val="24"/>
+          <w:lang w:val="en-US"/>
+        </w:rPr>
+        <w:t>user.FullName</w:t>
+      </w:r>
+      <w:proofErr w:type="spellEnd"/>
+      <w:r>
+        <w:rPr>
+          <w:rFonts w:ascii="Times New Roman" w:hAnsi="Times New Roman" w:cs="Times New Roman"/>
+          <w:sz w:val="24"/>
+          <w:szCs w:val="24"/>
+          <w:lang w:val="en-US"/>
+        </w:rPr>
+        <w:t>);</w:t>
+      </w:r>
+    </w:p>
+    <w:p>
+      <w:pPr>
+        <w:spacing w:after="0" w:line="240" w:lineRule="auto"/>
+        <w:rPr>
+          <w:rFonts w:ascii="Times New Roman" w:hAnsi="Times New Roman" w:cs="Times New Roman"/>
+          <w:sz w:val="24"/>
+          <w:szCs w:val="24"/>
+          <w:lang w:val="en-US"/>
+        </w:rPr>
+      </w:pPr>
+      <w:r>
+        <w:rPr>
+          <w:rFonts w:ascii="Times New Roman" w:hAnsi="Times New Roman" w:cs="Times New Roman"/>
+          <w:sz w:val="24"/>
+          <w:szCs w:val="24"/>
+          <w:lang w:val="en-US"/>
+        </w:rPr>
+        <w:t xml:space="preserve">            </w:t>
+      </w:r>
+      <w:proofErr w:type="spellStart"/>
+      <w:proofErr w:type="gramStart"/>
+      <w:r>
+        <w:rPr>
+          <w:rFonts w:ascii="Times New Roman" w:hAnsi="Times New Roman" w:cs="Times New Roman"/>
+          <w:sz w:val="24"/>
+          <w:szCs w:val="24"/>
+          <w:lang w:val="en-US"/>
+        </w:rPr>
+        <w:t>Assert.AreEqual</w:t>
+      </w:r>
+      <w:proofErr w:type="spellEnd"/>
+      <w:r>
+        <w:rPr>
+          <w:rFonts w:ascii="Times New Roman" w:hAnsi="Times New Roman" w:cs="Times New Roman"/>
+          <w:sz w:val="24"/>
+          <w:szCs w:val="24"/>
+          <w:lang w:val="en-US"/>
+        </w:rPr>
+        <w:t>(</w:t>
+      </w:r>
+      <w:proofErr w:type="gramEnd"/>
+      <w:r>
+        <w:rPr>
+          <w:rFonts w:ascii="Times New Roman" w:hAnsi="Times New Roman" w:cs="Times New Roman"/>
+          <w:sz w:val="24"/>
+          <w:szCs w:val="24"/>
+          <w:lang w:val="en-US"/>
+        </w:rPr>
+        <w:t>"</w:t>
+      </w:r>
+      <w:r>
+        <w:rPr>
+          <w:rFonts w:ascii="Times New Roman" w:hAnsi="Times New Roman" w:cs="Times New Roman"/>
+          <w:sz w:val="24"/>
+          <w:szCs w:val="24"/>
+        </w:rPr>
+        <w:t>Администратор</w:t>
+      </w:r>
+      <w:r>
+        <w:rPr>
+          <w:rFonts w:ascii="Times New Roman" w:hAnsi="Times New Roman" w:cs="Times New Roman"/>
+          <w:sz w:val="24"/>
+          <w:szCs w:val="24"/>
+          <w:lang w:val="en-US"/>
+        </w:rPr>
+        <w:t xml:space="preserve">", </w:t>
+      </w:r>
+      <w:proofErr w:type="spellStart"/>
+      <w:r>
+        <w:rPr>
+          <w:rFonts w:ascii="Times New Roman" w:hAnsi="Times New Roman" w:cs="Times New Roman"/>
+          <w:sz w:val="24"/>
+          <w:szCs w:val="24"/>
+          <w:lang w:val="en-US"/>
+        </w:rPr>
+        <w:t>user.Role</w:t>
+      </w:r>
+      <w:proofErr w:type="spellEnd"/>
+      <w:r>
+        <w:rPr>
+          <w:rFonts w:ascii="Times New Roman" w:hAnsi="Times New Roman" w:cs="Times New Roman"/>
+          <w:sz w:val="24"/>
+          <w:szCs w:val="24"/>
+          <w:lang w:val="en-US"/>
+        </w:rPr>
+        <w:t>);</w:t>
+      </w:r>
+    </w:p>
+    <w:p>
+      <w:pPr>
+        <w:spacing w:after="0" w:line="240" w:lineRule="auto"/>
+        <w:rPr>
+          <w:rFonts w:ascii="Times New Roman" w:hAnsi="Times New Roman" w:cs="Times New Roman"/>
+          <w:sz w:val="24"/>
+          <w:szCs w:val="24"/>
+          <w:lang w:val="en-US"/>
+        </w:rPr>
+      </w:pPr>
+      <w:r>
+        <w:rPr>
+          <w:rFonts w:ascii="Times New Roman" w:hAnsi="Times New Roman" w:cs="Times New Roman"/>
+          <w:sz w:val="24"/>
+          <w:szCs w:val="24"/>
+          <w:lang w:val="en-US"/>
+        </w:rPr>
+        <w:t xml:space="preserve">        }</w:t>
+      </w:r>
+    </w:p>
+    <w:p>
+      <w:pPr>
+        <w:spacing w:after="0" w:line="240" w:lineRule="auto"/>
+        <w:rPr>
+          <w:rFonts w:ascii="Times New Roman" w:hAnsi="Times New Roman" w:cs="Times New Roman"/>
+          <w:sz w:val="24"/>
+          <w:szCs w:val="24"/>
+          <w:lang w:val="en-US"/>
+        </w:rPr>
+      </w:pPr>
+      <w:r>
+        <w:rPr>
+          <w:rFonts w:ascii="Times New Roman" w:hAnsi="Times New Roman" w:cs="Times New Roman"/>
+          <w:sz w:val="24"/>
+          <w:szCs w:val="24"/>
+          <w:lang w:val="en-US"/>
+        </w:rPr>
+        <w:t xml:space="preserve">        [</w:t>
+      </w:r>
+      <w:proofErr w:type="spellStart"/>
+      <w:r>
+        <w:rPr>
+          <w:rFonts w:ascii="Times New Roman" w:hAnsi="Times New Roman" w:cs="Times New Roman"/>
+          <w:sz w:val="24"/>
+          <w:szCs w:val="24"/>
+          <w:lang w:val="en-US"/>
+        </w:rPr>
+        <w:t>TestMethod</w:t>
+      </w:r>
+      <w:proofErr w:type="spellEnd"/>
+      <w:r>
+        <w:rPr>
+          <w:rFonts w:ascii="Times New Roman" w:hAnsi="Times New Roman" w:cs="Times New Roman"/>
+          <w:sz w:val="24"/>
+          <w:szCs w:val="24"/>
+          <w:lang w:val="en-US"/>
+        </w:rPr>
+        <w:t>]</w:t>
+      </w:r>
+    </w:p>
+    <w:p>
+      <w:pPr>
+        <w:spacing w:after="0" w:line="240" w:lineRule="auto"/>
+        <w:rPr>
+          <w:rFonts w:ascii="Times New Roman" w:hAnsi="Times New Roman" w:cs="Times New Roman"/>
+          <w:sz w:val="24"/>
+          <w:szCs w:val="24"/>
+          <w:lang w:val="en-US"/>
+        </w:rPr>
+      </w:pPr>
+      <w:r>
+        <w:rPr>
+          <w:rFonts w:ascii="Times New Roman" w:hAnsi="Times New Roman" w:cs="Times New Roman"/>
+          <w:sz w:val="24"/>
+          <w:szCs w:val="24"/>
+          <w:lang w:val="en-US"/>
+        </w:rPr>
+        <w:t xml:space="preserve">        </w:t>
+      </w:r>
+      <w:proofErr w:type="gramStart"/>
+      <w:r>
+        <w:rPr>
+          <w:rFonts w:ascii="Times New Roman" w:hAnsi="Times New Roman" w:cs="Times New Roman"/>
+          <w:sz w:val="24"/>
+          <w:szCs w:val="24"/>
+          <w:lang w:val="en-US"/>
+        </w:rPr>
+        <w:t>public</w:t>
+      </w:r>
+      <w:proofErr w:type="gramEnd"/>
+      <w:r>
+        <w:rPr>
+          <w:rFonts w:ascii="Times New Roman" w:hAnsi="Times New Roman" w:cs="Times New Roman"/>
+          <w:sz w:val="24"/>
+          <w:szCs w:val="24"/>
+          <w:lang w:val="en-US"/>
+        </w:rPr>
+        <w:t xml:space="preserve"> void </w:t>
+      </w:r>
+      <w:proofErr w:type="spellStart"/>
+      <w:r>
+        <w:rPr>
+          <w:rFonts w:ascii="Times New Roman" w:hAnsi="Times New Roman" w:cs="Times New Roman"/>
+          <w:sz w:val="24"/>
+          <w:szCs w:val="24"/>
+          <w:lang w:val="en-US"/>
+        </w:rPr>
+        <w:t>GetUser_InvalidPassword_ReturnsNull</w:t>
+      </w:r>
+      <w:proofErr w:type="spellEnd"/>
+      <w:r>
+        <w:rPr>
+          <w:rFonts w:ascii="Times New Roman" w:hAnsi="Times New Roman" w:cs="Times New Roman"/>
+          <w:sz w:val="24"/>
+          <w:szCs w:val="24"/>
+          <w:lang w:val="en-US"/>
+        </w:rPr>
+        <w:t>()</w:t>
+      </w:r>
+    </w:p>
+    <w:p>
+      <w:pPr>
+        <w:spacing w:after="0" w:line="240" w:lineRule="auto"/>
+        <w:rPr>
+          <w:rFonts w:ascii="Times New Roman" w:hAnsi="Times New Roman" w:cs="Times New Roman"/>
+          <w:sz w:val="24"/>
+          <w:szCs w:val="24"/>
+          <w:lang w:val="en-US"/>
+        </w:rPr>
+      </w:pPr>
+      <w:r>
+        <w:rPr>
+          <w:rFonts w:ascii="Times New Roman" w:hAnsi="Times New Roman" w:cs="Times New Roman"/>
+          <w:sz w:val="24"/>
+          <w:szCs w:val="24"/>
+          <w:lang w:val="en-US"/>
+        </w:rPr>
+        <w:t xml:space="preserve">        {</w:t>
+      </w:r>
+    </w:p>
+    <w:p>
+      <w:pPr>
+        <w:spacing w:after="0" w:line="240" w:lineRule="auto"/>
+        <w:rPr>
+          <w:rFonts w:ascii="Times New Roman" w:hAnsi="Times New Roman" w:cs="Times New Roman"/>
+          <w:sz w:val="24"/>
+          <w:szCs w:val="24"/>
+          <w:lang w:val="en-US"/>
+        </w:rPr>
+      </w:pPr>
+      <w:r>
+        <w:rPr>
+          <w:rFonts w:ascii="Times New Roman" w:hAnsi="Times New Roman" w:cs="Times New Roman"/>
+          <w:sz w:val="24"/>
+          <w:szCs w:val="24"/>
+          <w:lang w:val="en-US"/>
+        </w:rPr>
+        <w:t xml:space="preserve">            // Arrange</w:t>
+      </w:r>
+    </w:p>
+    <w:p>
+      <w:pPr>
+        <w:spacing w:after="0" w:line="240" w:lineRule="auto"/>
+        <w:rPr>
+          <w:rFonts w:ascii="Times New Roman" w:hAnsi="Times New Roman" w:cs="Times New Roman"/>
+          <w:sz w:val="24"/>
+          <w:szCs w:val="24"/>
+          <w:lang w:val="en-US"/>
+        </w:rPr>
+      </w:pPr>
+      <w:r>
+        <w:rPr>
+          <w:rFonts w:ascii="Times New Roman" w:hAnsi="Times New Roman" w:cs="Times New Roman"/>
+          <w:sz w:val="24"/>
+          <w:szCs w:val="24"/>
+          <w:lang w:val="en-US"/>
+        </w:rPr>
+        <w:t xml:space="preserve">            string </w:t>
+      </w:r>
+      <w:proofErr w:type="spellStart"/>
+      <w:r>
+        <w:rPr>
+          <w:rFonts w:ascii="Times New Roman" w:hAnsi="Times New Roman" w:cs="Times New Roman"/>
+          <w:sz w:val="24"/>
+          <w:szCs w:val="24"/>
+          <w:lang w:val="en-US"/>
+        </w:rPr>
+        <w:t>validLogin</w:t>
+      </w:r>
+      <w:proofErr w:type="spellEnd"/>
+      <w:r>
+        <w:rPr>
+          <w:rFonts w:ascii="Times New Roman" w:hAnsi="Times New Roman" w:cs="Times New Roman"/>
+          <w:sz w:val="24"/>
+          <w:szCs w:val="24"/>
+          <w:lang w:val="en-US"/>
+        </w:rPr>
+        <w:t xml:space="preserve"> = "94d5ous@gmail.com";</w:t>
+      </w:r>
+    </w:p>
+    <w:p>
+      <w:pPr>
+        <w:spacing w:after="0" w:line="240" w:lineRule="auto"/>
+        <w:rPr>
+          <w:rFonts w:ascii="Times New Roman" w:hAnsi="Times New Roman" w:cs="Times New Roman"/>
+          <w:sz w:val="24"/>
+          <w:szCs w:val="24"/>
+          <w:lang w:val="en-US"/>
+        </w:rPr>
+      </w:pPr>
+      <w:r>
+        <w:rPr>
+          <w:rFonts w:ascii="Times New Roman" w:hAnsi="Times New Roman" w:cs="Times New Roman"/>
+          <w:sz w:val="24"/>
+          <w:szCs w:val="24"/>
+          <w:lang w:val="en-US"/>
+        </w:rPr>
+        <w:t xml:space="preserve">            string </w:t>
+      </w:r>
+      <w:proofErr w:type="spellStart"/>
+      <w:r>
+        <w:rPr>
+          <w:rFonts w:ascii="Times New Roman" w:hAnsi="Times New Roman" w:cs="Times New Roman"/>
+          <w:sz w:val="24"/>
+          <w:szCs w:val="24"/>
+          <w:lang w:val="en-US"/>
+        </w:rPr>
+        <w:t>invalidPassword</w:t>
+      </w:r>
+      <w:proofErr w:type="spellEnd"/>
+      <w:r>
+        <w:rPr>
+          <w:rFonts w:ascii="Times New Roman" w:hAnsi="Times New Roman" w:cs="Times New Roman"/>
+          <w:sz w:val="24"/>
+          <w:szCs w:val="24"/>
+          <w:lang w:val="en-US"/>
+        </w:rPr>
+        <w:t xml:space="preserve"> = "wrong";</w:t>
+      </w:r>
+    </w:p>
+    <w:p>
+      <w:pPr>
+        <w:spacing w:after="0" w:line="240" w:lineRule="auto"/>
+        <w:rPr>
+          <w:rFonts w:ascii="Times New Roman" w:hAnsi="Times New Roman" w:cs="Times New Roman"/>
+          <w:sz w:val="24"/>
+          <w:szCs w:val="24"/>
+          <w:lang w:val="en-US"/>
+        </w:rPr>
+      </w:pPr>
+      <w:r>
+        <w:rPr>
+          <w:rFonts w:ascii="Times New Roman" w:hAnsi="Times New Roman" w:cs="Times New Roman"/>
+          <w:sz w:val="24"/>
+          <w:szCs w:val="24"/>
+          <w:lang w:val="en-US"/>
+        </w:rPr>
+        <w:t xml:space="preserve">            // Act</w:t>
+      </w:r>
+    </w:p>
+    <w:p>
+      <w:pPr>
+        <w:spacing w:after="0" w:line="240" w:lineRule="auto"/>
+        <w:rPr>
+          <w:rFonts w:ascii="Times New Roman" w:hAnsi="Times New Roman" w:cs="Times New Roman"/>
+          <w:sz w:val="24"/>
+          <w:szCs w:val="24"/>
+          <w:lang w:val="en-US"/>
+        </w:rPr>
+      </w:pPr>
+      <w:r>
+        <w:rPr>
+          <w:rFonts w:ascii="Times New Roman" w:hAnsi="Times New Roman" w:cs="Times New Roman"/>
+          <w:sz w:val="24"/>
+          <w:szCs w:val="24"/>
+          <w:lang w:val="en-US"/>
+        </w:rPr>
+        <w:t xml:space="preserve">            Users user = </w:t>
+      </w:r>
+      <w:proofErr w:type="spellStart"/>
+      <w:proofErr w:type="gramStart"/>
+      <w:r>
+        <w:rPr>
+          <w:rFonts w:ascii="Times New Roman" w:hAnsi="Times New Roman" w:cs="Times New Roman"/>
+          <w:sz w:val="24"/>
+          <w:szCs w:val="24"/>
+          <w:lang w:val="en-US"/>
+        </w:rPr>
+        <w:t>DBOperations.GetUser</w:t>
+      </w:r>
+      <w:proofErr w:type="spellEnd"/>
+      <w:r>
+        <w:rPr>
+          <w:rFonts w:ascii="Times New Roman" w:hAnsi="Times New Roman" w:cs="Times New Roman"/>
+          <w:sz w:val="24"/>
+          <w:szCs w:val="24"/>
+          <w:lang w:val="en-US"/>
+        </w:rPr>
+        <w:t>(</w:t>
+      </w:r>
+      <w:proofErr w:type="spellStart"/>
+      <w:proofErr w:type="gramEnd"/>
+      <w:r>
+        <w:rPr>
+          <w:rFonts w:ascii="Times New Roman" w:hAnsi="Times New Roman" w:cs="Times New Roman"/>
+          <w:sz w:val="24"/>
+          <w:szCs w:val="24"/>
+          <w:lang w:val="en-US"/>
+        </w:rPr>
+        <w:t>validLogin</w:t>
+      </w:r>
+      <w:proofErr w:type="spellEnd"/>
+      <w:r>
+        <w:rPr>
+          <w:rFonts w:ascii="Times New Roman" w:hAnsi="Times New Roman" w:cs="Times New Roman"/>
+          <w:sz w:val="24"/>
+          <w:szCs w:val="24"/>
+          <w:lang w:val="en-US"/>
+        </w:rPr>
+        <w:t xml:space="preserve">, </w:t>
+      </w:r>
+      <w:proofErr w:type="spellStart"/>
+      <w:r>
+        <w:rPr>
+          <w:rFonts w:ascii="Times New Roman" w:hAnsi="Times New Roman" w:cs="Times New Roman"/>
+          <w:sz w:val="24"/>
+          <w:szCs w:val="24"/>
+          <w:lang w:val="en-US"/>
+        </w:rPr>
+        <w:t>invalidPassword</w:t>
+      </w:r>
+      <w:proofErr w:type="spellEnd"/>
+      <w:r>
+        <w:rPr>
+          <w:rFonts w:ascii="Times New Roman" w:hAnsi="Times New Roman" w:cs="Times New Roman"/>
+          <w:sz w:val="24"/>
+          <w:szCs w:val="24"/>
+          <w:lang w:val="en-US"/>
+        </w:rPr>
+        <w:t>);</w:t>
+      </w:r>
+    </w:p>
+    <w:p>
+      <w:pPr>
+        <w:spacing w:after="0" w:line="240" w:lineRule="auto"/>
+        <w:rPr>
+          <w:rFonts w:ascii="Times New Roman" w:hAnsi="Times New Roman" w:cs="Times New Roman"/>
+          <w:sz w:val="24"/>
+          <w:szCs w:val="24"/>
+        </w:rPr>
+      </w:pPr>
+      <w:r>
+        <w:rPr>
+          <w:rFonts w:ascii="Times New Roman" w:hAnsi="Times New Roman" w:cs="Times New Roman"/>
+          <w:sz w:val="24"/>
+          <w:szCs w:val="24"/>
+          <w:lang w:val="en-US"/>
+        </w:rPr>
+        <w:t xml:space="preserve">            </w:t>
+      </w:r>
+      <w:r>
+        <w:rPr>
+          <w:rFonts w:ascii="Times New Roman" w:hAnsi="Times New Roman" w:cs="Times New Roman"/>
+          <w:sz w:val="24"/>
+          <w:szCs w:val="24"/>
+        </w:rPr>
+        <w:t xml:space="preserve">// </w:t>
+      </w:r>
+      <w:proofErr w:type="spellStart"/>
+      <w:r>
+        <w:rPr>
+          <w:rFonts w:ascii="Times New Roman" w:hAnsi="Times New Roman" w:cs="Times New Roman"/>
+          <w:sz w:val="24"/>
+          <w:szCs w:val="24"/>
+        </w:rPr>
+        <w:t>Assert</w:t>
+      </w:r>
+      <w:proofErr w:type="spellEnd"/>
+    </w:p>
+    <w:p>
+      <w:pPr>
+        <w:spacing w:after="0" w:line="240" w:lineRule="auto"/>
+        <w:rPr>
+          <w:rFonts w:ascii="Times New Roman" w:hAnsi="Times New Roman" w:cs="Times New Roman"/>
+          <w:sz w:val="24"/>
+          <w:szCs w:val="24"/>
+        </w:rPr>
+      </w:pPr>
+      <w:r>
+        <w:rPr>
+          <w:rFonts w:ascii="Times New Roman" w:hAnsi="Times New Roman" w:cs="Times New Roman"/>
+          <w:sz w:val="24"/>
+          <w:szCs w:val="24"/>
+        </w:rPr>
+        <w:t xml:space="preserve">            </w:t>
+      </w:r>
+      <w:proofErr w:type="spellStart"/>
+      <w:r>
+        <w:rPr>
+          <w:rFonts w:ascii="Times New Roman" w:hAnsi="Times New Roman" w:cs="Times New Roman"/>
+          <w:sz w:val="24"/>
+          <w:szCs w:val="24"/>
+        </w:rPr>
+        <w:t>Assert.IsNull</w:t>
+      </w:r>
+      <w:proofErr w:type="spellEnd"/>
+      <w:r>
+        <w:rPr>
+          <w:rFonts w:ascii="Times New Roman" w:hAnsi="Times New Roman" w:cs="Times New Roman"/>
+          <w:sz w:val="24"/>
+          <w:szCs w:val="24"/>
+        </w:rPr>
+        <w:t>(</w:t>
+      </w:r>
+      <w:proofErr w:type="spellStart"/>
+      <w:r>
+        <w:rPr>
+          <w:rFonts w:ascii="Times New Roman" w:hAnsi="Times New Roman" w:cs="Times New Roman"/>
+          <w:sz w:val="24"/>
+          <w:szCs w:val="24"/>
+        </w:rPr>
+        <w:t>user</w:t>
+      </w:r>
+      <w:proofErr w:type="spellEnd"/>
+      <w:r>
+        <w:rPr>
+          <w:rFonts w:ascii="Times New Roman" w:hAnsi="Times New Roman" w:cs="Times New Roman"/>
+          <w:sz w:val="24"/>
+          <w:szCs w:val="24"/>
+        </w:rPr>
+        <w:t xml:space="preserve">, "При неверном пароле должен возвращаться </w:t>
+      </w:r>
+      <w:proofErr w:type="spellStart"/>
+      <w:r>
+        <w:rPr>
+          <w:rFonts w:ascii="Times New Roman" w:hAnsi="Times New Roman" w:cs="Times New Roman"/>
+          <w:sz w:val="24"/>
+          <w:szCs w:val="24"/>
+        </w:rPr>
+        <w:t>null</w:t>
+      </w:r>
+      <w:proofErr w:type="spellEnd"/>
+      <w:r>
+        <w:rPr>
+          <w:rFonts w:ascii="Times New Roman" w:hAnsi="Times New Roman" w:cs="Times New Roman"/>
+          <w:sz w:val="24"/>
+          <w:szCs w:val="24"/>
+        </w:rPr>
+        <w:t>.");</w:t>
+      </w:r>
+    </w:p>
+    <w:p>
+      <w:pPr>
+        <w:spacing w:after="0" w:line="240" w:lineRule="auto"/>
+        <w:rPr>
+          <w:rFonts w:ascii="Times New Roman" w:hAnsi="Times New Roman" w:cs="Times New Roman"/>
+          <w:sz w:val="24"/>
+          <w:szCs w:val="24"/>
+          <w:lang w:val="en-US"/>
+        </w:rPr>
+      </w:pPr>
+      <w:r>
+        <w:rPr>
+          <w:rFonts w:ascii="Times New Roman" w:hAnsi="Times New Roman" w:cs="Times New Roman"/>
+          <w:sz w:val="24"/>
+          <w:szCs w:val="24"/>
+        </w:rPr>
+        <w:t xml:space="preserve">        </w:t>
+      </w:r>
+      <w:r>
+        <w:rPr>
+          <w:rFonts w:ascii="Times New Roman" w:hAnsi="Times New Roman" w:cs="Times New Roman"/>
+          <w:sz w:val="24"/>
+          <w:szCs w:val="24"/>
+          <w:lang w:val="en-US"/>
+        </w:rPr>
+        <w:t>}</w:t>
+      </w:r>
+    </w:p>
+    <w:p>
+      <w:pPr>
+        <w:spacing w:after="0" w:line="240" w:lineRule="auto"/>
+        <w:rPr>
+          <w:rFonts w:ascii="Times New Roman" w:hAnsi="Times New Roman" w:cs="Times New Roman"/>
+          <w:sz w:val="24"/>
+          <w:szCs w:val="24"/>
+          <w:lang w:val="en-US"/>
+        </w:rPr>
+      </w:pPr>
+      <w:r>
+        <w:rPr>
+          <w:rFonts w:ascii="Times New Roman" w:hAnsi="Times New Roman" w:cs="Times New Roman"/>
+          <w:sz w:val="24"/>
+          <w:szCs w:val="24"/>
+          <w:lang w:val="en-US"/>
+        </w:rPr>
+        <w:t xml:space="preserve">        [</w:t>
+      </w:r>
+      <w:proofErr w:type="spellStart"/>
+      <w:r>
+        <w:rPr>
+          <w:rFonts w:ascii="Times New Roman" w:hAnsi="Times New Roman" w:cs="Times New Roman"/>
+          <w:sz w:val="24"/>
+          <w:szCs w:val="24"/>
+          <w:lang w:val="en-US"/>
+        </w:rPr>
+        <w:t>TestMethod</w:t>
+      </w:r>
+      <w:proofErr w:type="spellEnd"/>
+      <w:r>
+        <w:rPr>
+          <w:rFonts w:ascii="Times New Roman" w:hAnsi="Times New Roman" w:cs="Times New Roman"/>
+          <w:sz w:val="24"/>
+          <w:szCs w:val="24"/>
+          <w:lang w:val="en-US"/>
+        </w:rPr>
+        <w:t>]</w:t>
+      </w:r>
+    </w:p>
+    <w:p>
+      <w:pPr>
+        <w:spacing w:after="0" w:line="240" w:lineRule="auto"/>
+        <w:rPr>
+          <w:rFonts w:ascii="Times New Roman" w:hAnsi="Times New Roman" w:cs="Times New Roman"/>
+          <w:sz w:val="24"/>
+          <w:szCs w:val="24"/>
+          <w:lang w:val="en-US"/>
+        </w:rPr>
+      </w:pPr>
+      <w:r>
+        <w:rPr>
+          <w:rFonts w:ascii="Times New Roman" w:hAnsi="Times New Roman" w:cs="Times New Roman"/>
+          <w:sz w:val="24"/>
+          <w:szCs w:val="24"/>
+          <w:lang w:val="en-US"/>
+        </w:rPr>
+        <w:t xml:space="preserve">        </w:t>
+      </w:r>
+      <w:proofErr w:type="gramStart"/>
+      <w:r>
+        <w:rPr>
+          <w:rFonts w:ascii="Times New Roman" w:hAnsi="Times New Roman" w:cs="Times New Roman"/>
+          <w:sz w:val="24"/>
+          <w:szCs w:val="24"/>
+          <w:lang w:val="en-US"/>
+        </w:rPr>
+        <w:t>public</w:t>
+      </w:r>
+      <w:proofErr w:type="gramEnd"/>
+      <w:r>
+        <w:rPr>
+          <w:rFonts w:ascii="Times New Roman" w:hAnsi="Times New Roman" w:cs="Times New Roman"/>
+          <w:sz w:val="24"/>
+          <w:szCs w:val="24"/>
+          <w:lang w:val="en-US"/>
+        </w:rPr>
+        <w:t xml:space="preserve"> void </w:t>
+      </w:r>
+      <w:proofErr w:type="spellStart"/>
+      <w:r>
+        <w:rPr>
+          <w:rFonts w:ascii="Times New Roman" w:hAnsi="Times New Roman" w:cs="Times New Roman"/>
+          <w:sz w:val="24"/>
+          <w:szCs w:val="24"/>
+          <w:lang w:val="en-US"/>
+        </w:rPr>
+        <w:t>GetUser_NonexistentLogin_ReturnsNull</w:t>
+      </w:r>
+      <w:proofErr w:type="spellEnd"/>
+      <w:r>
+        <w:rPr>
+          <w:rFonts w:ascii="Times New Roman" w:hAnsi="Times New Roman" w:cs="Times New Roman"/>
+          <w:sz w:val="24"/>
+          <w:szCs w:val="24"/>
+          <w:lang w:val="en-US"/>
+        </w:rPr>
+        <w:t>()</w:t>
+      </w:r>
+    </w:p>
+    <w:p>
+      <w:pPr>
+        <w:spacing w:after="0" w:line="240" w:lineRule="auto"/>
+        <w:rPr>
+          <w:rFonts w:ascii="Times New Roman" w:hAnsi="Times New Roman" w:cs="Times New Roman"/>
+          <w:sz w:val="24"/>
+          <w:szCs w:val="24"/>
+          <w:lang w:val="en-US"/>
+        </w:rPr>
+      </w:pPr>
+      <w:r>
+        <w:rPr>
+          <w:rFonts w:ascii="Times New Roman" w:hAnsi="Times New Roman" w:cs="Times New Roman"/>
+          <w:sz w:val="24"/>
+          <w:szCs w:val="24"/>
+          <w:lang w:val="en-US"/>
+        </w:rPr>
+        <w:t xml:space="preserve">        {</w:t>
+      </w:r>
+    </w:p>
+    <w:p>
+      <w:pPr>
+        <w:spacing w:after="0" w:line="240" w:lineRule="auto"/>
+        <w:rPr>
+          <w:rFonts w:ascii="Times New Roman" w:hAnsi="Times New Roman" w:cs="Times New Roman"/>
+          <w:sz w:val="24"/>
+          <w:szCs w:val="24"/>
+          <w:lang w:val="en-US"/>
+        </w:rPr>
+      </w:pPr>
+      <w:r>
+        <w:rPr>
+          <w:rFonts w:ascii="Times New Roman" w:hAnsi="Times New Roman" w:cs="Times New Roman"/>
+          <w:sz w:val="24"/>
+          <w:szCs w:val="24"/>
+          <w:lang w:val="en-US"/>
+        </w:rPr>
+        <w:t xml:space="preserve">            // Arrange</w:t>
+      </w:r>
+    </w:p>
+    <w:p>
+      <w:pPr>
+        <w:spacing w:after="0" w:line="240" w:lineRule="auto"/>
+        <w:rPr>
+          <w:rFonts w:ascii="Times New Roman" w:hAnsi="Times New Roman" w:cs="Times New Roman"/>
+          <w:sz w:val="24"/>
+          <w:szCs w:val="24"/>
+          <w:lang w:val="en-US"/>
+        </w:rPr>
+      </w:pPr>
+      <w:r>
+        <w:rPr>
+          <w:rFonts w:ascii="Times New Roman" w:hAnsi="Times New Roman" w:cs="Times New Roman"/>
+          <w:sz w:val="24"/>
+          <w:szCs w:val="24"/>
+          <w:lang w:val="en-US"/>
+        </w:rPr>
+        <w:t xml:space="preserve">            string </w:t>
+      </w:r>
+      <w:proofErr w:type="spellStart"/>
+      <w:r>
+        <w:rPr>
+          <w:rFonts w:ascii="Times New Roman" w:hAnsi="Times New Roman" w:cs="Times New Roman"/>
+          <w:sz w:val="24"/>
+          <w:szCs w:val="24"/>
+          <w:lang w:val="en-US"/>
+        </w:rPr>
+        <w:t>nonexistentLogin</w:t>
+      </w:r>
+      <w:proofErr w:type="spellEnd"/>
+      <w:r>
+        <w:rPr>
+          <w:rFonts w:ascii="Times New Roman" w:hAnsi="Times New Roman" w:cs="Times New Roman"/>
+          <w:sz w:val="24"/>
+          <w:szCs w:val="24"/>
+          <w:lang w:val="en-US"/>
+        </w:rPr>
+        <w:t xml:space="preserve"> = "nonexistent@mail.com";</w:t>
+      </w:r>
+    </w:p>
+    <w:p>
+      <w:pPr>
+        <w:spacing w:after="0" w:line="240" w:lineRule="auto"/>
+        <w:rPr>
+          <w:rFonts w:ascii="Times New Roman" w:hAnsi="Times New Roman" w:cs="Times New Roman"/>
+          <w:sz w:val="24"/>
+          <w:szCs w:val="24"/>
+          <w:lang w:val="en-US"/>
+        </w:rPr>
+      </w:pPr>
+      <w:r>
+        <w:rPr>
+          <w:rFonts w:ascii="Times New Roman" w:hAnsi="Times New Roman" w:cs="Times New Roman"/>
+          <w:sz w:val="24"/>
+          <w:szCs w:val="24"/>
+          <w:lang w:val="en-US"/>
+        </w:rPr>
+        <w:t xml:space="preserve">            string </w:t>
+      </w:r>
+      <w:proofErr w:type="spellStart"/>
+      <w:r>
+        <w:rPr>
+          <w:rFonts w:ascii="Times New Roman" w:hAnsi="Times New Roman" w:cs="Times New Roman"/>
+          <w:sz w:val="24"/>
+          <w:szCs w:val="24"/>
+          <w:lang w:val="en-US"/>
+        </w:rPr>
+        <w:t>anyPassword</w:t>
+      </w:r>
+      <w:proofErr w:type="spellEnd"/>
+      <w:r>
+        <w:rPr>
+          <w:rFonts w:ascii="Times New Roman" w:hAnsi="Times New Roman" w:cs="Times New Roman"/>
+          <w:sz w:val="24"/>
+          <w:szCs w:val="24"/>
+          <w:lang w:val="en-US"/>
+        </w:rPr>
+        <w:t xml:space="preserve"> = "123";</w:t>
+      </w:r>
+    </w:p>
+    <w:p>
+      <w:pPr>
+        <w:spacing w:after="0" w:line="240" w:lineRule="auto"/>
+        <w:rPr>
+          <w:rFonts w:ascii="Times New Roman" w:hAnsi="Times New Roman" w:cs="Times New Roman"/>
+          <w:sz w:val="24"/>
+          <w:szCs w:val="24"/>
+          <w:lang w:val="en-US"/>
+        </w:rPr>
+      </w:pPr>
+      <w:r>
+        <w:rPr>
+          <w:rFonts w:ascii="Times New Roman" w:hAnsi="Times New Roman" w:cs="Times New Roman"/>
+          <w:sz w:val="24"/>
+          <w:szCs w:val="24"/>
+          <w:lang w:val="en-US"/>
+        </w:rPr>
+        <w:t xml:space="preserve">            // Act</w:t>
+      </w:r>
+    </w:p>
+    <w:p>
+      <w:pPr>
+        <w:spacing w:after="0" w:line="240" w:lineRule="auto"/>
+        <w:rPr>
+          <w:rFonts w:ascii="Times New Roman" w:hAnsi="Times New Roman" w:cs="Times New Roman"/>
+          <w:sz w:val="24"/>
+          <w:szCs w:val="24"/>
+          <w:lang w:val="en-US"/>
+        </w:rPr>
+      </w:pPr>
+      <w:r>
+        <w:rPr>
+          <w:rFonts w:ascii="Times New Roman" w:hAnsi="Times New Roman" w:cs="Times New Roman"/>
+          <w:sz w:val="24"/>
+          <w:szCs w:val="24"/>
+          <w:lang w:val="en-US"/>
+        </w:rPr>
+        <w:t xml:space="preserve">            Users user = </w:t>
+      </w:r>
+      <w:proofErr w:type="spellStart"/>
+      <w:proofErr w:type="gramStart"/>
+      <w:r>
+        <w:rPr>
+          <w:rFonts w:ascii="Times New Roman" w:hAnsi="Times New Roman" w:cs="Times New Roman"/>
+          <w:sz w:val="24"/>
+          <w:szCs w:val="24"/>
+          <w:lang w:val="en-US"/>
+        </w:rPr>
+        <w:t>DBOperations.GetUser</w:t>
+      </w:r>
+      <w:proofErr w:type="spellEnd"/>
+      <w:r>
+        <w:rPr>
+          <w:rFonts w:ascii="Times New Roman" w:hAnsi="Times New Roman" w:cs="Times New Roman"/>
+          <w:sz w:val="24"/>
+          <w:szCs w:val="24"/>
+          <w:lang w:val="en-US"/>
+        </w:rPr>
+        <w:t>(</w:t>
+      </w:r>
+      <w:proofErr w:type="spellStart"/>
+      <w:proofErr w:type="gramEnd"/>
+      <w:r>
+        <w:rPr>
+          <w:rFonts w:ascii="Times New Roman" w:hAnsi="Times New Roman" w:cs="Times New Roman"/>
+          <w:sz w:val="24"/>
+          <w:szCs w:val="24"/>
+          <w:lang w:val="en-US"/>
+        </w:rPr>
+        <w:t>nonexistentLogin</w:t>
+      </w:r>
+      <w:proofErr w:type="spellEnd"/>
+      <w:r>
+        <w:rPr>
+          <w:rFonts w:ascii="Times New Roman" w:hAnsi="Times New Roman" w:cs="Times New Roman"/>
+          <w:sz w:val="24"/>
+          <w:szCs w:val="24"/>
+          <w:lang w:val="en-US"/>
+        </w:rPr>
+        <w:t xml:space="preserve">, </w:t>
+      </w:r>
+      <w:proofErr w:type="spellStart"/>
+      <w:r>
+        <w:rPr>
+          <w:rFonts w:ascii="Times New Roman" w:hAnsi="Times New Roman" w:cs="Times New Roman"/>
+          <w:sz w:val="24"/>
+          <w:szCs w:val="24"/>
+          <w:lang w:val="en-US"/>
+        </w:rPr>
+        <w:t>anyPassword</w:t>
+      </w:r>
+      <w:proofErr w:type="spellEnd"/>
+      <w:r>
+        <w:rPr>
+          <w:rFonts w:ascii="Times New Roman" w:hAnsi="Times New Roman" w:cs="Times New Roman"/>
+          <w:sz w:val="24"/>
+          <w:szCs w:val="24"/>
+          <w:lang w:val="en-US"/>
+        </w:rPr>
+        <w:t>);</w:t>
+      </w:r>
+    </w:p>
+    <w:p>
+      <w:pPr>
+        <w:spacing w:after="0" w:line="240" w:lineRule="auto"/>
+        <w:rPr>
+          <w:rFonts w:ascii="Times New Roman" w:hAnsi="Times New Roman" w:cs="Times New Roman"/>
+          <w:sz w:val="24"/>
+          <w:szCs w:val="24"/>
+        </w:rPr>
+      </w:pPr>
+      <w:r>
+        <w:rPr>
+          <w:rFonts w:ascii="Times New Roman" w:hAnsi="Times New Roman" w:cs="Times New Roman"/>
+          <w:sz w:val="24"/>
+          <w:szCs w:val="24"/>
+          <w:lang w:val="en-US"/>
+        </w:rPr>
+        <w:t xml:space="preserve">            </w:t>
+      </w:r>
+      <w:r>
+        <w:rPr>
+          <w:rFonts w:ascii="Times New Roman" w:hAnsi="Times New Roman" w:cs="Times New Roman"/>
+          <w:sz w:val="24"/>
+          <w:szCs w:val="24"/>
+        </w:rPr>
+        <w:t xml:space="preserve">// </w:t>
+      </w:r>
+      <w:proofErr w:type="spellStart"/>
+      <w:r>
+        <w:rPr>
+          <w:rFonts w:ascii="Times New Roman" w:hAnsi="Times New Roman" w:cs="Times New Roman"/>
+          <w:sz w:val="24"/>
+          <w:szCs w:val="24"/>
+        </w:rPr>
+        <w:t>Assert</w:t>
+      </w:r>
+      <w:proofErr w:type="spellEnd"/>
+    </w:p>
+    <w:p>
+      <w:pPr>
+        <w:spacing w:after="0" w:line="240" w:lineRule="auto"/>
+        <w:rPr>
+          <w:rFonts w:ascii="Times New Roman" w:hAnsi="Times New Roman" w:cs="Times New Roman"/>
+          <w:sz w:val="24"/>
+          <w:szCs w:val="24"/>
+        </w:rPr>
+      </w:pPr>
+      <w:r>
+        <w:rPr>
+          <w:rFonts w:ascii="Times New Roman" w:hAnsi="Times New Roman" w:cs="Times New Roman"/>
+          <w:sz w:val="24"/>
+          <w:szCs w:val="24"/>
+        </w:rPr>
+        <w:t xml:space="preserve">            </w:t>
+      </w:r>
+      <w:proofErr w:type="spellStart"/>
+      <w:r>
+        <w:rPr>
+          <w:rFonts w:ascii="Times New Roman" w:hAnsi="Times New Roman" w:cs="Times New Roman"/>
+          <w:sz w:val="24"/>
+          <w:szCs w:val="24"/>
+        </w:rPr>
+        <w:t>Assert.IsNull</w:t>
+      </w:r>
+      <w:proofErr w:type="spellEnd"/>
+      <w:r>
+        <w:rPr>
+          <w:rFonts w:ascii="Times New Roman" w:hAnsi="Times New Roman" w:cs="Times New Roman"/>
+          <w:sz w:val="24"/>
+          <w:szCs w:val="24"/>
+        </w:rPr>
+        <w:t>(</w:t>
+      </w:r>
+      <w:proofErr w:type="spellStart"/>
+      <w:r>
+        <w:rPr>
+          <w:rFonts w:ascii="Times New Roman" w:hAnsi="Times New Roman" w:cs="Times New Roman"/>
+          <w:sz w:val="24"/>
+          <w:szCs w:val="24"/>
+        </w:rPr>
+        <w:t>user</w:t>
+      </w:r>
+      <w:proofErr w:type="spellEnd"/>
+      <w:r>
+        <w:rPr>
+          <w:rFonts w:ascii="Times New Roman" w:hAnsi="Times New Roman" w:cs="Times New Roman"/>
+          <w:sz w:val="24"/>
+          <w:szCs w:val="24"/>
+        </w:rPr>
+        <w:t xml:space="preserve">, "При несуществующем логине должен возвращаться </w:t>
+      </w:r>
+      <w:proofErr w:type="spellStart"/>
+      <w:r>
+        <w:rPr>
+          <w:rFonts w:ascii="Times New Roman" w:hAnsi="Times New Roman" w:cs="Times New Roman"/>
+          <w:sz w:val="24"/>
+          <w:szCs w:val="24"/>
+        </w:rPr>
+        <w:t>null</w:t>
+      </w:r>
+      <w:proofErr w:type="spellEnd"/>
+      <w:r>
+        <w:rPr>
+          <w:rFonts w:ascii="Times New Roman" w:hAnsi="Times New Roman" w:cs="Times New Roman"/>
+          <w:sz w:val="24"/>
+          <w:szCs w:val="24"/>
+        </w:rPr>
+        <w:t>.");</w:t>
+      </w:r>
+    </w:p>
+    <w:p>
+      <w:pPr>
+        <w:spacing w:after="0" w:line="240" w:lineRule="auto"/>
+        <w:rPr>
+          <w:rFonts w:ascii="Times New Roman" w:hAnsi="Times New Roman" w:cs="Times New Roman"/>
+          <w:sz w:val="24"/>
+          <w:szCs w:val="24"/>
+          <w:lang w:val="en-US"/>
+        </w:rPr>
+      </w:pPr>
+      <w:r>
+        <w:rPr>
+          <w:rFonts w:ascii="Times New Roman" w:hAnsi="Times New Roman" w:cs="Times New Roman"/>
+          <w:sz w:val="24"/>
+          <w:szCs w:val="24"/>
+        </w:rPr>
+        <w:t xml:space="preserve">        </w:t>
+      </w:r>
+      <w:r>
+        <w:rPr>
+          <w:rFonts w:ascii="Times New Roman" w:hAnsi="Times New Roman" w:cs="Times New Roman"/>
+          <w:sz w:val="24"/>
+          <w:szCs w:val="24"/>
+          <w:lang w:val="en-US"/>
+        </w:rPr>
+        <w:t>}</w:t>
+      </w:r>
+    </w:p>
+    <w:p>
+      <w:pPr>
+        <w:spacing w:after="0" w:line="240" w:lineRule="auto"/>
+        <w:rPr>
+          <w:rFonts w:ascii="Times New Roman" w:hAnsi="Times New Roman" w:cs="Times New Roman"/>
+          <w:sz w:val="24"/>
+          <w:szCs w:val="24"/>
+          <w:lang w:val="en-US"/>
+        </w:rPr>
+      </w:pPr>
+      <w:r>
+        <w:rPr>
+          <w:rFonts w:ascii="Times New Roman" w:hAnsi="Times New Roman" w:cs="Times New Roman"/>
+          <w:sz w:val="24"/>
+          <w:szCs w:val="24"/>
+          <w:lang w:val="en-US"/>
+        </w:rPr>
+        <w:t xml:space="preserve">        [</w:t>
+      </w:r>
+      <w:proofErr w:type="spellStart"/>
+      <w:r>
+        <w:rPr>
+          <w:rFonts w:ascii="Times New Roman" w:hAnsi="Times New Roman" w:cs="Times New Roman"/>
+          <w:sz w:val="24"/>
+          <w:szCs w:val="24"/>
+          <w:lang w:val="en-US"/>
+        </w:rPr>
+        <w:t>TestMethod</w:t>
+      </w:r>
+      <w:proofErr w:type="spellEnd"/>
+      <w:r>
+        <w:rPr>
+          <w:rFonts w:ascii="Times New Roman" w:hAnsi="Times New Roman" w:cs="Times New Roman"/>
+          <w:sz w:val="24"/>
+          <w:szCs w:val="24"/>
+          <w:lang w:val="en-US"/>
+        </w:rPr>
+        <w:t>]</w:t>
+      </w:r>
+    </w:p>
+    <w:p>
+      <w:pPr>
+        <w:spacing w:after="0" w:line="240" w:lineRule="auto"/>
+        <w:rPr>
+          <w:rFonts w:ascii="Times New Roman" w:hAnsi="Times New Roman" w:cs="Times New Roman"/>
+          <w:sz w:val="24"/>
+          <w:szCs w:val="24"/>
+          <w:lang w:val="en-US"/>
+        </w:rPr>
+      </w:pPr>
+      <w:r>
+        <w:rPr>
+          <w:rFonts w:ascii="Times New Roman" w:hAnsi="Times New Roman" w:cs="Times New Roman"/>
+          <w:sz w:val="24"/>
+          <w:szCs w:val="24"/>
+          <w:lang w:val="en-US"/>
+        </w:rPr>
+        <w:t xml:space="preserve">        </w:t>
+      </w:r>
+      <w:proofErr w:type="gramStart"/>
+      <w:r>
+        <w:rPr>
+          <w:rFonts w:ascii="Times New Roman" w:hAnsi="Times New Roman" w:cs="Times New Roman"/>
+          <w:sz w:val="24"/>
+          <w:szCs w:val="24"/>
+          <w:lang w:val="en-US"/>
+        </w:rPr>
+        <w:t>public</w:t>
+      </w:r>
+      <w:proofErr w:type="gramEnd"/>
+      <w:r>
+        <w:rPr>
+          <w:rFonts w:ascii="Times New Roman" w:hAnsi="Times New Roman" w:cs="Times New Roman"/>
+          <w:sz w:val="24"/>
+          <w:szCs w:val="24"/>
+          <w:lang w:val="en-US"/>
+        </w:rPr>
+        <w:t xml:space="preserve"> void </w:t>
+      </w:r>
+      <w:proofErr w:type="spellStart"/>
+      <w:r>
+        <w:rPr>
+          <w:rFonts w:ascii="Times New Roman" w:hAnsi="Times New Roman" w:cs="Times New Roman"/>
+          <w:sz w:val="24"/>
+          <w:szCs w:val="24"/>
+          <w:lang w:val="en-US"/>
+        </w:rPr>
+        <w:t>GetAllProducts_ReturnsList</w:t>
+      </w:r>
+      <w:proofErr w:type="spellEnd"/>
+      <w:r>
+        <w:rPr>
+          <w:rFonts w:ascii="Times New Roman" w:hAnsi="Times New Roman" w:cs="Times New Roman"/>
+          <w:sz w:val="24"/>
+          <w:szCs w:val="24"/>
+          <w:lang w:val="en-US"/>
+        </w:rPr>
+        <w:t>()</w:t>
+      </w:r>
+    </w:p>
+    <w:p>
+      <w:pPr>
+        <w:spacing w:after="0" w:line="240" w:lineRule="auto"/>
+        <w:rPr>
+          <w:rFonts w:ascii="Times New Roman" w:hAnsi="Times New Roman" w:cs="Times New Roman"/>
+          <w:sz w:val="24"/>
+          <w:szCs w:val="24"/>
+          <w:lang w:val="en-US"/>
+        </w:rPr>
+      </w:pPr>
+      <w:r>
+        <w:rPr>
+          <w:rFonts w:ascii="Times New Roman" w:hAnsi="Times New Roman" w:cs="Times New Roman"/>
+          <w:sz w:val="24"/>
+          <w:szCs w:val="24"/>
+          <w:lang w:val="en-US"/>
+        </w:rPr>
+        <w:t xml:space="preserve">        {</w:t>
+      </w:r>
+    </w:p>
+    <w:p>
+      <w:pPr>
+        <w:spacing w:after="0" w:line="240" w:lineRule="auto"/>
+        <w:rPr>
+          <w:rFonts w:ascii="Times New Roman" w:hAnsi="Times New Roman" w:cs="Times New Roman"/>
+          <w:sz w:val="24"/>
+          <w:szCs w:val="24"/>
+          <w:lang w:val="en-US"/>
+        </w:rPr>
+      </w:pPr>
+      <w:r>
+        <w:rPr>
+          <w:rFonts w:ascii="Times New Roman" w:hAnsi="Times New Roman" w:cs="Times New Roman"/>
+          <w:sz w:val="24"/>
+          <w:szCs w:val="24"/>
+          <w:lang w:val="en-US"/>
+        </w:rPr>
+        <w:t xml:space="preserve">            // Act</w:t>
+      </w:r>
+    </w:p>
+    <w:p>
+      <w:pPr>
+        <w:spacing w:after="0" w:line="240" w:lineRule="auto"/>
+        <w:rPr>
+          <w:rFonts w:ascii="Times New Roman" w:hAnsi="Times New Roman" w:cs="Times New Roman"/>
+          <w:sz w:val="24"/>
+          <w:szCs w:val="24"/>
+          <w:lang w:val="en-US"/>
+        </w:rPr>
+      </w:pPr>
+      <w:r>
+        <w:rPr>
+          <w:rFonts w:ascii="Times New Roman" w:hAnsi="Times New Roman" w:cs="Times New Roman"/>
+          <w:sz w:val="24"/>
+          <w:szCs w:val="24"/>
+          <w:lang w:val="en-US"/>
+        </w:rPr>
+        <w:lastRenderedPageBreak/>
+        <w:t xml:space="preserve">            </w:t>
+      </w:r>
+      <w:proofErr w:type="spellStart"/>
+      <w:r>
+        <w:rPr>
+          <w:rFonts w:ascii="Times New Roman" w:hAnsi="Times New Roman" w:cs="Times New Roman"/>
+          <w:sz w:val="24"/>
+          <w:szCs w:val="24"/>
+          <w:lang w:val="en-US"/>
+        </w:rPr>
+        <w:t>var</w:t>
+      </w:r>
+      <w:proofErr w:type="spellEnd"/>
+      <w:r>
+        <w:rPr>
+          <w:rFonts w:ascii="Times New Roman" w:hAnsi="Times New Roman" w:cs="Times New Roman"/>
+          <w:sz w:val="24"/>
+          <w:szCs w:val="24"/>
+          <w:lang w:val="en-US"/>
+        </w:rPr>
+        <w:t xml:space="preserve"> products = </w:t>
+      </w:r>
+      <w:proofErr w:type="spellStart"/>
+      <w:r>
+        <w:rPr>
+          <w:rFonts w:ascii="Times New Roman" w:hAnsi="Times New Roman" w:cs="Times New Roman"/>
+          <w:sz w:val="24"/>
+          <w:szCs w:val="24"/>
+          <w:lang w:val="en-US"/>
+        </w:rPr>
+        <w:t>DBOperations.GetAllProducts</w:t>
+      </w:r>
+      <w:proofErr w:type="spellEnd"/>
+      <w:r>
+        <w:rPr>
+          <w:rFonts w:ascii="Times New Roman" w:hAnsi="Times New Roman" w:cs="Times New Roman"/>
+          <w:sz w:val="24"/>
+          <w:szCs w:val="24"/>
+          <w:lang w:val="en-US"/>
+        </w:rPr>
+        <w:t>();</w:t>
+      </w:r>
+    </w:p>
+    <w:p>
+      <w:pPr>
+        <w:spacing w:after="0" w:line="240" w:lineRule="auto"/>
+        <w:rPr>
+          <w:rFonts w:ascii="Times New Roman" w:hAnsi="Times New Roman" w:cs="Times New Roman"/>
+          <w:sz w:val="24"/>
+          <w:szCs w:val="24"/>
+          <w:lang w:val="en-US"/>
+        </w:rPr>
+      </w:pPr>
+      <w:r>
+        <w:rPr>
+          <w:rFonts w:ascii="Times New Roman" w:hAnsi="Times New Roman" w:cs="Times New Roman"/>
+          <w:sz w:val="24"/>
+          <w:szCs w:val="24"/>
+          <w:lang w:val="en-US"/>
+        </w:rPr>
+        <w:t xml:space="preserve">            // Assert</w:t>
+      </w:r>
+    </w:p>
+    <w:p>
+      <w:pPr>
+        <w:spacing w:after="0" w:line="240" w:lineRule="auto"/>
+        <w:rPr>
+          <w:rFonts w:ascii="Times New Roman" w:hAnsi="Times New Roman" w:cs="Times New Roman"/>
+          <w:sz w:val="24"/>
+          <w:szCs w:val="24"/>
+          <w:lang w:val="en-US"/>
+        </w:rPr>
+      </w:pPr>
+      <w:r>
+        <w:rPr>
+          <w:rFonts w:ascii="Times New Roman" w:hAnsi="Times New Roman" w:cs="Times New Roman"/>
+          <w:sz w:val="24"/>
+          <w:szCs w:val="24"/>
+          <w:lang w:val="en-US"/>
+        </w:rPr>
+        <w:t xml:space="preserve">            </w:t>
+      </w:r>
+      <w:proofErr w:type="spellStart"/>
+      <w:r>
+        <w:rPr>
+          <w:rFonts w:ascii="Times New Roman" w:hAnsi="Times New Roman" w:cs="Times New Roman"/>
+          <w:sz w:val="24"/>
+          <w:szCs w:val="24"/>
+          <w:lang w:val="en-US"/>
+        </w:rPr>
+        <w:t>Assert</w:t>
+      </w:r>
+      <w:r>
+        <w:rPr>
+          <w:rFonts w:ascii="Times New Roman" w:hAnsi="Times New Roman" w:cs="Times New Roman"/>
+          <w:sz w:val="24"/>
+          <w:szCs w:val="24"/>
+          <w:lang w:val="en-US"/>
+        </w:rPr>
         <w:t>.</w:t>
       </w:r>
       <w:r>
@@ -16479,8 +18274,9 @@
           <w:szCs w:val="24"/>
           <w:lang w:val="en-US"/>
         </w:rPr>
-        <w:t>VisualStudio</w:t>
-      </w:r>
+        <w:t>IsNotNull</w:t>
+      </w:r>
+      <w:proofErr w:type="spellEnd"/>
       <w:r>
         <w:rPr>
           <w:rFonts w:ascii="Times New Roman" w:hAnsi="Times New Roman" w:cs="Times New Roman"/>
@@ -16488,7 +18284,7 @@
           <w:szCs w:val="24"/>
           <w:lang w:val="en-US"/>
         </w:rPr>
-        <w:t>.</w:t>
+        <w:t>(</w:t>
       </w:r>
       <w:r>
         <w:rPr>
@@ -16497,7 +18293,7 @@
           <w:szCs w:val="24"/>
           <w:lang w:val="en-US"/>
         </w:rPr>
-        <w:t>TestTools</w:t>
+        <w:t>products</w:t>
       </w:r>
       <w:r>
         <w:rPr>
@@ -16506,7 +18302,15 @@
           <w:szCs w:val="24"/>
           <w:lang w:val="en-US"/>
         </w:rPr>
-        <w:t>.</w:t>
+        <w:t>, "</w:t>
+      </w:r>
+      <w:r>
+        <w:rPr>
+          <w:rFonts w:ascii="Times New Roman" w:hAnsi="Times New Roman" w:cs="Times New Roman"/>
+          <w:sz w:val="24"/>
+          <w:szCs w:val="24"/>
+        </w:rPr>
+        <w:t>Список</w:t>
       </w:r>
       <w:r>
         <w:rPr>
@@ -16515,7 +18319,140 @@
           <w:szCs w:val="24"/>
           <w:lang w:val="en-US"/>
         </w:rPr>
-        <w:t>UnitTesting</w:t>
+        <w:t xml:space="preserve"> </w:t>
+      </w:r>
+      <w:r>
+        <w:rPr>
+          <w:rFonts w:ascii="Times New Roman" w:hAnsi="Times New Roman" w:cs="Times New Roman"/>
+          <w:sz w:val="24"/>
+          <w:szCs w:val="24"/>
+        </w:rPr>
+        <w:t>товаров</w:t>
+      </w:r>
+      <w:r>
+        <w:rPr>
+          <w:rFonts w:ascii="Times New Roman" w:hAnsi="Times New Roman" w:cs="Times New Roman"/>
+          <w:sz w:val="24"/>
+          <w:szCs w:val="24"/>
+          <w:lang w:val="en-US"/>
+        </w:rPr>
+        <w:t xml:space="preserve"> </w:t>
+      </w:r>
+      <w:r>
+        <w:rPr>
+          <w:rFonts w:ascii="Times New Roman" w:hAnsi="Times New Roman" w:cs="Times New Roman"/>
+          <w:sz w:val="24"/>
+          <w:szCs w:val="24"/>
+        </w:rPr>
+        <w:t>не</w:t>
+      </w:r>
+      <w:r>
+        <w:rPr>
+          <w:rFonts w:ascii="Times New Roman" w:hAnsi="Times New Roman" w:cs="Times New Roman"/>
+          <w:sz w:val="24"/>
+          <w:szCs w:val="24"/>
+          <w:lang w:val="en-US"/>
+        </w:rPr>
+        <w:t xml:space="preserve"> </w:t>
+      </w:r>
+      <w:r>
+        <w:rPr>
+          <w:rFonts w:ascii="Times New Roman" w:hAnsi="Times New Roman" w:cs="Times New Roman"/>
+          <w:sz w:val="24"/>
+          <w:szCs w:val="24"/>
+        </w:rPr>
+        <w:t>должен</w:t>
+      </w:r>
+      <w:r>
+        <w:rPr>
+          <w:rFonts w:ascii="Times New Roman" w:hAnsi="Times New Roman" w:cs="Times New Roman"/>
+          <w:sz w:val="24"/>
+          <w:szCs w:val="24"/>
+          <w:lang w:val="en-US"/>
+        </w:rPr>
+        <w:t xml:space="preserve"> </w:t>
+      </w:r>
+      <w:r>
+        <w:rPr>
+          <w:rFonts w:ascii="Times New Roman" w:hAnsi="Times New Roman" w:cs="Times New Roman"/>
+          <w:sz w:val="24"/>
+          <w:szCs w:val="24"/>
+        </w:rPr>
+        <w:t>быть</w:t>
+      </w:r>
+      <w:r>
+        <w:rPr>
+          <w:rFonts w:ascii="Times New Roman" w:hAnsi="Times New Roman" w:cs="Times New Roman"/>
+          <w:sz w:val="24"/>
+          <w:szCs w:val="24"/>
+          <w:lang w:val="en-US"/>
+        </w:rPr>
+        <w:t xml:space="preserve"> </w:t>
+      </w:r>
+      <w:r>
+        <w:rPr>
+          <w:rFonts w:ascii="Times New Roman" w:hAnsi="Times New Roman" w:cs="Times New Roman"/>
+          <w:sz w:val="24"/>
+          <w:szCs w:val="24"/>
+          <w:lang w:val="en-US"/>
+        </w:rPr>
+        <w:t>null</w:t>
+      </w:r>
+      <w:r>
+        <w:rPr>
+          <w:rFonts w:ascii="Times New Roman" w:hAnsi="Times New Roman" w:cs="Times New Roman"/>
+          <w:sz w:val="24"/>
+          <w:szCs w:val="24"/>
+          <w:lang w:val="en-US"/>
+        </w:rPr>
+        <w:t>.");</w:t>
+      </w:r>
+    </w:p>
+    <w:p>
+      <w:pPr>
+        <w:spacing w:after="0" w:line="240" w:lineRule="auto"/>
+        <w:rPr>
+          <w:rFonts w:ascii="Times New Roman" w:hAnsi="Times New Roman" w:cs="Times New Roman"/>
+          <w:sz w:val="24"/>
+          <w:szCs w:val="24"/>
+        </w:rPr>
+      </w:pPr>
+      <w:r>
+        <w:rPr>
+          <w:rFonts w:ascii="Times New Roman" w:hAnsi="Times New Roman" w:cs="Times New Roman"/>
+          <w:sz w:val="24"/>
+          <w:szCs w:val="24"/>
+          <w:lang w:val="en-US"/>
+        </w:rPr>
+        <w:t xml:space="preserve">            </w:t>
+      </w:r>
+      <w:proofErr w:type="spellStart"/>
+      <w:r>
+        <w:rPr>
+          <w:rFonts w:ascii="Times New Roman" w:hAnsi="Times New Roman" w:cs="Times New Roman"/>
+          <w:sz w:val="24"/>
+          <w:szCs w:val="24"/>
+        </w:rPr>
+        <w:t>Assert.IsTrue</w:t>
+      </w:r>
+      <w:proofErr w:type="spellEnd"/>
+      <w:r>
+        <w:rPr>
+          <w:rFonts w:ascii="Times New Roman" w:hAnsi="Times New Roman" w:cs="Times New Roman"/>
+          <w:sz w:val="24"/>
+          <w:szCs w:val="24"/>
+        </w:rPr>
+        <w:t>(</w:t>
+      </w:r>
+      <w:proofErr w:type="spellStart"/>
+      <w:proofErr w:type="gramStart"/>
+      <w:r>
+        <w:rPr>
+          <w:rFonts w:ascii="Times New Roman" w:hAnsi="Times New Roman" w:cs="Times New Roman"/>
+          <w:sz w:val="24"/>
+          <w:szCs w:val="24"/>
+        </w:rPr>
+        <w:t>products.Count</w:t>
       </w:r>
       <w:proofErr w:type="spellEnd"/>
       <w:proofErr w:type="gramEnd"/>
@@ -16524,9 +18461,36 @@
           <w:rFonts w:ascii="Times New Roman" w:hAnsi="Times New Roman" w:cs="Times New Roman"/>
           <w:sz w:val="24"/>
           <w:szCs w:val="24"/>
+        </w:rPr>
+        <w:t xml:space="preserve"> &gt; 0, "В базе данных должны быть товары.");</w:t>
+      </w:r>
+    </w:p>
+    <w:p>
+      <w:pPr>
+        <w:spacing w:after="0" w:line="240" w:lineRule="auto"/>
+        <w:rPr>
+          <w:rFonts w:ascii="Times New Roman" w:hAnsi="Times New Roman" w:cs="Times New Roman"/>
+          <w:sz w:val="24"/>
+          <w:szCs w:val="24"/>
           <w:lang w:val="en-US"/>
         </w:rPr>
-        <w:t>;</w:t>
+      </w:pPr>
+      <w:r>
+        <w:rPr>
+          <w:rFonts w:ascii="Times New Roman" w:hAnsi="Times New Roman" w:cs="Times New Roman"/>
+          <w:sz w:val="24"/>
+          <w:szCs w:val="24"/>
+        </w:rPr>
+        <w:t xml:space="preserve">        </w:t>
+      </w:r>
+      <w:r>
+        <w:rPr>
+          <w:rFonts w:ascii="Times New Roman" w:hAnsi="Times New Roman" w:cs="Times New Roman"/>
+          <w:sz w:val="24"/>
+          <w:szCs w:val="24"/>
+          <w:lang w:val="en-US"/>
+        </w:rPr>
+        <w:t>}</w:t>
       </w:r>
     </w:p>
     <w:p>
@@ -16546,7 +18510,7 @@
           <w:szCs w:val="24"/>
           <w:lang w:val="en-US"/>
         </w:rPr>
-        <w:t xml:space="preserve">using </w:t>
+        <w:t xml:space="preserve">        [</w:t>
       </w:r>
       <w:proofErr w:type="spellStart"/>
       <w:r>
@@ -16556,7 +18520,7 @@
           <w:szCs w:val="24"/>
           <w:lang w:val="en-US"/>
         </w:rPr>
-        <w:t>OOOShoesLib</w:t>
+        <w:t>TestMethod</w:t>
       </w:r>
       <w:proofErr w:type="spellEnd"/>
       <w:r>
@@ -16566,7 +18530,7 @@
           <w:szCs w:val="24"/>
           <w:lang w:val="en-US"/>
         </w:rPr>
-        <w:t>;</w:t>
+        <w:t>]</w:t>
       </w:r>
     </w:p>
     <w:p>
@@ -16586,7 +18550,27 @@
           <w:szCs w:val="24"/>
           <w:lang w:val="en-US"/>
         </w:rPr>
-        <w:t xml:space="preserve">using </w:t>
+        <w:t xml:space="preserve">        </w:t>
+      </w:r>
+      <w:proofErr w:type="gramStart"/>
+      <w:r>
+        <w:rPr>
+          <w:rFonts w:ascii="Times New Roman" w:hAnsi="Times New Roman" w:cs="Times New Roman"/>
+          <w:sz w:val="24"/>
+          <w:szCs w:val="24"/>
+          <w:lang w:val="en-US"/>
+        </w:rPr>
+        <w:t>public</w:t>
+      </w:r>
+      <w:proofErr w:type="gramEnd"/>
+      <w:r>
+        <w:rPr>
+          <w:rFonts w:ascii="Times New Roman" w:hAnsi="Times New Roman" w:cs="Times New Roman"/>
+          <w:sz w:val="24"/>
+          <w:szCs w:val="24"/>
+          <w:lang w:val="en-US"/>
+        </w:rPr>
+        <w:t xml:space="preserve"> void </w:t>
       </w:r>
       <w:proofErr w:type="spellStart"/>
       <w:r>
@@ -16596,7 +18580,7 @@
           <w:szCs w:val="24"/>
           <w:lang w:val="en-US"/>
         </w:rPr>
-        <w:t>System.Linq</w:t>
+        <w:t>GetAllProducts_ProductsHaveValidData</w:t>
       </w:r>
       <w:proofErr w:type="spellEnd"/>
       <w:r>
@@ -16606,7 +18590,7 @@
           <w:szCs w:val="24"/>
           <w:lang w:val="en-US"/>
         </w:rPr>
-        <w:t>;</w:t>
+        <w:t>()</w:t>
       </w:r>
     </w:p>
     <w:p>
@@ -16626,7 +18610,47 @@
           <w:szCs w:val="24"/>
           <w:lang w:val="en-US"/>
         </w:rPr>
-        <w:t xml:space="preserve">namespace </w:t>
+        <w:t xml:space="preserve">        {</w:t>
+      </w:r>
+    </w:p>
+    <w:p>
+      <w:pPr>
+        <w:spacing w:after="0" w:line="240" w:lineRule="auto"/>
+        <w:rPr>
+          <w:rFonts w:ascii="Times New Roman" w:hAnsi="Times New Roman" w:cs="Times New Roman"/>
+          <w:sz w:val="24"/>
+          <w:szCs w:val="24"/>
+          <w:lang w:val="en-US"/>
+        </w:rPr>
+      </w:pPr>
+      <w:r>
+        <w:rPr>
+          <w:rFonts w:ascii="Times New Roman" w:hAnsi="Times New Roman" w:cs="Times New Roman"/>
+          <w:sz w:val="24"/>
+          <w:szCs w:val="24"/>
+          <w:lang w:val="en-US"/>
+        </w:rPr>
+        <w:t xml:space="preserve">            // Act</w:t>
+      </w:r>
+    </w:p>
+    <w:p>
+      <w:pPr>
+        <w:spacing w:after="0" w:line="240" w:lineRule="auto"/>
+        <w:rPr>
+          <w:rFonts w:ascii="Times New Roman" w:hAnsi="Times New Roman" w:cs="Times New Roman"/>
+          <w:sz w:val="24"/>
+          <w:szCs w:val="24"/>
+          <w:lang w:val="en-US"/>
+        </w:rPr>
+      </w:pPr>
+      <w:r>
+        <w:rPr>
+          <w:rFonts w:ascii="Times New Roman" w:hAnsi="Times New Roman" w:cs="Times New Roman"/>
+          <w:sz w:val="24"/>
+          <w:szCs w:val="24"/>
+          <w:lang w:val="en-US"/>
+        </w:rPr>
+        <w:t xml:space="preserve">            </w:t>
       </w:r>
       <w:proofErr w:type="spellStart"/>
       <w:r>
@@ -16636,9 +18660,38 @@
           <w:szCs w:val="24"/>
           <w:lang w:val="en-US"/>
         </w:rPr>
-        <w:t>OOOShoes.Tests</w:t>
+        <w:t>var</w:t>
       </w:r>
       <w:proofErr w:type="spellEnd"/>
+      <w:r>
+        <w:rPr>
+          <w:rFonts w:ascii="Times New Roman" w:hAnsi="Times New Roman" w:cs="Times New Roman"/>
+          <w:sz w:val="24"/>
+          <w:szCs w:val="24"/>
+          <w:lang w:val="en-US"/>
+        </w:rPr>
+        <w:t xml:space="preserve"> products = </w:t>
+      </w:r>
+      <w:proofErr w:type="spellStart"/>
+      <w:r>
+        <w:rPr>
+          <w:rFonts w:ascii="Times New Roman" w:hAnsi="Times New Roman" w:cs="Times New Roman"/>
+          <w:sz w:val="24"/>
+          <w:szCs w:val="24"/>
+          <w:lang w:val="en-US"/>
+        </w:rPr>
+        <w:t>DBOperations.GetAllProducts</w:t>
+      </w:r>
+      <w:proofErr w:type="spellEnd"/>
+      <w:r>
+        <w:rPr>
+          <w:rFonts w:ascii="Times New Roman" w:hAnsi="Times New Roman" w:cs="Times New Roman"/>
+          <w:sz w:val="24"/>
+          <w:szCs w:val="24"/>
+          <w:lang w:val="en-US"/>
+        </w:rPr>
+        <w:t>();</w:t>
+      </w:r>
     </w:p>
     <w:p>
       <w:pPr>
@@ -16657,7 +18710,7 @@
           <w:szCs w:val="24"/>
           <w:lang w:val="en-US"/>
         </w:rPr>
-        <w:t>{</w:t>
+        <w:t xml:space="preserve">            // Assert</w:t>
       </w:r>
     </w:p>
     <w:p>
@@ -16677,19 +18730,19 @@
           <w:szCs w:val="24"/>
           <w:lang w:val="en-US"/>
         </w:rPr>
-        <w:t xml:space="preserve">    [</w:t>
-      </w:r>
-      <w:proofErr w:type="spellStart"/>
-      <w:r>
+        <w:t xml:space="preserve">            foreach (var product in products)</w:t>
+      </w:r>
+    </w:p>
+    <w:p>
+      <w:pPr>
+        <w:spacing w:after="0" w:line="240" w:lineRule="auto"/>
         <w:rPr>
           <w:rFonts w:ascii="Times New Roman" w:hAnsi="Times New Roman" w:cs="Times New Roman"/>
           <w:sz w:val="24"/>
           <w:szCs w:val="24"/>
           <w:lang w:val="en-US"/>
         </w:rPr>
-        <w:t>TestClass</w:t>
-      </w:r>
-      <w:proofErr w:type="spellEnd"/>
+      </w:pPr>
       <w:r>
         <w:rPr>
           <w:rFonts w:ascii="Times New Roman" w:hAnsi="Times New Roman" w:cs="Times New Roman"/>
@@ -16697,7 +18750,7 @@
           <w:szCs w:val="24"/>
           <w:lang w:val="en-US"/>
         </w:rPr>
-        <w:t>]</w:t>
+        <w:t xml:space="preserve">            {</w:t>
       </w:r>
     </w:p>
     <w:p>
@@ -16717,628 +18770,7 @@
           <w:szCs w:val="24"/>
           <w:lang w:val="en-US"/>
         </w:rPr>
-        <w:t xml:space="preserve">    public class </w:t>
-      </w:r>
-      <w:proofErr w:type="spellStart"/>
-      <w:r>
-        <w:rPr>
-          <w:rFonts w:ascii="Times New Roman" w:hAnsi="Times New Roman" w:cs="Times New Roman"/>
-          <w:sz w:val="24"/>
-          <w:szCs w:val="24"/>
-          <w:lang w:val="en-US"/>
-        </w:rPr>
-        <w:t>DBOperationsTests</w:t>
-      </w:r>
-      <w:proofErr w:type="spellEnd"/>
-    </w:p>
-    <w:p>
-      <w:pPr>
-        <w:spacing w:after="0" w:line="240" w:lineRule="auto"/>
-        <w:rPr>
-          <w:rFonts w:ascii="Times New Roman" w:hAnsi="Times New Roman" w:cs="Times New Roman"/>
-          <w:sz w:val="24"/>
-          <w:szCs w:val="24"/>
-          <w:lang w:val="en-US"/>
-        </w:rPr>
-      </w:pPr>
-      <w:r>
-        <w:rPr>
-          <w:rFonts w:ascii="Times New Roman" w:hAnsi="Times New Roman" w:cs="Times New Roman"/>
-          <w:sz w:val="24"/>
-          <w:szCs w:val="24"/>
-          <w:lang w:val="en-US"/>
-        </w:rPr>
-        <w:t xml:space="preserve">    {</w:t>
-      </w:r>
-    </w:p>
-    <w:p>
-      <w:pPr>
-        <w:spacing w:after="0" w:line="240" w:lineRule="auto"/>
-        <w:rPr>
-          <w:rFonts w:ascii="Times New Roman" w:hAnsi="Times New Roman" w:cs="Times New Roman"/>
-          <w:sz w:val="24"/>
-          <w:szCs w:val="24"/>
-          <w:lang w:val="en-US"/>
-        </w:rPr>
-      </w:pPr>
-      <w:r>
-        <w:rPr>
-          <w:rFonts w:ascii="Times New Roman" w:hAnsi="Times New Roman" w:cs="Times New Roman"/>
-          <w:sz w:val="24"/>
-          <w:szCs w:val="24"/>
-          <w:lang w:val="en-US"/>
-        </w:rPr>
-        <w:t xml:space="preserve">        [</w:t>
-      </w:r>
-      <w:proofErr w:type="spellStart"/>
-      <w:r>
-        <w:rPr>
-          <w:rFonts w:ascii="Times New Roman" w:hAnsi="Times New Roman" w:cs="Times New Roman"/>
-          <w:sz w:val="24"/>
-          <w:szCs w:val="24"/>
-          <w:lang w:val="en-US"/>
-        </w:rPr>
-        <w:t>TestMethod</w:t>
-      </w:r>
-      <w:proofErr w:type="spellEnd"/>
-      <w:r>
-        <w:rPr>
-          <w:rFonts w:ascii="Times New Roman" w:hAnsi="Times New Roman" w:cs="Times New Roman"/>
-          <w:sz w:val="24"/>
-          <w:szCs w:val="24"/>
-          <w:lang w:val="en-US"/>
-        </w:rPr>
-        <w:t>]</w:t>
-      </w:r>
-    </w:p>
-    <w:p>
-      <w:pPr>
-        <w:spacing w:after="0" w:line="240" w:lineRule="auto"/>
-        <w:rPr>
-          <w:rFonts w:ascii="Times New Roman" w:hAnsi="Times New Roman" w:cs="Times New Roman"/>
-          <w:sz w:val="24"/>
-          <w:szCs w:val="24"/>
-          <w:lang w:val="en-US"/>
-        </w:rPr>
-      </w:pPr>
-      <w:r>
-        <w:rPr>
-          <w:rFonts w:ascii="Times New Roman" w:hAnsi="Times New Roman" w:cs="Times New Roman"/>
-          <w:sz w:val="24"/>
-          <w:szCs w:val="24"/>
-          <w:lang w:val="en-US"/>
-        </w:rPr>
-        <w:t xml:space="preserve">        public void </w:t>
-      </w:r>
-      <w:proofErr w:type="spellStart"/>
-      <w:r>
-        <w:rPr>
-          <w:rFonts w:ascii="Times New Roman" w:hAnsi="Times New Roman" w:cs="Times New Roman"/>
-          <w:sz w:val="24"/>
-          <w:szCs w:val="24"/>
-          <w:lang w:val="en-US"/>
-        </w:rPr>
-        <w:t>GetUser_ValidCredentials_</w:t>
-      </w:r>
-      <w:proofErr w:type="gramStart"/>
-      <w:r>
-        <w:rPr>
-          <w:rFonts w:ascii="Times New Roman" w:hAnsi="Times New Roman" w:cs="Times New Roman"/>
-          <w:sz w:val="24"/>
-          <w:szCs w:val="24"/>
-          <w:lang w:val="en-US"/>
-        </w:rPr>
-        <w:t>ReturnsUser</w:t>
-      </w:r>
-      <w:proofErr w:type="spellEnd"/>
-      <w:r>
-        <w:rPr>
-          <w:rFonts w:ascii="Times New Roman" w:hAnsi="Times New Roman" w:cs="Times New Roman"/>
-          <w:sz w:val="24"/>
-          <w:szCs w:val="24"/>
-          <w:lang w:val="en-US"/>
-        </w:rPr>
-        <w:t>(</w:t>
-      </w:r>
-      <w:proofErr w:type="gramEnd"/>
-      <w:r>
-        <w:rPr>
-          <w:rFonts w:ascii="Times New Roman" w:hAnsi="Times New Roman" w:cs="Times New Roman"/>
-          <w:sz w:val="24"/>
-          <w:szCs w:val="24"/>
-          <w:lang w:val="en-US"/>
-        </w:rPr>
-        <w:t>)</w:t>
-      </w:r>
-    </w:p>
-    <w:p>
-      <w:pPr>
-        <w:spacing w:after="0" w:line="240" w:lineRule="auto"/>
-        <w:rPr>
-          <w:rFonts w:ascii="Times New Roman" w:hAnsi="Times New Roman" w:cs="Times New Roman"/>
-          <w:sz w:val="24"/>
-          <w:szCs w:val="24"/>
-        </w:rPr>
-      </w:pPr>
-      <w:r>
-        <w:rPr>
-          <w:rFonts w:ascii="Times New Roman" w:hAnsi="Times New Roman" w:cs="Times New Roman"/>
-          <w:sz w:val="24"/>
-          <w:szCs w:val="24"/>
-          <w:lang w:val="en-US"/>
-        </w:rPr>
-        <w:t xml:space="preserve">        </w:t>
-      </w:r>
-      <w:r>
-        <w:rPr>
-          <w:rFonts w:ascii="Times New Roman" w:hAnsi="Times New Roman" w:cs="Times New Roman"/>
-          <w:sz w:val="24"/>
-          <w:szCs w:val="24"/>
-        </w:rPr>
-        <w:t>{</w:t>
-      </w:r>
-    </w:p>
-    <w:p>
-      <w:pPr>
-        <w:spacing w:after="0" w:line="240" w:lineRule="auto"/>
-        <w:rPr>
-          <w:rFonts w:ascii="Times New Roman" w:hAnsi="Times New Roman" w:cs="Times New Roman"/>
-          <w:sz w:val="24"/>
-          <w:szCs w:val="24"/>
-        </w:rPr>
-      </w:pPr>
-      <w:r>
-        <w:rPr>
-          <w:rFonts w:ascii="Times New Roman" w:hAnsi="Times New Roman" w:cs="Times New Roman"/>
-          <w:sz w:val="24"/>
-          <w:szCs w:val="24"/>
-        </w:rPr>
-        <w:t xml:space="preserve">            // </w:t>
-      </w:r>
-      <w:proofErr w:type="spellStart"/>
-      <w:r>
-        <w:rPr>
-          <w:rFonts w:ascii="Times New Roman" w:hAnsi="Times New Roman" w:cs="Times New Roman"/>
-          <w:sz w:val="24"/>
-          <w:szCs w:val="24"/>
-        </w:rPr>
-        <w:t>Arrange</w:t>
-      </w:r>
-      <w:proofErr w:type="spellEnd"/>
-    </w:p>
-    <w:p>
-      <w:pPr>
-        <w:spacing w:after="0" w:line="240" w:lineRule="auto"/>
-        <w:rPr>
-          <w:rFonts w:ascii="Times New Roman" w:hAnsi="Times New Roman" w:cs="Times New Roman"/>
-          <w:sz w:val="24"/>
-          <w:szCs w:val="24"/>
-        </w:rPr>
-      </w:pPr>
-      <w:r>
-        <w:rPr>
-          <w:rFonts w:ascii="Times New Roman" w:hAnsi="Times New Roman" w:cs="Times New Roman"/>
-          <w:sz w:val="24"/>
-          <w:szCs w:val="24"/>
-        </w:rPr>
-        <w:t xml:space="preserve">            </w:t>
-      </w:r>
-      <w:proofErr w:type="spellStart"/>
-      <w:r>
-        <w:rPr>
-          <w:rFonts w:ascii="Times New Roman" w:hAnsi="Times New Roman" w:cs="Times New Roman"/>
-          <w:sz w:val="24"/>
-          <w:szCs w:val="24"/>
-        </w:rPr>
-        <w:t>string</w:t>
-      </w:r>
-      <w:proofErr w:type="spellEnd"/>
-      <w:r>
-        <w:rPr>
-          <w:rFonts w:ascii="Times New Roman" w:hAnsi="Times New Roman" w:cs="Times New Roman"/>
-          <w:sz w:val="24"/>
-          <w:szCs w:val="24"/>
-        </w:rPr>
-        <w:t xml:space="preserve"> </w:t>
-      </w:r>
-      <w:proofErr w:type="spellStart"/>
-      <w:r>
-        <w:rPr>
-          <w:rFonts w:ascii="Times New Roman" w:hAnsi="Times New Roman" w:cs="Times New Roman"/>
-          <w:sz w:val="24"/>
-          <w:szCs w:val="24"/>
-        </w:rPr>
-        <w:t>validLogin</w:t>
-      </w:r>
-      <w:proofErr w:type="spellEnd"/>
-      <w:r>
-        <w:rPr>
-          <w:rFonts w:ascii="Times New Roman" w:hAnsi="Times New Roman" w:cs="Times New Roman"/>
-          <w:sz w:val="24"/>
-          <w:szCs w:val="24"/>
-        </w:rPr>
-        <w:t xml:space="preserve"> = "94d5ous@gmail.com</w:t>
-      </w:r>
-      <w:proofErr w:type="gramStart"/>
-      <w:r>
-        <w:rPr>
-          <w:rFonts w:ascii="Times New Roman" w:hAnsi="Times New Roman" w:cs="Times New Roman"/>
-          <w:sz w:val="24"/>
-          <w:szCs w:val="24"/>
-        </w:rPr>
-        <w:t xml:space="preserve">";   </w:t>
-      </w:r>
-      <w:proofErr w:type="gramEnd"/>
-      <w:r>
-        <w:rPr>
-          <w:rFonts w:ascii="Times New Roman" w:hAnsi="Times New Roman" w:cs="Times New Roman"/>
-          <w:sz w:val="24"/>
-          <w:szCs w:val="24"/>
-        </w:rPr>
-        <w:t xml:space="preserve">   // логин администратора из дампа</w:t>
-      </w:r>
-    </w:p>
-    <w:p>
-      <w:pPr>
-        <w:spacing w:after="0" w:line="240" w:lineRule="auto"/>
-        <w:rPr>
-          <w:rFonts w:ascii="Times New Roman" w:hAnsi="Times New Roman" w:cs="Times New Roman"/>
-          <w:sz w:val="24"/>
-          <w:szCs w:val="24"/>
-          <w:lang w:val="en-US"/>
-        </w:rPr>
-      </w:pPr>
-      <w:r>
-        <w:rPr>
-          <w:rFonts w:ascii="Times New Roman" w:hAnsi="Times New Roman" w:cs="Times New Roman"/>
-          <w:sz w:val="24"/>
-          <w:szCs w:val="24"/>
-        </w:rPr>
-        <w:t xml:space="preserve">            </w:t>
-      </w:r>
-      <w:r>
-        <w:rPr>
-          <w:rFonts w:ascii="Times New Roman" w:hAnsi="Times New Roman" w:cs="Times New Roman"/>
-          <w:sz w:val="24"/>
-          <w:szCs w:val="24"/>
-          <w:lang w:val="en-US"/>
-        </w:rPr>
-        <w:t xml:space="preserve">string </w:t>
-      </w:r>
-      <w:proofErr w:type="spellStart"/>
-      <w:r>
-        <w:rPr>
-          <w:rFonts w:ascii="Times New Roman" w:hAnsi="Times New Roman" w:cs="Times New Roman"/>
-          <w:sz w:val="24"/>
-          <w:szCs w:val="24"/>
-          <w:lang w:val="en-US"/>
-        </w:rPr>
-        <w:t>validPassword</w:t>
-      </w:r>
-      <w:proofErr w:type="spellEnd"/>
-      <w:r>
-        <w:rPr>
-          <w:rFonts w:ascii="Times New Roman" w:hAnsi="Times New Roman" w:cs="Times New Roman"/>
-          <w:sz w:val="24"/>
-          <w:szCs w:val="24"/>
-          <w:lang w:val="en-US"/>
-        </w:rPr>
-        <w:t xml:space="preserve"> = "uzWC67</w:t>
-      </w:r>
-      <w:proofErr w:type="gramStart"/>
-      <w:r>
-        <w:rPr>
-          <w:rFonts w:ascii="Times New Roman" w:hAnsi="Times New Roman" w:cs="Times New Roman"/>
-          <w:sz w:val="24"/>
-          <w:szCs w:val="24"/>
-          <w:lang w:val="en-US"/>
-        </w:rPr>
-        <w:t xml:space="preserve">";   </w:t>
-      </w:r>
-      <w:proofErr w:type="gramEnd"/>
-      <w:r>
-        <w:rPr>
-          <w:rFonts w:ascii="Times New Roman" w:hAnsi="Times New Roman" w:cs="Times New Roman"/>
-          <w:sz w:val="24"/>
-          <w:szCs w:val="24"/>
-          <w:lang w:val="en-US"/>
-        </w:rPr>
-        <w:t xml:space="preserve">            // </w:t>
-      </w:r>
-      <w:r>
-        <w:rPr>
-          <w:rFonts w:ascii="Times New Roman" w:hAnsi="Times New Roman" w:cs="Times New Roman"/>
-          <w:sz w:val="24"/>
-          <w:szCs w:val="24"/>
-        </w:rPr>
-        <w:t>его</w:t>
-      </w:r>
-      <w:r>
-        <w:rPr>
-          <w:rFonts w:ascii="Times New Roman" w:hAnsi="Times New Roman" w:cs="Times New Roman"/>
-          <w:sz w:val="24"/>
-          <w:szCs w:val="24"/>
-          <w:lang w:val="en-US"/>
-        </w:rPr>
-        <w:t xml:space="preserve"> </w:t>
-      </w:r>
-      <w:r>
-        <w:rPr>
-          <w:rFonts w:ascii="Times New Roman" w:hAnsi="Times New Roman" w:cs="Times New Roman"/>
-          <w:sz w:val="24"/>
-          <w:szCs w:val="24"/>
-        </w:rPr>
-        <w:t>пароль</w:t>
-      </w:r>
-    </w:p>
-    <w:p>
-      <w:pPr>
-        <w:spacing w:after="0" w:line="240" w:lineRule="auto"/>
-        <w:rPr>
-          <w:rFonts w:ascii="Times New Roman" w:hAnsi="Times New Roman" w:cs="Times New Roman"/>
-          <w:sz w:val="24"/>
-          <w:szCs w:val="24"/>
-          <w:lang w:val="en-US"/>
-        </w:rPr>
-      </w:pPr>
-      <w:r>
-        <w:rPr>
-          <w:rFonts w:ascii="Times New Roman" w:hAnsi="Times New Roman" w:cs="Times New Roman"/>
-          <w:sz w:val="24"/>
-          <w:szCs w:val="24"/>
-          <w:lang w:val="en-US"/>
-        </w:rPr>
-        <w:t xml:space="preserve">            // Act</w:t>
-      </w:r>
-    </w:p>
-    <w:p>
-      <w:pPr>
-        <w:spacing w:after="0" w:line="240" w:lineRule="auto"/>
-        <w:rPr>
-          <w:rFonts w:ascii="Times New Roman" w:hAnsi="Times New Roman" w:cs="Times New Roman"/>
-          <w:sz w:val="24"/>
-          <w:szCs w:val="24"/>
-          <w:lang w:val="en-US"/>
-        </w:rPr>
-      </w:pPr>
-      <w:r>
-        <w:rPr>
-          <w:rFonts w:ascii="Times New Roman" w:hAnsi="Times New Roman" w:cs="Times New Roman"/>
-          <w:sz w:val="24"/>
-          <w:szCs w:val="24"/>
-          <w:lang w:val="en-US"/>
-        </w:rPr>
-        <w:t xml:space="preserve">            </w:t>
-      </w:r>
-      <w:proofErr w:type="gramStart"/>
-      <w:r>
-        <w:rPr>
-          <w:rFonts w:ascii="Times New Roman" w:hAnsi="Times New Roman" w:cs="Times New Roman"/>
-          <w:sz w:val="24"/>
-          <w:szCs w:val="24"/>
-          <w:lang w:val="en-US"/>
-        </w:rPr>
-        <w:t>Users</w:t>
-      </w:r>
-      <w:proofErr w:type="gramEnd"/>
-      <w:r>
-        <w:rPr>
-          <w:rFonts w:ascii="Times New Roman" w:hAnsi="Times New Roman" w:cs="Times New Roman"/>
-          <w:sz w:val="24"/>
-          <w:szCs w:val="24"/>
-          <w:lang w:val="en-US"/>
-        </w:rPr>
-        <w:t xml:space="preserve"> user = </w:t>
-      </w:r>
-      <w:proofErr w:type="spellStart"/>
-      <w:r>
-        <w:rPr>
-          <w:rFonts w:ascii="Times New Roman" w:hAnsi="Times New Roman" w:cs="Times New Roman"/>
-          <w:sz w:val="24"/>
-          <w:szCs w:val="24"/>
-          <w:lang w:val="en-US"/>
-        </w:rPr>
-        <w:t>DBOperations.GetUser</w:t>
-      </w:r>
-      <w:proofErr w:type="spellEnd"/>
-      <w:r>
-        <w:rPr>
-          <w:rFonts w:ascii="Times New Roman" w:hAnsi="Times New Roman" w:cs="Times New Roman"/>
-          <w:sz w:val="24"/>
-          <w:szCs w:val="24"/>
-          <w:lang w:val="en-US"/>
-        </w:rPr>
-        <w:t>(</w:t>
-      </w:r>
-      <w:proofErr w:type="spellStart"/>
-      <w:r>
-        <w:rPr>
-          <w:rFonts w:ascii="Times New Roman" w:hAnsi="Times New Roman" w:cs="Times New Roman"/>
-          <w:sz w:val="24"/>
-          <w:szCs w:val="24"/>
-          <w:lang w:val="en-US"/>
-        </w:rPr>
-        <w:t>validLogin</w:t>
-      </w:r>
-      <w:proofErr w:type="spellEnd"/>
-      <w:r>
-        <w:rPr>
-          <w:rFonts w:ascii="Times New Roman" w:hAnsi="Times New Roman" w:cs="Times New Roman"/>
-          <w:sz w:val="24"/>
-          <w:szCs w:val="24"/>
-          <w:lang w:val="en-US"/>
-        </w:rPr>
-        <w:t xml:space="preserve">, </w:t>
-      </w:r>
-      <w:proofErr w:type="spellStart"/>
-      <w:r>
-        <w:rPr>
-          <w:rFonts w:ascii="Times New Roman" w:hAnsi="Times New Roman" w:cs="Times New Roman"/>
-          <w:sz w:val="24"/>
-          <w:szCs w:val="24"/>
-          <w:lang w:val="en-US"/>
-        </w:rPr>
-        <w:t>validPassword</w:t>
-      </w:r>
-      <w:proofErr w:type="spellEnd"/>
-      <w:r>
-        <w:rPr>
-          <w:rFonts w:ascii="Times New Roman" w:hAnsi="Times New Roman" w:cs="Times New Roman"/>
-          <w:sz w:val="24"/>
-          <w:szCs w:val="24"/>
-          <w:lang w:val="en-US"/>
-        </w:rPr>
-        <w:t>);</w:t>
-      </w:r>
-    </w:p>
-    <w:p>
-      <w:pPr>
-        <w:spacing w:after="0" w:line="240" w:lineRule="auto"/>
-        <w:rPr>
-          <w:rFonts w:ascii="Times New Roman" w:hAnsi="Times New Roman" w:cs="Times New Roman"/>
-          <w:sz w:val="24"/>
-          <w:szCs w:val="24"/>
-        </w:rPr>
-      </w:pPr>
-      <w:r>
-        <w:rPr>
-          <w:rFonts w:ascii="Times New Roman" w:hAnsi="Times New Roman" w:cs="Times New Roman"/>
-          <w:sz w:val="24"/>
-          <w:szCs w:val="24"/>
-          <w:lang w:val="en-US"/>
-        </w:rPr>
-        <w:t xml:space="preserve">            </w:t>
-      </w:r>
-      <w:r>
-        <w:rPr>
-          <w:rFonts w:ascii="Times New Roman" w:hAnsi="Times New Roman" w:cs="Times New Roman"/>
-          <w:sz w:val="24"/>
-          <w:szCs w:val="24"/>
-        </w:rPr>
-        <w:t xml:space="preserve">// </w:t>
-      </w:r>
-      <w:proofErr w:type="spellStart"/>
-      <w:r>
-        <w:rPr>
-          <w:rFonts w:ascii="Times New Roman" w:hAnsi="Times New Roman" w:cs="Times New Roman"/>
-          <w:sz w:val="24"/>
-          <w:szCs w:val="24"/>
-        </w:rPr>
-        <w:t>Assert</w:t>
-      </w:r>
-      <w:proofErr w:type="spellEnd"/>
-    </w:p>
-    <w:p>
-      <w:pPr>
-        <w:spacing w:after="0" w:line="240" w:lineRule="auto"/>
-        <w:rPr>
-          <w:rFonts w:ascii="Times New Roman" w:hAnsi="Times New Roman" w:cs="Times New Roman"/>
-          <w:sz w:val="24"/>
-          <w:szCs w:val="24"/>
-        </w:rPr>
-      </w:pPr>
-      <w:r>
-        <w:rPr>
-          <w:rFonts w:ascii="Times New Roman" w:hAnsi="Times New Roman" w:cs="Times New Roman"/>
-          <w:sz w:val="24"/>
-          <w:szCs w:val="24"/>
-        </w:rPr>
-        <w:t xml:space="preserve">            </w:t>
-      </w:r>
-      <w:proofErr w:type="spellStart"/>
-      <w:r>
-        <w:rPr>
-          <w:rFonts w:ascii="Times New Roman" w:hAnsi="Times New Roman" w:cs="Times New Roman"/>
-          <w:sz w:val="24"/>
-          <w:szCs w:val="24"/>
-        </w:rPr>
-        <w:t>Assert.IsNotNull</w:t>
-      </w:r>
-      <w:proofErr w:type="spellEnd"/>
-      <w:r>
-        <w:rPr>
-          <w:rFonts w:ascii="Times New Roman" w:hAnsi="Times New Roman" w:cs="Times New Roman"/>
-          <w:sz w:val="24"/>
-          <w:szCs w:val="24"/>
-        </w:rPr>
-        <w:t>(</w:t>
-      </w:r>
-      <w:proofErr w:type="spellStart"/>
-      <w:r>
-        <w:rPr>
-          <w:rFonts w:ascii="Times New Roman" w:hAnsi="Times New Roman" w:cs="Times New Roman"/>
-          <w:sz w:val="24"/>
-          <w:szCs w:val="24"/>
-        </w:rPr>
-        <w:t>user</w:t>
-      </w:r>
-      <w:proofErr w:type="spellEnd"/>
-      <w:r>
-        <w:rPr>
-          <w:rFonts w:ascii="Times New Roman" w:hAnsi="Times New Roman" w:cs="Times New Roman"/>
-          <w:sz w:val="24"/>
-          <w:szCs w:val="24"/>
-        </w:rPr>
-        <w:t>, "Пользователь с корректными данными не найден.");</w:t>
-      </w:r>
-    </w:p>
-    <w:p>
-      <w:pPr>
-        <w:spacing w:after="0" w:line="240" w:lineRule="auto"/>
-        <w:rPr>
-          <w:rFonts w:ascii="Times New Roman" w:hAnsi="Times New Roman" w:cs="Times New Roman"/>
-          <w:sz w:val="24"/>
-          <w:szCs w:val="24"/>
-          <w:lang w:val="en-US"/>
-        </w:rPr>
-      </w:pPr>
-      <w:r>
-        <w:rPr>
-          <w:rFonts w:ascii="Times New Roman" w:hAnsi="Times New Roman" w:cs="Times New Roman"/>
-          <w:sz w:val="24"/>
-          <w:szCs w:val="24"/>
-        </w:rPr>
-        <w:t xml:space="preserve">            </w:t>
-      </w:r>
-      <w:proofErr w:type="spellStart"/>
-      <w:r>
-        <w:rPr>
-          <w:rFonts w:ascii="Times New Roman" w:hAnsi="Times New Roman" w:cs="Times New Roman"/>
-          <w:sz w:val="24"/>
-          <w:szCs w:val="24"/>
-          <w:lang w:val="en-US"/>
-        </w:rPr>
-        <w:t>Assert.AreEqual</w:t>
-      </w:r>
-      <w:proofErr w:type="spellEnd"/>
-      <w:r>
-        <w:rPr>
-          <w:rFonts w:ascii="Times New Roman" w:hAnsi="Times New Roman" w:cs="Times New Roman"/>
-          <w:sz w:val="24"/>
-          <w:szCs w:val="24"/>
-          <w:lang w:val="en-US"/>
-        </w:rPr>
-        <w:t>(</w:t>
-      </w:r>
-      <w:proofErr w:type="spellStart"/>
-      <w:r>
-        <w:rPr>
-          <w:rFonts w:ascii="Times New Roman" w:hAnsi="Times New Roman" w:cs="Times New Roman"/>
-          <w:sz w:val="24"/>
-          <w:szCs w:val="24"/>
-          <w:lang w:val="en-US"/>
-        </w:rPr>
-        <w:t>validLogin</w:t>
-      </w:r>
-      <w:proofErr w:type="spellEnd"/>
-      <w:r>
-        <w:rPr>
-          <w:rFonts w:ascii="Times New Roman" w:hAnsi="Times New Roman" w:cs="Times New Roman"/>
-          <w:sz w:val="24"/>
-          <w:szCs w:val="24"/>
-          <w:lang w:val="en-US"/>
-        </w:rPr>
-        <w:t xml:space="preserve">, </w:t>
+        <w:t xml:space="preserve">                </w:t>
       </w:r>
       <w:proofErr w:type="spellStart"/>
       <w:proofErr w:type="gramStart"/>
@@ -17349,7 +18781,190 @@
           <w:szCs w:val="24"/>
           <w:lang w:val="en-US"/>
         </w:rPr>
-        <w:t>user.Login</w:t>
+        <w:t>Assert.IsFalse</w:t>
+      </w:r>
+      <w:proofErr w:type="spellEnd"/>
+      <w:r>
+        <w:rPr>
+          <w:rFonts w:ascii="Times New Roman" w:hAnsi="Times New Roman" w:cs="Times New Roman"/>
+          <w:sz w:val="24"/>
+          <w:szCs w:val="24"/>
+          <w:lang w:val="en-US"/>
+        </w:rPr>
+        <w:t>(</w:t>
+      </w:r>
+      <w:proofErr w:type="spellStart"/>
+      <w:proofErr w:type="gramEnd"/>
+      <w:r>
+        <w:rPr>
+          <w:rFonts w:ascii="Times New Roman" w:hAnsi="Times New Roman" w:cs="Times New Roman"/>
+          <w:sz w:val="24"/>
+          <w:szCs w:val="24"/>
+          <w:lang w:val="en-US"/>
+        </w:rPr>
+        <w:t>string.IsNullOrEmpty</w:t>
+      </w:r>
+      <w:proofErr w:type="spellEnd"/>
+      <w:r>
+        <w:rPr>
+          <w:rFonts w:ascii="Times New Roman" w:hAnsi="Times New Roman" w:cs="Times New Roman"/>
+          <w:sz w:val="24"/>
+          <w:szCs w:val="24"/>
+          <w:lang w:val="en-US"/>
+        </w:rPr>
+        <w:t>(</w:t>
+      </w:r>
+      <w:proofErr w:type="spellStart"/>
+      <w:r>
+        <w:rPr>
+          <w:rFonts w:ascii="Times New Roman" w:hAnsi="Times New Roman" w:cs="Times New Roman"/>
+          <w:sz w:val="24"/>
+          <w:szCs w:val="24"/>
+          <w:lang w:val="en-US"/>
+        </w:rPr>
+        <w:t>product.Article</w:t>
+      </w:r>
+      <w:proofErr w:type="spellEnd"/>
+      <w:r>
+        <w:rPr>
+          <w:rFonts w:ascii="Times New Roman" w:hAnsi="Times New Roman" w:cs="Times New Roman"/>
+          <w:sz w:val="24"/>
+          <w:szCs w:val="24"/>
+          <w:lang w:val="en-US"/>
+        </w:rPr>
+        <w:t>), "</w:t>
+      </w:r>
+      <w:r>
+        <w:rPr>
+          <w:rFonts w:ascii="Times New Roman" w:hAnsi="Times New Roman" w:cs="Times New Roman"/>
+          <w:sz w:val="24"/>
+          <w:szCs w:val="24"/>
+        </w:rPr>
+        <w:t>Артикул</w:t>
+      </w:r>
+      <w:r>
+        <w:rPr>
+          <w:rFonts w:ascii="Times New Roman" w:hAnsi="Times New Roman" w:cs="Times New Roman"/>
+          <w:sz w:val="24"/>
+          <w:szCs w:val="24"/>
+          <w:lang w:val="en-US"/>
+        </w:rPr>
+        <w:t xml:space="preserve"> </w:t>
+      </w:r>
+      <w:r>
+        <w:rPr>
+          <w:rFonts w:ascii="Times New Roman" w:hAnsi="Times New Roman" w:cs="Times New Roman"/>
+          <w:sz w:val="24"/>
+          <w:szCs w:val="24"/>
+        </w:rPr>
+        <w:t>не</w:t>
+      </w:r>
+      <w:r>
+        <w:rPr>
+          <w:rFonts w:ascii="Times New Roman" w:hAnsi="Times New Roman" w:cs="Times New Roman"/>
+          <w:sz w:val="24"/>
+          <w:szCs w:val="24"/>
+          <w:lang w:val="en-US"/>
+        </w:rPr>
+        <w:t xml:space="preserve"> </w:t>
+      </w:r>
+      <w:r>
+        <w:rPr>
+          <w:rFonts w:ascii="Times New Roman" w:hAnsi="Times New Roman" w:cs="Times New Roman"/>
+          <w:sz w:val="24"/>
+          <w:szCs w:val="24"/>
+        </w:rPr>
+        <w:t>должен</w:t>
+      </w:r>
+      <w:r>
+        <w:rPr>
+          <w:rFonts w:ascii="Times New Roman" w:hAnsi="Times New Roman" w:cs="Times New Roman"/>
+          <w:sz w:val="24"/>
+          <w:szCs w:val="24"/>
+          <w:lang w:val="en-US"/>
+        </w:rPr>
+        <w:t xml:space="preserve"> </w:t>
+      </w:r>
+      <w:r>
+        <w:rPr>
+          <w:rFonts w:ascii="Times New Roman" w:hAnsi="Times New Roman" w:cs="Times New Roman"/>
+          <w:sz w:val="24"/>
+          <w:szCs w:val="24"/>
+        </w:rPr>
+        <w:t>быть</w:t>
+      </w:r>
+      <w:r>
+        <w:rPr>
+          <w:rFonts w:ascii="Times New Roman" w:hAnsi="Times New Roman" w:cs="Times New Roman"/>
+          <w:sz w:val="24"/>
+          <w:szCs w:val="24"/>
+          <w:lang w:val="en-US"/>
+        </w:rPr>
+        <w:t xml:space="preserve"> </w:t>
+      </w:r>
+      <w:r>
+        <w:rPr>
+          <w:rFonts w:ascii="Times New Roman" w:hAnsi="Times New Roman" w:cs="Times New Roman"/>
+          <w:sz w:val="24"/>
+          <w:szCs w:val="24"/>
+        </w:rPr>
+        <w:t>пустым</w:t>
+      </w:r>
+      <w:r>
+        <w:rPr>
+          <w:rFonts w:ascii="Times New Roman" w:hAnsi="Times New Roman" w:cs="Times New Roman"/>
+          <w:sz w:val="24"/>
+          <w:szCs w:val="24"/>
+          <w:lang w:val="en-US"/>
+        </w:rPr>
+        <w:t>.");</w:t>
+      </w:r>
+    </w:p>
+    <w:p>
+      <w:pPr>
+        <w:spacing w:after="0" w:line="240" w:lineRule="auto"/>
+        <w:rPr>
+          <w:rFonts w:ascii="Times New Roman" w:hAnsi="Times New Roman" w:cs="Times New Roman"/>
+          <w:sz w:val="24"/>
+          <w:szCs w:val="24"/>
+        </w:rPr>
+      </w:pPr>
+      <w:r>
+        <w:rPr>
+          <w:rFonts w:ascii="Times New Roman" w:hAnsi="Times New Roman" w:cs="Times New Roman"/>
+          <w:sz w:val="24"/>
+          <w:szCs w:val="24"/>
+          <w:lang w:val="en-US"/>
+        </w:rPr>
+        <w:t xml:space="preserve">                </w:t>
+      </w:r>
+      <w:proofErr w:type="spellStart"/>
+      <w:r>
+        <w:rPr>
+          <w:rFonts w:ascii="Times New Roman" w:hAnsi="Times New Roman" w:cs="Times New Roman"/>
+          <w:sz w:val="24"/>
+          <w:szCs w:val="24"/>
+        </w:rPr>
+        <w:t>Assert.IsTrue</w:t>
+      </w:r>
+      <w:proofErr w:type="spellEnd"/>
+      <w:r>
+        <w:rPr>
+          <w:rFonts w:ascii="Times New Roman" w:hAnsi="Times New Roman" w:cs="Times New Roman"/>
+          <w:sz w:val="24"/>
+          <w:szCs w:val="24"/>
+        </w:rPr>
+        <w:t>(</w:t>
+      </w:r>
+      <w:proofErr w:type="spellStart"/>
+      <w:proofErr w:type="gramStart"/>
+      <w:r>
+        <w:rPr>
+          <w:rFonts w:ascii="Times New Roman" w:hAnsi="Times New Roman" w:cs="Times New Roman"/>
+          <w:sz w:val="24"/>
+          <w:szCs w:val="24"/>
+        </w:rPr>
+        <w:t>product.Price</w:t>
       </w:r>
       <w:proofErr w:type="spellEnd"/>
       <w:proofErr w:type="gramEnd"/>
@@ -17358,9 +18973,8 @@
           <w:rFonts w:ascii="Times New Roman" w:hAnsi="Times New Roman" w:cs="Times New Roman"/>
           <w:sz w:val="24"/>
           <w:szCs w:val="24"/>
-          <w:lang w:val="en-US"/>
-        </w:rPr>
-        <w:t>);</w:t>
+        </w:rPr>
+        <w:t xml:space="preserve"> &gt; 0, "Цена должна быть положительной.");</w:t>
       </w:r>
     </w:p>
     <w:p>
@@ -17370,17 +18984,15 @@
           <w:rFonts w:ascii="Times New Roman" w:hAnsi="Times New Roman" w:cs="Times New Roman"/>
           <w:sz w:val="24"/>
           <w:szCs w:val="24"/>
-          <w:lang w:val="en-US"/>
-        </w:rPr>
-      </w:pPr>
-      <w:r>
-        <w:rPr>
-          <w:rFonts w:ascii="Times New Roman" w:hAnsi="Times New Roman" w:cs="Times New Roman"/>
-          <w:sz w:val="24"/>
-          <w:szCs w:val="24"/>
-          <w:lang w:val="en-US"/>
-        </w:rPr>
-        <w:t xml:space="preserve">            </w:t>
+        </w:rPr>
+      </w:pPr>
+      <w:r>
+        <w:rPr>
+          <w:rFonts w:ascii="Times New Roman" w:hAnsi="Times New Roman" w:cs="Times New Roman"/>
+          <w:sz w:val="24"/>
+          <w:szCs w:val="24"/>
+        </w:rPr>
+        <w:t xml:space="preserve">                </w:t>
       </w:r>
       <w:proofErr w:type="spellStart"/>
       <w:r>
@@ -17388,9 +19000,8 @@
           <w:rFonts w:ascii="Times New Roman" w:hAnsi="Times New Roman" w:cs="Times New Roman"/>
           <w:sz w:val="24"/>
           <w:szCs w:val="24"/>
-          <w:lang w:val="en-US"/>
-        </w:rPr>
-        <w:t>Assert.AreEqual</w:t>
+        </w:rPr>
+        <w:t>Assert.IsTrue</w:t>
       </w:r>
       <w:proofErr w:type="spellEnd"/>
       <w:r>
@@ -17398,62 +19009,8 @@
           <w:rFonts w:ascii="Times New Roman" w:hAnsi="Times New Roman" w:cs="Times New Roman"/>
           <w:sz w:val="24"/>
           <w:szCs w:val="24"/>
-          <w:lang w:val="en-US"/>
-        </w:rPr>
-        <w:t>("</w:t>
-      </w:r>
-      <w:r>
-        <w:rPr>
-          <w:rFonts w:ascii="Times New Roman" w:hAnsi="Times New Roman" w:cs="Times New Roman"/>
-          <w:sz w:val="24"/>
-          <w:szCs w:val="24"/>
-        </w:rPr>
-        <w:t>Никифорова</w:t>
-      </w:r>
-      <w:r>
-        <w:rPr>
-          <w:rFonts w:ascii="Times New Roman" w:hAnsi="Times New Roman" w:cs="Times New Roman"/>
-          <w:sz w:val="24"/>
-          <w:szCs w:val="24"/>
-          <w:lang w:val="en-US"/>
-        </w:rPr>
-        <w:t xml:space="preserve"> </w:t>
-      </w:r>
-      <w:proofErr w:type="spellStart"/>
-      <w:r>
-        <w:rPr>
-          <w:rFonts w:ascii="Times New Roman" w:hAnsi="Times New Roman" w:cs="Times New Roman"/>
-          <w:sz w:val="24"/>
-          <w:szCs w:val="24"/>
-        </w:rPr>
-        <w:t>Весения</w:t>
-      </w:r>
-      <w:proofErr w:type="spellEnd"/>
-      <w:r>
-        <w:rPr>
-          <w:rFonts w:ascii="Times New Roman" w:hAnsi="Times New Roman" w:cs="Times New Roman"/>
-          <w:sz w:val="24"/>
-          <w:szCs w:val="24"/>
-          <w:lang w:val="en-US"/>
-        </w:rPr>
-        <w:t xml:space="preserve"> </w:t>
-      </w:r>
-      <w:r>
-        <w:rPr>
-          <w:rFonts w:ascii="Times New Roman" w:hAnsi="Times New Roman" w:cs="Times New Roman"/>
-          <w:sz w:val="24"/>
-          <w:szCs w:val="24"/>
-        </w:rPr>
-        <w:t>Николаевна</w:t>
-      </w:r>
-      <w:r>
-        <w:rPr>
-          <w:rFonts w:ascii="Times New Roman" w:hAnsi="Times New Roman" w:cs="Times New Roman"/>
-          <w:sz w:val="24"/>
-          <w:szCs w:val="24"/>
-          <w:lang w:val="en-US"/>
-        </w:rPr>
-        <w:t xml:space="preserve">", </w:t>
+        </w:rPr>
+        <w:t>(</w:t>
       </w:r>
       <w:proofErr w:type="spellStart"/>
       <w:proofErr w:type="gramStart"/>
@@ -17462,9 +19019,8 @@
           <w:rFonts w:ascii="Times New Roman" w:hAnsi="Times New Roman" w:cs="Times New Roman"/>
           <w:sz w:val="24"/>
           <w:szCs w:val="24"/>
-          <w:lang w:val="en-US"/>
-        </w:rPr>
-        <w:t>user.FullName</w:t>
+        </w:rPr>
+        <w:t>product.Quantity</w:t>
       </w:r>
       <w:proofErr w:type="spellEnd"/>
       <w:proofErr w:type="gramEnd"/>
@@ -17473,2057 +19029,8 @@
           <w:rFonts w:ascii="Times New Roman" w:hAnsi="Times New Roman" w:cs="Times New Roman"/>
           <w:sz w:val="24"/>
           <w:szCs w:val="24"/>
-          <w:lang w:val="en-US"/>
-        </w:rPr>
-        <w:t>);</w:t>
-      </w:r>
-    </w:p>
-    <w:p>
-      <w:pPr>
-        <w:spacing w:after="0" w:line="240" w:lineRule="auto"/>
-        <w:rPr>
-          <w:rFonts w:ascii="Times New Roman" w:hAnsi="Times New Roman" w:cs="Times New Roman"/>
-          <w:sz w:val="24"/>
-          <w:szCs w:val="24"/>
-          <w:lang w:val="en-US"/>
-        </w:rPr>
-      </w:pPr>
-      <w:r>
-        <w:rPr>
-          <w:rFonts w:ascii="Times New Roman" w:hAnsi="Times New Roman" w:cs="Times New Roman"/>
-          <w:sz w:val="24"/>
-          <w:szCs w:val="24"/>
-          <w:lang w:val="en-US"/>
-        </w:rPr>
-        <w:t xml:space="preserve">            </w:t>
-      </w:r>
-      <w:proofErr w:type="spellStart"/>
-      <w:r>
-        <w:rPr>
-          <w:rFonts w:ascii="Times New Roman" w:hAnsi="Times New Roman" w:cs="Times New Roman"/>
-          <w:sz w:val="24"/>
-          <w:szCs w:val="24"/>
-          <w:lang w:val="en-US"/>
-        </w:rPr>
-        <w:t>Assert.AreEqual</w:t>
-      </w:r>
-      <w:proofErr w:type="spellEnd"/>
-      <w:r>
-        <w:rPr>
-          <w:rFonts w:ascii="Times New Roman" w:hAnsi="Times New Roman" w:cs="Times New Roman"/>
-          <w:sz w:val="24"/>
-          <w:szCs w:val="24"/>
-          <w:lang w:val="en-US"/>
-        </w:rPr>
-        <w:t>("</w:t>
-      </w:r>
-      <w:r>
-        <w:rPr>
-          <w:rFonts w:ascii="Times New Roman" w:hAnsi="Times New Roman" w:cs="Times New Roman"/>
-          <w:sz w:val="24"/>
-          <w:szCs w:val="24"/>
-        </w:rPr>
-        <w:t>Администратор</w:t>
-      </w:r>
-      <w:r>
-        <w:rPr>
-          <w:rFonts w:ascii="Times New Roman" w:hAnsi="Times New Roman" w:cs="Times New Roman"/>
-          <w:sz w:val="24"/>
-          <w:szCs w:val="24"/>
-          <w:lang w:val="en-US"/>
-        </w:rPr>
-        <w:t xml:space="preserve">", </w:t>
-      </w:r>
-      <w:proofErr w:type="spellStart"/>
-      <w:proofErr w:type="gramStart"/>
-      <w:r>
-        <w:rPr>
-          <w:rFonts w:ascii="Times New Roman" w:hAnsi="Times New Roman" w:cs="Times New Roman"/>
-          <w:sz w:val="24"/>
-          <w:szCs w:val="24"/>
-          <w:lang w:val="en-US"/>
-        </w:rPr>
-        <w:t>user.Role</w:t>
-      </w:r>
-      <w:proofErr w:type="spellEnd"/>
-      <w:proofErr w:type="gramEnd"/>
-      <w:r>
-        <w:rPr>
-          <w:rFonts w:ascii="Times New Roman" w:hAnsi="Times New Roman" w:cs="Times New Roman"/>
-          <w:sz w:val="24"/>
-          <w:szCs w:val="24"/>
-          <w:lang w:val="en-US"/>
-        </w:rPr>
-        <w:t>);</w:t>
-      </w:r>
-    </w:p>
-    <w:p>
-      <w:pPr>
-        <w:spacing w:after="0" w:line="240" w:lineRule="auto"/>
-        <w:rPr>
-          <w:rFonts w:ascii="Times New Roman" w:hAnsi="Times New Roman" w:cs="Times New Roman"/>
-          <w:sz w:val="24"/>
-          <w:szCs w:val="24"/>
-          <w:lang w:val="en-US"/>
-        </w:rPr>
-      </w:pPr>
-      <w:r>
-        <w:rPr>
-          <w:rFonts w:ascii="Times New Roman" w:hAnsi="Times New Roman" w:cs="Times New Roman"/>
-          <w:sz w:val="24"/>
-          <w:szCs w:val="24"/>
-          <w:lang w:val="en-US"/>
-        </w:rPr>
-        <w:t xml:space="preserve">        }</w:t>
-      </w:r>
-    </w:p>
-    <w:p>
-      <w:pPr>
-        <w:spacing w:after="0" w:line="240" w:lineRule="auto"/>
-        <w:rPr>
-          <w:rFonts w:ascii="Times New Roman" w:hAnsi="Times New Roman" w:cs="Times New Roman"/>
-          <w:sz w:val="24"/>
-          <w:szCs w:val="24"/>
-          <w:lang w:val="en-US"/>
-        </w:rPr>
-      </w:pPr>
-      <w:r>
-        <w:rPr>
-          <w:rFonts w:ascii="Times New Roman" w:hAnsi="Times New Roman" w:cs="Times New Roman"/>
-          <w:sz w:val="24"/>
-          <w:szCs w:val="24"/>
-          <w:lang w:val="en-US"/>
-        </w:rPr>
-        <w:t xml:space="preserve">        [</w:t>
-      </w:r>
-      <w:proofErr w:type="spellStart"/>
-      <w:r>
-        <w:rPr>
-          <w:rFonts w:ascii="Times New Roman" w:hAnsi="Times New Roman" w:cs="Times New Roman"/>
-          <w:sz w:val="24"/>
-          <w:szCs w:val="24"/>
-          <w:lang w:val="en-US"/>
-        </w:rPr>
-        <w:t>TestMethod</w:t>
-      </w:r>
-      <w:proofErr w:type="spellEnd"/>
-      <w:r>
-        <w:rPr>
-          <w:rFonts w:ascii="Times New Roman" w:hAnsi="Times New Roman" w:cs="Times New Roman"/>
-          <w:sz w:val="24"/>
-          <w:szCs w:val="24"/>
-          <w:lang w:val="en-US"/>
-        </w:rPr>
-        <w:t>]</w:t>
-      </w:r>
-    </w:p>
-    <w:p>
-      <w:pPr>
-        <w:spacing w:after="0" w:line="240" w:lineRule="auto"/>
-        <w:rPr>
-          <w:rFonts w:ascii="Times New Roman" w:hAnsi="Times New Roman" w:cs="Times New Roman"/>
-          <w:sz w:val="24"/>
-          <w:szCs w:val="24"/>
-          <w:lang w:val="en-US"/>
-        </w:rPr>
-      </w:pPr>
-      <w:r>
-        <w:rPr>
-          <w:rFonts w:ascii="Times New Roman" w:hAnsi="Times New Roman" w:cs="Times New Roman"/>
-          <w:sz w:val="24"/>
-          <w:szCs w:val="24"/>
-          <w:lang w:val="en-US"/>
-        </w:rPr>
-        <w:t xml:space="preserve">        public void </w:t>
-      </w:r>
-      <w:proofErr w:type="spellStart"/>
-      <w:r>
-        <w:rPr>
-          <w:rFonts w:ascii="Times New Roman" w:hAnsi="Times New Roman" w:cs="Times New Roman"/>
-          <w:sz w:val="24"/>
-          <w:szCs w:val="24"/>
-          <w:lang w:val="en-US"/>
-        </w:rPr>
-        <w:t>GetUser_InvalidPassword_</w:t>
-      </w:r>
-      <w:proofErr w:type="gramStart"/>
-      <w:r>
-        <w:rPr>
-          <w:rFonts w:ascii="Times New Roman" w:hAnsi="Times New Roman" w:cs="Times New Roman"/>
-          <w:sz w:val="24"/>
-          <w:szCs w:val="24"/>
-          <w:lang w:val="en-US"/>
-        </w:rPr>
-        <w:t>ReturnsNull</w:t>
-      </w:r>
-      <w:proofErr w:type="spellEnd"/>
-      <w:r>
-        <w:rPr>
-          <w:rFonts w:ascii="Times New Roman" w:hAnsi="Times New Roman" w:cs="Times New Roman"/>
-          <w:sz w:val="24"/>
-          <w:szCs w:val="24"/>
-          <w:lang w:val="en-US"/>
-        </w:rPr>
-        <w:t>(</w:t>
-      </w:r>
-      <w:proofErr w:type="gramEnd"/>
-      <w:r>
-        <w:rPr>
-          <w:rFonts w:ascii="Times New Roman" w:hAnsi="Times New Roman" w:cs="Times New Roman"/>
-          <w:sz w:val="24"/>
-          <w:szCs w:val="24"/>
-          <w:lang w:val="en-US"/>
-        </w:rPr>
-        <w:t>)</w:t>
-      </w:r>
-    </w:p>
-    <w:p>
-      <w:pPr>
-        <w:spacing w:after="0" w:line="240" w:lineRule="auto"/>
-        <w:rPr>
-          <w:rFonts w:ascii="Times New Roman" w:hAnsi="Times New Roman" w:cs="Times New Roman"/>
-          <w:sz w:val="24"/>
-          <w:szCs w:val="24"/>
-          <w:lang w:val="en-US"/>
-        </w:rPr>
-      </w:pPr>
-      <w:r>
-        <w:rPr>
-          <w:rFonts w:ascii="Times New Roman" w:hAnsi="Times New Roman" w:cs="Times New Roman"/>
-          <w:sz w:val="24"/>
-          <w:szCs w:val="24"/>
-          <w:lang w:val="en-US"/>
-        </w:rPr>
-        <w:t xml:space="preserve">        {</w:t>
-      </w:r>
-    </w:p>
-    <w:p>
-      <w:pPr>
-        <w:spacing w:after="0" w:line="240" w:lineRule="auto"/>
-        <w:rPr>
-          <w:rFonts w:ascii="Times New Roman" w:hAnsi="Times New Roman" w:cs="Times New Roman"/>
-          <w:sz w:val="24"/>
-          <w:szCs w:val="24"/>
-          <w:lang w:val="en-US"/>
-        </w:rPr>
-      </w:pPr>
-      <w:r>
-        <w:rPr>
-          <w:rFonts w:ascii="Times New Roman" w:hAnsi="Times New Roman" w:cs="Times New Roman"/>
-          <w:sz w:val="24"/>
-          <w:szCs w:val="24"/>
-          <w:lang w:val="en-US"/>
-        </w:rPr>
-        <w:t xml:space="preserve">            // Arrange</w:t>
-      </w:r>
-    </w:p>
-    <w:p>
-      <w:pPr>
-        <w:spacing w:after="0" w:line="240" w:lineRule="auto"/>
-        <w:rPr>
-          <w:rFonts w:ascii="Times New Roman" w:hAnsi="Times New Roman" w:cs="Times New Roman"/>
-          <w:sz w:val="24"/>
-          <w:szCs w:val="24"/>
-          <w:lang w:val="en-US"/>
-        </w:rPr>
-      </w:pPr>
-      <w:r>
-        <w:rPr>
-          <w:rFonts w:ascii="Times New Roman" w:hAnsi="Times New Roman" w:cs="Times New Roman"/>
-          <w:sz w:val="24"/>
-          <w:szCs w:val="24"/>
-          <w:lang w:val="en-US"/>
-        </w:rPr>
-        <w:t xml:space="preserve">            string </w:t>
-      </w:r>
-      <w:proofErr w:type="spellStart"/>
-      <w:r>
-        <w:rPr>
-          <w:rFonts w:ascii="Times New Roman" w:hAnsi="Times New Roman" w:cs="Times New Roman"/>
-          <w:sz w:val="24"/>
-          <w:szCs w:val="24"/>
-          <w:lang w:val="en-US"/>
-        </w:rPr>
-        <w:t>validLogin</w:t>
-      </w:r>
-      <w:proofErr w:type="spellEnd"/>
-      <w:r>
-        <w:rPr>
-          <w:rFonts w:ascii="Times New Roman" w:hAnsi="Times New Roman" w:cs="Times New Roman"/>
-          <w:sz w:val="24"/>
-          <w:szCs w:val="24"/>
-          <w:lang w:val="en-US"/>
-        </w:rPr>
-        <w:t xml:space="preserve"> = "94d5ous@gmail.com";</w:t>
-      </w:r>
-    </w:p>
-    <w:p>
-      <w:pPr>
-        <w:spacing w:after="0" w:line="240" w:lineRule="auto"/>
-        <w:rPr>
-          <w:rFonts w:ascii="Times New Roman" w:hAnsi="Times New Roman" w:cs="Times New Roman"/>
-          <w:sz w:val="24"/>
-          <w:szCs w:val="24"/>
-          <w:lang w:val="en-US"/>
-        </w:rPr>
-      </w:pPr>
-      <w:r>
-        <w:rPr>
-          <w:rFonts w:ascii="Times New Roman" w:hAnsi="Times New Roman" w:cs="Times New Roman"/>
-          <w:sz w:val="24"/>
-          <w:szCs w:val="24"/>
-          <w:lang w:val="en-US"/>
-        </w:rPr>
-        <w:t xml:space="preserve">            string </w:t>
-      </w:r>
-      <w:proofErr w:type="spellStart"/>
-      <w:r>
-        <w:rPr>
-          <w:rFonts w:ascii="Times New Roman" w:hAnsi="Times New Roman" w:cs="Times New Roman"/>
-          <w:sz w:val="24"/>
-          <w:szCs w:val="24"/>
-          <w:lang w:val="en-US"/>
-        </w:rPr>
-        <w:t>invalidPassword</w:t>
-      </w:r>
-      <w:proofErr w:type="spellEnd"/>
-      <w:r>
-        <w:rPr>
-          <w:rFonts w:ascii="Times New Roman" w:hAnsi="Times New Roman" w:cs="Times New Roman"/>
-          <w:sz w:val="24"/>
-          <w:szCs w:val="24"/>
-          <w:lang w:val="en-US"/>
-        </w:rPr>
-        <w:t xml:space="preserve"> = "wrong";</w:t>
-      </w:r>
-    </w:p>
-    <w:p>
-      <w:pPr>
-        <w:spacing w:after="0" w:line="240" w:lineRule="auto"/>
-        <w:rPr>
-          <w:rFonts w:ascii="Times New Roman" w:hAnsi="Times New Roman" w:cs="Times New Roman"/>
-          <w:sz w:val="24"/>
-          <w:szCs w:val="24"/>
-          <w:lang w:val="en-US"/>
-        </w:rPr>
-      </w:pPr>
-      <w:r>
-        <w:rPr>
-          <w:rFonts w:ascii="Times New Roman" w:hAnsi="Times New Roman" w:cs="Times New Roman"/>
-          <w:sz w:val="24"/>
-          <w:szCs w:val="24"/>
-          <w:lang w:val="en-US"/>
-        </w:rPr>
-        <w:t xml:space="preserve">            // Act</w:t>
-      </w:r>
-    </w:p>
-    <w:p>
-      <w:pPr>
-        <w:spacing w:after="0" w:line="240" w:lineRule="auto"/>
-        <w:rPr>
-          <w:rFonts w:ascii="Times New Roman" w:hAnsi="Times New Roman" w:cs="Times New Roman"/>
-          <w:sz w:val="24"/>
-          <w:szCs w:val="24"/>
-          <w:lang w:val="en-US"/>
-        </w:rPr>
-      </w:pPr>
-      <w:r>
-        <w:rPr>
-          <w:rFonts w:ascii="Times New Roman" w:hAnsi="Times New Roman" w:cs="Times New Roman"/>
-          <w:sz w:val="24"/>
-          <w:szCs w:val="24"/>
-          <w:lang w:val="en-US"/>
-        </w:rPr>
-        <w:t xml:space="preserve">            </w:t>
-      </w:r>
-      <w:proofErr w:type="gramStart"/>
-      <w:r>
-        <w:rPr>
-          <w:rFonts w:ascii="Times New Roman" w:hAnsi="Times New Roman" w:cs="Times New Roman"/>
-          <w:sz w:val="24"/>
-          <w:szCs w:val="24"/>
-          <w:lang w:val="en-US"/>
-        </w:rPr>
-        <w:t>Users</w:t>
-      </w:r>
-      <w:proofErr w:type="gramEnd"/>
-      <w:r>
-        <w:rPr>
-          <w:rFonts w:ascii="Times New Roman" w:hAnsi="Times New Roman" w:cs="Times New Roman"/>
-          <w:sz w:val="24"/>
-          <w:szCs w:val="24"/>
-          <w:lang w:val="en-US"/>
-        </w:rPr>
-        <w:t xml:space="preserve"> user = </w:t>
-      </w:r>
-      <w:proofErr w:type="spellStart"/>
-      <w:r>
-        <w:rPr>
-          <w:rFonts w:ascii="Times New Roman" w:hAnsi="Times New Roman" w:cs="Times New Roman"/>
-          <w:sz w:val="24"/>
-          <w:szCs w:val="24"/>
-          <w:lang w:val="en-US"/>
-        </w:rPr>
-        <w:t>DBOperations.GetUser</w:t>
-      </w:r>
-      <w:proofErr w:type="spellEnd"/>
-      <w:r>
-        <w:rPr>
-          <w:rFonts w:ascii="Times New Roman" w:hAnsi="Times New Roman" w:cs="Times New Roman"/>
-          <w:sz w:val="24"/>
-          <w:szCs w:val="24"/>
-          <w:lang w:val="en-US"/>
-        </w:rPr>
-        <w:t>(</w:t>
-      </w:r>
-      <w:proofErr w:type="spellStart"/>
-      <w:r>
-        <w:rPr>
-          <w:rFonts w:ascii="Times New Roman" w:hAnsi="Times New Roman" w:cs="Times New Roman"/>
-          <w:sz w:val="24"/>
-          <w:szCs w:val="24"/>
-          <w:lang w:val="en-US"/>
-        </w:rPr>
-        <w:t>validLogin</w:t>
-      </w:r>
-      <w:proofErr w:type="spellEnd"/>
-      <w:r>
-        <w:rPr>
-          <w:rFonts w:ascii="Times New Roman" w:hAnsi="Times New Roman" w:cs="Times New Roman"/>
-          <w:sz w:val="24"/>
-          <w:szCs w:val="24"/>
-          <w:lang w:val="en-US"/>
-        </w:rPr>
-        <w:t xml:space="preserve">, </w:t>
-      </w:r>
-      <w:proofErr w:type="spellStart"/>
-      <w:r>
-        <w:rPr>
-          <w:rFonts w:ascii="Times New Roman" w:hAnsi="Times New Roman" w:cs="Times New Roman"/>
-          <w:sz w:val="24"/>
-          <w:szCs w:val="24"/>
-          <w:lang w:val="en-US"/>
-        </w:rPr>
-        <w:t>invalidPassword</w:t>
-      </w:r>
-      <w:proofErr w:type="spellEnd"/>
-      <w:r>
-        <w:rPr>
-          <w:rFonts w:ascii="Times New Roman" w:hAnsi="Times New Roman" w:cs="Times New Roman"/>
-          <w:sz w:val="24"/>
-          <w:szCs w:val="24"/>
-          <w:lang w:val="en-US"/>
-        </w:rPr>
-        <w:t>);</w:t>
-      </w:r>
-    </w:p>
-    <w:p>
-      <w:pPr>
-        <w:spacing w:after="0" w:line="240" w:lineRule="auto"/>
-        <w:rPr>
-          <w:rFonts w:ascii="Times New Roman" w:hAnsi="Times New Roman" w:cs="Times New Roman"/>
-          <w:sz w:val="24"/>
-          <w:szCs w:val="24"/>
-        </w:rPr>
-      </w:pPr>
-      <w:r>
-        <w:rPr>
-          <w:rFonts w:ascii="Times New Roman" w:hAnsi="Times New Roman" w:cs="Times New Roman"/>
-          <w:sz w:val="24"/>
-          <w:szCs w:val="24"/>
-          <w:lang w:val="en-US"/>
-        </w:rPr>
-        <w:t xml:space="preserve">            </w:t>
-      </w:r>
-      <w:r>
-        <w:rPr>
-          <w:rFonts w:ascii="Times New Roman" w:hAnsi="Times New Roman" w:cs="Times New Roman"/>
-          <w:sz w:val="24"/>
-          <w:szCs w:val="24"/>
-        </w:rPr>
-        <w:t xml:space="preserve">// </w:t>
-      </w:r>
-      <w:proofErr w:type="spellStart"/>
-      <w:r>
-        <w:rPr>
-          <w:rFonts w:ascii="Times New Roman" w:hAnsi="Times New Roman" w:cs="Times New Roman"/>
-          <w:sz w:val="24"/>
-          <w:szCs w:val="24"/>
-        </w:rPr>
-        <w:t>Assert</w:t>
-      </w:r>
-      <w:proofErr w:type="spellEnd"/>
-    </w:p>
-    <w:p>
-      <w:pPr>
-        <w:spacing w:after="0" w:line="240" w:lineRule="auto"/>
-        <w:rPr>
-          <w:rFonts w:ascii="Times New Roman" w:hAnsi="Times New Roman" w:cs="Times New Roman"/>
-          <w:sz w:val="24"/>
-          <w:szCs w:val="24"/>
-        </w:rPr>
-      </w:pPr>
-      <w:r>
-        <w:rPr>
-          <w:rFonts w:ascii="Times New Roman" w:hAnsi="Times New Roman" w:cs="Times New Roman"/>
-          <w:sz w:val="24"/>
-          <w:szCs w:val="24"/>
-        </w:rPr>
-        <w:t xml:space="preserve">            </w:t>
-      </w:r>
-      <w:proofErr w:type="spellStart"/>
-      <w:r>
-        <w:rPr>
-          <w:rFonts w:ascii="Times New Roman" w:hAnsi="Times New Roman" w:cs="Times New Roman"/>
-          <w:sz w:val="24"/>
-          <w:szCs w:val="24"/>
-        </w:rPr>
-        <w:t>Assert.IsNull</w:t>
-      </w:r>
-      <w:proofErr w:type="spellEnd"/>
-      <w:r>
-        <w:rPr>
-          <w:rFonts w:ascii="Times New Roman" w:hAnsi="Times New Roman" w:cs="Times New Roman"/>
-          <w:sz w:val="24"/>
-          <w:szCs w:val="24"/>
-        </w:rPr>
-        <w:t>(</w:t>
-      </w:r>
-      <w:proofErr w:type="spellStart"/>
-      <w:r>
-        <w:rPr>
-          <w:rFonts w:ascii="Times New Roman" w:hAnsi="Times New Roman" w:cs="Times New Roman"/>
-          <w:sz w:val="24"/>
-          <w:szCs w:val="24"/>
-        </w:rPr>
-        <w:t>user</w:t>
-      </w:r>
-      <w:proofErr w:type="spellEnd"/>
-      <w:r>
-        <w:rPr>
-          <w:rFonts w:ascii="Times New Roman" w:hAnsi="Times New Roman" w:cs="Times New Roman"/>
-          <w:sz w:val="24"/>
-          <w:szCs w:val="24"/>
-        </w:rPr>
-        <w:t xml:space="preserve">, "При неверном пароле должен возвращаться </w:t>
-      </w:r>
-      <w:proofErr w:type="spellStart"/>
-      <w:r>
-        <w:rPr>
-          <w:rFonts w:ascii="Times New Roman" w:hAnsi="Times New Roman" w:cs="Times New Roman"/>
-          <w:sz w:val="24"/>
-          <w:szCs w:val="24"/>
-        </w:rPr>
-        <w:t>null</w:t>
-      </w:r>
-      <w:proofErr w:type="spellEnd"/>
-      <w:r>
-        <w:rPr>
-          <w:rFonts w:ascii="Times New Roman" w:hAnsi="Times New Roman" w:cs="Times New Roman"/>
-          <w:sz w:val="24"/>
-          <w:szCs w:val="24"/>
-        </w:rPr>
-        <w:t>.");</w:t>
-      </w:r>
-    </w:p>
-    <w:p>
-      <w:pPr>
-        <w:spacing w:after="0" w:line="240" w:lineRule="auto"/>
-        <w:rPr>
-          <w:rFonts w:ascii="Times New Roman" w:hAnsi="Times New Roman" w:cs="Times New Roman"/>
-          <w:sz w:val="24"/>
-          <w:szCs w:val="24"/>
-          <w:lang w:val="en-US"/>
-        </w:rPr>
-      </w:pPr>
-      <w:r>
-        <w:rPr>
-          <w:rFonts w:ascii="Times New Roman" w:hAnsi="Times New Roman" w:cs="Times New Roman"/>
-          <w:sz w:val="24"/>
-          <w:szCs w:val="24"/>
-        </w:rPr>
-        <w:t xml:space="preserve">        </w:t>
-      </w:r>
-      <w:r>
-        <w:rPr>
-          <w:rFonts w:ascii="Times New Roman" w:hAnsi="Times New Roman" w:cs="Times New Roman"/>
-          <w:sz w:val="24"/>
-          <w:szCs w:val="24"/>
-          <w:lang w:val="en-US"/>
-        </w:rPr>
-        <w:t>}</w:t>
-      </w:r>
-    </w:p>
-    <w:p>
-      <w:pPr>
-        <w:spacing w:after="0" w:line="240" w:lineRule="auto"/>
-        <w:rPr>
-          <w:rFonts w:ascii="Times New Roman" w:hAnsi="Times New Roman" w:cs="Times New Roman"/>
-          <w:sz w:val="24"/>
-          <w:szCs w:val="24"/>
-          <w:lang w:val="en-US"/>
-        </w:rPr>
-      </w:pPr>
-      <w:r>
-        <w:rPr>
-          <w:rFonts w:ascii="Times New Roman" w:hAnsi="Times New Roman" w:cs="Times New Roman"/>
-          <w:sz w:val="24"/>
-          <w:szCs w:val="24"/>
-          <w:lang w:val="en-US"/>
-        </w:rPr>
-        <w:t xml:space="preserve">        [</w:t>
-      </w:r>
-      <w:proofErr w:type="spellStart"/>
-      <w:r>
-        <w:rPr>
-          <w:rFonts w:ascii="Times New Roman" w:hAnsi="Times New Roman" w:cs="Times New Roman"/>
-          <w:sz w:val="24"/>
-          <w:szCs w:val="24"/>
-          <w:lang w:val="en-US"/>
-        </w:rPr>
-        <w:t>TestMethod</w:t>
-      </w:r>
-      <w:proofErr w:type="spellEnd"/>
-      <w:r>
-        <w:rPr>
-          <w:rFonts w:ascii="Times New Roman" w:hAnsi="Times New Roman" w:cs="Times New Roman"/>
-          <w:sz w:val="24"/>
-          <w:szCs w:val="24"/>
-          <w:lang w:val="en-US"/>
-        </w:rPr>
-        <w:t>]</w:t>
-      </w:r>
-    </w:p>
-    <w:p>
-      <w:pPr>
-        <w:spacing w:after="0" w:line="240" w:lineRule="auto"/>
-        <w:rPr>
-          <w:rFonts w:ascii="Times New Roman" w:hAnsi="Times New Roman" w:cs="Times New Roman"/>
-          <w:sz w:val="24"/>
-          <w:szCs w:val="24"/>
-          <w:lang w:val="en-US"/>
-        </w:rPr>
-      </w:pPr>
-      <w:r>
-        <w:rPr>
-          <w:rFonts w:ascii="Times New Roman" w:hAnsi="Times New Roman" w:cs="Times New Roman"/>
-          <w:sz w:val="24"/>
-          <w:szCs w:val="24"/>
-          <w:lang w:val="en-US"/>
-        </w:rPr>
-        <w:t xml:space="preserve">        public void </w:t>
-      </w:r>
-      <w:proofErr w:type="spellStart"/>
-      <w:r>
-        <w:rPr>
-          <w:rFonts w:ascii="Times New Roman" w:hAnsi="Times New Roman" w:cs="Times New Roman"/>
-          <w:sz w:val="24"/>
-          <w:szCs w:val="24"/>
-          <w:lang w:val="en-US"/>
-        </w:rPr>
-        <w:t>GetUser_NonexistentLogin_</w:t>
-      </w:r>
-      <w:proofErr w:type="gramStart"/>
-      <w:r>
-        <w:rPr>
-          <w:rFonts w:ascii="Times New Roman" w:hAnsi="Times New Roman" w:cs="Times New Roman"/>
-          <w:sz w:val="24"/>
-          <w:szCs w:val="24"/>
-          <w:lang w:val="en-US"/>
-        </w:rPr>
-        <w:t>ReturnsNull</w:t>
-      </w:r>
-      <w:proofErr w:type="spellEnd"/>
-      <w:r>
-        <w:rPr>
-          <w:rFonts w:ascii="Times New Roman" w:hAnsi="Times New Roman" w:cs="Times New Roman"/>
-          <w:sz w:val="24"/>
-          <w:szCs w:val="24"/>
-          <w:lang w:val="en-US"/>
-        </w:rPr>
-        <w:t>(</w:t>
-      </w:r>
-      <w:proofErr w:type="gramEnd"/>
-      <w:r>
-        <w:rPr>
-          <w:rFonts w:ascii="Times New Roman" w:hAnsi="Times New Roman" w:cs="Times New Roman"/>
-          <w:sz w:val="24"/>
-          <w:szCs w:val="24"/>
-          <w:lang w:val="en-US"/>
-        </w:rPr>
-        <w:t>)</w:t>
-      </w:r>
-    </w:p>
-    <w:p>
-      <w:pPr>
-        <w:spacing w:after="0" w:line="240" w:lineRule="auto"/>
-        <w:rPr>
-          <w:rFonts w:ascii="Times New Roman" w:hAnsi="Times New Roman" w:cs="Times New Roman"/>
-          <w:sz w:val="24"/>
-          <w:szCs w:val="24"/>
-          <w:lang w:val="en-US"/>
-        </w:rPr>
-      </w:pPr>
-      <w:r>
-        <w:rPr>
-          <w:rFonts w:ascii="Times New Roman" w:hAnsi="Times New Roman" w:cs="Times New Roman"/>
-          <w:sz w:val="24"/>
-          <w:szCs w:val="24"/>
-          <w:lang w:val="en-US"/>
-        </w:rPr>
-        <w:t xml:space="preserve">        {</w:t>
-      </w:r>
-    </w:p>
-    <w:p>
-      <w:pPr>
-        <w:spacing w:after="0" w:line="240" w:lineRule="auto"/>
-        <w:rPr>
-          <w:rFonts w:ascii="Times New Roman" w:hAnsi="Times New Roman" w:cs="Times New Roman"/>
-          <w:sz w:val="24"/>
-          <w:szCs w:val="24"/>
-          <w:lang w:val="en-US"/>
-        </w:rPr>
-      </w:pPr>
-      <w:r>
-        <w:rPr>
-          <w:rFonts w:ascii="Times New Roman" w:hAnsi="Times New Roman" w:cs="Times New Roman"/>
-          <w:sz w:val="24"/>
-          <w:szCs w:val="24"/>
-          <w:lang w:val="en-US"/>
-        </w:rPr>
-        <w:t xml:space="preserve">            // Arrange</w:t>
-      </w:r>
-    </w:p>
-    <w:p>
-      <w:pPr>
-        <w:spacing w:after="0" w:line="240" w:lineRule="auto"/>
-        <w:rPr>
-          <w:rFonts w:ascii="Times New Roman" w:hAnsi="Times New Roman" w:cs="Times New Roman"/>
-          <w:sz w:val="24"/>
-          <w:szCs w:val="24"/>
-          <w:lang w:val="en-US"/>
-        </w:rPr>
-      </w:pPr>
-      <w:r>
-        <w:rPr>
-          <w:rFonts w:ascii="Times New Roman" w:hAnsi="Times New Roman" w:cs="Times New Roman"/>
-          <w:sz w:val="24"/>
-          <w:szCs w:val="24"/>
-          <w:lang w:val="en-US"/>
-        </w:rPr>
-        <w:t xml:space="preserve">            string </w:t>
-      </w:r>
-      <w:proofErr w:type="spellStart"/>
-      <w:r>
-        <w:rPr>
-          <w:rFonts w:ascii="Times New Roman" w:hAnsi="Times New Roman" w:cs="Times New Roman"/>
-          <w:sz w:val="24"/>
-          <w:szCs w:val="24"/>
-          <w:lang w:val="en-US"/>
-        </w:rPr>
-        <w:t>nonexistentLogin</w:t>
-      </w:r>
-      <w:proofErr w:type="spellEnd"/>
-      <w:r>
-        <w:rPr>
-          <w:rFonts w:ascii="Times New Roman" w:hAnsi="Times New Roman" w:cs="Times New Roman"/>
-          <w:sz w:val="24"/>
-          <w:szCs w:val="24"/>
-          <w:lang w:val="en-US"/>
-        </w:rPr>
-        <w:t xml:space="preserve"> = "nonexistent@mail.com";</w:t>
-      </w:r>
-    </w:p>
-    <w:p>
-      <w:pPr>
-        <w:spacing w:after="0" w:line="240" w:lineRule="auto"/>
-        <w:rPr>
-          <w:rFonts w:ascii="Times New Roman" w:hAnsi="Times New Roman" w:cs="Times New Roman"/>
-          <w:sz w:val="24"/>
-          <w:szCs w:val="24"/>
-          <w:lang w:val="en-US"/>
-        </w:rPr>
-      </w:pPr>
-      <w:r>
-        <w:rPr>
-          <w:rFonts w:ascii="Times New Roman" w:hAnsi="Times New Roman" w:cs="Times New Roman"/>
-          <w:sz w:val="24"/>
-          <w:szCs w:val="24"/>
-          <w:lang w:val="en-US"/>
-        </w:rPr>
-        <w:t xml:space="preserve">            string </w:t>
-      </w:r>
-      <w:proofErr w:type="spellStart"/>
-      <w:r>
-        <w:rPr>
-          <w:rFonts w:ascii="Times New Roman" w:hAnsi="Times New Roman" w:cs="Times New Roman"/>
-          <w:sz w:val="24"/>
-          <w:szCs w:val="24"/>
-          <w:lang w:val="en-US"/>
-        </w:rPr>
-        <w:t>anyPassword</w:t>
-      </w:r>
-      <w:proofErr w:type="spellEnd"/>
-      <w:r>
-        <w:rPr>
-          <w:rFonts w:ascii="Times New Roman" w:hAnsi="Times New Roman" w:cs="Times New Roman"/>
-          <w:sz w:val="24"/>
-          <w:szCs w:val="24"/>
-          <w:lang w:val="en-US"/>
-        </w:rPr>
-        <w:t xml:space="preserve"> = "123";</w:t>
-      </w:r>
-    </w:p>
-    <w:p>
-      <w:pPr>
-        <w:spacing w:after="0" w:line="240" w:lineRule="auto"/>
-        <w:rPr>
-          <w:rFonts w:ascii="Times New Roman" w:hAnsi="Times New Roman" w:cs="Times New Roman"/>
-          <w:sz w:val="24"/>
-          <w:szCs w:val="24"/>
-          <w:lang w:val="en-US"/>
-        </w:rPr>
-      </w:pPr>
-      <w:r>
-        <w:rPr>
-          <w:rFonts w:ascii="Times New Roman" w:hAnsi="Times New Roman" w:cs="Times New Roman"/>
-          <w:sz w:val="24"/>
-          <w:szCs w:val="24"/>
-          <w:lang w:val="en-US"/>
-        </w:rPr>
-        <w:t xml:space="preserve">            // Act</w:t>
-      </w:r>
-    </w:p>
-    <w:p>
-      <w:pPr>
-        <w:spacing w:after="0" w:line="240" w:lineRule="auto"/>
-        <w:rPr>
-          <w:rFonts w:ascii="Times New Roman" w:hAnsi="Times New Roman" w:cs="Times New Roman"/>
-          <w:sz w:val="24"/>
-          <w:szCs w:val="24"/>
-          <w:lang w:val="en-US"/>
-        </w:rPr>
-      </w:pPr>
-      <w:r>
-        <w:rPr>
-          <w:rFonts w:ascii="Times New Roman" w:hAnsi="Times New Roman" w:cs="Times New Roman"/>
-          <w:sz w:val="24"/>
-          <w:szCs w:val="24"/>
-          <w:lang w:val="en-US"/>
-        </w:rPr>
-        <w:t xml:space="preserve">            </w:t>
-      </w:r>
-      <w:proofErr w:type="gramStart"/>
-      <w:r>
-        <w:rPr>
-          <w:rFonts w:ascii="Times New Roman" w:hAnsi="Times New Roman" w:cs="Times New Roman"/>
-          <w:sz w:val="24"/>
-          <w:szCs w:val="24"/>
-          <w:lang w:val="en-US"/>
-        </w:rPr>
-        <w:t>Users</w:t>
-      </w:r>
-      <w:proofErr w:type="gramEnd"/>
-      <w:r>
-        <w:rPr>
-          <w:rFonts w:ascii="Times New Roman" w:hAnsi="Times New Roman" w:cs="Times New Roman"/>
-          <w:sz w:val="24"/>
-          <w:szCs w:val="24"/>
-          <w:lang w:val="en-US"/>
-        </w:rPr>
-        <w:t xml:space="preserve"> user = </w:t>
-      </w:r>
-      <w:proofErr w:type="spellStart"/>
-      <w:r>
-        <w:rPr>
-          <w:rFonts w:ascii="Times New Roman" w:hAnsi="Times New Roman" w:cs="Times New Roman"/>
-          <w:sz w:val="24"/>
-          <w:szCs w:val="24"/>
-          <w:lang w:val="en-US"/>
-        </w:rPr>
-        <w:t>DBOperations.GetUser</w:t>
-      </w:r>
-      <w:proofErr w:type="spellEnd"/>
-      <w:r>
-        <w:rPr>
-          <w:rFonts w:ascii="Times New Roman" w:hAnsi="Times New Roman" w:cs="Times New Roman"/>
-          <w:sz w:val="24"/>
-          <w:szCs w:val="24"/>
-          <w:lang w:val="en-US"/>
-        </w:rPr>
-        <w:t>(</w:t>
-      </w:r>
-      <w:proofErr w:type="spellStart"/>
-      <w:r>
-        <w:rPr>
-          <w:rFonts w:ascii="Times New Roman" w:hAnsi="Times New Roman" w:cs="Times New Roman"/>
-          <w:sz w:val="24"/>
-          <w:szCs w:val="24"/>
-          <w:lang w:val="en-US"/>
-        </w:rPr>
-        <w:t>nonexistentLogin</w:t>
-      </w:r>
-      <w:proofErr w:type="spellEnd"/>
-      <w:r>
-        <w:rPr>
-          <w:rFonts w:ascii="Times New Roman" w:hAnsi="Times New Roman" w:cs="Times New Roman"/>
-          <w:sz w:val="24"/>
-          <w:szCs w:val="24"/>
-          <w:lang w:val="en-US"/>
-        </w:rPr>
-        <w:t xml:space="preserve">, </w:t>
-      </w:r>
-      <w:proofErr w:type="spellStart"/>
-      <w:r>
-        <w:rPr>
-          <w:rFonts w:ascii="Times New Roman" w:hAnsi="Times New Roman" w:cs="Times New Roman"/>
-          <w:sz w:val="24"/>
-          <w:szCs w:val="24"/>
-          <w:lang w:val="en-US"/>
-        </w:rPr>
-        <w:t>anyPassword</w:t>
-      </w:r>
-      <w:proofErr w:type="spellEnd"/>
-      <w:r>
-        <w:rPr>
-          <w:rFonts w:ascii="Times New Roman" w:hAnsi="Times New Roman" w:cs="Times New Roman"/>
-          <w:sz w:val="24"/>
-          <w:szCs w:val="24"/>
-          <w:lang w:val="en-US"/>
-        </w:rPr>
-        <w:t>);</w:t>
-      </w:r>
-    </w:p>
-    <w:p>
-      <w:pPr>
-        <w:spacing w:after="0" w:line="240" w:lineRule="auto"/>
-        <w:rPr>
-          <w:rFonts w:ascii="Times New Roman" w:hAnsi="Times New Roman" w:cs="Times New Roman"/>
-          <w:sz w:val="24"/>
-          <w:szCs w:val="24"/>
-        </w:rPr>
-      </w:pPr>
-      <w:r>
-        <w:rPr>
-          <w:rFonts w:ascii="Times New Roman" w:hAnsi="Times New Roman" w:cs="Times New Roman"/>
-          <w:sz w:val="24"/>
-          <w:szCs w:val="24"/>
-          <w:lang w:val="en-US"/>
-        </w:rPr>
-        <w:t xml:space="preserve">            </w:t>
-      </w:r>
-      <w:r>
-        <w:rPr>
-          <w:rFonts w:ascii="Times New Roman" w:hAnsi="Times New Roman" w:cs="Times New Roman"/>
-          <w:sz w:val="24"/>
-          <w:szCs w:val="24"/>
-        </w:rPr>
-        <w:t xml:space="preserve">// </w:t>
-      </w:r>
-      <w:proofErr w:type="spellStart"/>
-      <w:r>
-        <w:rPr>
-          <w:rFonts w:ascii="Times New Roman" w:hAnsi="Times New Roman" w:cs="Times New Roman"/>
-          <w:sz w:val="24"/>
-          <w:szCs w:val="24"/>
-        </w:rPr>
-        <w:t>Assert</w:t>
-      </w:r>
-      <w:proofErr w:type="spellEnd"/>
-    </w:p>
-    <w:p>
-      <w:pPr>
-        <w:spacing w:after="0" w:line="240" w:lineRule="auto"/>
-        <w:rPr>
-          <w:rFonts w:ascii="Times New Roman" w:hAnsi="Times New Roman" w:cs="Times New Roman"/>
-          <w:sz w:val="24"/>
-          <w:szCs w:val="24"/>
-        </w:rPr>
-      </w:pPr>
-      <w:r>
-        <w:rPr>
-          <w:rFonts w:ascii="Times New Roman" w:hAnsi="Times New Roman" w:cs="Times New Roman"/>
-          <w:sz w:val="24"/>
-          <w:szCs w:val="24"/>
-        </w:rPr>
-        <w:t xml:space="preserve">            </w:t>
-      </w:r>
-      <w:proofErr w:type="spellStart"/>
-      <w:r>
-        <w:rPr>
-          <w:rFonts w:ascii="Times New Roman" w:hAnsi="Times New Roman" w:cs="Times New Roman"/>
-          <w:sz w:val="24"/>
-          <w:szCs w:val="24"/>
-        </w:rPr>
-        <w:t>Assert.IsNull</w:t>
-      </w:r>
-      <w:proofErr w:type="spellEnd"/>
-      <w:r>
-        <w:rPr>
-          <w:rFonts w:ascii="Times New Roman" w:hAnsi="Times New Roman" w:cs="Times New Roman"/>
-          <w:sz w:val="24"/>
-          <w:szCs w:val="24"/>
-        </w:rPr>
-        <w:t>(</w:t>
-      </w:r>
-      <w:proofErr w:type="spellStart"/>
-      <w:r>
-        <w:rPr>
-          <w:rFonts w:ascii="Times New Roman" w:hAnsi="Times New Roman" w:cs="Times New Roman"/>
-          <w:sz w:val="24"/>
-          <w:szCs w:val="24"/>
-        </w:rPr>
-        <w:t>user</w:t>
-      </w:r>
-      <w:proofErr w:type="spellEnd"/>
-      <w:r>
-        <w:rPr>
-          <w:rFonts w:ascii="Times New Roman" w:hAnsi="Times New Roman" w:cs="Times New Roman"/>
-          <w:sz w:val="24"/>
-          <w:szCs w:val="24"/>
-        </w:rPr>
-        <w:t xml:space="preserve">, "При несуществующем логине должен возвращаться </w:t>
-      </w:r>
-      <w:proofErr w:type="spellStart"/>
-      <w:r>
-        <w:rPr>
-          <w:rFonts w:ascii="Times New Roman" w:hAnsi="Times New Roman" w:cs="Times New Roman"/>
-          <w:sz w:val="24"/>
-          <w:szCs w:val="24"/>
-        </w:rPr>
-        <w:t>null</w:t>
-      </w:r>
-      <w:proofErr w:type="spellEnd"/>
-      <w:r>
-        <w:rPr>
-          <w:rFonts w:ascii="Times New Roman" w:hAnsi="Times New Roman" w:cs="Times New Roman"/>
-          <w:sz w:val="24"/>
-          <w:szCs w:val="24"/>
-        </w:rPr>
-        <w:t>.");</w:t>
-      </w:r>
-    </w:p>
-    <w:p>
-      <w:pPr>
-        <w:spacing w:after="0" w:line="240" w:lineRule="auto"/>
-        <w:rPr>
-          <w:rFonts w:ascii="Times New Roman" w:hAnsi="Times New Roman" w:cs="Times New Roman"/>
-          <w:sz w:val="24"/>
-          <w:szCs w:val="24"/>
-          <w:lang w:val="en-US"/>
-        </w:rPr>
-      </w:pPr>
-      <w:r>
-        <w:rPr>
-          <w:rFonts w:ascii="Times New Roman" w:hAnsi="Times New Roman" w:cs="Times New Roman"/>
-          <w:sz w:val="24"/>
-          <w:szCs w:val="24"/>
-        </w:rPr>
-        <w:t xml:space="preserve">        </w:t>
-      </w:r>
-      <w:r>
-        <w:rPr>
-          <w:rFonts w:ascii="Times New Roman" w:hAnsi="Times New Roman" w:cs="Times New Roman"/>
-          <w:sz w:val="24"/>
-          <w:szCs w:val="24"/>
-          <w:lang w:val="en-US"/>
-        </w:rPr>
-        <w:t>}</w:t>
-      </w:r>
-    </w:p>
-    <w:p>
-      <w:pPr>
-        <w:spacing w:after="0" w:line="240" w:lineRule="auto"/>
-        <w:rPr>
-          <w:rFonts w:ascii="Times New Roman" w:hAnsi="Times New Roman" w:cs="Times New Roman"/>
-          <w:sz w:val="24"/>
-          <w:szCs w:val="24"/>
-          <w:lang w:val="en-US"/>
-        </w:rPr>
-      </w:pPr>
-      <w:r>
-        <w:rPr>
-          <w:rFonts w:ascii="Times New Roman" w:hAnsi="Times New Roman" w:cs="Times New Roman"/>
-          <w:sz w:val="24"/>
-          <w:szCs w:val="24"/>
-          <w:lang w:val="en-US"/>
-        </w:rPr>
-        <w:t xml:space="preserve">        [</w:t>
-      </w:r>
-      <w:proofErr w:type="spellStart"/>
-      <w:r>
-        <w:rPr>
-          <w:rFonts w:ascii="Times New Roman" w:hAnsi="Times New Roman" w:cs="Times New Roman"/>
-          <w:sz w:val="24"/>
-          <w:szCs w:val="24"/>
-          <w:lang w:val="en-US"/>
-        </w:rPr>
-        <w:t>TestMethod</w:t>
-      </w:r>
-      <w:proofErr w:type="spellEnd"/>
-      <w:r>
-        <w:rPr>
-          <w:rFonts w:ascii="Times New Roman" w:hAnsi="Times New Roman" w:cs="Times New Roman"/>
-          <w:sz w:val="24"/>
-          <w:szCs w:val="24"/>
-          <w:lang w:val="en-US"/>
-        </w:rPr>
-        <w:t>]</w:t>
-      </w:r>
-    </w:p>
-    <w:p>
-      <w:pPr>
-        <w:spacing w:after="0" w:line="240" w:lineRule="auto"/>
-        <w:rPr>
-          <w:rFonts w:ascii="Times New Roman" w:hAnsi="Times New Roman" w:cs="Times New Roman"/>
-          <w:sz w:val="24"/>
-          <w:szCs w:val="24"/>
-          <w:lang w:val="en-US"/>
-        </w:rPr>
-      </w:pPr>
-      <w:r>
-        <w:rPr>
-          <w:rFonts w:ascii="Times New Roman" w:hAnsi="Times New Roman" w:cs="Times New Roman"/>
-          <w:sz w:val="24"/>
-          <w:szCs w:val="24"/>
-          <w:lang w:val="en-US"/>
-        </w:rPr>
-        <w:t xml:space="preserve">        public void </w:t>
-      </w:r>
-      <w:proofErr w:type="spellStart"/>
-      <w:r>
-        <w:rPr>
-          <w:rFonts w:ascii="Times New Roman" w:hAnsi="Times New Roman" w:cs="Times New Roman"/>
-          <w:sz w:val="24"/>
-          <w:szCs w:val="24"/>
-          <w:lang w:val="en-US"/>
-        </w:rPr>
-        <w:t>GetAllProducts_</w:t>
-      </w:r>
-      <w:proofErr w:type="gramStart"/>
-      <w:r>
-        <w:rPr>
-          <w:rFonts w:ascii="Times New Roman" w:hAnsi="Times New Roman" w:cs="Times New Roman"/>
-          <w:sz w:val="24"/>
-          <w:szCs w:val="24"/>
-          <w:lang w:val="en-US"/>
-        </w:rPr>
-        <w:t>ReturnsList</w:t>
-      </w:r>
-      <w:proofErr w:type="spellEnd"/>
-      <w:r>
-        <w:rPr>
-          <w:rFonts w:ascii="Times New Roman" w:hAnsi="Times New Roman" w:cs="Times New Roman"/>
-          <w:sz w:val="24"/>
-          <w:szCs w:val="24"/>
-          <w:lang w:val="en-US"/>
-        </w:rPr>
-        <w:t>(</w:t>
-      </w:r>
-      <w:proofErr w:type="gramEnd"/>
-      <w:r>
-        <w:rPr>
-          <w:rFonts w:ascii="Times New Roman" w:hAnsi="Times New Roman" w:cs="Times New Roman"/>
-          <w:sz w:val="24"/>
-          <w:szCs w:val="24"/>
-          <w:lang w:val="en-US"/>
-        </w:rPr>
-        <w:t>)</w:t>
-      </w:r>
-    </w:p>
-    <w:p>
-      <w:pPr>
-        <w:spacing w:after="0" w:line="240" w:lineRule="auto"/>
-        <w:rPr>
-          <w:rFonts w:ascii="Times New Roman" w:hAnsi="Times New Roman" w:cs="Times New Roman"/>
-          <w:sz w:val="24"/>
-          <w:szCs w:val="24"/>
-          <w:lang w:val="en-US"/>
-        </w:rPr>
-      </w:pPr>
-      <w:r>
-        <w:rPr>
-          <w:rFonts w:ascii="Times New Roman" w:hAnsi="Times New Roman" w:cs="Times New Roman"/>
-          <w:sz w:val="24"/>
-          <w:szCs w:val="24"/>
-          <w:lang w:val="en-US"/>
-        </w:rPr>
-        <w:t xml:space="preserve">        {</w:t>
-      </w:r>
-    </w:p>
-    <w:p>
-      <w:pPr>
-        <w:spacing w:after="0" w:line="240" w:lineRule="auto"/>
-        <w:rPr>
-          <w:rFonts w:ascii="Times New Roman" w:hAnsi="Times New Roman" w:cs="Times New Roman"/>
-          <w:sz w:val="24"/>
-          <w:szCs w:val="24"/>
-          <w:lang w:val="en-US"/>
-        </w:rPr>
-      </w:pPr>
-      <w:r>
-        <w:rPr>
-          <w:rFonts w:ascii="Times New Roman" w:hAnsi="Times New Roman" w:cs="Times New Roman"/>
-          <w:sz w:val="24"/>
-          <w:szCs w:val="24"/>
-          <w:lang w:val="en-US"/>
-        </w:rPr>
-        <w:t xml:space="preserve">            // Act</w:t>
-      </w:r>
-    </w:p>
-    <w:p>
-      <w:pPr>
-        <w:spacing w:after="0" w:line="240" w:lineRule="auto"/>
-        <w:rPr>
-          <w:rFonts w:ascii="Times New Roman" w:hAnsi="Times New Roman" w:cs="Times New Roman"/>
-          <w:sz w:val="24"/>
-          <w:szCs w:val="24"/>
-          <w:lang w:val="en-US"/>
-        </w:rPr>
-      </w:pPr>
-      <w:r>
-        <w:rPr>
-          <w:rFonts w:ascii="Times New Roman" w:hAnsi="Times New Roman" w:cs="Times New Roman"/>
-          <w:sz w:val="24"/>
-          <w:szCs w:val="24"/>
-          <w:lang w:val="en-US"/>
-        </w:rPr>
-        <w:lastRenderedPageBreak/>
-        <w:t xml:space="preserve">            var products = </w:t>
-      </w:r>
-      <w:proofErr w:type="spellStart"/>
-      <w:r>
-        <w:rPr>
-          <w:rFonts w:ascii="Times New Roman" w:hAnsi="Times New Roman" w:cs="Times New Roman"/>
-          <w:sz w:val="24"/>
-          <w:szCs w:val="24"/>
-          <w:lang w:val="en-US"/>
-        </w:rPr>
-        <w:t>DBOperations.GetAllProducts</w:t>
-      </w:r>
-      <w:proofErr w:type="spellEnd"/>
-      <w:r>
-        <w:rPr>
-          <w:rFonts w:ascii="Times New Roman" w:hAnsi="Times New Roman" w:cs="Times New Roman"/>
-          <w:sz w:val="24"/>
-          <w:szCs w:val="24"/>
-          <w:lang w:val="en-US"/>
-        </w:rPr>
-        <w:t>();</w:t>
-      </w:r>
-    </w:p>
-    <w:p>
-      <w:pPr>
-        <w:spacing w:after="0" w:line="240" w:lineRule="auto"/>
-        <w:rPr>
-          <w:rFonts w:ascii="Times New Roman" w:hAnsi="Times New Roman" w:cs="Times New Roman"/>
-          <w:sz w:val="24"/>
-          <w:szCs w:val="24"/>
-          <w:lang w:val="en-US"/>
-        </w:rPr>
-      </w:pPr>
-      <w:r>
-        <w:rPr>
-          <w:rFonts w:ascii="Times New Roman" w:hAnsi="Times New Roman" w:cs="Times New Roman"/>
-          <w:sz w:val="24"/>
-          <w:szCs w:val="24"/>
-          <w:lang w:val="en-US"/>
-        </w:rPr>
-        <w:t xml:space="preserve">            // Assert</w:t>
-      </w:r>
-    </w:p>
-    <w:p>
-      <w:pPr>
-        <w:spacing w:after="0" w:line="240" w:lineRule="auto"/>
-        <w:rPr>
-          <w:rFonts w:ascii="Times New Roman" w:hAnsi="Times New Roman" w:cs="Times New Roman"/>
-          <w:sz w:val="24"/>
-          <w:szCs w:val="24"/>
-          <w:lang w:val="en-US"/>
-        </w:rPr>
-      </w:pPr>
-      <w:r>
-        <w:rPr>
-          <w:rFonts w:ascii="Times New Roman" w:hAnsi="Times New Roman" w:cs="Times New Roman"/>
-          <w:sz w:val="24"/>
-          <w:szCs w:val="24"/>
-          <w:lang w:val="en-US"/>
-        </w:rPr>
-        <w:t xml:space="preserve">            </w:t>
-      </w:r>
-      <w:proofErr w:type="spellStart"/>
-      <w:r>
-        <w:rPr>
-          <w:rFonts w:ascii="Times New Roman" w:hAnsi="Times New Roman" w:cs="Times New Roman"/>
-          <w:sz w:val="24"/>
-          <w:szCs w:val="24"/>
-          <w:lang w:val="en-US"/>
-        </w:rPr>
-        <w:t>Assert</w:t>
-      </w:r>
-      <w:r>
-        <w:rPr>
-          <w:rFonts w:ascii="Times New Roman" w:hAnsi="Times New Roman" w:cs="Times New Roman"/>
-          <w:sz w:val="24"/>
-          <w:szCs w:val="24"/>
-          <w:lang w:val="en-US"/>
-        </w:rPr>
-        <w:t>.</w:t>
-      </w:r>
-      <w:r>
-        <w:rPr>
-          <w:rFonts w:ascii="Times New Roman" w:hAnsi="Times New Roman" w:cs="Times New Roman"/>
-          <w:sz w:val="24"/>
-          <w:szCs w:val="24"/>
-          <w:lang w:val="en-US"/>
-        </w:rPr>
-        <w:t>IsNotNull</w:t>
-      </w:r>
-      <w:proofErr w:type="spellEnd"/>
-      <w:r>
-        <w:rPr>
-          <w:rFonts w:ascii="Times New Roman" w:hAnsi="Times New Roman" w:cs="Times New Roman"/>
-          <w:sz w:val="24"/>
-          <w:szCs w:val="24"/>
-          <w:lang w:val="en-US"/>
-        </w:rPr>
-        <w:t>(</w:t>
-      </w:r>
-      <w:r>
-        <w:rPr>
-          <w:rFonts w:ascii="Times New Roman" w:hAnsi="Times New Roman" w:cs="Times New Roman"/>
-          <w:sz w:val="24"/>
-          <w:szCs w:val="24"/>
-          <w:lang w:val="en-US"/>
-        </w:rPr>
-        <w:t>products</w:t>
-      </w:r>
-      <w:r>
-        <w:rPr>
-          <w:rFonts w:ascii="Times New Roman" w:hAnsi="Times New Roman" w:cs="Times New Roman"/>
-          <w:sz w:val="24"/>
-          <w:szCs w:val="24"/>
-          <w:lang w:val="en-US"/>
-        </w:rPr>
-        <w:t>, "</w:t>
-      </w:r>
-      <w:r>
-        <w:rPr>
-          <w:rFonts w:ascii="Times New Roman" w:hAnsi="Times New Roman" w:cs="Times New Roman"/>
-          <w:sz w:val="24"/>
-          <w:szCs w:val="24"/>
-        </w:rPr>
-        <w:t>Список</w:t>
-      </w:r>
-      <w:r>
-        <w:rPr>
-          <w:rFonts w:ascii="Times New Roman" w:hAnsi="Times New Roman" w:cs="Times New Roman"/>
-          <w:sz w:val="24"/>
-          <w:szCs w:val="24"/>
-          <w:lang w:val="en-US"/>
-        </w:rPr>
-        <w:t xml:space="preserve"> </w:t>
-      </w:r>
-      <w:r>
-        <w:rPr>
-          <w:rFonts w:ascii="Times New Roman" w:hAnsi="Times New Roman" w:cs="Times New Roman"/>
-          <w:sz w:val="24"/>
-          <w:szCs w:val="24"/>
-        </w:rPr>
-        <w:t>товаров</w:t>
-      </w:r>
-      <w:r>
-        <w:rPr>
-          <w:rFonts w:ascii="Times New Roman" w:hAnsi="Times New Roman" w:cs="Times New Roman"/>
-          <w:sz w:val="24"/>
-          <w:szCs w:val="24"/>
-          <w:lang w:val="en-US"/>
-        </w:rPr>
-        <w:t xml:space="preserve"> </w:t>
-      </w:r>
-      <w:r>
-        <w:rPr>
-          <w:rFonts w:ascii="Times New Roman" w:hAnsi="Times New Roman" w:cs="Times New Roman"/>
-          <w:sz w:val="24"/>
-          <w:szCs w:val="24"/>
-        </w:rPr>
-        <w:t>не</w:t>
-      </w:r>
-      <w:r>
-        <w:rPr>
-          <w:rFonts w:ascii="Times New Roman" w:hAnsi="Times New Roman" w:cs="Times New Roman"/>
-          <w:sz w:val="24"/>
-          <w:szCs w:val="24"/>
-          <w:lang w:val="en-US"/>
-        </w:rPr>
-        <w:t xml:space="preserve"> </w:t>
-      </w:r>
-      <w:r>
-        <w:rPr>
-          <w:rFonts w:ascii="Times New Roman" w:hAnsi="Times New Roman" w:cs="Times New Roman"/>
-          <w:sz w:val="24"/>
-          <w:szCs w:val="24"/>
-        </w:rPr>
-        <w:t>должен</w:t>
-      </w:r>
-      <w:r>
-        <w:rPr>
-          <w:rFonts w:ascii="Times New Roman" w:hAnsi="Times New Roman" w:cs="Times New Roman"/>
-          <w:sz w:val="24"/>
-          <w:szCs w:val="24"/>
-          <w:lang w:val="en-US"/>
-        </w:rPr>
-        <w:t xml:space="preserve"> </w:t>
-      </w:r>
-      <w:r>
-        <w:rPr>
-          <w:rFonts w:ascii="Times New Roman" w:hAnsi="Times New Roman" w:cs="Times New Roman"/>
-          <w:sz w:val="24"/>
-          <w:szCs w:val="24"/>
-        </w:rPr>
-        <w:t>быть</w:t>
-      </w:r>
-      <w:r>
-        <w:rPr>
-          <w:rFonts w:ascii="Times New Roman" w:hAnsi="Times New Roman" w:cs="Times New Roman"/>
-          <w:sz w:val="24"/>
-          <w:szCs w:val="24"/>
-          <w:lang w:val="en-US"/>
-        </w:rPr>
-        <w:t xml:space="preserve"> </w:t>
-      </w:r>
-      <w:r>
-        <w:rPr>
-          <w:rFonts w:ascii="Times New Roman" w:hAnsi="Times New Roman" w:cs="Times New Roman"/>
-          <w:sz w:val="24"/>
-          <w:szCs w:val="24"/>
-          <w:lang w:val="en-US"/>
-        </w:rPr>
-        <w:t>null</w:t>
-      </w:r>
-      <w:r>
-        <w:rPr>
-          <w:rFonts w:ascii="Times New Roman" w:hAnsi="Times New Roman" w:cs="Times New Roman"/>
-          <w:sz w:val="24"/>
-          <w:szCs w:val="24"/>
-          <w:lang w:val="en-US"/>
-        </w:rPr>
-        <w:t>.");</w:t>
-      </w:r>
-    </w:p>
-    <w:p>
-      <w:pPr>
-        <w:spacing w:after="0" w:line="240" w:lineRule="auto"/>
-        <w:rPr>
-          <w:rFonts w:ascii="Times New Roman" w:hAnsi="Times New Roman" w:cs="Times New Roman"/>
-          <w:sz w:val="24"/>
-          <w:szCs w:val="24"/>
-        </w:rPr>
-      </w:pPr>
-      <w:r>
-        <w:rPr>
-          <w:rFonts w:ascii="Times New Roman" w:hAnsi="Times New Roman" w:cs="Times New Roman"/>
-          <w:sz w:val="24"/>
-          <w:szCs w:val="24"/>
-          <w:lang w:val="en-US"/>
-        </w:rPr>
-        <w:t xml:space="preserve">            </w:t>
-      </w:r>
-      <w:proofErr w:type="spellStart"/>
-      <w:r>
-        <w:rPr>
-          <w:rFonts w:ascii="Times New Roman" w:hAnsi="Times New Roman" w:cs="Times New Roman"/>
-          <w:sz w:val="24"/>
-          <w:szCs w:val="24"/>
-        </w:rPr>
-        <w:t>Assert.IsTrue</w:t>
-      </w:r>
-      <w:proofErr w:type="spellEnd"/>
-      <w:r>
-        <w:rPr>
-          <w:rFonts w:ascii="Times New Roman" w:hAnsi="Times New Roman" w:cs="Times New Roman"/>
-          <w:sz w:val="24"/>
-          <w:szCs w:val="24"/>
-        </w:rPr>
-        <w:t>(</w:t>
-      </w:r>
-      <w:proofErr w:type="spellStart"/>
-      <w:proofErr w:type="gramStart"/>
-      <w:r>
-        <w:rPr>
-          <w:rFonts w:ascii="Times New Roman" w:hAnsi="Times New Roman" w:cs="Times New Roman"/>
-          <w:sz w:val="24"/>
-          <w:szCs w:val="24"/>
-        </w:rPr>
-        <w:t>products.Count</w:t>
-      </w:r>
-      <w:proofErr w:type="spellEnd"/>
-      <w:proofErr w:type="gramEnd"/>
-      <w:r>
-        <w:rPr>
-          <w:rFonts w:ascii="Times New Roman" w:hAnsi="Times New Roman" w:cs="Times New Roman"/>
-          <w:sz w:val="24"/>
-          <w:szCs w:val="24"/>
-        </w:rPr>
-        <w:t xml:space="preserve"> &gt; 0, "В базе данных должны быть товары.");</w:t>
-      </w:r>
-    </w:p>
-    <w:p>
-      <w:pPr>
-        <w:spacing w:after="0" w:line="240" w:lineRule="auto"/>
-        <w:rPr>
-          <w:rFonts w:ascii="Times New Roman" w:hAnsi="Times New Roman" w:cs="Times New Roman"/>
-          <w:sz w:val="24"/>
-          <w:szCs w:val="24"/>
-          <w:lang w:val="en-US"/>
-        </w:rPr>
-      </w:pPr>
-      <w:r>
-        <w:rPr>
-          <w:rFonts w:ascii="Times New Roman" w:hAnsi="Times New Roman" w:cs="Times New Roman"/>
-          <w:sz w:val="24"/>
-          <w:szCs w:val="24"/>
-        </w:rPr>
-        <w:t xml:space="preserve">        </w:t>
-      </w:r>
-      <w:r>
-        <w:rPr>
-          <w:rFonts w:ascii="Times New Roman" w:hAnsi="Times New Roman" w:cs="Times New Roman"/>
-          <w:sz w:val="24"/>
-          <w:szCs w:val="24"/>
-          <w:lang w:val="en-US"/>
-        </w:rPr>
-        <w:t>}</w:t>
-      </w:r>
-    </w:p>
-    <w:p>
-      <w:pPr>
-        <w:spacing w:after="0" w:line="240" w:lineRule="auto"/>
-        <w:rPr>
-          <w:rFonts w:ascii="Times New Roman" w:hAnsi="Times New Roman" w:cs="Times New Roman"/>
-          <w:sz w:val="24"/>
-          <w:szCs w:val="24"/>
-          <w:lang w:val="en-US"/>
-        </w:rPr>
-      </w:pPr>
-      <w:r>
-        <w:rPr>
-          <w:rFonts w:ascii="Times New Roman" w:hAnsi="Times New Roman" w:cs="Times New Roman"/>
-          <w:sz w:val="24"/>
-          <w:szCs w:val="24"/>
-          <w:lang w:val="en-US"/>
-        </w:rPr>
-        <w:t xml:space="preserve">        [</w:t>
-      </w:r>
-      <w:proofErr w:type="spellStart"/>
-      <w:r>
-        <w:rPr>
-          <w:rFonts w:ascii="Times New Roman" w:hAnsi="Times New Roman" w:cs="Times New Roman"/>
-          <w:sz w:val="24"/>
-          <w:szCs w:val="24"/>
-          <w:lang w:val="en-US"/>
-        </w:rPr>
-        <w:t>TestMethod</w:t>
-      </w:r>
-      <w:proofErr w:type="spellEnd"/>
-      <w:r>
-        <w:rPr>
-          <w:rFonts w:ascii="Times New Roman" w:hAnsi="Times New Roman" w:cs="Times New Roman"/>
-          <w:sz w:val="24"/>
-          <w:szCs w:val="24"/>
-          <w:lang w:val="en-US"/>
-        </w:rPr>
-        <w:t>]</w:t>
-      </w:r>
-    </w:p>
-    <w:p>
-      <w:pPr>
-        <w:spacing w:after="0" w:line="240" w:lineRule="auto"/>
-        <w:rPr>
-          <w:rFonts w:ascii="Times New Roman" w:hAnsi="Times New Roman" w:cs="Times New Roman"/>
-          <w:sz w:val="24"/>
-          <w:szCs w:val="24"/>
-          <w:lang w:val="en-US"/>
-        </w:rPr>
-      </w:pPr>
-      <w:r>
-        <w:rPr>
-          <w:rFonts w:ascii="Times New Roman" w:hAnsi="Times New Roman" w:cs="Times New Roman"/>
-          <w:sz w:val="24"/>
-          <w:szCs w:val="24"/>
-          <w:lang w:val="en-US"/>
-        </w:rPr>
-        <w:t xml:space="preserve">        public void </w:t>
-      </w:r>
-      <w:proofErr w:type="spellStart"/>
-      <w:r>
-        <w:rPr>
-          <w:rFonts w:ascii="Times New Roman" w:hAnsi="Times New Roman" w:cs="Times New Roman"/>
-          <w:sz w:val="24"/>
-          <w:szCs w:val="24"/>
-          <w:lang w:val="en-US"/>
-        </w:rPr>
-        <w:t>GetAllProducts_</w:t>
-      </w:r>
-      <w:proofErr w:type="gramStart"/>
-      <w:r>
-        <w:rPr>
-          <w:rFonts w:ascii="Times New Roman" w:hAnsi="Times New Roman" w:cs="Times New Roman"/>
-          <w:sz w:val="24"/>
-          <w:szCs w:val="24"/>
-          <w:lang w:val="en-US"/>
-        </w:rPr>
-        <w:t>ProductsHaveValidData</w:t>
-      </w:r>
-      <w:proofErr w:type="spellEnd"/>
-      <w:r>
-        <w:rPr>
-          <w:rFonts w:ascii="Times New Roman" w:hAnsi="Times New Roman" w:cs="Times New Roman"/>
-          <w:sz w:val="24"/>
-          <w:szCs w:val="24"/>
-          <w:lang w:val="en-US"/>
-        </w:rPr>
-        <w:t>(</w:t>
-      </w:r>
-      <w:proofErr w:type="gramEnd"/>
-      <w:r>
-        <w:rPr>
-          <w:rFonts w:ascii="Times New Roman" w:hAnsi="Times New Roman" w:cs="Times New Roman"/>
-          <w:sz w:val="24"/>
-          <w:szCs w:val="24"/>
-          <w:lang w:val="en-US"/>
-        </w:rPr>
-        <w:t>)</w:t>
-      </w:r>
-    </w:p>
-    <w:p>
-      <w:pPr>
-        <w:spacing w:after="0" w:line="240" w:lineRule="auto"/>
-        <w:rPr>
-          <w:rFonts w:ascii="Times New Roman" w:hAnsi="Times New Roman" w:cs="Times New Roman"/>
-          <w:sz w:val="24"/>
-          <w:szCs w:val="24"/>
-          <w:lang w:val="en-US"/>
-        </w:rPr>
-      </w:pPr>
-      <w:r>
-        <w:rPr>
-          <w:rFonts w:ascii="Times New Roman" w:hAnsi="Times New Roman" w:cs="Times New Roman"/>
-          <w:sz w:val="24"/>
-          <w:szCs w:val="24"/>
-          <w:lang w:val="en-US"/>
-        </w:rPr>
-        <w:t xml:space="preserve">        {</w:t>
-      </w:r>
-    </w:p>
-    <w:p>
-      <w:pPr>
-        <w:spacing w:after="0" w:line="240" w:lineRule="auto"/>
-        <w:rPr>
-          <w:rFonts w:ascii="Times New Roman" w:hAnsi="Times New Roman" w:cs="Times New Roman"/>
-          <w:sz w:val="24"/>
-          <w:szCs w:val="24"/>
-          <w:lang w:val="en-US"/>
-        </w:rPr>
-      </w:pPr>
-      <w:r>
-        <w:rPr>
-          <w:rFonts w:ascii="Times New Roman" w:hAnsi="Times New Roman" w:cs="Times New Roman"/>
-          <w:sz w:val="24"/>
-          <w:szCs w:val="24"/>
-          <w:lang w:val="en-US"/>
-        </w:rPr>
-        <w:t xml:space="preserve">            // Act</w:t>
-      </w:r>
-    </w:p>
-    <w:p>
-      <w:pPr>
-        <w:spacing w:after="0" w:line="240" w:lineRule="auto"/>
-        <w:rPr>
-          <w:rFonts w:ascii="Times New Roman" w:hAnsi="Times New Roman" w:cs="Times New Roman"/>
-          <w:sz w:val="24"/>
-          <w:szCs w:val="24"/>
-          <w:lang w:val="en-US"/>
-        </w:rPr>
-      </w:pPr>
-      <w:r>
-        <w:rPr>
-          <w:rFonts w:ascii="Times New Roman" w:hAnsi="Times New Roman" w:cs="Times New Roman"/>
-          <w:sz w:val="24"/>
-          <w:szCs w:val="24"/>
-          <w:lang w:val="en-US"/>
-        </w:rPr>
-        <w:t xml:space="preserve">            var products = </w:t>
-      </w:r>
-      <w:proofErr w:type="spellStart"/>
-      <w:r>
-        <w:rPr>
-          <w:rFonts w:ascii="Times New Roman" w:hAnsi="Times New Roman" w:cs="Times New Roman"/>
-          <w:sz w:val="24"/>
-          <w:szCs w:val="24"/>
-          <w:lang w:val="en-US"/>
-        </w:rPr>
-        <w:t>DBOperations.GetAllProducts</w:t>
-      </w:r>
-      <w:proofErr w:type="spellEnd"/>
-      <w:r>
-        <w:rPr>
-          <w:rFonts w:ascii="Times New Roman" w:hAnsi="Times New Roman" w:cs="Times New Roman"/>
-          <w:sz w:val="24"/>
-          <w:szCs w:val="24"/>
-          <w:lang w:val="en-US"/>
-        </w:rPr>
-        <w:t>();</w:t>
-      </w:r>
-    </w:p>
-    <w:p>
-      <w:pPr>
-        <w:spacing w:after="0" w:line="240" w:lineRule="auto"/>
-        <w:rPr>
-          <w:rFonts w:ascii="Times New Roman" w:hAnsi="Times New Roman" w:cs="Times New Roman"/>
-          <w:sz w:val="24"/>
-          <w:szCs w:val="24"/>
-          <w:lang w:val="en-US"/>
-        </w:rPr>
-      </w:pPr>
-      <w:r>
-        <w:rPr>
-          <w:rFonts w:ascii="Times New Roman" w:hAnsi="Times New Roman" w:cs="Times New Roman"/>
-          <w:sz w:val="24"/>
-          <w:szCs w:val="24"/>
-          <w:lang w:val="en-US"/>
-        </w:rPr>
-        <w:t xml:space="preserve">            // Assert</w:t>
-      </w:r>
-    </w:p>
-    <w:p>
-      <w:pPr>
-        <w:spacing w:after="0" w:line="240" w:lineRule="auto"/>
-        <w:rPr>
-          <w:rFonts w:ascii="Times New Roman" w:hAnsi="Times New Roman" w:cs="Times New Roman"/>
-          <w:sz w:val="24"/>
-          <w:szCs w:val="24"/>
-          <w:lang w:val="en-US"/>
-        </w:rPr>
-      </w:pPr>
-      <w:r>
-        <w:rPr>
-          <w:rFonts w:ascii="Times New Roman" w:hAnsi="Times New Roman" w:cs="Times New Roman"/>
-          <w:sz w:val="24"/>
-          <w:szCs w:val="24"/>
-          <w:lang w:val="en-US"/>
-        </w:rPr>
-        <w:t xml:space="preserve">            foreach (var product in products)</w:t>
-      </w:r>
-    </w:p>
-    <w:p>
-      <w:pPr>
-        <w:spacing w:after="0" w:line="240" w:lineRule="auto"/>
-        <w:rPr>
-          <w:rFonts w:ascii="Times New Roman" w:hAnsi="Times New Roman" w:cs="Times New Roman"/>
-          <w:sz w:val="24"/>
-          <w:szCs w:val="24"/>
-          <w:lang w:val="en-US"/>
-        </w:rPr>
-      </w:pPr>
-      <w:r>
-        <w:rPr>
-          <w:rFonts w:ascii="Times New Roman" w:hAnsi="Times New Roman" w:cs="Times New Roman"/>
-          <w:sz w:val="24"/>
-          <w:szCs w:val="24"/>
-          <w:lang w:val="en-US"/>
-        </w:rPr>
-        <w:t xml:space="preserve">            {</w:t>
-      </w:r>
-    </w:p>
-    <w:p>
-      <w:pPr>
-        <w:spacing w:after="0" w:line="240" w:lineRule="auto"/>
-        <w:rPr>
-          <w:rFonts w:ascii="Times New Roman" w:hAnsi="Times New Roman" w:cs="Times New Roman"/>
-          <w:sz w:val="24"/>
-          <w:szCs w:val="24"/>
-          <w:lang w:val="en-US"/>
-        </w:rPr>
-      </w:pPr>
-      <w:r>
-        <w:rPr>
-          <w:rFonts w:ascii="Times New Roman" w:hAnsi="Times New Roman" w:cs="Times New Roman"/>
-          <w:sz w:val="24"/>
-          <w:szCs w:val="24"/>
-          <w:lang w:val="en-US"/>
-        </w:rPr>
-        <w:t xml:space="preserve">                </w:t>
-      </w:r>
-      <w:proofErr w:type="spellStart"/>
-      <w:r>
-        <w:rPr>
-          <w:rFonts w:ascii="Times New Roman" w:hAnsi="Times New Roman" w:cs="Times New Roman"/>
-          <w:sz w:val="24"/>
-          <w:szCs w:val="24"/>
-          <w:lang w:val="en-US"/>
-        </w:rPr>
-        <w:t>Assert.IsFalse</w:t>
-      </w:r>
-      <w:proofErr w:type="spellEnd"/>
-      <w:r>
-        <w:rPr>
-          <w:rFonts w:ascii="Times New Roman" w:hAnsi="Times New Roman" w:cs="Times New Roman"/>
-          <w:sz w:val="24"/>
-          <w:szCs w:val="24"/>
-          <w:lang w:val="en-US"/>
-        </w:rPr>
-        <w:t>(</w:t>
-      </w:r>
-      <w:proofErr w:type="spellStart"/>
-      <w:proofErr w:type="gramStart"/>
-      <w:r>
-        <w:rPr>
-          <w:rFonts w:ascii="Times New Roman" w:hAnsi="Times New Roman" w:cs="Times New Roman"/>
-          <w:sz w:val="24"/>
-          <w:szCs w:val="24"/>
-          <w:lang w:val="en-US"/>
-        </w:rPr>
-        <w:t>string.IsNullOrEmpty</w:t>
-      </w:r>
-      <w:proofErr w:type="spellEnd"/>
-      <w:proofErr w:type="gramEnd"/>
-      <w:r>
-        <w:rPr>
-          <w:rFonts w:ascii="Times New Roman" w:hAnsi="Times New Roman" w:cs="Times New Roman"/>
-          <w:sz w:val="24"/>
-          <w:szCs w:val="24"/>
-          <w:lang w:val="en-US"/>
-        </w:rPr>
-        <w:t>(</w:t>
-      </w:r>
-      <w:proofErr w:type="spellStart"/>
-      <w:proofErr w:type="gramStart"/>
-      <w:r>
-        <w:rPr>
-          <w:rFonts w:ascii="Times New Roman" w:hAnsi="Times New Roman" w:cs="Times New Roman"/>
-          <w:sz w:val="24"/>
-          <w:szCs w:val="24"/>
-          <w:lang w:val="en-US"/>
-        </w:rPr>
-        <w:t>product.Article</w:t>
-      </w:r>
-      <w:proofErr w:type="spellEnd"/>
-      <w:proofErr w:type="gramEnd"/>
-      <w:r>
-        <w:rPr>
-          <w:rFonts w:ascii="Times New Roman" w:hAnsi="Times New Roman" w:cs="Times New Roman"/>
-          <w:sz w:val="24"/>
-          <w:szCs w:val="24"/>
-          <w:lang w:val="en-US"/>
-        </w:rPr>
-        <w:t>), "</w:t>
-      </w:r>
-      <w:r>
-        <w:rPr>
-          <w:rFonts w:ascii="Times New Roman" w:hAnsi="Times New Roman" w:cs="Times New Roman"/>
-          <w:sz w:val="24"/>
-          <w:szCs w:val="24"/>
-        </w:rPr>
-        <w:t>Артикул</w:t>
-      </w:r>
-      <w:r>
-        <w:rPr>
-          <w:rFonts w:ascii="Times New Roman" w:hAnsi="Times New Roman" w:cs="Times New Roman"/>
-          <w:sz w:val="24"/>
-          <w:szCs w:val="24"/>
-          <w:lang w:val="en-US"/>
-        </w:rPr>
-        <w:t xml:space="preserve"> </w:t>
-      </w:r>
-      <w:r>
-        <w:rPr>
-          <w:rFonts w:ascii="Times New Roman" w:hAnsi="Times New Roman" w:cs="Times New Roman"/>
-          <w:sz w:val="24"/>
-          <w:szCs w:val="24"/>
-        </w:rPr>
-        <w:t>не</w:t>
-      </w:r>
-      <w:r>
-        <w:rPr>
-          <w:rFonts w:ascii="Times New Roman" w:hAnsi="Times New Roman" w:cs="Times New Roman"/>
-          <w:sz w:val="24"/>
-          <w:szCs w:val="24"/>
-          <w:lang w:val="en-US"/>
-        </w:rPr>
-        <w:t xml:space="preserve"> </w:t>
-      </w:r>
-      <w:r>
-        <w:rPr>
-          <w:rFonts w:ascii="Times New Roman" w:hAnsi="Times New Roman" w:cs="Times New Roman"/>
-          <w:sz w:val="24"/>
-          <w:szCs w:val="24"/>
-        </w:rPr>
-        <w:t>должен</w:t>
-      </w:r>
-      <w:r>
-        <w:rPr>
-          <w:rFonts w:ascii="Times New Roman" w:hAnsi="Times New Roman" w:cs="Times New Roman"/>
-          <w:sz w:val="24"/>
-          <w:szCs w:val="24"/>
-          <w:lang w:val="en-US"/>
-        </w:rPr>
-        <w:t xml:space="preserve"> </w:t>
-      </w:r>
-      <w:r>
-        <w:rPr>
-          <w:rFonts w:ascii="Times New Roman" w:hAnsi="Times New Roman" w:cs="Times New Roman"/>
-          <w:sz w:val="24"/>
-          <w:szCs w:val="24"/>
-        </w:rPr>
-        <w:t>быть</w:t>
-      </w:r>
-      <w:r>
-        <w:rPr>
-          <w:rFonts w:ascii="Times New Roman" w:hAnsi="Times New Roman" w:cs="Times New Roman"/>
-          <w:sz w:val="24"/>
-          <w:szCs w:val="24"/>
-          <w:lang w:val="en-US"/>
-        </w:rPr>
-        <w:t xml:space="preserve"> </w:t>
-      </w:r>
-      <w:r>
-        <w:rPr>
-          <w:rFonts w:ascii="Times New Roman" w:hAnsi="Times New Roman" w:cs="Times New Roman"/>
-          <w:sz w:val="24"/>
-          <w:szCs w:val="24"/>
-        </w:rPr>
-        <w:t>пустым</w:t>
-      </w:r>
-      <w:r>
-        <w:rPr>
-          <w:rFonts w:ascii="Times New Roman" w:hAnsi="Times New Roman" w:cs="Times New Roman"/>
-          <w:sz w:val="24"/>
-          <w:szCs w:val="24"/>
-          <w:lang w:val="en-US"/>
-        </w:rPr>
-        <w:t>.");</w:t>
-      </w:r>
-    </w:p>
-    <w:p>
-      <w:pPr>
-        <w:spacing w:after="0" w:line="240" w:lineRule="auto"/>
-        <w:rPr>
-          <w:rFonts w:ascii="Times New Roman" w:hAnsi="Times New Roman" w:cs="Times New Roman"/>
-          <w:sz w:val="24"/>
-          <w:szCs w:val="24"/>
-        </w:rPr>
-      </w:pPr>
-      <w:r>
-        <w:rPr>
-          <w:rFonts w:ascii="Times New Roman" w:hAnsi="Times New Roman" w:cs="Times New Roman"/>
-          <w:sz w:val="24"/>
-          <w:szCs w:val="24"/>
-          <w:lang w:val="en-US"/>
-        </w:rPr>
-        <w:t xml:space="preserve">                </w:t>
-      </w:r>
-      <w:proofErr w:type="spellStart"/>
-      <w:r>
-        <w:rPr>
-          <w:rFonts w:ascii="Times New Roman" w:hAnsi="Times New Roman" w:cs="Times New Roman"/>
-          <w:sz w:val="24"/>
-          <w:szCs w:val="24"/>
-        </w:rPr>
-        <w:t>Assert.IsTrue</w:t>
-      </w:r>
-      <w:proofErr w:type="spellEnd"/>
-      <w:r>
-        <w:rPr>
-          <w:rFonts w:ascii="Times New Roman" w:hAnsi="Times New Roman" w:cs="Times New Roman"/>
-          <w:sz w:val="24"/>
-          <w:szCs w:val="24"/>
-        </w:rPr>
-        <w:t>(</w:t>
-      </w:r>
-      <w:proofErr w:type="spellStart"/>
-      <w:proofErr w:type="gramStart"/>
-      <w:r>
-        <w:rPr>
-          <w:rFonts w:ascii="Times New Roman" w:hAnsi="Times New Roman" w:cs="Times New Roman"/>
-          <w:sz w:val="24"/>
-          <w:szCs w:val="24"/>
-        </w:rPr>
-        <w:t>product.Price</w:t>
-      </w:r>
-      <w:proofErr w:type="spellEnd"/>
-      <w:proofErr w:type="gramEnd"/>
-      <w:r>
-        <w:rPr>
-          <w:rFonts w:ascii="Times New Roman" w:hAnsi="Times New Roman" w:cs="Times New Roman"/>
-          <w:sz w:val="24"/>
-          <w:szCs w:val="24"/>
-        </w:rPr>
-        <w:t xml:space="preserve"> &gt; 0, "Цена должна быть положительной.");</w:t>
-      </w:r>
-    </w:p>
-    <w:p>
-      <w:pPr>
-        <w:spacing w:after="0" w:line="240" w:lineRule="auto"/>
-        <w:rPr>
-          <w:rFonts w:ascii="Times New Roman" w:hAnsi="Times New Roman" w:cs="Times New Roman"/>
-          <w:sz w:val="24"/>
-          <w:szCs w:val="24"/>
-        </w:rPr>
-      </w:pPr>
-      <w:r>
-        <w:rPr>
-          <w:rFonts w:ascii="Times New Roman" w:hAnsi="Times New Roman" w:cs="Times New Roman"/>
-          <w:sz w:val="24"/>
-          <w:szCs w:val="24"/>
-        </w:rPr>
-        <w:t xml:space="preserve">                </w:t>
-      </w:r>
-      <w:proofErr w:type="spellStart"/>
-      <w:r>
-        <w:rPr>
-          <w:rFonts w:ascii="Times New Roman" w:hAnsi="Times New Roman" w:cs="Times New Roman"/>
-          <w:sz w:val="24"/>
-          <w:szCs w:val="24"/>
-        </w:rPr>
-        <w:t>Assert.IsTrue</w:t>
-      </w:r>
-      <w:proofErr w:type="spellEnd"/>
-      <w:r>
-        <w:rPr>
-          <w:rFonts w:ascii="Times New Roman" w:hAnsi="Times New Roman" w:cs="Times New Roman"/>
-          <w:sz w:val="24"/>
-          <w:szCs w:val="24"/>
-        </w:rPr>
-        <w:t>(</w:t>
-      </w:r>
-      <w:proofErr w:type="spellStart"/>
-      <w:proofErr w:type="gramStart"/>
-      <w:r>
-        <w:rPr>
-          <w:rFonts w:ascii="Times New Roman" w:hAnsi="Times New Roman" w:cs="Times New Roman"/>
-          <w:sz w:val="24"/>
-          <w:szCs w:val="24"/>
-        </w:rPr>
-        <w:t>product.Quantity</w:t>
-      </w:r>
-      <w:proofErr w:type="spellEnd"/>
-      <w:r>
-        <w:rPr>
-          <w:rFonts w:ascii="Times New Roman" w:hAnsi="Times New Roman" w:cs="Times New Roman"/>
-          <w:sz w:val="24"/>
-          <w:szCs w:val="24"/>
-        </w:rPr>
-        <w:t xml:space="preserve"> &gt;=</w:t>
-      </w:r>
-      <w:proofErr w:type="gramEnd"/>
-      <w:r>
-        <w:rPr>
-          <w:rFonts w:ascii="Times New Roman" w:hAnsi="Times New Roman" w:cs="Times New Roman"/>
-          <w:sz w:val="24"/>
-          <w:szCs w:val="24"/>
-        </w:rPr>
-        <w:t xml:space="preserve"> 0, "Количество не может быть отрицательным.");</w:t>
+        </w:rPr>
+        <w:t xml:space="preserve"> &gt;= 0, "Количество не может быть отрицательным.");</w:t>
       </w:r>
     </w:p>
     <w:p>
@@ -19618,7 +19125,7 @@
 </file>
 
 <file path=word/numbering.xml><?xml version="1.0" encoding="utf-8"?>
-<w:numbering xmlns:wpc="http://schemas.microsoft.com/office/word/2010/wordprocessingCanvas" xmlns:cx="http://schemas.microsoft.com/office/drawing/2014/chartex" xmlns:cx1="http://schemas.microsoft.com/office/drawing/2015/9/8/chartex" xmlns:cx2="http://schemas.microsoft.com/office/drawing/2015/10/21/chartex" xmlns:cx3="http://schemas.microsoft.com/office/drawing/2016/5/9/chartex" xmlns:cx4="http://schemas.microsoft.com/office/drawing/2016/5/10/chartex" xmlns:cx5="http://schemas.microsoft.com/office/drawing/2016/5/11/chartex" xmlns:cx6="http://schemas.microsoft.com/office/drawing/2016/5/12/chartex" xmlns:cx7="http://schemas.microsoft.com/office/drawing/2016/5/13/chartex" xmlns:cx8="http://schemas.microsoft.com/office/drawing/2016/5/14/chartex" xmlns:mc="http://schemas.openxmlformats.org/markup-compatibility/2006" xmlns:aink="http://schemas.microsoft.com/office/drawing/2016/ink" xmlns:am3d="http://schemas.microsoft.com/office/drawing/2017/model3d" xmlns:o="urn:schemas-microsoft-com:office:office" xmlns:oel="http://schemas.microsoft.com/office/2019/extlst" xmlns:r="http://schemas.openxmlformats.org/officeDocument/2006/relationships" xmlns:m="http://schemas.openxmlformats.org/officeDocument/2006/math" xmlns:v="urn:schemas-microsoft-com:vml" xmlns:wp14="http://schemas.microsoft.com/office/word/2010/wordprocessingDrawing" xmlns:wp="http://schemas.openxmlformats.org/drawingml/2006/wordprocessingDrawing" xmlns:w10="urn:schemas-microsoft-com:office:word" xmlns:w="http://schemas.openxmlformats.org/wordprocessingml/2006/main" xmlns:w14="http://schemas.microsoft.com/office/word/2010/wordml" xmlns:w15="http://schemas.microsoft.com/office/word/2012/wordml" xmlns:w16cex="http://schemas.microsoft.com/office/word/2018/wordml/cex" xmlns:w16cid="http://schemas.microsoft.com/office/word/2016/wordml/cid" xmlns:w16="http://schemas.microsoft.com/office/word/2018/wordml" xmlns:w16du="http://schemas.microsoft.com/office/word/2023/wordml/word16du" xmlns:w16sdtdh="http://schemas.microsoft.com/office/word/2020/wordml/sdtdatahash" xmlns:w16sdtfl="http://schemas.microsoft.com/office/word/2024/wordml/sdtformatlock" xmlns:w16se="http://schemas.microsoft.com/office/word/2015/wordml/symex" xmlns:wpg="http://schemas.microsoft.com/office/word/2010/wordprocessingGroup" xmlns:wpi="http://schemas.microsoft.com/office/word/2010/wordprocessingInk" xmlns:wne="http://schemas.microsoft.com/office/word/2006/wordml" xmlns:wps="http://schemas.microsoft.com/office/word/2010/wordprocessingShape" mc:Ignorable="w14 w15 w16se w16cid w16 w16cex w16sdtdh w16sdtfl w16du wp14">
+<w:numbering xmlns:wpc="http://schemas.microsoft.com/office/word/2010/wordprocessingCanvas" xmlns:cx="http://schemas.microsoft.com/office/drawing/2014/chartex" xmlns:cx1="http://schemas.microsoft.com/office/drawing/2015/9/8/chartex" xmlns:mc="http://schemas.openxmlformats.org/markup-compatibility/2006" xmlns:o="urn:schemas-microsoft-com:office:office" xmlns:r="http://schemas.openxmlformats.org/officeDocument/2006/relationships" xmlns:m="http://schemas.openxmlformats.org/officeDocument/2006/math" xmlns:v="urn:schemas-microsoft-com:vml" xmlns:wp14="http://schemas.microsoft.com/office/word/2010/wordprocessingDrawing" xmlns:wp="http://schemas.openxmlformats.org/drawingml/2006/wordprocessingDrawing" xmlns:w10="urn:schemas-microsoft-com:office:word" xmlns:w="http://schemas.openxmlformats.org/wordprocessingml/2006/main" xmlns:w14="http://schemas.microsoft.com/office/word/2010/wordml" xmlns:w15="http://schemas.microsoft.com/office/word/2012/wordml" xmlns:w16se="http://schemas.microsoft.com/office/word/2015/wordml/symex" xmlns:wpg="http://schemas.microsoft.com/office/word/2010/wordprocessingGroup" xmlns:wpi="http://schemas.microsoft.com/office/word/2010/wordprocessingInk" xmlns:wne="http://schemas.microsoft.com/office/word/2006/wordml" xmlns:wps="http://schemas.microsoft.com/office/word/2010/wordprocessingShape" mc:Ignorable="w14 w15 w16se wp14">
   <w:abstractNum w:abstractNumId="0" w15:restartNumberingAfterBreak="0">
     <w:nsid w:val="019A2F48"/>
     <w:multiLevelType w:val="multilevel"/>
@@ -24958,131 +24465,131 @@
       </w:rPr>
     </w:lvl>
   </w:abstractNum>
-  <w:num w:numId="1" w16cid:durableId="206529643">
+  <w:num w:numId="1">
     <w:abstractNumId w:val="12"/>
   </w:num>
-  <w:num w:numId="2" w16cid:durableId="1379671196">
+  <w:num w:numId="2">
     <w:abstractNumId w:val="2"/>
   </w:num>
-  <w:num w:numId="3" w16cid:durableId="855002755">
+  <w:num w:numId="3">
     <w:abstractNumId w:val="7"/>
   </w:num>
-  <w:num w:numId="4" w16cid:durableId="479809182">
+  <w:num w:numId="4">
     <w:abstractNumId w:val="20"/>
   </w:num>
-  <w:num w:numId="5" w16cid:durableId="835153108">
+  <w:num w:numId="5">
     <w:abstractNumId w:val="38"/>
   </w:num>
-  <w:num w:numId="6" w16cid:durableId="4865263">
+  <w:num w:numId="6">
     <w:abstractNumId w:val="36"/>
   </w:num>
-  <w:num w:numId="7" w16cid:durableId="2071419117">
+  <w:num w:numId="7">
     <w:abstractNumId w:val="10"/>
   </w:num>
-  <w:num w:numId="8" w16cid:durableId="778526960">
+  <w:num w:numId="8">
     <w:abstractNumId w:val="28"/>
   </w:num>
-  <w:num w:numId="9" w16cid:durableId="200242775">
+  <w:num w:numId="9">
     <w:abstractNumId w:val="32"/>
   </w:num>
-  <w:num w:numId="10" w16cid:durableId="1457329366">
+  <w:num w:numId="10">
     <w:abstractNumId w:val="5"/>
   </w:num>
-  <w:num w:numId="11" w16cid:durableId="985550702">
+  <w:num w:numId="11">
     <w:abstractNumId w:val="8"/>
   </w:num>
-  <w:num w:numId="12" w16cid:durableId="1545554708">
+  <w:num w:numId="12">
     <w:abstractNumId w:val="34"/>
   </w:num>
-  <w:num w:numId="13" w16cid:durableId="566300363">
+  <w:num w:numId="13">
     <w:abstractNumId w:val="15"/>
   </w:num>
-  <w:num w:numId="14" w16cid:durableId="437065624">
+  <w:num w:numId="14">
     <w:abstractNumId w:val="35"/>
   </w:num>
-  <w:num w:numId="15" w16cid:durableId="266623427">
+  <w:num w:numId="15">
     <w:abstractNumId w:val="11"/>
   </w:num>
-  <w:num w:numId="16" w16cid:durableId="1487091005">
+  <w:num w:numId="16">
     <w:abstractNumId w:val="23"/>
   </w:num>
-  <w:num w:numId="17" w16cid:durableId="1197768454">
+  <w:num w:numId="17">
     <w:abstractNumId w:val="0"/>
   </w:num>
-  <w:num w:numId="18" w16cid:durableId="262155258">
+  <w:num w:numId="18">
     <w:abstractNumId w:val="22"/>
   </w:num>
-  <w:num w:numId="19" w16cid:durableId="1319530040">
+  <w:num w:numId="19">
     <w:abstractNumId w:val="29"/>
   </w:num>
-  <w:num w:numId="20" w16cid:durableId="1442459536">
+  <w:num w:numId="20">
     <w:abstractNumId w:val="26"/>
   </w:num>
-  <w:num w:numId="21" w16cid:durableId="944121665">
+  <w:num w:numId="21">
     <w:abstractNumId w:val="18"/>
   </w:num>
-  <w:num w:numId="22" w16cid:durableId="1562449617">
+  <w:num w:numId="22">
     <w:abstractNumId w:val="3"/>
   </w:num>
-  <w:num w:numId="23" w16cid:durableId="518852740">
+  <w:num w:numId="23">
     <w:abstractNumId w:val="30"/>
   </w:num>
-  <w:num w:numId="24" w16cid:durableId="982462537">
+  <w:num w:numId="24">
     <w:abstractNumId w:val="6"/>
   </w:num>
-  <w:num w:numId="25" w16cid:durableId="1921524286">
+  <w:num w:numId="25">
     <w:abstractNumId w:val="24"/>
   </w:num>
-  <w:num w:numId="26" w16cid:durableId="1195459317">
+  <w:num w:numId="26">
     <w:abstractNumId w:val="1"/>
   </w:num>
-  <w:num w:numId="27" w16cid:durableId="946929827">
+  <w:num w:numId="27">
     <w:abstractNumId w:val="17"/>
   </w:num>
-  <w:num w:numId="28" w16cid:durableId="1360163063">
+  <w:num w:numId="28">
     <w:abstractNumId w:val="27"/>
   </w:num>
-  <w:num w:numId="29" w16cid:durableId="785461682">
+  <w:num w:numId="29">
     <w:abstractNumId w:val="9"/>
   </w:num>
-  <w:num w:numId="30" w16cid:durableId="144443864">
+  <w:num w:numId="30">
     <w:abstractNumId w:val="13"/>
   </w:num>
-  <w:num w:numId="31" w16cid:durableId="436173076">
+  <w:num w:numId="31">
     <w:abstractNumId w:val="39"/>
   </w:num>
-  <w:num w:numId="32" w16cid:durableId="511074053">
+  <w:num w:numId="32">
     <w:abstractNumId w:val="4"/>
   </w:num>
-  <w:num w:numId="33" w16cid:durableId="1392658143">
+  <w:num w:numId="33">
     <w:abstractNumId w:val="21"/>
   </w:num>
-  <w:num w:numId="34" w16cid:durableId="418991320">
+  <w:num w:numId="34">
     <w:abstractNumId w:val="31"/>
   </w:num>
-  <w:num w:numId="35" w16cid:durableId="2115860670">
+  <w:num w:numId="35">
     <w:abstractNumId w:val="19"/>
   </w:num>
-  <w:num w:numId="36" w16cid:durableId="1011029603">
+  <w:num w:numId="36">
     <w:abstractNumId w:val="16"/>
   </w:num>
-  <w:num w:numId="37" w16cid:durableId="990518130">
+  <w:num w:numId="37">
     <w:abstractNumId w:val="33"/>
   </w:num>
-  <w:num w:numId="38" w16cid:durableId="596447927">
+  <w:num w:numId="38">
     <w:abstractNumId w:val="14"/>
   </w:num>
-  <w:num w:numId="39" w16cid:durableId="149099510">
+  <w:num w:numId="39">
     <w:abstractNumId w:val="25"/>
   </w:num>
-  <w:num w:numId="40" w16cid:durableId="865288758">
+  <w:num w:numId="40">
     <w:abstractNumId w:val="37"/>
   </w:num>
 </w:numbering>
 </file>
 
 <file path=word/styles.xml><?xml version="1.0" encoding="utf-8"?>
-<w:styles xmlns:mc="http://schemas.openxmlformats.org/markup-compatibility/2006" xmlns:r="http://schemas.openxmlformats.org/officeDocument/2006/relationships" xmlns:w="http://schemas.openxmlformats.org/wordprocessingml/2006/main" xmlns:w14="http://schemas.microsoft.com/office/word/2010/wordml" xmlns:w15="http://schemas.microsoft.com/office/word/2012/wordml" xmlns:w16cex="http://schemas.microsoft.com/office/word/2018/wordml/cex" xmlns:w16cid="http://schemas.microsoft.com/office/word/2016/wordml/cid" xmlns:w16="http://schemas.microsoft.com/office/word/2018/wordml" xmlns:w16du="http://schemas.microsoft.com/office/word/2023/wordml/word16du" xmlns:w16sdtdh="http://schemas.microsoft.com/office/word/2020/wordml/sdtdatahash" xmlns:w16sdtfl="http://schemas.microsoft.com/office/word/2024/wordml/sdtformatlock" xmlns:w16se="http://schemas.microsoft.com/office/word/2015/wordml/symex" mc:Ignorable="w14 w15 w16se w16cid w16 w16cex w16sdtdh w16sdtfl w16du">
+<w:styles xmlns:mc="http://schemas.openxmlformats.org/markup-compatibility/2006" xmlns:r="http://schemas.openxmlformats.org/officeDocument/2006/relationships" xmlns:w="http://schemas.openxmlformats.org/wordprocessingml/2006/main" xmlns:w14="http://schemas.microsoft.com/office/word/2010/wordml" xmlns:w15="http://schemas.microsoft.com/office/word/2012/wordml" xmlns:w16se="http://schemas.microsoft.com/office/word/2015/wordml/symex" mc:Ignorable="w14 w15 w16se">
   <w:docDefaults>
     <w:rPrDefault>
       <w:rPr>
@@ -25098,7 +24605,7 @@
       </w:pPr>
     </w:pPrDefault>
   </w:docDefaults>
-  <w:latentStyles w:defLockedState="0" w:defUIPriority="99" w:defSemiHidden="0" w:defUnhideWhenUsed="0" w:defQFormat="0" w:count="376">
+  <w:latentStyles w:defLockedState="0" w:defUIPriority="99" w:defSemiHidden="0" w:defUnhideWhenUsed="0" w:defQFormat="0" w:count="371">
     <w:lsdException w:name="Normal" w:uiPriority="0" w:qFormat="1"/>
     <w:lsdException w:name="heading 1" w:uiPriority="9" w:qFormat="1"/>
     <w:lsdException w:name="heading 2" w:semiHidden="1" w:uiPriority="9" w:unhideWhenUsed="1" w:qFormat="1"/>
@@ -25470,11 +24977,6 @@
     <w:lsdException w:name="List Table 5 Dark Accent 6" w:uiPriority="50"/>
     <w:lsdException w:name="List Table 6 Colorful Accent 6" w:uiPriority="51"/>
     <w:lsdException w:name="List Table 7 Colorful Accent 6" w:uiPriority="52"/>
-    <w:lsdException w:name="Mention" w:semiHidden="1" w:unhideWhenUsed="1"/>
-    <w:lsdException w:name="Smart Hyperlink" w:semiHidden="1" w:unhideWhenUsed="1"/>
-    <w:lsdException w:name="Hashtag" w:semiHidden="1" w:unhideWhenUsed="1"/>
-    <w:lsdException w:name="Unresolved Mention" w:semiHidden="1" w:unhideWhenUsed="1"/>
-    <w:lsdException w:name="Smart Link" w:semiHidden="1" w:unhideWhenUsed="1"/>
   </w:latentStyles>
   <w:style w:type="paragraph" w:default="1" w:styleId="a">
     <w:name w:val="Normal"/>
@@ -25528,6 +25030,7 @@
   <w:style w:type="character" w:default="1" w:styleId="a0">
     <w:name w:val="Default Paragraph Font"/>
     <w:uiPriority w:val="1"/>
+    <w:semiHidden/>
     <w:unhideWhenUsed/>
   </w:style>
   <w:style w:type="table" w:default="1" w:styleId="a1">
@@ -25729,7 +25232,7 @@
       <w:szCs w:val="24"/>
     </w:rPr>
   </w:style>
-  <w:style w:type="character" w:styleId="a7">
+  <w:style w:type="character" w:customStyle="1" w:styleId="UnresolvedMention">
     <w:name w:val="Unresolved Mention"/>
     <w:basedOn w:val="a0"/>
     <w:uiPriority w:val="99"/>
@@ -26010,7 +25513,7 @@
 </file>
 
 <file path=customXml/itemProps1.xml><?xml version="1.0" encoding="utf-8"?>
-<ds:datastoreItem xmlns:ds="http://schemas.openxmlformats.org/officeDocument/2006/customXml" ds:itemID="{878B8524-7692-4817-B184-892C910485F9}">
+<ds:datastoreItem xmlns:ds="http://schemas.openxmlformats.org/officeDocument/2006/customXml" ds:itemID="{03244CE5-A407-4C21-A4F5-560F53B33D4D}">
   <ds:schemaRefs>
     <ds:schemaRef ds:uri="http://schemas.openxmlformats.org/officeDocument/2006/bibliography"/>
   </ds:schemaRefs>

--- a/1_Курчас/Колобанов_Отчёт.docx
+++ b/1_Курчас/Колобанов_Отчёт.docx
@@ -602,7 +602,6 @@
           <w:u w:val="single"/>
         </w:rPr>
       </w:pPr>
-      <w:proofErr w:type="gramStart"/>
       <w:r>
         <w:rPr>
           <w:rFonts w:ascii="Times New Roman" w:eastAsia="Times New Roman" w:hAnsi="Times New Roman" w:cs="Times New Roman"/>
@@ -635,21 +634,7 @@
           <w:szCs w:val="28"/>
           <w:u w:val="single"/>
         </w:rPr>
-        <w:t>.07   «</w:t>
-      </w:r>
-      <w:proofErr w:type="gramEnd"/>
-      <w:r>
-        <w:rPr>
-          <w:rFonts w:ascii="Times New Roman" w:eastAsia="Times New Roman" w:hAnsi="Times New Roman" w:cs="Times New Roman"/>
-          <w:b/>
-          <w:bCs/>
-          <w:i/>
-          <w:iCs/>
-          <w:sz w:val="28"/>
-          <w:szCs w:val="28"/>
-          <w:u w:val="single"/>
-        </w:rPr>
-        <w:t xml:space="preserve">Информационные системы и </w:t>
+        <w:t xml:space="preserve">.07   «Информационные системы и </w:t>
       </w:r>
       <w:r>
         <w:rPr>
@@ -4573,7 +4558,7 @@
           <w:sz w:val="28"/>
           <w:szCs w:val="28"/>
         </w:rPr>
-        <w:t>версия 1.0 — модуль авторизации и просмотра товаров;</w:t>
+        <w:t>модуль авторизации и просмотра товаров;</w:t>
       </w:r>
     </w:p>
     <w:p>
@@ -4600,7 +4585,7 @@
           <w:sz w:val="28"/>
           <w:szCs w:val="28"/>
         </w:rPr>
-        <w:t>версия 2.0 — модуль управления товарами (добавление, редактирование, удаление, фильтрация, поиск, сортировка);</w:t>
+        <w:t>модуль управления товарами (добавление, редактирование, удаление, фильтрация, поиск, сортировка);</w:t>
       </w:r>
     </w:p>
     <w:p>
@@ -4627,7 +4612,7 @@
           <w:sz w:val="28"/>
           <w:szCs w:val="28"/>
         </w:rPr>
-        <w:t>версия 3.0 — модуль работы с заказами;</w:t>
+        <w:t>модуль работы с заказами;</w:t>
       </w:r>
     </w:p>
     <w:p>
@@ -4676,7 +4661,25 @@
           <w:sz w:val="28"/>
           <w:szCs w:val="28"/>
         </w:rPr>
-        <w:t>Разработка ведётся с учётом функциональных требований к ролям пользователей: гость, авторизованный клиент, менеджер, администратор. Каждая последующая версия расширяет возможности предыдущей, что позволяет проследить эволюцию программного продукта и закрепить навыки поэтапной разработки.</w:t>
+        <w:t xml:space="preserve">Разработка ведётся с учётом функциональных требований к ролям пользователей: гость, авторизованный клиент, менеджер, администратор. Каждая последующая версия расширяет возможности предыдущей, что позволяет проследить </w:t>
+      </w:r>
+      <w:r>
+        <w:rPr>
+          <w:rFonts w:ascii="Times New Roman" w:hAnsi="Times New Roman" w:cs="Times New Roman"/>
+          <w:color w:val="000000" w:themeColor="text1"/>
+          <w:sz w:val="28"/>
+          <w:szCs w:val="28"/>
+        </w:rPr>
+        <w:t>развитие</w:t>
+      </w:r>
+      <w:r>
+        <w:rPr>
+          <w:rFonts w:ascii="Times New Roman" w:hAnsi="Times New Roman" w:cs="Times New Roman"/>
+          <w:color w:val="000000" w:themeColor="text1"/>
+          <w:sz w:val="28"/>
+          <w:szCs w:val="28"/>
+        </w:rPr>
+        <w:t xml:space="preserve"> программного продукта.</w:t>
       </w:r>
       <w:r>
         <w:rPr>
@@ -4690,7 +4693,7 @@
     </w:p>
     <w:p>
       <w:pPr>
-        <w:spacing w:after="0" w:line="360" w:lineRule="auto"/>
+        <w:spacing w:after="240" w:line="360" w:lineRule="auto"/>
         <w:ind w:firstLine="709"/>
         <w:jc w:val="both"/>
         <w:outlineLvl w:val="0"/>
@@ -4718,7 +4721,7 @@
     </w:p>
     <w:p>
       <w:pPr>
-        <w:spacing w:after="240" w:line="360" w:lineRule="auto"/>
+        <w:spacing w:after="0" w:line="360" w:lineRule="auto"/>
         <w:ind w:firstLine="709"/>
         <w:jc w:val="both"/>
         <w:outlineLvl w:val="1"/>
@@ -4861,7 +4864,7 @@
           <v:shape id="_x0000_i1025" type="#_x0000_t75" style="width:379.5pt;height:401.25pt" o:ole="">
             <v:imagedata r:id="rId8" o:title=""/>
           </v:shape>
-          <o:OLEObject Type="Embed" ProgID="Visio.Drawing.11" ShapeID="_x0000_i1025" DrawAspect="Content" ObjectID="_1835257756" r:id="rId9"/>
+          <o:OLEObject Type="Embed" ProgID="Visio.Drawing.11" ShapeID="_x0000_i1025" DrawAspect="Content" ObjectID="_1835263694" r:id="rId9"/>
         </w:object>
       </w:r>
     </w:p>
@@ -5557,6 +5560,231 @@
     </w:p>
     <w:p>
       <w:pPr>
+        <w:spacing w:before="240" w:after="240" w:line="360" w:lineRule="auto"/>
+        <w:ind w:firstLine="709"/>
+        <w:jc w:val="both"/>
+        <w:outlineLvl w:val="2"/>
+        <w:rPr>
+          <w:rFonts w:ascii="Times New Roman" w:hAnsi="Times New Roman" w:cs="Times New Roman"/>
+          <w:color w:val="000000" w:themeColor="text1"/>
+          <w:sz w:val="28"/>
+          <w:szCs w:val="28"/>
+        </w:rPr>
+      </w:pPr>
+      <w:bookmarkStart w:id="10" w:name="_Toc224040731"/>
+      <w:bookmarkStart w:id="11" w:name="_Toc224642689"/>
+      <w:bookmarkStart w:id="12" w:name="_Toc224642789"/>
+      <w:r>
+        <w:rPr>
+          <w:rFonts w:ascii="Times New Roman" w:hAnsi="Times New Roman" w:cs="Times New Roman"/>
+          <w:color w:val="000000" w:themeColor="text1"/>
+          <w:sz w:val="28"/>
+          <w:szCs w:val="28"/>
+        </w:rPr>
+        <w:t>1.3.1 Требования к информационному обеспечению</w:t>
+      </w:r>
+      <w:bookmarkEnd w:id="10"/>
+      <w:bookmarkEnd w:id="11"/>
+      <w:bookmarkEnd w:id="12"/>
+    </w:p>
+    <w:p>
+      <w:pPr>
+        <w:spacing w:after="0" w:line="360" w:lineRule="auto"/>
+        <w:ind w:firstLine="709"/>
+        <w:jc w:val="both"/>
+        <w:rPr>
+          <w:rFonts w:ascii="Times New Roman" w:hAnsi="Times New Roman" w:cs="Times New Roman"/>
+          <w:color w:val="000000" w:themeColor="text1"/>
+          <w:sz w:val="28"/>
+          <w:szCs w:val="28"/>
+        </w:rPr>
+      </w:pPr>
+      <w:r>
+        <w:rPr>
+          <w:rFonts w:ascii="Times New Roman" w:hAnsi="Times New Roman" w:cs="Times New Roman"/>
+          <w:color w:val="000000" w:themeColor="text1"/>
+          <w:sz w:val="28"/>
+          <w:szCs w:val="28"/>
+        </w:rPr>
+        <w:t>Система должна обслуживать четыре категории пользователей с различными правами доступа. Каждая категория выполняет свои функции в рамках бизнес-процессов магазина, и от правильной реализации разграничения прав зависит не только удобство работы, но и защита данных от</w:t>
+      </w:r>
+      <w:r>
+        <w:rPr>
+          <w:rFonts w:ascii="Times New Roman" w:hAnsi="Times New Roman" w:cs="Times New Roman"/>
+          <w:color w:val="000000" w:themeColor="text1"/>
+          <w:sz w:val="28"/>
+          <w:szCs w:val="28"/>
+        </w:rPr>
+        <w:t xml:space="preserve"> несанкционированных изменений.</w:t>
+      </w:r>
+    </w:p>
+    <w:p>
+      <w:pPr>
+        <w:spacing w:after="0" w:line="360" w:lineRule="auto"/>
+        <w:ind w:firstLine="709"/>
+        <w:jc w:val="both"/>
+        <w:rPr>
+          <w:rFonts w:ascii="Times New Roman" w:hAnsi="Times New Roman" w:cs="Times New Roman"/>
+          <w:color w:val="000000" w:themeColor="text1"/>
+          <w:sz w:val="28"/>
+          <w:szCs w:val="28"/>
+        </w:rPr>
+      </w:pPr>
+      <w:r>
+        <w:rPr>
+          <w:rFonts w:ascii="Times New Roman" w:hAnsi="Times New Roman" w:cs="Times New Roman"/>
+          <w:color w:val="000000" w:themeColor="text1"/>
+          <w:sz w:val="28"/>
+          <w:szCs w:val="28"/>
+        </w:rPr>
+        <w:lastRenderedPageBreak/>
+        <w:t>Гости – потенциальные покупатели, которые ещё не зарегистрировались или не имеют необходимости в авторизации.</w:t>
+      </w:r>
+    </w:p>
+    <w:p>
+      <w:pPr>
+        <w:spacing w:after="0" w:line="360" w:lineRule="auto"/>
+        <w:ind w:firstLine="709"/>
+        <w:jc w:val="both"/>
+        <w:rPr>
+          <w:rFonts w:ascii="Times New Roman" w:hAnsi="Times New Roman" w:cs="Times New Roman"/>
+          <w:color w:val="000000" w:themeColor="text1"/>
+          <w:sz w:val="28"/>
+          <w:szCs w:val="28"/>
+        </w:rPr>
+      </w:pPr>
+      <w:r>
+        <w:rPr>
+          <w:rFonts w:ascii="Times New Roman" w:hAnsi="Times New Roman" w:cs="Times New Roman"/>
+          <w:color w:val="000000" w:themeColor="text1"/>
+          <w:sz w:val="28"/>
+          <w:szCs w:val="28"/>
+        </w:rPr>
+        <w:t>Авторизованные клиенты – зарегистрированные покупатели. Они получают доступ к тем же функциям просмотра, что и гости</w:t>
+      </w:r>
+      <w:r>
+        <w:rPr>
+          <w:rFonts w:ascii="Times New Roman" w:hAnsi="Times New Roman" w:cs="Times New Roman"/>
+          <w:color w:val="000000" w:themeColor="text1"/>
+          <w:sz w:val="28"/>
+          <w:szCs w:val="28"/>
+        </w:rPr>
+        <w:t>.</w:t>
+      </w:r>
+    </w:p>
+    <w:p>
+      <w:pPr>
+        <w:spacing w:after="0" w:line="360" w:lineRule="auto"/>
+        <w:ind w:firstLine="709"/>
+        <w:jc w:val="both"/>
+        <w:rPr>
+          <w:rFonts w:ascii="Times New Roman" w:hAnsi="Times New Roman" w:cs="Times New Roman"/>
+          <w:color w:val="000000" w:themeColor="text1"/>
+          <w:sz w:val="28"/>
+          <w:szCs w:val="28"/>
+        </w:rPr>
+      </w:pPr>
+      <w:r>
+        <w:rPr>
+          <w:rFonts w:ascii="Times New Roman" w:hAnsi="Times New Roman" w:cs="Times New Roman"/>
+          <w:color w:val="000000" w:themeColor="text1"/>
+          <w:sz w:val="28"/>
+          <w:szCs w:val="28"/>
+        </w:rPr>
+        <w:t>Менеджеры – сотрудники, выполняющие оперативную работу с клиентами и заказами.</w:t>
+      </w:r>
+      <w:r>
+        <w:rPr>
+          <w:rFonts w:ascii="Times New Roman" w:hAnsi="Times New Roman" w:cs="Times New Roman"/>
+          <w:color w:val="000000" w:themeColor="text1"/>
+          <w:sz w:val="28"/>
+          <w:szCs w:val="28"/>
+        </w:rPr>
+        <w:t xml:space="preserve"> </w:t>
+      </w:r>
+      <w:r>
+        <w:rPr>
+          <w:rFonts w:ascii="Times New Roman" w:hAnsi="Times New Roman" w:cs="Times New Roman"/>
+          <w:color w:val="000000" w:themeColor="text1"/>
+          <w:sz w:val="28"/>
+          <w:szCs w:val="28"/>
+        </w:rPr>
+        <w:t>Менеджеры не имеют права изменять товарную н</w:t>
+      </w:r>
+      <w:r>
+        <w:rPr>
+          <w:rFonts w:ascii="Times New Roman" w:hAnsi="Times New Roman" w:cs="Times New Roman"/>
+          <w:color w:val="000000" w:themeColor="text1"/>
+          <w:sz w:val="28"/>
+          <w:szCs w:val="28"/>
+        </w:rPr>
+        <w:t>оменклатуру или удалять записи.</w:t>
+      </w:r>
+    </w:p>
+    <w:p>
+      <w:pPr>
+        <w:spacing w:after="0" w:line="360" w:lineRule="auto"/>
+        <w:ind w:firstLine="709"/>
+        <w:jc w:val="both"/>
+        <w:rPr>
+          <w:rFonts w:ascii="Times New Roman" w:hAnsi="Times New Roman" w:cs="Times New Roman"/>
+          <w:color w:val="000000" w:themeColor="text1"/>
+          <w:sz w:val="28"/>
+          <w:szCs w:val="28"/>
+        </w:rPr>
+      </w:pPr>
+      <w:r>
+        <w:rPr>
+          <w:rFonts w:ascii="Times New Roman" w:hAnsi="Times New Roman" w:cs="Times New Roman"/>
+          <w:color w:val="000000" w:themeColor="text1"/>
+          <w:sz w:val="28"/>
+          <w:szCs w:val="28"/>
+        </w:rPr>
+        <w:t>Администратор – привилегированный пользователь, отвечающий за наполнение базы данных, актуальность цен и скидок, ведение справочников. Администратор может добавлять, редактировать и удалять товары, управлять</w:t>
+      </w:r>
+      <w:r>
+        <w:rPr>
+          <w:rFonts w:ascii="Times New Roman" w:hAnsi="Times New Roman" w:cs="Times New Roman"/>
+          <w:color w:val="000000" w:themeColor="text1"/>
+          <w:sz w:val="28"/>
+          <w:szCs w:val="28"/>
+        </w:rPr>
+        <w:t xml:space="preserve"> заказами, изменять их статусы.</w:t>
+      </w:r>
+    </w:p>
+    <w:p>
+      <w:pPr>
+        <w:spacing w:after="0" w:line="360" w:lineRule="auto"/>
+        <w:ind w:firstLine="709"/>
+        <w:jc w:val="both"/>
+        <w:rPr>
+          <w:rFonts w:ascii="Times New Roman" w:hAnsi="Times New Roman" w:cs="Times New Roman"/>
+          <w:color w:val="000000" w:themeColor="text1"/>
+          <w:sz w:val="28"/>
+          <w:szCs w:val="28"/>
+        </w:rPr>
+      </w:pPr>
+      <w:r>
+        <w:rPr>
+          <w:rFonts w:ascii="Times New Roman" w:hAnsi="Times New Roman" w:cs="Times New Roman"/>
+          <w:color w:val="000000" w:themeColor="text1"/>
+          <w:sz w:val="28"/>
+          <w:szCs w:val="28"/>
+        </w:rPr>
+        <w:t>Функц</w:t>
+      </w:r>
+      <w:r>
+        <w:rPr>
+          <w:rFonts w:ascii="Times New Roman" w:hAnsi="Times New Roman" w:cs="Times New Roman"/>
+          <w:color w:val="000000" w:themeColor="text1"/>
+          <w:sz w:val="28"/>
+          <w:szCs w:val="28"/>
+        </w:rPr>
+        <w:t>иональные требования к системе:</w:t>
+      </w:r>
+    </w:p>
+    <w:p>
+      <w:pPr>
         <w:pStyle w:val="a3"/>
         <w:numPr>
           <w:ilvl w:val="0"/>
@@ -5579,250 +5807,16 @@
           <w:sz w:val="28"/>
           <w:szCs w:val="28"/>
         </w:rPr>
-        <w:t>обеспечить загрузку и хранение изображений товаров с автоматическим изменением размера до оптимальных значений, что улучшит визуальное восприятие интерфейса</w:t>
-      </w:r>
-      <w:r>
-        <w:rPr>
-          <w:rFonts w:ascii="Times New Roman" w:hAnsi="Times New Roman" w:cs="Times New Roman"/>
-          <w:color w:val="000000" w:themeColor="text1"/>
-          <w:sz w:val="28"/>
-          <w:szCs w:val="28"/>
-        </w:rPr>
-        <w:t>.</w:t>
-      </w:r>
-    </w:p>
-    <w:p>
-      <w:pPr>
-        <w:spacing w:before="240" w:after="240" w:line="360" w:lineRule="auto"/>
-        <w:ind w:firstLine="709"/>
-        <w:jc w:val="both"/>
-        <w:outlineLvl w:val="2"/>
-        <w:rPr>
-          <w:rFonts w:ascii="Times New Roman" w:hAnsi="Times New Roman" w:cs="Times New Roman"/>
-          <w:color w:val="000000" w:themeColor="text1"/>
-          <w:sz w:val="28"/>
-          <w:szCs w:val="28"/>
-        </w:rPr>
-      </w:pPr>
-      <w:bookmarkStart w:id="10" w:name="_Toc224040731"/>
-      <w:bookmarkStart w:id="11" w:name="_Toc224642689"/>
-      <w:bookmarkStart w:id="12" w:name="_Toc224642789"/>
-      <w:r>
-        <w:rPr>
-          <w:rFonts w:ascii="Times New Roman" w:hAnsi="Times New Roman" w:cs="Times New Roman"/>
-          <w:color w:val="000000" w:themeColor="text1"/>
-          <w:sz w:val="28"/>
-          <w:szCs w:val="28"/>
-        </w:rPr>
-        <w:t>1.3.1 Требования к информационному обеспечению</w:t>
-      </w:r>
-      <w:bookmarkEnd w:id="10"/>
-      <w:bookmarkEnd w:id="11"/>
-      <w:bookmarkEnd w:id="12"/>
-    </w:p>
-    <w:p>
-      <w:pPr>
-        <w:spacing w:after="0" w:line="360" w:lineRule="auto"/>
-        <w:ind w:firstLine="709"/>
-        <w:jc w:val="both"/>
-        <w:rPr>
-          <w:rFonts w:ascii="Times New Roman" w:hAnsi="Times New Roman" w:cs="Times New Roman"/>
-          <w:color w:val="000000" w:themeColor="text1"/>
-          <w:sz w:val="28"/>
-          <w:szCs w:val="28"/>
-        </w:rPr>
-      </w:pPr>
-      <w:r>
-        <w:rPr>
-          <w:rFonts w:ascii="Times New Roman" w:hAnsi="Times New Roman" w:cs="Times New Roman"/>
-          <w:color w:val="000000" w:themeColor="text1"/>
-          <w:sz w:val="28"/>
-          <w:szCs w:val="28"/>
-        </w:rPr>
-        <w:t xml:space="preserve">Система должна обслуживать четыре категории пользователей с различными правами доступа. Каждая категория выполняет свои функции в </w:t>
-      </w:r>
-      <w:r>
-        <w:rPr>
-          <w:rFonts w:ascii="Times New Roman" w:hAnsi="Times New Roman" w:cs="Times New Roman"/>
-          <w:color w:val="000000" w:themeColor="text1"/>
-          <w:sz w:val="28"/>
-          <w:szCs w:val="28"/>
-        </w:rPr>
-        <w:lastRenderedPageBreak/>
-        <w:t>рамках бизнес-процессов магазина, и от правильной реализации разграничения прав зависит не только удобство работы, но и защита данных от</w:t>
-      </w:r>
-      <w:r>
-        <w:rPr>
-          <w:rFonts w:ascii="Times New Roman" w:hAnsi="Times New Roman" w:cs="Times New Roman"/>
-          <w:color w:val="000000" w:themeColor="text1"/>
-          <w:sz w:val="28"/>
-          <w:szCs w:val="28"/>
-        </w:rPr>
-        <w:t xml:space="preserve"> несанкционированных изменений.</w:t>
-      </w:r>
-    </w:p>
-    <w:p>
-      <w:pPr>
-        <w:spacing w:after="0" w:line="360" w:lineRule="auto"/>
-        <w:ind w:firstLine="709"/>
-        <w:jc w:val="both"/>
-        <w:rPr>
-          <w:rFonts w:ascii="Times New Roman" w:hAnsi="Times New Roman" w:cs="Times New Roman"/>
-          <w:color w:val="000000" w:themeColor="text1"/>
-          <w:sz w:val="28"/>
-          <w:szCs w:val="28"/>
-        </w:rPr>
-      </w:pPr>
-      <w:r>
-        <w:rPr>
-          <w:rFonts w:ascii="Times New Roman" w:hAnsi="Times New Roman" w:cs="Times New Roman"/>
-          <w:color w:val="000000" w:themeColor="text1"/>
-          <w:sz w:val="28"/>
-          <w:szCs w:val="28"/>
-        </w:rPr>
-        <w:t>Гости – потенциальные покупатели, которые ещё не зарегистрировались или не имеют необходимости в авторизации.</w:t>
-      </w:r>
-    </w:p>
-    <w:p>
-      <w:pPr>
-        <w:spacing w:after="0" w:line="360" w:lineRule="auto"/>
-        <w:ind w:firstLine="709"/>
-        <w:jc w:val="both"/>
-        <w:rPr>
-          <w:rFonts w:ascii="Times New Roman" w:hAnsi="Times New Roman" w:cs="Times New Roman"/>
-          <w:color w:val="000000" w:themeColor="text1"/>
-          <w:sz w:val="28"/>
-          <w:szCs w:val="28"/>
-        </w:rPr>
-      </w:pPr>
-      <w:r>
-        <w:rPr>
-          <w:rFonts w:ascii="Times New Roman" w:hAnsi="Times New Roman" w:cs="Times New Roman"/>
-          <w:color w:val="000000" w:themeColor="text1"/>
-          <w:sz w:val="28"/>
-          <w:szCs w:val="28"/>
-        </w:rPr>
-        <w:t>Авторизованные клиенты – зарегистрированные покупатели. Они получают доступ к тем же функциям просмотра, что и гости</w:t>
-      </w:r>
-      <w:r>
-        <w:rPr>
-          <w:rFonts w:ascii="Times New Roman" w:hAnsi="Times New Roman" w:cs="Times New Roman"/>
-          <w:color w:val="000000" w:themeColor="text1"/>
-          <w:sz w:val="28"/>
-          <w:szCs w:val="28"/>
-        </w:rPr>
-        <w:t>.</w:t>
-      </w:r>
-    </w:p>
-    <w:p>
-      <w:pPr>
-        <w:spacing w:after="0" w:line="360" w:lineRule="auto"/>
-        <w:ind w:firstLine="709"/>
-        <w:jc w:val="both"/>
-        <w:rPr>
-          <w:rFonts w:ascii="Times New Roman" w:hAnsi="Times New Roman" w:cs="Times New Roman"/>
-          <w:color w:val="000000" w:themeColor="text1"/>
-          <w:sz w:val="28"/>
-          <w:szCs w:val="28"/>
-        </w:rPr>
-      </w:pPr>
-      <w:r>
-        <w:rPr>
-          <w:rFonts w:ascii="Times New Roman" w:hAnsi="Times New Roman" w:cs="Times New Roman"/>
-          <w:color w:val="000000" w:themeColor="text1"/>
-          <w:sz w:val="28"/>
-          <w:szCs w:val="28"/>
-        </w:rPr>
-        <w:t>Менеджеры – сотрудники, выполняющие оперативную работу с клиентами и заказами.</w:t>
-      </w:r>
-      <w:r>
-        <w:rPr>
-          <w:rFonts w:ascii="Times New Roman" w:hAnsi="Times New Roman" w:cs="Times New Roman"/>
-          <w:color w:val="000000" w:themeColor="text1"/>
-          <w:sz w:val="28"/>
-          <w:szCs w:val="28"/>
-        </w:rPr>
-        <w:t xml:space="preserve"> </w:t>
-      </w:r>
-      <w:r>
-        <w:rPr>
-          <w:rFonts w:ascii="Times New Roman" w:hAnsi="Times New Roman" w:cs="Times New Roman"/>
-          <w:color w:val="000000" w:themeColor="text1"/>
-          <w:sz w:val="28"/>
-          <w:szCs w:val="28"/>
-        </w:rPr>
-        <w:t>Менеджеры не имеют права изменять товарную н</w:t>
-      </w:r>
-      <w:r>
-        <w:rPr>
-          <w:rFonts w:ascii="Times New Roman" w:hAnsi="Times New Roman" w:cs="Times New Roman"/>
-          <w:color w:val="000000" w:themeColor="text1"/>
-          <w:sz w:val="28"/>
-          <w:szCs w:val="28"/>
-        </w:rPr>
-        <w:t>оменклатуру или удалять записи.</w:t>
-      </w:r>
-    </w:p>
-    <w:p>
-      <w:pPr>
-        <w:spacing w:after="0" w:line="360" w:lineRule="auto"/>
-        <w:ind w:firstLine="709"/>
-        <w:jc w:val="both"/>
-        <w:rPr>
-          <w:rFonts w:ascii="Times New Roman" w:hAnsi="Times New Roman" w:cs="Times New Roman"/>
-          <w:color w:val="000000" w:themeColor="text1"/>
-          <w:sz w:val="28"/>
-          <w:szCs w:val="28"/>
-        </w:rPr>
-      </w:pPr>
-      <w:r>
-        <w:rPr>
-          <w:rFonts w:ascii="Times New Roman" w:hAnsi="Times New Roman" w:cs="Times New Roman"/>
-          <w:color w:val="000000" w:themeColor="text1"/>
-          <w:sz w:val="28"/>
-          <w:szCs w:val="28"/>
-        </w:rPr>
-        <w:t>Администратор – привилегированный пользователь, отвечающий за наполнение базы данных, актуальность цен и скидок, ведение справочников. Администратор может добавлять, редактировать и удалять товары, управлять</w:t>
-      </w:r>
-      <w:r>
-        <w:rPr>
-          <w:rFonts w:ascii="Times New Roman" w:hAnsi="Times New Roman" w:cs="Times New Roman"/>
-          <w:color w:val="000000" w:themeColor="text1"/>
-          <w:sz w:val="28"/>
-          <w:szCs w:val="28"/>
-        </w:rPr>
-        <w:t xml:space="preserve"> заказами, изменять их статусы.</w:t>
-      </w:r>
-    </w:p>
-    <w:p>
-      <w:pPr>
-        <w:spacing w:after="0" w:line="360" w:lineRule="auto"/>
-        <w:ind w:firstLine="709"/>
-        <w:jc w:val="both"/>
-        <w:rPr>
-          <w:rFonts w:ascii="Times New Roman" w:hAnsi="Times New Roman" w:cs="Times New Roman"/>
-          <w:color w:val="000000" w:themeColor="text1"/>
-          <w:sz w:val="28"/>
-          <w:szCs w:val="28"/>
-        </w:rPr>
-      </w:pPr>
-      <w:r>
-        <w:rPr>
-          <w:rFonts w:ascii="Times New Roman" w:hAnsi="Times New Roman" w:cs="Times New Roman"/>
-          <w:color w:val="000000" w:themeColor="text1"/>
-          <w:sz w:val="28"/>
-          <w:szCs w:val="28"/>
-        </w:rPr>
-        <w:t>Функц</w:t>
-      </w:r>
-      <w:r>
-        <w:rPr>
-          <w:rFonts w:ascii="Times New Roman" w:hAnsi="Times New Roman" w:cs="Times New Roman"/>
-          <w:color w:val="000000" w:themeColor="text1"/>
-          <w:sz w:val="28"/>
-          <w:szCs w:val="28"/>
-        </w:rPr>
-        <w:t>иональные требования к системе:</w:t>
+        <w:t>поддержка авторизации пользо</w:t>
+      </w:r>
+      <w:r>
+        <w:rPr>
+          <w:rFonts w:ascii="Times New Roman" w:hAnsi="Times New Roman" w:cs="Times New Roman"/>
+          <w:color w:val="000000" w:themeColor="text1"/>
+          <w:sz w:val="28"/>
+          <w:szCs w:val="28"/>
+        </w:rPr>
+        <w:t>вателей и входа в режиме гостя;</w:t>
       </w:r>
     </w:p>
     <w:p>
@@ -5849,16 +5843,16 @@
           <w:sz w:val="28"/>
           <w:szCs w:val="28"/>
         </w:rPr>
-        <w:t>поддержка авторизации пользо</w:t>
-      </w:r>
-      <w:r>
-        <w:rPr>
-          <w:rFonts w:ascii="Times New Roman" w:hAnsi="Times New Roman" w:cs="Times New Roman"/>
-          <w:color w:val="000000" w:themeColor="text1"/>
-          <w:sz w:val="28"/>
-          <w:szCs w:val="28"/>
-        </w:rPr>
-        <w:t>вателей и входа в режиме гостя;</w:t>
+        <w:t>просмотр списка товаров с возможностью фильтрации, сортировки и поиска</w:t>
+      </w:r>
+      <w:r>
+        <w:rPr>
+          <w:rFonts w:ascii="Times New Roman" w:hAnsi="Times New Roman" w:cs="Times New Roman"/>
+          <w:color w:val="000000" w:themeColor="text1"/>
+          <w:sz w:val="28"/>
+          <w:szCs w:val="28"/>
+        </w:rPr>
+        <w:t>;</w:t>
       </w:r>
     </w:p>
     <w:p>
@@ -5885,7 +5879,34 @@
           <w:sz w:val="28"/>
           <w:szCs w:val="28"/>
         </w:rPr>
-        <w:t>просмотр списка товаров с возможностью фильтрации, сортировки и поиска</w:t>
+        <w:t>добавление, редактирование, удаление товар</w:t>
+      </w:r>
+      <w:r>
+        <w:rPr>
+          <w:rFonts w:ascii="Times New Roman" w:hAnsi="Times New Roman" w:cs="Times New Roman"/>
+          <w:color w:val="000000" w:themeColor="text1"/>
+          <w:sz w:val="28"/>
+          <w:szCs w:val="28"/>
+        </w:rPr>
+        <w:t>ов</w:t>
+      </w:r>
+      <w:r>
+        <w:rPr>
+          <w:rFonts w:ascii="Times New Roman" w:hAnsi="Times New Roman" w:cs="Times New Roman"/>
+          <w:color w:val="000000" w:themeColor="text1"/>
+          <w:sz w:val="28"/>
+          <w:szCs w:val="28"/>
+        </w:rPr>
+        <w:t xml:space="preserve"> </w:t>
+      </w:r>
+      <w:r>
+        <w:rPr>
+          <w:rFonts w:ascii="Times New Roman" w:hAnsi="Times New Roman" w:cs="Times New Roman"/>
+          <w:color w:val="000000" w:themeColor="text1"/>
+          <w:sz w:val="28"/>
+          <w:szCs w:val="28"/>
+        </w:rPr>
+        <w:t>для администратора</w:t>
       </w:r>
       <w:r>
         <w:rPr>
@@ -5921,43 +5942,16 @@
           <w:sz w:val="28"/>
           <w:szCs w:val="28"/>
         </w:rPr>
-        <w:t>добавление, редактирование, удаление товар</w:t>
-      </w:r>
-      <w:r>
-        <w:rPr>
-          <w:rFonts w:ascii="Times New Roman" w:hAnsi="Times New Roman" w:cs="Times New Roman"/>
-          <w:color w:val="000000" w:themeColor="text1"/>
-          <w:sz w:val="28"/>
-          <w:szCs w:val="28"/>
-        </w:rPr>
-        <w:t>ов</w:t>
-      </w:r>
-      <w:r>
-        <w:rPr>
-          <w:rFonts w:ascii="Times New Roman" w:hAnsi="Times New Roman" w:cs="Times New Roman"/>
-          <w:color w:val="000000" w:themeColor="text1"/>
-          <w:sz w:val="28"/>
-          <w:szCs w:val="28"/>
-        </w:rPr>
-        <w:t xml:space="preserve"> </w:t>
-      </w:r>
-      <w:r>
-        <w:rPr>
-          <w:rFonts w:ascii="Times New Roman" w:hAnsi="Times New Roman" w:cs="Times New Roman"/>
-          <w:color w:val="000000" w:themeColor="text1"/>
-          <w:sz w:val="28"/>
-          <w:szCs w:val="28"/>
-        </w:rPr>
-        <w:t>для администратора</w:t>
-      </w:r>
-      <w:r>
-        <w:rPr>
-          <w:rFonts w:ascii="Times New Roman" w:hAnsi="Times New Roman" w:cs="Times New Roman"/>
-          <w:color w:val="000000" w:themeColor="text1"/>
-          <w:sz w:val="28"/>
-          <w:szCs w:val="28"/>
-        </w:rPr>
-        <w:t>;</w:t>
+        <w:t>визуальное выделение строк в зависимости от ск</w:t>
+      </w:r>
+      <w:r>
+        <w:rPr>
+          <w:rFonts w:ascii="Times New Roman" w:hAnsi="Times New Roman" w:cs="Times New Roman"/>
+          <w:color w:val="000000" w:themeColor="text1"/>
+          <w:sz w:val="28"/>
+          <w:szCs w:val="28"/>
+        </w:rPr>
+        <w:t>идки и наличия на складе;</w:t>
       </w:r>
     </w:p>
     <w:p>
@@ -5984,16 +5978,38 @@
           <w:sz w:val="28"/>
           <w:szCs w:val="28"/>
         </w:rPr>
-        <w:t>визуальное выделение строк в зависимости от ск</w:t>
-      </w:r>
-      <w:r>
-        <w:rPr>
-          <w:rFonts w:ascii="Times New Roman" w:hAnsi="Times New Roman" w:cs="Times New Roman"/>
-          <w:color w:val="000000" w:themeColor="text1"/>
-          <w:sz w:val="28"/>
-          <w:szCs w:val="28"/>
-        </w:rPr>
-        <w:t>идки и наличия на складе;</w:t>
+        <w:t xml:space="preserve">управление заказами </w:t>
+      </w:r>
+      <w:r>
+        <w:rPr>
+          <w:rFonts w:ascii="Times New Roman" w:hAnsi="Times New Roman" w:cs="Times New Roman"/>
+          <w:color w:val="000000" w:themeColor="text1"/>
+          <w:sz w:val="28"/>
+          <w:szCs w:val="28"/>
+        </w:rPr>
+        <w:t>для менеджера и администратора.</w:t>
+      </w:r>
+    </w:p>
+    <w:p>
+      <w:pPr>
+        <w:spacing w:after="0" w:line="360" w:lineRule="auto"/>
+        <w:ind w:firstLine="709"/>
+        <w:jc w:val="both"/>
+        <w:rPr>
+          <w:rFonts w:ascii="Times New Roman" w:hAnsi="Times New Roman" w:cs="Times New Roman"/>
+          <w:color w:val="000000" w:themeColor="text1"/>
+          <w:sz w:val="28"/>
+          <w:szCs w:val="28"/>
+        </w:rPr>
+      </w:pPr>
+      <w:r>
+        <w:rPr>
+          <w:rFonts w:ascii="Times New Roman" w:hAnsi="Times New Roman" w:cs="Times New Roman"/>
+          <w:color w:val="000000" w:themeColor="text1"/>
+          <w:sz w:val="28"/>
+          <w:szCs w:val="28"/>
+        </w:rPr>
+        <w:t>Нефункциональные требования:</w:t>
       </w:r>
     </w:p>
     <w:p>
@@ -6020,38 +6036,16 @@
           <w:sz w:val="28"/>
           <w:szCs w:val="28"/>
         </w:rPr>
-        <w:t xml:space="preserve">управление заказами </w:t>
-      </w:r>
-      <w:r>
-        <w:rPr>
-          <w:rFonts w:ascii="Times New Roman" w:hAnsi="Times New Roman" w:cs="Times New Roman"/>
-          <w:color w:val="000000" w:themeColor="text1"/>
-          <w:sz w:val="28"/>
-          <w:szCs w:val="28"/>
-        </w:rPr>
-        <w:t>для менеджера и администратора.</w:t>
-      </w:r>
-    </w:p>
-    <w:p>
-      <w:pPr>
-        <w:spacing w:after="0" w:line="360" w:lineRule="auto"/>
-        <w:ind w:firstLine="709"/>
-        <w:jc w:val="both"/>
-        <w:rPr>
-          <w:rFonts w:ascii="Times New Roman" w:hAnsi="Times New Roman" w:cs="Times New Roman"/>
-          <w:color w:val="000000" w:themeColor="text1"/>
-          <w:sz w:val="28"/>
-          <w:szCs w:val="28"/>
-        </w:rPr>
-      </w:pPr>
-      <w:r>
-        <w:rPr>
-          <w:rFonts w:ascii="Times New Roman" w:hAnsi="Times New Roman" w:cs="Times New Roman"/>
-          <w:color w:val="000000" w:themeColor="text1"/>
-          <w:sz w:val="28"/>
-          <w:szCs w:val="28"/>
-        </w:rPr>
-        <w:t>Нефункциональные требования:</w:t>
+        <w:t>графический интерфейс пользо</w:t>
+      </w:r>
+      <w:r>
+        <w:rPr>
+          <w:rFonts w:ascii="Times New Roman" w:hAnsi="Times New Roman" w:cs="Times New Roman"/>
+          <w:color w:val="000000" w:themeColor="text1"/>
+          <w:sz w:val="28"/>
+          <w:szCs w:val="28"/>
+        </w:rPr>
+        <w:t>вателя (десктопное приложение);</w:t>
       </w:r>
     </w:p>
     <w:p>
@@ -6078,16 +6072,16 @@
           <w:sz w:val="28"/>
           <w:szCs w:val="28"/>
         </w:rPr>
-        <w:t>графический интерфейс пользо</w:t>
-      </w:r>
-      <w:r>
-        <w:rPr>
-          <w:rFonts w:ascii="Times New Roman" w:hAnsi="Times New Roman" w:cs="Times New Roman"/>
-          <w:color w:val="000000" w:themeColor="text1"/>
-          <w:sz w:val="28"/>
-          <w:szCs w:val="28"/>
-        </w:rPr>
-        <w:t>вателя (десктопное приложение);</w:t>
+        <w:t>использование реляционной СУБД (</w:t>
+      </w:r>
+      <w:r>
+        <w:rPr>
+          <w:rFonts w:ascii="Times New Roman" w:hAnsi="Times New Roman" w:cs="Times New Roman"/>
+          <w:color w:val="000000" w:themeColor="text1"/>
+          <w:sz w:val="28"/>
+          <w:szCs w:val="28"/>
+        </w:rPr>
+        <w:t>MySQL);</w:t>
       </w:r>
     </w:p>
     <w:p>
@@ -6114,16 +6108,36 @@
           <w:sz w:val="28"/>
           <w:szCs w:val="28"/>
         </w:rPr>
-        <w:t>использование реляционной СУБД (</w:t>
-      </w:r>
-      <w:r>
-        <w:rPr>
-          <w:rFonts w:ascii="Times New Roman" w:hAnsi="Times New Roman" w:cs="Times New Roman"/>
-          <w:color w:val="000000" w:themeColor="text1"/>
-          <w:sz w:val="28"/>
-          <w:szCs w:val="28"/>
-        </w:rPr>
-        <w:t>MySQL);</w:t>
+        <w:t xml:space="preserve">соблюдение руководства по стилю (цветовая гамма, шрифт Times New </w:t>
+      </w:r>
+      <w:proofErr w:type="spellStart"/>
+      <w:r>
+        <w:rPr>
+          <w:rFonts w:ascii="Times New Roman" w:hAnsi="Times New Roman" w:cs="Times New Roman"/>
+          <w:color w:val="000000" w:themeColor="text1"/>
+          <w:sz w:val="28"/>
+          <w:szCs w:val="28"/>
+        </w:rPr>
+        <w:t>Rom</w:t>
+      </w:r>
+      <w:r>
+        <w:rPr>
+          <w:rFonts w:ascii="Times New Roman" w:hAnsi="Times New Roman" w:cs="Times New Roman"/>
+          <w:color w:val="000000" w:themeColor="text1"/>
+          <w:sz w:val="28"/>
+          <w:szCs w:val="28"/>
+        </w:rPr>
+        <w:t>an</w:t>
+      </w:r>
+      <w:proofErr w:type="spellEnd"/>
+      <w:r>
+        <w:rPr>
+          <w:rFonts w:ascii="Times New Roman" w:hAnsi="Times New Roman" w:cs="Times New Roman"/>
+          <w:color w:val="000000" w:themeColor="text1"/>
+          <w:sz w:val="28"/>
+          <w:szCs w:val="28"/>
+        </w:rPr>
+        <w:t>, наличие логотипа и иконки);</w:t>
       </w:r>
     </w:p>
     <w:p>
@@ -6150,36 +6164,16 @@
           <w:sz w:val="28"/>
           <w:szCs w:val="28"/>
         </w:rPr>
-        <w:t xml:space="preserve">соблюдение руководства по стилю (цветовая гамма, шрифт Times New </w:t>
-      </w:r>
-      <w:proofErr w:type="spellStart"/>
-      <w:r>
-        <w:rPr>
-          <w:rFonts w:ascii="Times New Roman" w:hAnsi="Times New Roman" w:cs="Times New Roman"/>
-          <w:color w:val="000000" w:themeColor="text1"/>
-          <w:sz w:val="28"/>
-          <w:szCs w:val="28"/>
-        </w:rPr>
-        <w:t>Rom</w:t>
-      </w:r>
-      <w:r>
-        <w:rPr>
-          <w:rFonts w:ascii="Times New Roman" w:hAnsi="Times New Roman" w:cs="Times New Roman"/>
-          <w:color w:val="000000" w:themeColor="text1"/>
-          <w:sz w:val="28"/>
-          <w:szCs w:val="28"/>
-        </w:rPr>
-        <w:t>an</w:t>
-      </w:r>
-      <w:proofErr w:type="spellEnd"/>
-      <w:r>
-        <w:rPr>
-          <w:rFonts w:ascii="Times New Roman" w:hAnsi="Times New Roman" w:cs="Times New Roman"/>
-          <w:color w:val="000000" w:themeColor="text1"/>
-          <w:sz w:val="28"/>
-          <w:szCs w:val="28"/>
-        </w:rPr>
-        <w:t>, наличие логотипа и иконки);</w:t>
+        <w:t>обработка исключительных ситуаци</w:t>
+      </w:r>
+      <w:r>
+        <w:rPr>
+          <w:rFonts w:ascii="Times New Roman" w:hAnsi="Times New Roman" w:cs="Times New Roman"/>
+          <w:color w:val="000000" w:themeColor="text1"/>
+          <w:sz w:val="28"/>
+          <w:szCs w:val="28"/>
+        </w:rPr>
+        <w:t>й с выводом понятных сообщений;</w:t>
       </w:r>
     </w:p>
     <w:p>
@@ -6206,43 +6200,6 @@
           <w:sz w:val="28"/>
           <w:szCs w:val="28"/>
         </w:rPr>
-        <w:lastRenderedPageBreak/>
-        <w:t>обработка исключительных ситуаци</w:t>
-      </w:r>
-      <w:r>
-        <w:rPr>
-          <w:rFonts w:ascii="Times New Roman" w:hAnsi="Times New Roman" w:cs="Times New Roman"/>
-          <w:color w:val="000000" w:themeColor="text1"/>
-          <w:sz w:val="28"/>
-          <w:szCs w:val="28"/>
-        </w:rPr>
-        <w:t>й с выводом понятных сообщений;</w:t>
-      </w:r>
-    </w:p>
-    <w:p>
-      <w:pPr>
-        <w:pStyle w:val="a3"/>
-        <w:numPr>
-          <w:ilvl w:val="0"/>
-          <w:numId w:val="2"/>
-        </w:numPr>
-        <w:spacing w:after="0" w:line="360" w:lineRule="auto"/>
-        <w:ind w:left="0" w:firstLine="709"/>
-        <w:jc w:val="both"/>
-        <w:rPr>
-          <w:rFonts w:ascii="Times New Roman" w:hAnsi="Times New Roman" w:cs="Times New Roman"/>
-          <w:color w:val="000000" w:themeColor="text1"/>
-          <w:sz w:val="28"/>
-          <w:szCs w:val="28"/>
-        </w:rPr>
-      </w:pPr>
-      <w:r>
-        <w:rPr>
-          <w:rFonts w:ascii="Times New Roman" w:hAnsi="Times New Roman" w:cs="Times New Roman"/>
-          <w:color w:val="000000" w:themeColor="text1"/>
-          <w:sz w:val="28"/>
-          <w:szCs w:val="28"/>
-        </w:rPr>
         <w:t>валидация вводимых данных (положительность цен и количества, корректность дат).</w:t>
       </w:r>
     </w:p>
@@ -6263,6 +6220,7 @@
           <w:sz w:val="28"/>
           <w:szCs w:val="28"/>
         </w:rPr>
+        <w:lastRenderedPageBreak/>
         <w:t>На рисунке 2 представлена д</w:t>
       </w:r>
       <w:r>
@@ -6290,7 +6248,7 @@
           <v:shape id="_x0000_i1026" type="#_x0000_t75" style="width:468pt;height:500.25pt" o:ole="">
             <v:imagedata r:id="rId10" o:title=""/>
           </v:shape>
-          <o:OLEObject Type="Embed" ProgID="Visio.Drawing.15" ShapeID="_x0000_i1026" DrawAspect="Content" ObjectID="_1835257757" r:id="rId11"/>
+          <o:OLEObject Type="Embed" ProgID="Visio.Drawing.15" ShapeID="_x0000_i1026" DrawAspect="Content" ObjectID="_1835263695" r:id="rId11"/>
         </w:object>
       </w:r>
     </w:p>
@@ -8514,15 +8472,6 @@
     </w:p>
     <w:p>
       <w:pPr>
-        <w:jc w:val="both"/>
-      </w:pPr>
-      <w:r>
-        <w:lastRenderedPageBreak/>
-        <w:br w:type="page"/>
-      </w:r>
-    </w:p>
-    <w:p>
-      <w:pPr>
         <w:ind w:firstLine="709"/>
         <w:jc w:val="both"/>
         <w:rPr>
@@ -9698,15 +9647,6 @@
     </w:tbl>
     <w:p>
       <w:pPr>
-        <w:jc w:val="both"/>
-      </w:pPr>
-      <w:r>
-        <w:lastRenderedPageBreak/>
-        <w:br w:type="page"/>
-      </w:r>
-    </w:p>
-    <w:p>
-      <w:pPr>
         <w:ind w:firstLine="709"/>
         <w:jc w:val="both"/>
         <w:rPr>
@@ -10452,7 +10392,6 @@
         <w:t xml:space="preserve"> (внешний ключ к </w:t>
       </w:r>
       <w:proofErr w:type="spellStart"/>
-      <w:proofErr w:type="gramStart"/>
       <w:r>
         <w:rPr>
           <w:rFonts w:ascii="Times New Roman" w:hAnsi="Times New Roman" w:cs="Times New Roman"/>
@@ -10463,7 +10402,6 @@
         <w:t>tovar.article</w:t>
       </w:r>
       <w:proofErr w:type="spellEnd"/>
-      <w:proofErr w:type="gramEnd"/>
       <w:r>
         <w:rPr>
           <w:rFonts w:ascii="Times New Roman" w:hAnsi="Times New Roman" w:cs="Times New Roman"/>
@@ -10638,7 +10576,7 @@
           <v:shape id="_x0000_i1027" type="#_x0000_t75" style="width:467.25pt;height:508.5pt" o:ole="">
             <v:imagedata r:id="rId13" o:title=""/>
           </v:shape>
-          <o:OLEObject Type="Embed" ProgID="Visio.Drawing.11" ShapeID="_x0000_i1027" DrawAspect="Content" ObjectID="_1835257758" r:id="rId14"/>
+          <o:OLEObject Type="Embed" ProgID="Visio.Drawing.11" ShapeID="_x0000_i1027" DrawAspect="Content" ObjectID="_1835263696" r:id="rId14"/>
         </w:object>
       </w:r>
     </w:p>
@@ -10940,36 +10878,7 @@
           <w:sz w:val="28"/>
           <w:szCs w:val="28"/>
         </w:rPr>
-        <w:t xml:space="preserve"> заполняются все поля: категория, наименование, описание, производитель, поставщик, цена, единица измерения, количество на складе и действующая скидка. Для отображения фотографии используется элемент </w:t>
-      </w:r>
-      <w:proofErr w:type="spellStart"/>
-      <w:r>
-        <w:rPr>
-          <w:rFonts w:ascii="Times New Roman" w:hAnsi="Times New Roman" w:cs="Times New Roman"/>
-          <w:color w:val="000000" w:themeColor="text1"/>
-          <w:sz w:val="28"/>
-          <w:szCs w:val="28"/>
-        </w:rPr>
-        <w:t>PictureBox</w:t>
-      </w:r>
-      <w:proofErr w:type="spellEnd"/>
-      <w:r>
-        <w:rPr>
-          <w:rFonts w:ascii="Times New Roman" w:hAnsi="Times New Roman" w:cs="Times New Roman"/>
-          <w:color w:val="000000" w:themeColor="text1"/>
-          <w:sz w:val="28"/>
-          <w:szCs w:val="28"/>
-        </w:rPr>
-        <w:t>: при наличии файла изображения в папке приложения он загружается, в противном случае выводится стандартная заглушка pi</w:t>
-      </w:r>
-      <w:r>
-        <w:rPr>
-          <w:rFonts w:ascii="Times New Roman" w:hAnsi="Times New Roman" w:cs="Times New Roman"/>
-          <w:color w:val="000000" w:themeColor="text1"/>
-          <w:sz w:val="28"/>
-          <w:szCs w:val="28"/>
-        </w:rPr>
-        <w:t>cture.png.</w:t>
+        <w:t xml:space="preserve"> заполняются все поля: категория, наименование, описание, производитель, поставщик, цена, единица измерения, количество на складе и действующая скидка</w:t>
       </w:r>
     </w:p>
     <w:p>
@@ -11157,26 +11066,35 @@
           <w:sz w:val="28"/>
           <w:szCs w:val="28"/>
         </w:rPr>
+        <w:t>Интерфейс динамически адаптируется под роль: гости и авторизованные клиенты видят только товары; менеджеры дополнительно могут использовать поиск, фильтрацию и сортировку; администратору доступны все кнопки</w:t>
+      </w:r>
+      <w:r>
+        <w:rPr>
+          <w:rFonts w:ascii="Times New Roman" w:hAnsi="Times New Roman" w:cs="Times New Roman"/>
+          <w:color w:val="000000" w:themeColor="text1"/>
+          <w:sz w:val="28"/>
+          <w:szCs w:val="28"/>
+        </w:rPr>
+        <w:t>.</w:t>
+      </w:r>
+      <w:r>
+        <w:rPr>
+          <w:rFonts w:ascii="Times New Roman" w:hAnsi="Times New Roman" w:cs="Times New Roman"/>
+          <w:color w:val="000000" w:themeColor="text1"/>
+          <w:sz w:val="28"/>
+          <w:szCs w:val="28"/>
+        </w:rPr>
+        <w:t xml:space="preserve"> Для менеджеров и администратора добавлены фильтр по категориям, поиск по </w:t>
+      </w:r>
+      <w:r>
+        <w:rPr>
+          <w:rFonts w:ascii="Times New Roman" w:hAnsi="Times New Roman" w:cs="Times New Roman"/>
+          <w:color w:val="000000" w:themeColor="text1"/>
+          <w:sz w:val="28"/>
+          <w:szCs w:val="28"/>
+        </w:rPr>
         <w:lastRenderedPageBreak/>
-        <w:t>Интерфейс динамически адаптируется под роль: гости и авторизованные клиенты видят только товары; менеджеры дополнительно могут использовать поиск, фильтрацию и сортировку; администратору доступны все кнопки</w:t>
-      </w:r>
-      <w:r>
-        <w:rPr>
-          <w:rFonts w:ascii="Times New Roman" w:hAnsi="Times New Roman" w:cs="Times New Roman"/>
-          <w:color w:val="000000" w:themeColor="text1"/>
-          <w:sz w:val="28"/>
-          <w:szCs w:val="28"/>
-        </w:rPr>
-        <w:t>.</w:t>
-      </w:r>
-      <w:r>
-        <w:rPr>
-          <w:rFonts w:ascii="Times New Roman" w:hAnsi="Times New Roman" w:cs="Times New Roman"/>
-          <w:color w:val="000000" w:themeColor="text1"/>
-          <w:sz w:val="28"/>
-          <w:szCs w:val="28"/>
-        </w:rPr>
-        <w:t xml:space="preserve"> Для менеджеров и администратора добавлены фильтр по категориям, поиск по наименованию/описанию/производителю/категории и сортировка по алфавиту. Все действия обновляют список динамически.</w:t>
+        <w:t>наименованию/описанию/производителю/категории и сортировка по алфавиту. Все действия обновляют список динамически.</w:t>
       </w:r>
     </w:p>
     <w:p>
@@ -11554,7 +11472,6 @@
           <w:sz w:val="28"/>
           <w:szCs w:val="28"/>
         </w:rPr>
-        <w:lastRenderedPageBreak/>
         <w:t>В Приложении А представлен листинг программы.</w:t>
       </w:r>
       <w:r>
@@ -12191,7 +12108,7 @@
           <v:shape id="_x0000_i1028" type="#_x0000_t75" style="width:129.75pt;height:373.5pt" o:ole="">
             <v:imagedata r:id="rId17" o:title=""/>
           </v:shape>
-          <o:OLEObject Type="Embed" ProgID="Visio.Drawing.11" ShapeID="_x0000_i1028" DrawAspect="Content" ObjectID="_1835257759" r:id="rId18"/>
+          <o:OLEObject Type="Embed" ProgID="Visio.Drawing.11" ShapeID="_x0000_i1028" DrawAspect="Content" ObjectID="_1835263697" r:id="rId18"/>
         </w:object>
       </w:r>
     </w:p>
@@ -12495,7 +12412,31 @@
           <w:sz w:val="28"/>
           <w:szCs w:val="28"/>
         </w:rPr>
-        <w:t>Если ошибки есть – вывод сообщения и возврат к форме.</w:t>
+        <w:t xml:space="preserve">Если </w:t>
+      </w:r>
+      <w:r>
+        <w:rPr>
+          <w:rFonts w:ascii="Times New Roman" w:hAnsi="Times New Roman" w:cs="Times New Roman"/>
+          <w:sz w:val="28"/>
+          <w:szCs w:val="28"/>
+        </w:rPr>
+        <w:t>есть</w:t>
+      </w:r>
+      <w:r>
+        <w:rPr>
+          <w:rFonts w:ascii="Times New Roman" w:hAnsi="Times New Roman" w:cs="Times New Roman"/>
+          <w:sz w:val="28"/>
+          <w:szCs w:val="28"/>
+        </w:rPr>
+        <w:t xml:space="preserve"> </w:t>
+      </w:r>
+      <w:r>
+        <w:rPr>
+          <w:rFonts w:ascii="Times New Roman" w:hAnsi="Times New Roman" w:cs="Times New Roman"/>
+          <w:sz w:val="28"/>
+          <w:szCs w:val="28"/>
+        </w:rPr>
+        <w:t>ошибки – вывод сообщения и возврат к форме.</w:t>
       </w:r>
     </w:p>
     <w:p>
@@ -12520,7 +12461,23 @@
           <w:sz w:val="28"/>
           <w:szCs w:val="28"/>
         </w:rPr>
-        <w:t>Если данные верны, изображение сохраняется в отдельную папку, а в базе данных сохраняется путь к файлу.</w:t>
+        <w:t>Если данные верны,</w:t>
+      </w:r>
+      <w:r>
+        <w:rPr>
+          <w:rFonts w:ascii="Times New Roman" w:hAnsi="Times New Roman" w:cs="Times New Roman"/>
+          <w:sz w:val="28"/>
+          <w:szCs w:val="28"/>
+        </w:rPr>
+        <w:t xml:space="preserve"> н</w:t>
+      </w:r>
+      <w:r>
+        <w:rPr>
+          <w:rFonts w:ascii="Times New Roman" w:hAnsi="Times New Roman" w:cs="Times New Roman"/>
+          <w:sz w:val="28"/>
+          <w:szCs w:val="28"/>
+        </w:rPr>
+        <w:t>овая запись добавляется в таблицу товаров.</w:t>
       </w:r>
     </w:p>
     <w:p>
@@ -12545,32 +12502,15 @@
           <w:sz w:val="28"/>
           <w:szCs w:val="28"/>
         </w:rPr>
-        <w:t>Новая запись добавляется в таблицу товаров.</w:t>
-      </w:r>
-    </w:p>
-    <w:p>
-      <w:pPr>
-        <w:pStyle w:val="a3"/>
-        <w:numPr>
-          <w:ilvl w:val="0"/>
-          <w:numId w:val="24"/>
-        </w:numPr>
-        <w:spacing w:after="0" w:line="360" w:lineRule="auto"/>
-        <w:ind w:left="0" w:firstLine="709"/>
-        <w:jc w:val="both"/>
-        <w:rPr>
-          <w:rFonts w:ascii="Times New Roman" w:hAnsi="Times New Roman" w:cs="Times New Roman"/>
-          <w:sz w:val="28"/>
-          <w:szCs w:val="28"/>
-        </w:rPr>
-      </w:pPr>
-      <w:r>
-        <w:rPr>
-          <w:rFonts w:ascii="Times New Roman" w:hAnsi="Times New Roman" w:cs="Times New Roman"/>
-          <w:sz w:val="28"/>
-          <w:szCs w:val="28"/>
-        </w:rPr>
-        <w:t>Список товаров обновляется.</w:t>
+        <w:t>Обновление списка товаров</w:t>
+      </w:r>
+      <w:r>
+        <w:rPr>
+          <w:rFonts w:ascii="Times New Roman" w:hAnsi="Times New Roman" w:cs="Times New Roman"/>
+          <w:sz w:val="28"/>
+          <w:szCs w:val="28"/>
+        </w:rPr>
+        <w:t>.</w:t>
       </w:r>
     </w:p>
     <w:p>
@@ -12659,7 +12599,7 @@
           <v:shape id="_x0000_i1029" type="#_x0000_t75" style="width:352.5pt;height:425.25pt" o:ole="">
             <v:imagedata r:id="rId19" o:title=""/>
           </v:shape>
-          <o:OLEObject Type="Embed" ProgID="Visio.Drawing.11" ShapeID="_x0000_i1029" DrawAspect="Content" ObjectID="_1835257760" r:id="rId20"/>
+          <o:OLEObject Type="Embed" ProgID="Visio.Drawing.11" ShapeID="_x0000_i1029" DrawAspect="Content" ObjectID="_1835263698" r:id="rId20"/>
         </w:object>
       </w:r>
     </w:p>
@@ -12713,6 +12653,7 @@
           <w:sz w:val="28"/>
           <w:szCs w:val="28"/>
         </w:rPr>
+        <w:lastRenderedPageBreak/>
         <w:t>Главная форма приложения была дополнена элементами управ</w:t>
       </w:r>
       <w:r>
@@ -12885,7 +12826,6 @@
           <w:sz w:val="28"/>
           <w:szCs w:val="28"/>
         </w:rPr>
-        <w:lastRenderedPageBreak/>
         <w:t xml:space="preserve">Видимость кнопок, а также панели поиска/фильтрации/сортировки в зависимости от роли текущего </w:t>
       </w:r>
       <w:r>
@@ -12922,11 +12862,31 @@
           <w:sz w:val="28"/>
           <w:szCs w:val="28"/>
         </w:rPr>
+        <w:t>«</w:t>
+      </w:r>
+      <w:r>
+        <w:rPr>
+          <w:rFonts w:ascii="Times New Roman" w:hAnsi="Times New Roman" w:cs="Times New Roman"/>
+          <w:bCs/>
+          <w:color w:val="000000" w:themeColor="text1"/>
+          <w:sz w:val="28"/>
+          <w:szCs w:val="28"/>
+        </w:rPr>
         <w:t>Гость</w:t>
       </w:r>
       <w:r>
         <w:rPr>
           <w:rFonts w:ascii="Times New Roman" w:hAnsi="Times New Roman" w:cs="Times New Roman"/>
+          <w:bCs/>
+          <w:color w:val="000000" w:themeColor="text1"/>
+          <w:sz w:val="28"/>
+          <w:szCs w:val="28"/>
+        </w:rPr>
+        <w:t>»</w:t>
+      </w:r>
+      <w:r>
+        <w:rPr>
+          <w:rFonts w:ascii="Times New Roman" w:hAnsi="Times New Roman" w:cs="Times New Roman"/>
           <w:color w:val="000000" w:themeColor="text1"/>
           <w:sz w:val="28"/>
           <w:szCs w:val="28"/>
@@ -12936,12 +12896,31 @@
       <w:r>
         <w:rPr>
           <w:rFonts w:ascii="Times New Roman" w:hAnsi="Times New Roman" w:cs="Times New Roman"/>
+          <w:color w:val="000000" w:themeColor="text1"/>
+          <w:sz w:val="28"/>
+          <w:szCs w:val="28"/>
+        </w:rPr>
+        <w:t>«</w:t>
+      </w:r>
+      <w:r>
+        <w:rPr>
+          <w:rFonts w:ascii="Times New Roman" w:hAnsi="Times New Roman" w:cs="Times New Roman"/>
           <w:bCs/>
           <w:color w:val="000000" w:themeColor="text1"/>
           <w:sz w:val="28"/>
           <w:szCs w:val="28"/>
         </w:rPr>
         <w:t>Авторизованный клиент</w:t>
+      </w:r>
+      <w:r>
+        <w:rPr>
+          <w:rFonts w:ascii="Times New Roman" w:hAnsi="Times New Roman" w:cs="Times New Roman"/>
+          <w:bCs/>
+          <w:color w:val="000000" w:themeColor="text1"/>
+          <w:sz w:val="28"/>
+          <w:szCs w:val="28"/>
+        </w:rPr>
+        <w:t>»</w:t>
       </w:r>
       <w:r>
         <w:rPr>
@@ -12986,7 +12965,27 @@
           <w:sz w:val="28"/>
           <w:szCs w:val="28"/>
         </w:rPr>
+        <w:t>«</w:t>
+      </w:r>
+      <w:r>
+        <w:rPr>
+          <w:rFonts w:ascii="Times New Roman" w:hAnsi="Times New Roman" w:cs="Times New Roman"/>
+          <w:bCs/>
+          <w:color w:val="000000" w:themeColor="text1"/>
+          <w:sz w:val="28"/>
+          <w:szCs w:val="28"/>
+        </w:rPr>
         <w:t>Менеджер</w:t>
+      </w:r>
+      <w:r>
+        <w:rPr>
+          <w:rFonts w:ascii="Times New Roman" w:hAnsi="Times New Roman" w:cs="Times New Roman"/>
+          <w:bCs/>
+          <w:color w:val="000000" w:themeColor="text1"/>
+          <w:sz w:val="28"/>
+          <w:szCs w:val="28"/>
+        </w:rPr>
+        <w:t>»</w:t>
       </w:r>
       <w:r>
         <w:rPr>
@@ -13031,7 +13030,27 @@
           <w:sz w:val="28"/>
           <w:szCs w:val="28"/>
         </w:rPr>
+        <w:t>«</w:t>
+      </w:r>
+      <w:r>
+        <w:rPr>
+          <w:rFonts w:ascii="Times New Roman" w:hAnsi="Times New Roman" w:cs="Times New Roman"/>
+          <w:bCs/>
+          <w:color w:val="000000" w:themeColor="text1"/>
+          <w:sz w:val="28"/>
+          <w:szCs w:val="28"/>
+        </w:rPr>
         <w:t>Администратор</w:t>
+      </w:r>
+      <w:r>
+        <w:rPr>
+          <w:rFonts w:ascii="Times New Roman" w:hAnsi="Times New Roman" w:cs="Times New Roman"/>
+          <w:bCs/>
+          <w:color w:val="000000" w:themeColor="text1"/>
+          <w:sz w:val="28"/>
+          <w:szCs w:val="28"/>
+        </w:rPr>
+        <w:t>»</w:t>
       </w:r>
       <w:r>
         <w:rPr>
@@ -13866,7 +13885,23 @@
           <w:sz w:val="28"/>
           <w:szCs w:val="28"/>
         </w:rPr>
-        <w:t xml:space="preserve">сли данные не прошли валидацию – вывод сообщения </w:t>
+        <w:t xml:space="preserve">сли </w:t>
+      </w:r>
+      <w:r>
+        <w:rPr>
+          <w:rFonts w:ascii="Times New Roman" w:hAnsi="Times New Roman" w:cs="Times New Roman"/>
+          <w:sz w:val="28"/>
+          <w:szCs w:val="28"/>
+        </w:rPr>
+        <w:t xml:space="preserve">есть не корректно введённые данные </w:t>
+      </w:r>
+      <w:r>
+        <w:rPr>
+          <w:rFonts w:ascii="Times New Roman" w:hAnsi="Times New Roman" w:cs="Times New Roman"/>
+          <w:sz w:val="28"/>
+          <w:szCs w:val="28"/>
+        </w:rPr>
+        <w:t xml:space="preserve">– вывод сообщения </w:t>
       </w:r>
       <w:r>
         <w:rPr>
@@ -13899,15 +13934,15 @@
           <w:sz w:val="28"/>
           <w:szCs w:val="28"/>
         </w:rPr>
-        <w:t>п</w:t>
-      </w:r>
-      <w:r>
-        <w:rPr>
-          <w:rFonts w:ascii="Times New Roman" w:hAnsi="Times New Roman" w:cs="Times New Roman"/>
-          <w:sz w:val="28"/>
-          <w:szCs w:val="28"/>
-        </w:rPr>
-        <w:t>ри успешной проверке формируется запись в таблице заказов и соответствующие з</w:t>
+        <w:t>если все данные корректны</w:t>
+      </w:r>
+      <w:r>
+        <w:rPr>
+          <w:rFonts w:ascii="Times New Roman" w:hAnsi="Times New Roman" w:cs="Times New Roman"/>
+          <w:sz w:val="28"/>
+          <w:szCs w:val="28"/>
+        </w:rPr>
+        <w:t xml:space="preserve"> формируется запись в таблице заказов и соответствующие з</w:t>
       </w:r>
       <w:r>
         <w:rPr>
@@ -13940,15 +13975,31 @@
           <w:sz w:val="28"/>
           <w:szCs w:val="28"/>
         </w:rPr>
-        <w:t>о</w:t>
-      </w:r>
-      <w:r>
-        <w:rPr>
-          <w:rFonts w:ascii="Times New Roman" w:hAnsi="Times New Roman" w:cs="Times New Roman"/>
-          <w:sz w:val="28"/>
-          <w:szCs w:val="28"/>
-        </w:rPr>
-        <w:t>бновляется список заказов на экране.</w:t>
+        <w:t>обновление</w:t>
+      </w:r>
+      <w:r>
+        <w:rPr>
+          <w:rFonts w:ascii="Times New Roman" w:hAnsi="Times New Roman" w:cs="Times New Roman"/>
+          <w:sz w:val="28"/>
+          <w:szCs w:val="28"/>
+        </w:rPr>
+        <w:t xml:space="preserve"> спис</w:t>
+      </w:r>
+      <w:r>
+        <w:rPr>
+          <w:rFonts w:ascii="Times New Roman" w:hAnsi="Times New Roman" w:cs="Times New Roman"/>
+          <w:sz w:val="28"/>
+          <w:szCs w:val="28"/>
+        </w:rPr>
+        <w:t>ка</w:t>
+      </w:r>
+      <w:r>
+        <w:rPr>
+          <w:rFonts w:ascii="Times New Roman" w:hAnsi="Times New Roman" w:cs="Times New Roman"/>
+          <w:sz w:val="28"/>
+          <w:szCs w:val="28"/>
+        </w:rPr>
+        <w:t xml:space="preserve"> заказов.</w:t>
       </w:r>
     </w:p>
     <w:p>
@@ -14044,7 +14095,7 @@
           <v:shape id="_x0000_i1030" type="#_x0000_t75" style="width:399pt;height:571.5pt" o:ole="">
             <v:imagedata r:id="rId23" o:title=""/>
           </v:shape>
-          <o:OLEObject Type="Embed" ProgID="Visio.Drawing.11" ShapeID="_x0000_i1030" DrawAspect="Content" ObjectID="_1835257761" r:id="rId24"/>
+          <o:OLEObject Type="Embed" ProgID="Visio.Drawing.11" ShapeID="_x0000_i1030" DrawAspect="Content" ObjectID="_1835263699" r:id="rId24"/>
         </w:object>
       </w:r>
     </w:p>
@@ -14197,21 +14248,25 @@
         </w:rPr>
         <w:t xml:space="preserve"> </w:t>
       </w:r>
-      <w:r>
-        <w:rPr>
-          <w:rFonts w:ascii="Times New Roman" w:hAnsi="Times New Roman" w:cs="Times New Roman"/>
-          <w:sz w:val="28"/>
-          <w:szCs w:val="28"/>
-        </w:rPr>
-        <w:t>(Р</w:t>
-      </w:r>
-      <w:r>
-        <w:rPr>
-          <w:rFonts w:ascii="Times New Roman" w:hAnsi="Times New Roman" w:cs="Times New Roman"/>
-          <w:sz w:val="28"/>
-          <w:szCs w:val="28"/>
-        </w:rPr>
-        <w:t>исунок 15).</w:t>
+    </w:p>
+    <w:p>
+      <w:pPr>
+        <w:spacing w:after="0" w:line="360" w:lineRule="auto"/>
+        <w:ind w:firstLine="709"/>
+        <w:jc w:val="both"/>
+        <w:rPr>
+          <w:rFonts w:ascii="Times New Roman" w:hAnsi="Times New Roman" w:cs="Times New Roman"/>
+          <w:sz w:val="28"/>
+          <w:szCs w:val="28"/>
+        </w:rPr>
+      </w:pPr>
+      <w:r>
+        <w:rPr>
+          <w:rFonts w:ascii="Times New Roman" w:hAnsi="Times New Roman" w:cs="Times New Roman"/>
+          <w:sz w:val="28"/>
+          <w:szCs w:val="28"/>
+        </w:rPr>
+        <w:t>На рисунке 12 представлена форма заказов</w:t>
       </w:r>
     </w:p>
     <w:p>
@@ -14446,7 +14501,7 @@
           <v:shape id="_x0000_i1031" type="#_x0000_t75" style="width:465pt;height:611.25pt" o:ole="">
             <v:imagedata r:id="rId26" o:title=""/>
           </v:shape>
-          <o:OLEObject Type="Embed" ProgID="Visio.Drawing.11" ShapeID="_x0000_i1031" DrawAspect="Content" ObjectID="_1835257762" r:id="rId27"/>
+          <o:OLEObject Type="Embed" ProgID="Visio.Drawing.11" ShapeID="_x0000_i1031" DrawAspect="Content" ObjectID="_1835263700" r:id="rId27"/>
         </w:object>
       </w:r>
     </w:p>
@@ -14658,14 +14713,6 @@
       <w:r>
         <w:rPr>
           <w:rFonts w:ascii="Times New Roman" w:hAnsi="Times New Roman" w:cs="Times New Roman"/>
-          <w:sz w:val="28"/>
-          <w:szCs w:val="28"/>
-        </w:rPr>
-        <w:t>В Приложении В представлен листинг программы.</w:t>
-      </w:r>
-      <w:r>
-        <w:rPr>
-          <w:rFonts w:ascii="Times New Roman" w:hAnsi="Times New Roman" w:cs="Times New Roman"/>
           <w:b/>
           <w:color w:val="000000" w:themeColor="text1"/>
           <w:sz w:val="28"/>
@@ -15680,7 +15727,7 @@
           <w:sz w:val="28"/>
           <w:szCs w:val="28"/>
         </w:rPr>
-        <w:t>В ходе выполнения учебной практики была достигнута поставленная цель – разработана информационная система для автоматизации работы магазина обуви, состоящая из трёх версий с последовательным наращиванием функционала. В процессе работы решены все запланированные задачи: проведён анализ предметной области, спроектирована реляционная база данных, разработаны программные модули для авторизации, просмотра товаров, поиска, фильтрации, сортировки, а также полноценного управления товарами и заказами.</w:t>
+        <w:t>В ходе выполнения учебной практики была успешно достигнута поставленная цель — разработана информационная система для автоматизации работы магазина обуви, включающая три версии программного продукта с последовательным наращиванием функционала. В ходе работы были решены все поставленные задачи: проведён детальный анализ предметной области, спроектирована реляционная база данных, разработаны модули авторизации, каталога товаров, а также полноценного управления товарами и заказами с учётом разграничения прав доступа для ролей «Гость», «Клиент», «Менеджер» и «Администратор».</w:t>
       </w:r>
     </w:p>
     <w:p>
@@ -15702,7 +15749,7 @@
           <w:sz w:val="28"/>
           <w:szCs w:val="28"/>
         </w:rPr>
-        <w:t xml:space="preserve">Практическая значимость работы заключается в приобретении навыков проектирования баз данных, разработки оконных приложений на платформе .NET с использованием Windows </w:t>
+        <w:t xml:space="preserve">Освоены навыки проектирования баз данных, создания оконных приложений на платформе .NET (Windows </w:t>
       </w:r>
       <w:proofErr w:type="spellStart"/>
       <w:r>
@@ -15722,28 +15769,8 @@
           <w:sz w:val="28"/>
           <w:szCs w:val="28"/>
         </w:rPr>
-        <w:t xml:space="preserve">, интеграции с СУБД MySQL, реализации условного форматирования интерфейса, обработки исключительных ситуаций и обеспечения ссылочной целостности </w:t>
-      </w:r>
-      <w:proofErr w:type="gramStart"/>
-      <w:r>
-        <w:rPr>
-          <w:rFonts w:ascii="Times New Roman" w:hAnsi="Times New Roman" w:cs="Times New Roman"/>
-          <w:color w:val="000000" w:themeColor="text1"/>
-          <w:sz w:val="28"/>
-          <w:szCs w:val="28"/>
-        </w:rPr>
-        <w:t>данных.</w:t>
-      </w:r>
-      <w:r>
-        <w:rPr>
-          <w:rFonts w:ascii="Times New Roman" w:hAnsi="Times New Roman" w:cs="Times New Roman"/>
-          <w:color w:val="000000" w:themeColor="text1"/>
-          <w:sz w:val="28"/>
-          <w:szCs w:val="28"/>
-        </w:rPr>
-        <w:t>.</w:t>
-      </w:r>
-      <w:proofErr w:type="gramEnd"/>
+        <w:t>) и интеграции с СУБД MySQL. В процессе разработки применены механизмы условного форматирования интерфейса, обработки исключительных ситуаций и обеспечения ссылочной целостности данных с использованием транзакций.</w:t>
+      </w:r>
     </w:p>
     <w:p>
       <w:pPr>
@@ -15764,8 +15791,21 @@
           <w:sz w:val="28"/>
           <w:szCs w:val="28"/>
         </w:rPr>
-        <w:t>Разработанное приложение полностью соответствует требованиям демонстрационного экзамена (КОД 09.02.07-2-2026) и может быть использовано в учебных целях для дальнейшего изучения технологий программирования и баз данных. Все модули успешно протестированы, выявленные в процессе отладки ошибки устранены, программа работает стабильно.</w:t>
-      </w:r>
+        <w:t>Разработанное приложение полностью соответствует требованиям демонстрационного экзамена (КОД 09.02.07-2-2026). Проведённое тестирование, включающее модульные и интеграционные проверки, подтвердило стабильность работы всех модулей и отсутствие критических ошибок. Программный продукт может быть использован в учебных целях для дальнейшего изучения технологий программирования и баз данных.</w:t>
+      </w:r>
+    </w:p>
+    <w:p>
+      <w:pPr>
+        <w:spacing w:after="0" w:line="360" w:lineRule="auto"/>
+        <w:ind w:firstLine="709"/>
+        <w:jc w:val="both"/>
+        <w:rPr>
+          <w:rFonts w:ascii="Times New Roman" w:hAnsi="Times New Roman" w:cs="Times New Roman"/>
+          <w:color w:val="000000" w:themeColor="text1"/>
+          <w:sz w:val="28"/>
+          <w:szCs w:val="28"/>
+        </w:rPr>
+      </w:pPr>
       <w:r>
         <w:rPr>
           <w:rFonts w:ascii="Times New Roman" w:hAnsi="Times New Roman" w:cs="Times New Roman"/>
@@ -15827,27 +15867,7 @@
           <w:sz w:val="28"/>
           <w:szCs w:val="28"/>
         </w:rPr>
-        <w:t xml:space="preserve">ГОСТ 19.101-77. Единая система программной документации. Виды программ и программных документов. — </w:t>
-      </w:r>
-      <w:proofErr w:type="gramStart"/>
-      <w:r>
-        <w:rPr>
-          <w:rFonts w:ascii="Times New Roman" w:hAnsi="Times New Roman" w:cs="Times New Roman"/>
-          <w:color w:val="000000" w:themeColor="text1"/>
-          <w:sz w:val="28"/>
-          <w:szCs w:val="28"/>
-        </w:rPr>
-        <w:t>Москва :</w:t>
-      </w:r>
-      <w:proofErr w:type="gramEnd"/>
-      <w:r>
-        <w:rPr>
-          <w:rFonts w:ascii="Times New Roman" w:hAnsi="Times New Roman" w:cs="Times New Roman"/>
-          <w:color w:val="000000" w:themeColor="text1"/>
-          <w:sz w:val="28"/>
-          <w:szCs w:val="28"/>
-        </w:rPr>
-        <w:t xml:space="preserve"> </w:t>
+        <w:t xml:space="preserve">ГОСТ 19.101-77. Единая система программной документации. Виды программ и программных документов. — Москва : </w:t>
       </w:r>
       <w:proofErr w:type="spellStart"/>
       <w:r>
@@ -15893,27 +15913,7 @@
           <w:sz w:val="28"/>
           <w:szCs w:val="28"/>
         </w:rPr>
-        <w:t xml:space="preserve">ГОСТ 34.601-90. Информационная технология. Комплекс стандартов на автоматизированные системы. Автоматизированные системы. Стадии создания. — </w:t>
-      </w:r>
-      <w:proofErr w:type="gramStart"/>
-      <w:r>
-        <w:rPr>
-          <w:rFonts w:ascii="Times New Roman" w:hAnsi="Times New Roman" w:cs="Times New Roman"/>
-          <w:color w:val="000000" w:themeColor="text1"/>
-          <w:sz w:val="28"/>
-          <w:szCs w:val="28"/>
-        </w:rPr>
-        <w:t>Москва :</w:t>
-      </w:r>
-      <w:proofErr w:type="gramEnd"/>
-      <w:r>
-        <w:rPr>
-          <w:rFonts w:ascii="Times New Roman" w:hAnsi="Times New Roman" w:cs="Times New Roman"/>
-          <w:color w:val="000000" w:themeColor="text1"/>
-          <w:sz w:val="28"/>
-          <w:szCs w:val="28"/>
-        </w:rPr>
-        <w:t xml:space="preserve"> </w:t>
+        <w:t xml:space="preserve">ГОСТ 34.601-90. Информационная технология. Комплекс стандартов на автоматизированные системы. Автоматизированные системы. Стадии создания. — Москва : </w:t>
       </w:r>
       <w:proofErr w:type="spellStart"/>
       <w:r>
@@ -15959,27 +15959,7 @@
           <w:sz w:val="28"/>
           <w:szCs w:val="28"/>
         </w:rPr>
-        <w:t xml:space="preserve">ГОСТ 7.32-2017. Система стандартов по информации, библиотечному и издательскому делу. Отчет о научно-исследовательской работе. Структура и правила оформления. — </w:t>
-      </w:r>
-      <w:proofErr w:type="gramStart"/>
-      <w:r>
-        <w:rPr>
-          <w:rFonts w:ascii="Times New Roman" w:hAnsi="Times New Roman" w:cs="Times New Roman"/>
-          <w:color w:val="000000" w:themeColor="text1"/>
-          <w:sz w:val="28"/>
-          <w:szCs w:val="28"/>
-        </w:rPr>
-        <w:t>Москва :</w:t>
-      </w:r>
-      <w:proofErr w:type="gramEnd"/>
-      <w:r>
-        <w:rPr>
-          <w:rFonts w:ascii="Times New Roman" w:hAnsi="Times New Roman" w:cs="Times New Roman"/>
-          <w:color w:val="000000" w:themeColor="text1"/>
-          <w:sz w:val="28"/>
-          <w:szCs w:val="28"/>
-        </w:rPr>
-        <w:t xml:space="preserve"> </w:t>
+        <w:t xml:space="preserve">ГОСТ 7.32-2017. Система стандартов по информации, библиотечному и издательскому делу. Отчет о научно-исследовательской работе. Структура и правила оформления. — Москва : </w:t>
       </w:r>
       <w:proofErr w:type="spellStart"/>
       <w:r>
@@ -16025,27 +16005,7 @@
           <w:sz w:val="28"/>
           <w:szCs w:val="28"/>
         </w:rPr>
-        <w:t xml:space="preserve">ГОСТ Р 7.0.5-2008. Система стандартов по информации, библиотечному и издательскому делу. Библиографическая ссылка. Общие требования и правила составления. — </w:t>
-      </w:r>
-      <w:proofErr w:type="gramStart"/>
-      <w:r>
-        <w:rPr>
-          <w:rFonts w:ascii="Times New Roman" w:hAnsi="Times New Roman" w:cs="Times New Roman"/>
-          <w:color w:val="000000" w:themeColor="text1"/>
-          <w:sz w:val="28"/>
-          <w:szCs w:val="28"/>
-        </w:rPr>
-        <w:t>Москва :</w:t>
-      </w:r>
-      <w:proofErr w:type="gramEnd"/>
-      <w:r>
-        <w:rPr>
-          <w:rFonts w:ascii="Times New Roman" w:hAnsi="Times New Roman" w:cs="Times New Roman"/>
-          <w:color w:val="000000" w:themeColor="text1"/>
-          <w:sz w:val="28"/>
-          <w:szCs w:val="28"/>
-        </w:rPr>
-        <w:t xml:space="preserve"> </w:t>
+        <w:t xml:space="preserve">ГОСТ Р 7.0.5-2008. Система стандартов по информации, библиотечному и издательскому делу. Библиографическая ссылка. Общие требования и правила составления. — Москва : </w:t>
       </w:r>
       <w:proofErr w:type="spellStart"/>
       <w:r>
@@ -16091,27 +16051,7 @@
           <w:sz w:val="28"/>
           <w:szCs w:val="28"/>
         </w:rPr>
-        <w:t xml:space="preserve">ГОСТ Р 7.0.100-2018. Система стандартов по информации, библиотечному и издательскому делу. Библиографическая запись. Библиографическое описание. Общие требования и правила составления. — </w:t>
-      </w:r>
-      <w:proofErr w:type="gramStart"/>
-      <w:r>
-        <w:rPr>
-          <w:rFonts w:ascii="Times New Roman" w:hAnsi="Times New Roman" w:cs="Times New Roman"/>
-          <w:color w:val="000000" w:themeColor="text1"/>
-          <w:sz w:val="28"/>
-          <w:szCs w:val="28"/>
-        </w:rPr>
-        <w:t>Москва :</w:t>
-      </w:r>
-      <w:proofErr w:type="gramEnd"/>
-      <w:r>
-        <w:rPr>
-          <w:rFonts w:ascii="Times New Roman" w:hAnsi="Times New Roman" w:cs="Times New Roman"/>
-          <w:color w:val="000000" w:themeColor="text1"/>
-          <w:sz w:val="28"/>
-          <w:szCs w:val="28"/>
-        </w:rPr>
-        <w:t xml:space="preserve"> </w:t>
+        <w:t xml:space="preserve">ГОСТ Р 7.0.100-2018. Система стандартов по информации, библиотечному и издательскому делу. Библиографическая запись. Библиографическое описание. Общие требования и правила составления. — Москва : </w:t>
       </w:r>
       <w:proofErr w:type="spellStart"/>
       <w:r>
@@ -16153,87 +16093,7 @@
           <w:sz w:val="28"/>
           <w:szCs w:val="28"/>
         </w:rPr>
-        <w:t xml:space="preserve">Агальцов, В. П. Базы </w:t>
-      </w:r>
-      <w:proofErr w:type="gramStart"/>
-      <w:r>
-        <w:rPr>
-          <w:rFonts w:ascii="Times New Roman" w:hAnsi="Times New Roman" w:cs="Times New Roman"/>
-          <w:color w:val="000000" w:themeColor="text1"/>
-          <w:sz w:val="28"/>
-          <w:szCs w:val="28"/>
-        </w:rPr>
-        <w:t>данных :</w:t>
-      </w:r>
-      <w:proofErr w:type="gramEnd"/>
-      <w:r>
-        <w:rPr>
-          <w:rFonts w:ascii="Times New Roman" w:hAnsi="Times New Roman" w:cs="Times New Roman"/>
-          <w:color w:val="000000" w:themeColor="text1"/>
-          <w:sz w:val="28"/>
-          <w:szCs w:val="28"/>
-        </w:rPr>
-        <w:t xml:space="preserve"> в 2 кн. Книга 1. Локальные базы </w:t>
-      </w:r>
-      <w:proofErr w:type="gramStart"/>
-      <w:r>
-        <w:rPr>
-          <w:rFonts w:ascii="Times New Roman" w:hAnsi="Times New Roman" w:cs="Times New Roman"/>
-          <w:color w:val="000000" w:themeColor="text1"/>
-          <w:sz w:val="28"/>
-          <w:szCs w:val="28"/>
-        </w:rPr>
-        <w:t>данных :</w:t>
-      </w:r>
-      <w:proofErr w:type="gramEnd"/>
-      <w:r>
-        <w:rPr>
-          <w:rFonts w:ascii="Times New Roman" w:hAnsi="Times New Roman" w:cs="Times New Roman"/>
-          <w:color w:val="000000" w:themeColor="text1"/>
-          <w:sz w:val="28"/>
-          <w:szCs w:val="28"/>
-        </w:rPr>
-        <w:t xml:space="preserve"> учебник / В. П. Агальцов. — </w:t>
-      </w:r>
-      <w:proofErr w:type="gramStart"/>
-      <w:r>
-        <w:rPr>
-          <w:rFonts w:ascii="Times New Roman" w:hAnsi="Times New Roman" w:cs="Times New Roman"/>
-          <w:color w:val="000000" w:themeColor="text1"/>
-          <w:sz w:val="28"/>
-          <w:szCs w:val="28"/>
-        </w:rPr>
-        <w:t>Москва :</w:t>
-      </w:r>
-      <w:proofErr w:type="gramEnd"/>
-      <w:r>
-        <w:rPr>
-          <w:rFonts w:ascii="Times New Roman" w:hAnsi="Times New Roman" w:cs="Times New Roman"/>
-          <w:color w:val="000000" w:themeColor="text1"/>
-          <w:sz w:val="28"/>
-          <w:szCs w:val="28"/>
-        </w:rPr>
-        <w:t xml:space="preserve"> </w:t>
-      </w:r>
-      <w:proofErr w:type="gramStart"/>
-      <w:r>
-        <w:rPr>
-          <w:rFonts w:ascii="Times New Roman" w:hAnsi="Times New Roman" w:cs="Times New Roman"/>
-          <w:color w:val="000000" w:themeColor="text1"/>
-          <w:sz w:val="28"/>
-          <w:szCs w:val="28"/>
-        </w:rPr>
-        <w:t>ФОРУМ :</w:t>
-      </w:r>
-      <w:proofErr w:type="gramEnd"/>
-      <w:r>
-        <w:rPr>
-          <w:rFonts w:ascii="Times New Roman" w:hAnsi="Times New Roman" w:cs="Times New Roman"/>
-          <w:color w:val="000000" w:themeColor="text1"/>
-          <w:sz w:val="28"/>
-          <w:szCs w:val="28"/>
-        </w:rPr>
-        <w:t xml:space="preserve"> ИНФРА-М, 2022. — 352 с.</w:t>
+        <w:t>Агальцов, В. П. Базы данных : в 2 кн. Книга 1. Локальные базы данных : учебник / В. П. Агальцов. — Москва : ФОРУМ : ИНФРА-М, 2022. — 352 с.</w:t>
       </w:r>
     </w:p>
     <w:p>
@@ -16255,47 +16115,7 @@
           <w:sz w:val="28"/>
           <w:szCs w:val="28"/>
         </w:rPr>
-        <w:t xml:space="preserve">Зыков, С. В. Программирование. Объектно-ориентированный </w:t>
-      </w:r>
-      <w:proofErr w:type="gramStart"/>
-      <w:r>
-        <w:rPr>
-          <w:rFonts w:ascii="Times New Roman" w:hAnsi="Times New Roman" w:cs="Times New Roman"/>
-          <w:color w:val="000000" w:themeColor="text1"/>
-          <w:sz w:val="28"/>
-          <w:szCs w:val="28"/>
-        </w:rPr>
-        <w:t>подход :</w:t>
-      </w:r>
-      <w:proofErr w:type="gramEnd"/>
-      <w:r>
-        <w:rPr>
-          <w:rFonts w:ascii="Times New Roman" w:hAnsi="Times New Roman" w:cs="Times New Roman"/>
-          <w:color w:val="000000" w:themeColor="text1"/>
-          <w:sz w:val="28"/>
-          <w:szCs w:val="28"/>
-        </w:rPr>
-        <w:t xml:space="preserve"> учебник для вузов / С. В. Зыков. — </w:t>
-      </w:r>
-      <w:proofErr w:type="gramStart"/>
-      <w:r>
-        <w:rPr>
-          <w:rFonts w:ascii="Times New Roman" w:hAnsi="Times New Roman" w:cs="Times New Roman"/>
-          <w:color w:val="000000" w:themeColor="text1"/>
-          <w:sz w:val="28"/>
-          <w:szCs w:val="28"/>
-        </w:rPr>
-        <w:t>Москва :</w:t>
-      </w:r>
-      <w:proofErr w:type="gramEnd"/>
-      <w:r>
-        <w:rPr>
-          <w:rFonts w:ascii="Times New Roman" w:hAnsi="Times New Roman" w:cs="Times New Roman"/>
-          <w:color w:val="000000" w:themeColor="text1"/>
-          <w:sz w:val="28"/>
-          <w:szCs w:val="28"/>
-        </w:rPr>
-        <w:t xml:space="preserve"> </w:t>
+        <w:t xml:space="preserve">Зыков, С. В. Программирование. Объектно-ориентированный подход : учебник для вузов / С. В. Зыков. — Москва : </w:t>
       </w:r>
       <w:proofErr w:type="spellStart"/>
       <w:r>
@@ -16368,27 +16188,7 @@
           <w:sz w:val="28"/>
           <w:szCs w:val="28"/>
         </w:rPr>
-        <w:t>. — Санкт-</w:t>
-      </w:r>
-      <w:proofErr w:type="gramStart"/>
-      <w:r>
-        <w:rPr>
-          <w:rFonts w:ascii="Times New Roman" w:hAnsi="Times New Roman" w:cs="Times New Roman"/>
-          <w:color w:val="000000" w:themeColor="text1"/>
-          <w:sz w:val="28"/>
-          <w:szCs w:val="28"/>
-        </w:rPr>
-        <w:t>Петербург :</w:t>
-      </w:r>
-      <w:proofErr w:type="gramEnd"/>
-      <w:r>
-        <w:rPr>
-          <w:rFonts w:ascii="Times New Roman" w:hAnsi="Times New Roman" w:cs="Times New Roman"/>
-          <w:color w:val="000000" w:themeColor="text1"/>
-          <w:sz w:val="28"/>
-          <w:szCs w:val="28"/>
-        </w:rPr>
-        <w:t xml:space="preserve"> БХВ-Петербург, 2009. — 320 с. </w:t>
+        <w:t xml:space="preserve">. — Санкт-Петербург : БХВ-Петербург, 2009. — 320 с. </w:t>
       </w:r>
     </w:p>
     <w:p>
@@ -16410,47 +16210,7 @@
           <w:sz w:val="28"/>
           <w:szCs w:val="28"/>
         </w:rPr>
-        <w:t xml:space="preserve">Павловская, Т. А. C#. Программирование на языке высокого </w:t>
-      </w:r>
-      <w:proofErr w:type="gramStart"/>
-      <w:r>
-        <w:rPr>
-          <w:rFonts w:ascii="Times New Roman" w:hAnsi="Times New Roman" w:cs="Times New Roman"/>
-          <w:color w:val="000000" w:themeColor="text1"/>
-          <w:sz w:val="28"/>
-          <w:szCs w:val="28"/>
-        </w:rPr>
-        <w:t>уровня :</w:t>
-      </w:r>
-      <w:proofErr w:type="gramEnd"/>
-      <w:r>
-        <w:rPr>
-          <w:rFonts w:ascii="Times New Roman" w:hAnsi="Times New Roman" w:cs="Times New Roman"/>
-          <w:color w:val="000000" w:themeColor="text1"/>
-          <w:sz w:val="28"/>
-          <w:szCs w:val="28"/>
-        </w:rPr>
-        <w:t xml:space="preserve"> учебник для вузов / Т. А. Павловская. — Санкт-</w:t>
-      </w:r>
-      <w:proofErr w:type="gramStart"/>
-      <w:r>
-        <w:rPr>
-          <w:rFonts w:ascii="Times New Roman" w:hAnsi="Times New Roman" w:cs="Times New Roman"/>
-          <w:color w:val="000000" w:themeColor="text1"/>
-          <w:sz w:val="28"/>
-          <w:szCs w:val="28"/>
-        </w:rPr>
-        <w:t>Петербург :</w:t>
-      </w:r>
-      <w:proofErr w:type="gramEnd"/>
-      <w:r>
-        <w:rPr>
-          <w:rFonts w:ascii="Times New Roman" w:hAnsi="Times New Roman" w:cs="Times New Roman"/>
-          <w:color w:val="000000" w:themeColor="text1"/>
-          <w:sz w:val="28"/>
-          <w:szCs w:val="28"/>
-        </w:rPr>
-        <w:t xml:space="preserve"> Питер, 2023. — 448 с.</w:t>
+        <w:t>Павловская, Т. А. C#. Программирование на языке высокого уровня : учебник для вузов / Т. А. Павловская. — Санкт-Петербург : Питер, 2023. — 448 с.</w:t>
       </w:r>
     </w:p>
     <w:p>
@@ -16473,47 +16233,7 @@
           <w:szCs w:val="28"/>
         </w:rPr>
         <w:lastRenderedPageBreak/>
-        <w:t xml:space="preserve">Подбельский, В. В. Программирование. Базовый курс </w:t>
-      </w:r>
-      <w:proofErr w:type="gramStart"/>
-      <w:r>
-        <w:rPr>
-          <w:rFonts w:ascii="Times New Roman" w:hAnsi="Times New Roman" w:cs="Times New Roman"/>
-          <w:color w:val="000000" w:themeColor="text1"/>
-          <w:sz w:val="28"/>
-          <w:szCs w:val="28"/>
-        </w:rPr>
-        <w:t>C# :</w:t>
-      </w:r>
-      <w:proofErr w:type="gramEnd"/>
-      <w:r>
-        <w:rPr>
-          <w:rFonts w:ascii="Times New Roman" w:hAnsi="Times New Roman" w:cs="Times New Roman"/>
-          <w:color w:val="000000" w:themeColor="text1"/>
-          <w:sz w:val="28"/>
-          <w:szCs w:val="28"/>
-        </w:rPr>
-        <w:t xml:space="preserve"> учебник для вузов / В. В. Подбельский. — </w:t>
-      </w:r>
-      <w:proofErr w:type="gramStart"/>
-      <w:r>
-        <w:rPr>
-          <w:rFonts w:ascii="Times New Roman" w:hAnsi="Times New Roman" w:cs="Times New Roman"/>
-          <w:color w:val="000000" w:themeColor="text1"/>
-          <w:sz w:val="28"/>
-          <w:szCs w:val="28"/>
-        </w:rPr>
-        <w:t>Москва :</w:t>
-      </w:r>
-      <w:proofErr w:type="gramEnd"/>
-      <w:r>
-        <w:rPr>
-          <w:rFonts w:ascii="Times New Roman" w:hAnsi="Times New Roman" w:cs="Times New Roman"/>
-          <w:color w:val="000000" w:themeColor="text1"/>
-          <w:sz w:val="28"/>
-          <w:szCs w:val="28"/>
-        </w:rPr>
-        <w:t xml:space="preserve"> </w:t>
+        <w:t xml:space="preserve">Подбельский, В. В. Программирование. Базовый курс C# : учебник для вузов / В. В. Подбельский. — Москва : </w:t>
       </w:r>
       <w:proofErr w:type="spellStart"/>
       <w:r>
@@ -16566,27 +16286,7 @@
           <w:sz w:val="28"/>
           <w:szCs w:val="28"/>
         </w:rPr>
-        <w:t xml:space="preserve">, Е. Л. Программная инженерия. Тестирование и контроль качества программного </w:t>
-      </w:r>
-      <w:proofErr w:type="gramStart"/>
-      <w:r>
-        <w:rPr>
-          <w:rFonts w:ascii="Times New Roman" w:hAnsi="Times New Roman" w:cs="Times New Roman"/>
-          <w:color w:val="000000" w:themeColor="text1"/>
-          <w:sz w:val="28"/>
-          <w:szCs w:val="28"/>
-        </w:rPr>
-        <w:t>обеспечения :</w:t>
-      </w:r>
-      <w:proofErr w:type="gramEnd"/>
-      <w:r>
-        <w:rPr>
-          <w:rFonts w:ascii="Times New Roman" w:hAnsi="Times New Roman" w:cs="Times New Roman"/>
-          <w:color w:val="000000" w:themeColor="text1"/>
-          <w:sz w:val="28"/>
-          <w:szCs w:val="28"/>
-        </w:rPr>
-        <w:t xml:space="preserve"> учебное пособие для вузов / Е. Л. </w:t>
+        <w:t xml:space="preserve">, Е. Л. Программная инженерия. Тестирование и контроль качества программного обеспечения : учебное пособие для вузов / Е. Л. </w:t>
       </w:r>
       <w:proofErr w:type="spellStart"/>
       <w:r>
@@ -16626,27 +16326,7 @@
           <w:sz w:val="28"/>
           <w:szCs w:val="28"/>
         </w:rPr>
-        <w:t>. — Санкт-</w:t>
-      </w:r>
-      <w:proofErr w:type="gramStart"/>
-      <w:r>
-        <w:rPr>
-          <w:rFonts w:ascii="Times New Roman" w:hAnsi="Times New Roman" w:cs="Times New Roman"/>
-          <w:color w:val="000000" w:themeColor="text1"/>
-          <w:sz w:val="28"/>
-          <w:szCs w:val="28"/>
-        </w:rPr>
-        <w:t>Петербург :</w:t>
-      </w:r>
-      <w:proofErr w:type="gramEnd"/>
-      <w:r>
-        <w:rPr>
-          <w:rFonts w:ascii="Times New Roman" w:hAnsi="Times New Roman" w:cs="Times New Roman"/>
-          <w:color w:val="000000" w:themeColor="text1"/>
-          <w:sz w:val="28"/>
-          <w:szCs w:val="28"/>
-        </w:rPr>
-        <w:t xml:space="preserve"> Лань, 2025. — 169 с.</w:t>
+        <w:t>. — Санкт-Петербург : Лань, 2025. — 169 с.</w:t>
       </w:r>
     </w:p>
     <w:p>
@@ -16738,47 +16418,7 @@
           <w:sz w:val="28"/>
           <w:szCs w:val="28"/>
         </w:rPr>
-        <w:t>Казанский, А. А. Программирование на Visual C# [Электронный ресурс</w:t>
-      </w:r>
-      <w:proofErr w:type="gramStart"/>
-      <w:r>
-        <w:rPr>
-          <w:rFonts w:ascii="Times New Roman" w:hAnsi="Times New Roman" w:cs="Times New Roman"/>
-          <w:color w:val="000000" w:themeColor="text1"/>
-          <w:sz w:val="28"/>
-          <w:szCs w:val="28"/>
-        </w:rPr>
-        <w:t>] :</w:t>
-      </w:r>
-      <w:proofErr w:type="gramEnd"/>
-      <w:r>
-        <w:rPr>
-          <w:rFonts w:ascii="Times New Roman" w:hAnsi="Times New Roman" w:cs="Times New Roman"/>
-          <w:color w:val="000000" w:themeColor="text1"/>
-          <w:sz w:val="28"/>
-          <w:szCs w:val="28"/>
-        </w:rPr>
-        <w:t xml:space="preserve"> учебник для вузов / А. А. Казанский. — 2-е изд., пер. и доп. — </w:t>
-      </w:r>
-      <w:proofErr w:type="gramStart"/>
-      <w:r>
-        <w:rPr>
-          <w:rFonts w:ascii="Times New Roman" w:hAnsi="Times New Roman" w:cs="Times New Roman"/>
-          <w:color w:val="000000" w:themeColor="text1"/>
-          <w:sz w:val="28"/>
-          <w:szCs w:val="28"/>
-        </w:rPr>
-        <w:t>Москва :</w:t>
-      </w:r>
-      <w:proofErr w:type="gramEnd"/>
-      <w:r>
-        <w:rPr>
-          <w:rFonts w:ascii="Times New Roman" w:hAnsi="Times New Roman" w:cs="Times New Roman"/>
-          <w:color w:val="000000" w:themeColor="text1"/>
-          <w:sz w:val="28"/>
-          <w:szCs w:val="28"/>
-        </w:rPr>
-        <w:t xml:space="preserve"> </w:t>
+        <w:t xml:space="preserve">Казанский, А. А. Программирование на Visual C# [Электронный ресурс] : учебник для вузов / А. А. Казанский. — 2-е изд., пер. и доп. — Москва : </w:t>
       </w:r>
       <w:proofErr w:type="spellStart"/>
       <w:r>
@@ -16941,27 +16581,7 @@
           <w:sz w:val="28"/>
           <w:szCs w:val="28"/>
         </w:rPr>
-        <w:t xml:space="preserve">. — </w:t>
-      </w:r>
-      <w:proofErr w:type="gramStart"/>
-      <w:r>
-        <w:rPr>
-          <w:rFonts w:ascii="Times New Roman" w:hAnsi="Times New Roman" w:cs="Times New Roman"/>
-          <w:color w:val="000000" w:themeColor="text1"/>
-          <w:sz w:val="28"/>
-          <w:szCs w:val="28"/>
-        </w:rPr>
-        <w:t>Москва :</w:t>
-      </w:r>
-      <w:proofErr w:type="gramEnd"/>
-      <w:r>
-        <w:rPr>
-          <w:rFonts w:ascii="Times New Roman" w:hAnsi="Times New Roman" w:cs="Times New Roman"/>
-          <w:color w:val="000000" w:themeColor="text1"/>
-          <w:sz w:val="28"/>
-          <w:szCs w:val="28"/>
-        </w:rPr>
-        <w:t xml:space="preserve"> Вильямс, 2015. — 1056 с. — Режим доступа: </w:t>
+        <w:t>. — Москва : Вильямс, 2015. — 1056 с. — Режим доступа: </w:t>
       </w:r>
       <w:hyperlink r:id="rId35" w:tgtFrame="_blank" w:history="1">
         <w:r>
@@ -17099,7 +16719,6 @@
         <w:t xml:space="preserve"> </w:t>
       </w:r>
       <w:proofErr w:type="spellStart"/>
-      <w:proofErr w:type="gramStart"/>
       <w:r>
         <w:rPr>
           <w:rFonts w:ascii="Times New Roman" w:hAnsi="Times New Roman" w:cs="Times New Roman"/>
@@ -17118,7 +16737,6 @@
         </w:rPr>
         <w:t>(</w:t>
       </w:r>
-      <w:proofErr w:type="gramEnd"/>
       <w:r>
         <w:rPr>
           <w:rFonts w:ascii="Times New Roman" w:hAnsi="Times New Roman" w:cs="Times New Roman"/>
@@ -17195,7 +16813,6 @@
         <w:t xml:space="preserve">    </w:t>
       </w:r>
       <w:proofErr w:type="spellStart"/>
-      <w:proofErr w:type="gramStart"/>
       <w:r>
         <w:rPr>
           <w:rFonts w:ascii="Times New Roman" w:hAnsi="Times New Roman" w:cs="Times New Roman"/>
@@ -17213,17 +16830,7 @@
           <w:szCs w:val="24"/>
           <w:lang w:val="en-US"/>
         </w:rPr>
-        <w:t>(</w:t>
-      </w:r>
-      <w:proofErr w:type="gramEnd"/>
-      <w:r>
-        <w:rPr>
-          <w:rFonts w:ascii="Times New Roman" w:hAnsi="Times New Roman" w:cs="Times New Roman"/>
-          <w:sz w:val="24"/>
-          <w:szCs w:val="24"/>
-          <w:lang w:val="en-US"/>
-        </w:rPr>
-        <w:t>);</w:t>
+        <w:t>();</w:t>
       </w:r>
     </w:p>
     <w:p>
@@ -17346,7 +16953,6 @@
         <w:t xml:space="preserve">    if (</w:t>
       </w:r>
       <w:proofErr w:type="spellStart"/>
-      <w:proofErr w:type="gramStart"/>
       <w:r>
         <w:rPr>
           <w:rFonts w:ascii="Times New Roman" w:hAnsi="Times New Roman" w:cs="Times New Roman"/>
@@ -17364,17 +16970,7 @@
           <w:szCs w:val="24"/>
           <w:lang w:val="en-US"/>
         </w:rPr>
-        <w:t xml:space="preserve"> !</w:t>
-      </w:r>
-      <w:proofErr w:type="gramEnd"/>
-      <w:r>
-        <w:rPr>
-          <w:rFonts w:ascii="Times New Roman" w:hAnsi="Times New Roman" w:cs="Times New Roman"/>
-          <w:sz w:val="24"/>
-          <w:szCs w:val="24"/>
-          <w:lang w:val="en-US"/>
-        </w:rPr>
-        <w:t>= null)</w:t>
+        <w:t xml:space="preserve"> != null)</w:t>
       </w:r>
     </w:p>
     <w:p>
@@ -17607,7 +17203,6 @@
         <w:t xml:space="preserve"> = </w:t>
       </w:r>
       <w:proofErr w:type="spellStart"/>
-      <w:proofErr w:type="gramStart"/>
       <w:r>
         <w:rPr>
           <w:rFonts w:ascii="Times New Roman" w:hAnsi="Times New Roman" w:cs="Times New Roman"/>
@@ -17625,17 +17220,7 @@
           <w:szCs w:val="24"/>
           <w:lang w:val="en-US"/>
         </w:rPr>
-        <w:t xml:space="preserve"> !</w:t>
-      </w:r>
-      <w:proofErr w:type="gramEnd"/>
-      <w:r>
-        <w:rPr>
-          <w:rFonts w:ascii="Times New Roman" w:hAnsi="Times New Roman" w:cs="Times New Roman"/>
-          <w:sz w:val="24"/>
-          <w:szCs w:val="24"/>
-          <w:lang w:val="en-US"/>
-        </w:rPr>
-        <w:t>= null &amp;&amp; (</w:t>
+        <w:t xml:space="preserve"> != null &amp;&amp; (</w:t>
       </w:r>
       <w:proofErr w:type="spellStart"/>
       <w:r>
@@ -17866,7 +17451,6 @@
         <w:t xml:space="preserve"> = </w:t>
       </w:r>
       <w:proofErr w:type="spellStart"/>
-      <w:proofErr w:type="gramStart"/>
       <w:r>
         <w:rPr>
           <w:rFonts w:ascii="Times New Roman" w:hAnsi="Times New Roman" w:cs="Times New Roman"/>
@@ -17884,17 +17468,7 @@
           <w:szCs w:val="24"/>
           <w:lang w:val="en-US"/>
         </w:rPr>
-        <w:t xml:space="preserve"> !</w:t>
-      </w:r>
-      <w:proofErr w:type="gramEnd"/>
-      <w:r>
-        <w:rPr>
-          <w:rFonts w:ascii="Times New Roman" w:hAnsi="Times New Roman" w:cs="Times New Roman"/>
-          <w:sz w:val="24"/>
-          <w:szCs w:val="24"/>
-          <w:lang w:val="en-US"/>
-        </w:rPr>
-        <w:t xml:space="preserve">= null &amp;&amp; </w:t>
+        <w:t xml:space="preserve"> != null &amp;&amp; </w:t>
       </w:r>
       <w:proofErr w:type="spellStart"/>
       <w:r>
@@ -17993,7 +17567,6 @@
         <w:t xml:space="preserve">    </w:t>
       </w:r>
       <w:proofErr w:type="spellStart"/>
-      <w:proofErr w:type="gramStart"/>
       <w:r>
         <w:rPr>
           <w:rFonts w:ascii="Times New Roman" w:hAnsi="Times New Roman" w:cs="Times New Roman"/>
@@ -18009,16 +17582,7 @@
           <w:sz w:val="24"/>
           <w:szCs w:val="24"/>
         </w:rPr>
-        <w:t>(</w:t>
-      </w:r>
-      <w:proofErr w:type="gramEnd"/>
-      <w:r>
-        <w:rPr>
-          <w:rFonts w:ascii="Times New Roman" w:hAnsi="Times New Roman" w:cs="Times New Roman"/>
-          <w:sz w:val="24"/>
-          <w:szCs w:val="24"/>
-        </w:rPr>
-        <w:t>);</w:t>
+        <w:t>();</w:t>
       </w:r>
     </w:p>
     <w:p>
@@ -18070,7 +17634,6 @@
         <w:t xml:space="preserve">    </w:t>
       </w:r>
       <w:proofErr w:type="spellStart"/>
-      <w:proofErr w:type="gramStart"/>
       <w:r>
         <w:rPr>
           <w:rFonts w:ascii="Times New Roman" w:hAnsi="Times New Roman" w:cs="Times New Roman"/>
@@ -18086,16 +17649,7 @@
           <w:sz w:val="24"/>
           <w:szCs w:val="24"/>
         </w:rPr>
-        <w:t>(</w:t>
-      </w:r>
-      <w:proofErr w:type="gramEnd"/>
-      <w:r>
-        <w:rPr>
-          <w:rFonts w:ascii="Times New Roman" w:hAnsi="Times New Roman" w:cs="Times New Roman"/>
-          <w:sz w:val="24"/>
-          <w:szCs w:val="24"/>
-        </w:rPr>
-        <w:t>);</w:t>
+        <w:t>();</w:t>
       </w:r>
     </w:p>
     <w:p>
@@ -18168,7 +17722,6 @@
         <w:t xml:space="preserve">private void </w:t>
       </w:r>
       <w:proofErr w:type="spellStart"/>
-      <w:proofErr w:type="gramStart"/>
       <w:r>
         <w:rPr>
           <w:rFonts w:ascii="Times New Roman" w:hAnsi="Times New Roman" w:cs="Times New Roman"/>
@@ -18186,17 +17739,7 @@
           <w:szCs w:val="24"/>
           <w:lang w:val="en-US"/>
         </w:rPr>
-        <w:t>(</w:t>
-      </w:r>
-      <w:proofErr w:type="gramEnd"/>
-      <w:r>
-        <w:rPr>
-          <w:rFonts w:ascii="Times New Roman" w:hAnsi="Times New Roman" w:cs="Times New Roman"/>
-          <w:sz w:val="24"/>
-          <w:szCs w:val="24"/>
-          <w:lang w:val="en-US"/>
-        </w:rPr>
-        <w:t>)</w:t>
+        <w:t>()</w:t>
       </w:r>
     </w:p>
     <w:p>
@@ -18324,7 +17867,6 @@
         <w:t xml:space="preserve">        </w:t>
       </w:r>
       <w:proofErr w:type="spellStart"/>
-      <w:proofErr w:type="gramStart"/>
       <w:r>
         <w:rPr>
           <w:rFonts w:ascii="Times New Roman" w:hAnsi="Times New Roman" w:cs="Times New Roman"/>
@@ -18335,7 +17877,6 @@
         <w:t>cmbSupplierFilter.Items.Clear</w:t>
       </w:r>
       <w:proofErr w:type="spellEnd"/>
-      <w:proofErr w:type="gramEnd"/>
       <w:r>
         <w:rPr>
           <w:rFonts w:ascii="Times New Roman" w:hAnsi="Times New Roman" w:cs="Times New Roman"/>
@@ -18367,7 +17908,6 @@
         <w:t xml:space="preserve">        </w:t>
       </w:r>
       <w:proofErr w:type="spellStart"/>
-      <w:proofErr w:type="gramStart"/>
       <w:r>
         <w:rPr>
           <w:rFonts w:ascii="Times New Roman" w:hAnsi="Times New Roman" w:cs="Times New Roman"/>
@@ -18378,7 +17918,6 @@
         <w:t>cmbSupplierFilter.Items.Add</w:t>
       </w:r>
       <w:proofErr w:type="spellEnd"/>
-      <w:proofErr w:type="gramEnd"/>
       <w:r>
         <w:rPr>
           <w:rFonts w:ascii="Times New Roman" w:hAnsi="Times New Roman" w:cs="Times New Roman"/>
@@ -18506,7 +18045,6 @@
         <w:t xml:space="preserve">            </w:t>
       </w:r>
       <w:proofErr w:type="spellStart"/>
-      <w:proofErr w:type="gramStart"/>
       <w:r>
         <w:rPr>
           <w:rFonts w:ascii="Times New Roman" w:hAnsi="Times New Roman" w:cs="Times New Roman"/>
@@ -18517,7 +18055,6 @@
         <w:t>cmbSupplierFilter.Items.Add</w:t>
       </w:r>
       <w:proofErr w:type="spellEnd"/>
-      <w:proofErr w:type="gramEnd"/>
       <w:r>
         <w:rPr>
           <w:rFonts w:ascii="Times New Roman" w:hAnsi="Times New Roman" w:cs="Times New Roman"/>
@@ -18700,7 +18237,6 @@
         <w:t>: {</w:t>
       </w:r>
       <w:proofErr w:type="spellStart"/>
-      <w:proofErr w:type="gramStart"/>
       <w:r>
         <w:rPr>
           <w:rFonts w:ascii="Times New Roman" w:hAnsi="Times New Roman" w:cs="Times New Roman"/>
@@ -18711,7 +18247,6 @@
         <w:t>ex.Message</w:t>
       </w:r>
       <w:proofErr w:type="spellEnd"/>
-      <w:proofErr w:type="gramEnd"/>
       <w:r>
         <w:rPr>
           <w:rFonts w:ascii="Times New Roman" w:hAnsi="Times New Roman" w:cs="Times New Roman"/>
@@ -18965,7 +18500,6 @@
         <w:t xml:space="preserve">public </w:t>
       </w:r>
       <w:proofErr w:type="spellStart"/>
-      <w:proofErr w:type="gramStart"/>
       <w:r>
         <w:rPr>
           <w:rFonts w:ascii="Times New Roman" w:hAnsi="Times New Roman" w:cs="Times New Roman"/>
@@ -18983,17 +18517,1397 @@
           <w:szCs w:val="24"/>
           <w:lang w:val="en-US"/>
         </w:rPr>
+        <w:t>(Product product, User user)</w:t>
+      </w:r>
+    </w:p>
+    <w:p>
+      <w:pPr>
+        <w:spacing w:after="0" w:line="240" w:lineRule="auto"/>
+        <w:jc w:val="both"/>
+        <w:rPr>
+          <w:rFonts w:ascii="Times New Roman" w:hAnsi="Times New Roman" w:cs="Times New Roman"/>
+          <w:sz w:val="24"/>
+          <w:szCs w:val="24"/>
+          <w:lang w:val="en-US"/>
+        </w:rPr>
+      </w:pPr>
+      <w:r>
+        <w:rPr>
+          <w:rFonts w:ascii="Times New Roman" w:hAnsi="Times New Roman" w:cs="Times New Roman"/>
+          <w:sz w:val="24"/>
+          <w:szCs w:val="24"/>
+          <w:lang w:val="en-US"/>
+        </w:rPr>
+        <w:t>{</w:t>
+      </w:r>
+    </w:p>
+    <w:p>
+      <w:pPr>
+        <w:spacing w:after="0" w:line="240" w:lineRule="auto"/>
+        <w:jc w:val="both"/>
+        <w:rPr>
+          <w:rFonts w:ascii="Times New Roman" w:hAnsi="Times New Roman" w:cs="Times New Roman"/>
+          <w:sz w:val="24"/>
+          <w:szCs w:val="24"/>
+          <w:lang w:val="en-US"/>
+        </w:rPr>
+      </w:pPr>
+      <w:r>
+        <w:rPr>
+          <w:rFonts w:ascii="Times New Roman" w:hAnsi="Times New Roman" w:cs="Times New Roman"/>
+          <w:sz w:val="24"/>
+          <w:szCs w:val="24"/>
+          <w:lang w:val="en-US"/>
+        </w:rPr>
+        <w:t xml:space="preserve">    </w:t>
+      </w:r>
+      <w:proofErr w:type="spellStart"/>
+      <w:r>
+        <w:rPr>
+          <w:rFonts w:ascii="Times New Roman" w:hAnsi="Times New Roman" w:cs="Times New Roman"/>
+          <w:sz w:val="24"/>
+          <w:szCs w:val="24"/>
+          <w:lang w:val="en-US"/>
+        </w:rPr>
+        <w:t>InitializeComponent</w:t>
+      </w:r>
+      <w:proofErr w:type="spellEnd"/>
+      <w:r>
+        <w:rPr>
+          <w:rFonts w:ascii="Times New Roman" w:hAnsi="Times New Roman" w:cs="Times New Roman"/>
+          <w:sz w:val="24"/>
+          <w:szCs w:val="24"/>
+          <w:lang w:val="en-US"/>
+        </w:rPr>
+        <w:t>();</w:t>
+      </w:r>
+    </w:p>
+    <w:p>
+      <w:pPr>
+        <w:spacing w:after="0" w:line="240" w:lineRule="auto"/>
+        <w:jc w:val="both"/>
+        <w:rPr>
+          <w:rFonts w:ascii="Times New Roman" w:hAnsi="Times New Roman" w:cs="Times New Roman"/>
+          <w:sz w:val="24"/>
+          <w:szCs w:val="24"/>
+          <w:lang w:val="en-US"/>
+        </w:rPr>
+      </w:pPr>
+      <w:r>
+        <w:rPr>
+          <w:rFonts w:ascii="Times New Roman" w:hAnsi="Times New Roman" w:cs="Times New Roman"/>
+          <w:sz w:val="24"/>
+          <w:szCs w:val="24"/>
+          <w:lang w:val="en-US"/>
+        </w:rPr>
+        <w:t xml:space="preserve">    </w:t>
+      </w:r>
+      <w:proofErr w:type="spellStart"/>
+      <w:r>
+        <w:rPr>
+          <w:rFonts w:ascii="Times New Roman" w:hAnsi="Times New Roman" w:cs="Times New Roman"/>
+          <w:sz w:val="24"/>
+          <w:szCs w:val="24"/>
+          <w:lang w:val="en-US"/>
+        </w:rPr>
+        <w:t>currentProduct</w:t>
+      </w:r>
+      <w:proofErr w:type="spellEnd"/>
+      <w:r>
+        <w:rPr>
+          <w:rFonts w:ascii="Times New Roman" w:hAnsi="Times New Roman" w:cs="Times New Roman"/>
+          <w:sz w:val="24"/>
+          <w:szCs w:val="24"/>
+          <w:lang w:val="en-US"/>
+        </w:rPr>
+        <w:t xml:space="preserve"> = product;</w:t>
+      </w:r>
+    </w:p>
+    <w:p>
+      <w:pPr>
+        <w:spacing w:after="0" w:line="240" w:lineRule="auto"/>
+        <w:jc w:val="both"/>
+        <w:rPr>
+          <w:rFonts w:ascii="Times New Roman" w:hAnsi="Times New Roman" w:cs="Times New Roman"/>
+          <w:sz w:val="24"/>
+          <w:szCs w:val="24"/>
+          <w:lang w:val="en-US"/>
+        </w:rPr>
+      </w:pPr>
+      <w:r>
+        <w:rPr>
+          <w:rFonts w:ascii="Times New Roman" w:hAnsi="Times New Roman" w:cs="Times New Roman"/>
+          <w:sz w:val="24"/>
+          <w:szCs w:val="24"/>
+          <w:lang w:val="en-US"/>
+        </w:rPr>
+        <w:t xml:space="preserve">    </w:t>
+      </w:r>
+      <w:proofErr w:type="spellStart"/>
+      <w:r>
+        <w:rPr>
+          <w:rFonts w:ascii="Times New Roman" w:hAnsi="Times New Roman" w:cs="Times New Roman"/>
+          <w:sz w:val="24"/>
+          <w:szCs w:val="24"/>
+          <w:lang w:val="en-US"/>
+        </w:rPr>
+        <w:t>currentUser</w:t>
+      </w:r>
+      <w:proofErr w:type="spellEnd"/>
+      <w:r>
+        <w:rPr>
+          <w:rFonts w:ascii="Times New Roman" w:hAnsi="Times New Roman" w:cs="Times New Roman"/>
+          <w:sz w:val="24"/>
+          <w:szCs w:val="24"/>
+          <w:lang w:val="en-US"/>
+        </w:rPr>
+        <w:t xml:space="preserve"> = user;</w:t>
+      </w:r>
+    </w:p>
+    <w:p>
+      <w:pPr>
+        <w:spacing w:after="0" w:line="240" w:lineRule="auto"/>
+        <w:jc w:val="both"/>
+        <w:rPr>
+          <w:rFonts w:ascii="Times New Roman" w:hAnsi="Times New Roman" w:cs="Times New Roman"/>
+          <w:sz w:val="24"/>
+          <w:szCs w:val="24"/>
+          <w:lang w:val="en-US"/>
+        </w:rPr>
+      </w:pPr>
+    </w:p>
+    <w:p>
+      <w:pPr>
+        <w:spacing w:after="0" w:line="240" w:lineRule="auto"/>
+        <w:jc w:val="both"/>
+        <w:rPr>
+          <w:rFonts w:ascii="Times New Roman" w:hAnsi="Times New Roman" w:cs="Times New Roman"/>
+          <w:sz w:val="24"/>
+          <w:szCs w:val="24"/>
+          <w:lang w:val="en-US"/>
+        </w:rPr>
+      </w:pPr>
+      <w:r>
+        <w:rPr>
+          <w:rFonts w:ascii="Times New Roman" w:hAnsi="Times New Roman" w:cs="Times New Roman"/>
+          <w:sz w:val="24"/>
+          <w:szCs w:val="24"/>
+          <w:lang w:val="en-US"/>
+        </w:rPr>
+        <w:t xml:space="preserve">    // </w:t>
+      </w:r>
+      <w:r>
+        <w:rPr>
+          <w:rFonts w:ascii="Times New Roman" w:hAnsi="Times New Roman" w:cs="Times New Roman"/>
+          <w:sz w:val="24"/>
+          <w:szCs w:val="24"/>
+        </w:rPr>
+        <w:t>Заголовок</w:t>
+      </w:r>
+      <w:r>
+        <w:rPr>
+          <w:rFonts w:ascii="Times New Roman" w:hAnsi="Times New Roman" w:cs="Times New Roman"/>
+          <w:sz w:val="24"/>
+          <w:szCs w:val="24"/>
+          <w:lang w:val="en-US"/>
+        </w:rPr>
+        <w:t xml:space="preserve"> </w:t>
+      </w:r>
+      <w:r>
+        <w:rPr>
+          <w:rFonts w:ascii="Times New Roman" w:hAnsi="Times New Roman" w:cs="Times New Roman"/>
+          <w:sz w:val="24"/>
+          <w:szCs w:val="24"/>
+        </w:rPr>
+        <w:t>формы</w:t>
+      </w:r>
+    </w:p>
+    <w:p>
+      <w:pPr>
+        <w:spacing w:after="0" w:line="240" w:lineRule="auto"/>
+        <w:jc w:val="both"/>
+        <w:rPr>
+          <w:rFonts w:ascii="Times New Roman" w:hAnsi="Times New Roman" w:cs="Times New Roman"/>
+          <w:sz w:val="24"/>
+          <w:szCs w:val="24"/>
+          <w:lang w:val="en-US"/>
+        </w:rPr>
+      </w:pPr>
+      <w:r>
+        <w:rPr>
+          <w:rFonts w:ascii="Times New Roman" w:hAnsi="Times New Roman" w:cs="Times New Roman"/>
+          <w:sz w:val="24"/>
+          <w:szCs w:val="24"/>
+          <w:lang w:val="en-US"/>
+        </w:rPr>
+        <w:t xml:space="preserve">    if (</w:t>
+      </w:r>
+      <w:proofErr w:type="spellStart"/>
+      <w:r>
+        <w:rPr>
+          <w:rFonts w:ascii="Times New Roman" w:hAnsi="Times New Roman" w:cs="Times New Roman"/>
+          <w:sz w:val="24"/>
+          <w:szCs w:val="24"/>
+          <w:lang w:val="en-US"/>
+        </w:rPr>
+        <w:t>currentProduct</w:t>
+      </w:r>
+      <w:proofErr w:type="spellEnd"/>
+      <w:r>
+        <w:rPr>
+          <w:rFonts w:ascii="Times New Roman" w:hAnsi="Times New Roman" w:cs="Times New Roman"/>
+          <w:sz w:val="24"/>
+          <w:szCs w:val="24"/>
+          <w:lang w:val="en-US"/>
+        </w:rPr>
+        <w:t xml:space="preserve"> == null)</w:t>
+      </w:r>
+    </w:p>
+    <w:p>
+      <w:pPr>
+        <w:spacing w:after="0" w:line="240" w:lineRule="auto"/>
+        <w:jc w:val="both"/>
+        <w:rPr>
+          <w:rFonts w:ascii="Times New Roman" w:hAnsi="Times New Roman" w:cs="Times New Roman"/>
+          <w:sz w:val="24"/>
+          <w:szCs w:val="24"/>
+        </w:rPr>
+      </w:pPr>
+      <w:r>
+        <w:rPr>
+          <w:rFonts w:ascii="Times New Roman" w:hAnsi="Times New Roman" w:cs="Times New Roman"/>
+          <w:sz w:val="24"/>
+          <w:szCs w:val="24"/>
+          <w:lang w:val="en-US"/>
+        </w:rPr>
+        <w:t xml:space="preserve">        </w:t>
+      </w:r>
+      <w:proofErr w:type="spellStart"/>
+      <w:r>
+        <w:rPr>
+          <w:rFonts w:ascii="Times New Roman" w:hAnsi="Times New Roman" w:cs="Times New Roman"/>
+          <w:sz w:val="24"/>
+          <w:szCs w:val="24"/>
+        </w:rPr>
+        <w:t>this.Text</w:t>
+      </w:r>
+      <w:proofErr w:type="spellEnd"/>
+      <w:r>
+        <w:rPr>
+          <w:rFonts w:ascii="Times New Roman" w:hAnsi="Times New Roman" w:cs="Times New Roman"/>
+          <w:sz w:val="24"/>
+          <w:szCs w:val="24"/>
+        </w:rPr>
+        <w:t xml:space="preserve"> = "Добавление товара";</w:t>
+      </w:r>
+    </w:p>
+    <w:p>
+      <w:pPr>
+        <w:spacing w:after="0" w:line="240" w:lineRule="auto"/>
+        <w:jc w:val="both"/>
+        <w:rPr>
+          <w:rFonts w:ascii="Times New Roman" w:hAnsi="Times New Roman" w:cs="Times New Roman"/>
+          <w:sz w:val="24"/>
+          <w:szCs w:val="24"/>
+        </w:rPr>
+      </w:pPr>
+      <w:r>
+        <w:rPr>
+          <w:rFonts w:ascii="Times New Roman" w:hAnsi="Times New Roman" w:cs="Times New Roman"/>
+          <w:sz w:val="24"/>
+          <w:szCs w:val="24"/>
+        </w:rPr>
+        <w:t xml:space="preserve">    </w:t>
+      </w:r>
+      <w:proofErr w:type="spellStart"/>
+      <w:r>
+        <w:rPr>
+          <w:rFonts w:ascii="Times New Roman" w:hAnsi="Times New Roman" w:cs="Times New Roman"/>
+          <w:sz w:val="24"/>
+          <w:szCs w:val="24"/>
+        </w:rPr>
+        <w:t>else</w:t>
+      </w:r>
+      <w:proofErr w:type="spellEnd"/>
+    </w:p>
+    <w:p>
+      <w:pPr>
+        <w:spacing w:after="0" w:line="240" w:lineRule="auto"/>
+        <w:jc w:val="both"/>
+        <w:rPr>
+          <w:rFonts w:ascii="Times New Roman" w:hAnsi="Times New Roman" w:cs="Times New Roman"/>
+          <w:sz w:val="24"/>
+          <w:szCs w:val="24"/>
+        </w:rPr>
+      </w:pPr>
+      <w:r>
+        <w:rPr>
+          <w:rFonts w:ascii="Times New Roman" w:hAnsi="Times New Roman" w:cs="Times New Roman"/>
+          <w:sz w:val="24"/>
+          <w:szCs w:val="24"/>
+        </w:rPr>
+        <w:t xml:space="preserve">        </w:t>
+      </w:r>
+      <w:proofErr w:type="spellStart"/>
+      <w:r>
+        <w:rPr>
+          <w:rFonts w:ascii="Times New Roman" w:hAnsi="Times New Roman" w:cs="Times New Roman"/>
+          <w:sz w:val="24"/>
+          <w:szCs w:val="24"/>
+        </w:rPr>
+        <w:t>this.Text</w:t>
+      </w:r>
+      <w:proofErr w:type="spellEnd"/>
+      <w:r>
+        <w:rPr>
+          <w:rFonts w:ascii="Times New Roman" w:hAnsi="Times New Roman" w:cs="Times New Roman"/>
+          <w:sz w:val="24"/>
+          <w:szCs w:val="24"/>
+        </w:rPr>
+        <w:t xml:space="preserve"> = "Редактирование товара";</w:t>
+      </w:r>
+    </w:p>
+    <w:p>
+      <w:pPr>
+        <w:spacing w:after="0" w:line="240" w:lineRule="auto"/>
+        <w:jc w:val="both"/>
+        <w:rPr>
+          <w:rFonts w:ascii="Times New Roman" w:hAnsi="Times New Roman" w:cs="Times New Roman"/>
+          <w:sz w:val="24"/>
+          <w:szCs w:val="24"/>
+        </w:rPr>
+      </w:pPr>
+    </w:p>
+    <w:p>
+      <w:pPr>
+        <w:spacing w:after="0" w:line="240" w:lineRule="auto"/>
+        <w:jc w:val="both"/>
+        <w:rPr>
+          <w:rFonts w:ascii="Times New Roman" w:hAnsi="Times New Roman" w:cs="Times New Roman"/>
+          <w:sz w:val="24"/>
+          <w:szCs w:val="24"/>
+        </w:rPr>
+      </w:pPr>
+      <w:r>
+        <w:rPr>
+          <w:rFonts w:ascii="Times New Roman" w:hAnsi="Times New Roman" w:cs="Times New Roman"/>
+          <w:sz w:val="24"/>
+          <w:szCs w:val="24"/>
+        </w:rPr>
+        <w:t xml:space="preserve">    // Заполнение </w:t>
+      </w:r>
+      <w:proofErr w:type="spellStart"/>
+      <w:r>
+        <w:rPr>
+          <w:rFonts w:ascii="Times New Roman" w:hAnsi="Times New Roman" w:cs="Times New Roman"/>
+          <w:sz w:val="24"/>
+          <w:szCs w:val="24"/>
+        </w:rPr>
+        <w:t>комбобоксов</w:t>
+      </w:r>
+      <w:proofErr w:type="spellEnd"/>
+    </w:p>
+    <w:p>
+      <w:pPr>
+        <w:spacing w:after="0" w:line="240" w:lineRule="auto"/>
+        <w:jc w:val="both"/>
+        <w:rPr>
+          <w:rFonts w:ascii="Times New Roman" w:hAnsi="Times New Roman" w:cs="Times New Roman"/>
+          <w:sz w:val="24"/>
+          <w:szCs w:val="24"/>
+        </w:rPr>
+      </w:pPr>
+      <w:r>
+        <w:rPr>
+          <w:rFonts w:ascii="Times New Roman" w:hAnsi="Times New Roman" w:cs="Times New Roman"/>
+          <w:sz w:val="24"/>
+          <w:szCs w:val="24"/>
+        </w:rPr>
+        <w:t xml:space="preserve">    </w:t>
+      </w:r>
+      <w:proofErr w:type="spellStart"/>
+      <w:r>
+        <w:rPr>
+          <w:rFonts w:ascii="Times New Roman" w:hAnsi="Times New Roman" w:cs="Times New Roman"/>
+          <w:sz w:val="24"/>
+          <w:szCs w:val="24"/>
+        </w:rPr>
+        <w:t>LoadComboBoxes</w:t>
+      </w:r>
+      <w:proofErr w:type="spellEnd"/>
+      <w:r>
+        <w:rPr>
+          <w:rFonts w:ascii="Times New Roman" w:hAnsi="Times New Roman" w:cs="Times New Roman"/>
+          <w:sz w:val="24"/>
+          <w:szCs w:val="24"/>
+        </w:rPr>
+        <w:t>();</w:t>
+      </w:r>
+    </w:p>
+    <w:p>
+      <w:pPr>
+        <w:spacing w:after="0" w:line="240" w:lineRule="auto"/>
+        <w:jc w:val="both"/>
+        <w:rPr>
+          <w:rFonts w:ascii="Times New Roman" w:hAnsi="Times New Roman" w:cs="Times New Roman"/>
+          <w:sz w:val="24"/>
+          <w:szCs w:val="24"/>
+        </w:rPr>
+      </w:pPr>
+    </w:p>
+    <w:p>
+      <w:pPr>
+        <w:spacing w:after="0" w:line="240" w:lineRule="auto"/>
+        <w:jc w:val="both"/>
+        <w:rPr>
+          <w:rFonts w:ascii="Times New Roman" w:hAnsi="Times New Roman" w:cs="Times New Roman"/>
+          <w:sz w:val="24"/>
+          <w:szCs w:val="24"/>
+        </w:rPr>
+      </w:pPr>
+      <w:r>
+        <w:rPr>
+          <w:rFonts w:ascii="Times New Roman" w:hAnsi="Times New Roman" w:cs="Times New Roman"/>
+          <w:sz w:val="24"/>
+          <w:szCs w:val="24"/>
+        </w:rPr>
+        <w:t xml:space="preserve">    // Если редактирование, заполняем поля</w:t>
+      </w:r>
+    </w:p>
+    <w:p>
+      <w:pPr>
+        <w:spacing w:after="0" w:line="240" w:lineRule="auto"/>
+        <w:jc w:val="both"/>
+        <w:rPr>
+          <w:rFonts w:ascii="Times New Roman" w:hAnsi="Times New Roman" w:cs="Times New Roman"/>
+          <w:sz w:val="24"/>
+          <w:szCs w:val="24"/>
+        </w:rPr>
+      </w:pPr>
+      <w:r>
+        <w:rPr>
+          <w:rFonts w:ascii="Times New Roman" w:hAnsi="Times New Roman" w:cs="Times New Roman"/>
+          <w:sz w:val="24"/>
+          <w:szCs w:val="24"/>
+        </w:rPr>
+        <w:t xml:space="preserve">    </w:t>
+      </w:r>
+      <w:r>
+        <w:rPr>
+          <w:rFonts w:ascii="Times New Roman" w:hAnsi="Times New Roman" w:cs="Times New Roman"/>
+          <w:sz w:val="24"/>
+          <w:szCs w:val="24"/>
+          <w:lang w:val="en-US"/>
+        </w:rPr>
+        <w:t>if</w:t>
+      </w:r>
+      <w:r>
+        <w:rPr>
+          <w:rFonts w:ascii="Times New Roman" w:hAnsi="Times New Roman" w:cs="Times New Roman"/>
+          <w:sz w:val="24"/>
+          <w:szCs w:val="24"/>
+        </w:rPr>
+        <w:t xml:space="preserve"> (</w:t>
+      </w:r>
+      <w:proofErr w:type="spellStart"/>
+      <w:r>
+        <w:rPr>
+          <w:rFonts w:ascii="Times New Roman" w:hAnsi="Times New Roman" w:cs="Times New Roman"/>
+          <w:sz w:val="24"/>
+          <w:szCs w:val="24"/>
+          <w:lang w:val="en-US"/>
+        </w:rPr>
+        <w:t>currentProduct</w:t>
+      </w:r>
+      <w:proofErr w:type="spellEnd"/>
+      <w:r>
+        <w:rPr>
+          <w:rFonts w:ascii="Times New Roman" w:hAnsi="Times New Roman" w:cs="Times New Roman"/>
+          <w:sz w:val="24"/>
+          <w:szCs w:val="24"/>
+        </w:rPr>
+        <w:t xml:space="preserve"> != </w:t>
+      </w:r>
+      <w:r>
+        <w:rPr>
+          <w:rFonts w:ascii="Times New Roman" w:hAnsi="Times New Roman" w:cs="Times New Roman"/>
+          <w:sz w:val="24"/>
+          <w:szCs w:val="24"/>
+          <w:lang w:val="en-US"/>
+        </w:rPr>
+        <w:t>null</w:t>
+      </w:r>
+      <w:r>
+        <w:rPr>
+          <w:rFonts w:ascii="Times New Roman" w:hAnsi="Times New Roman" w:cs="Times New Roman"/>
+          <w:sz w:val="24"/>
+          <w:szCs w:val="24"/>
+        </w:rPr>
+        <w:t>)</w:t>
+      </w:r>
+    </w:p>
+    <w:p>
+      <w:pPr>
+        <w:spacing w:after="0" w:line="240" w:lineRule="auto"/>
+        <w:jc w:val="both"/>
+        <w:rPr>
+          <w:rFonts w:ascii="Times New Roman" w:hAnsi="Times New Roman" w:cs="Times New Roman"/>
+          <w:sz w:val="24"/>
+          <w:szCs w:val="24"/>
+        </w:rPr>
+      </w:pPr>
+      <w:r>
+        <w:rPr>
+          <w:rFonts w:ascii="Times New Roman" w:hAnsi="Times New Roman" w:cs="Times New Roman"/>
+          <w:sz w:val="24"/>
+          <w:szCs w:val="24"/>
+        </w:rPr>
+        <w:t xml:space="preserve">    {</w:t>
+      </w:r>
+    </w:p>
+    <w:p>
+      <w:pPr>
+        <w:spacing w:after="0" w:line="240" w:lineRule="auto"/>
+        <w:jc w:val="both"/>
+        <w:rPr>
+          <w:rFonts w:ascii="Times New Roman" w:hAnsi="Times New Roman" w:cs="Times New Roman"/>
+          <w:sz w:val="24"/>
+          <w:szCs w:val="24"/>
+          <w:lang w:val="en-US"/>
+        </w:rPr>
+      </w:pPr>
+      <w:r>
+        <w:rPr>
+          <w:rFonts w:ascii="Times New Roman" w:hAnsi="Times New Roman" w:cs="Times New Roman"/>
+          <w:sz w:val="24"/>
+          <w:szCs w:val="24"/>
+        </w:rPr>
+        <w:t xml:space="preserve">        </w:t>
+      </w:r>
+      <w:proofErr w:type="spellStart"/>
+      <w:r>
+        <w:rPr>
+          <w:rFonts w:ascii="Times New Roman" w:hAnsi="Times New Roman" w:cs="Times New Roman"/>
+          <w:sz w:val="24"/>
+          <w:szCs w:val="24"/>
+          <w:lang w:val="en-US"/>
+        </w:rPr>
+        <w:t>txtArticle.Text</w:t>
+      </w:r>
+      <w:proofErr w:type="spellEnd"/>
+      <w:r>
+        <w:rPr>
+          <w:rFonts w:ascii="Times New Roman" w:hAnsi="Times New Roman" w:cs="Times New Roman"/>
+          <w:sz w:val="24"/>
+          <w:szCs w:val="24"/>
+          <w:lang w:val="en-US"/>
+        </w:rPr>
+        <w:t xml:space="preserve"> = </w:t>
+      </w:r>
+      <w:proofErr w:type="spellStart"/>
+      <w:r>
+        <w:rPr>
+          <w:rFonts w:ascii="Times New Roman" w:hAnsi="Times New Roman" w:cs="Times New Roman"/>
+          <w:sz w:val="24"/>
+          <w:szCs w:val="24"/>
+          <w:lang w:val="en-US"/>
+        </w:rPr>
+        <w:t>currentProduct.Article</w:t>
+      </w:r>
+      <w:proofErr w:type="spellEnd"/>
+      <w:r>
+        <w:rPr>
+          <w:rFonts w:ascii="Times New Roman" w:hAnsi="Times New Roman" w:cs="Times New Roman"/>
+          <w:sz w:val="24"/>
+          <w:szCs w:val="24"/>
+          <w:lang w:val="en-US"/>
+        </w:rPr>
+        <w:t>;</w:t>
+      </w:r>
+    </w:p>
+    <w:p>
+      <w:pPr>
+        <w:spacing w:after="0" w:line="240" w:lineRule="auto"/>
+        <w:jc w:val="both"/>
+        <w:rPr>
+          <w:rFonts w:ascii="Times New Roman" w:hAnsi="Times New Roman" w:cs="Times New Roman"/>
+          <w:sz w:val="24"/>
+          <w:szCs w:val="24"/>
+          <w:lang w:val="en-US"/>
+        </w:rPr>
+      </w:pPr>
+      <w:r>
+        <w:rPr>
+          <w:rFonts w:ascii="Times New Roman" w:hAnsi="Times New Roman" w:cs="Times New Roman"/>
+          <w:sz w:val="24"/>
+          <w:szCs w:val="24"/>
+          <w:lang w:val="en-US"/>
+        </w:rPr>
+        <w:t xml:space="preserve">        </w:t>
+      </w:r>
+      <w:proofErr w:type="spellStart"/>
+      <w:r>
+        <w:rPr>
+          <w:rFonts w:ascii="Times New Roman" w:hAnsi="Times New Roman" w:cs="Times New Roman"/>
+          <w:sz w:val="24"/>
+          <w:szCs w:val="24"/>
+          <w:lang w:val="en-US"/>
+        </w:rPr>
+        <w:t>txtArticle.ReadOnly</w:t>
+      </w:r>
+      <w:proofErr w:type="spellEnd"/>
+      <w:r>
+        <w:rPr>
+          <w:rFonts w:ascii="Times New Roman" w:hAnsi="Times New Roman" w:cs="Times New Roman"/>
+          <w:sz w:val="24"/>
+          <w:szCs w:val="24"/>
+          <w:lang w:val="en-US"/>
+        </w:rPr>
+        <w:t xml:space="preserve"> = true; // </w:t>
+      </w:r>
+      <w:r>
+        <w:rPr>
+          <w:rFonts w:ascii="Times New Roman" w:hAnsi="Times New Roman" w:cs="Times New Roman"/>
+          <w:sz w:val="24"/>
+          <w:szCs w:val="24"/>
+        </w:rPr>
+        <w:t>артикул</w:t>
+      </w:r>
+      <w:r>
+        <w:rPr>
+          <w:rFonts w:ascii="Times New Roman" w:hAnsi="Times New Roman" w:cs="Times New Roman"/>
+          <w:sz w:val="24"/>
+          <w:szCs w:val="24"/>
+          <w:lang w:val="en-US"/>
+        </w:rPr>
+        <w:t xml:space="preserve"> </w:t>
+      </w:r>
+      <w:r>
+        <w:rPr>
+          <w:rFonts w:ascii="Times New Roman" w:hAnsi="Times New Roman" w:cs="Times New Roman"/>
+          <w:sz w:val="24"/>
+          <w:szCs w:val="24"/>
+        </w:rPr>
+        <w:t>не</w:t>
+      </w:r>
+      <w:r>
+        <w:rPr>
+          <w:rFonts w:ascii="Times New Roman" w:hAnsi="Times New Roman" w:cs="Times New Roman"/>
+          <w:sz w:val="24"/>
+          <w:szCs w:val="24"/>
+          <w:lang w:val="en-US"/>
+        </w:rPr>
+        <w:t xml:space="preserve"> </w:t>
+      </w:r>
+      <w:r>
+        <w:rPr>
+          <w:rFonts w:ascii="Times New Roman" w:hAnsi="Times New Roman" w:cs="Times New Roman"/>
+          <w:sz w:val="24"/>
+          <w:szCs w:val="24"/>
+        </w:rPr>
+        <w:t>меняем</w:t>
+      </w:r>
+    </w:p>
+    <w:p>
+      <w:pPr>
+        <w:spacing w:after="0" w:line="240" w:lineRule="auto"/>
+        <w:jc w:val="both"/>
+        <w:rPr>
+          <w:rFonts w:ascii="Times New Roman" w:hAnsi="Times New Roman" w:cs="Times New Roman"/>
+          <w:sz w:val="24"/>
+          <w:szCs w:val="24"/>
+          <w:lang w:val="en-US"/>
+        </w:rPr>
+      </w:pPr>
+      <w:r>
+        <w:rPr>
+          <w:rFonts w:ascii="Times New Roman" w:hAnsi="Times New Roman" w:cs="Times New Roman"/>
+          <w:sz w:val="24"/>
+          <w:szCs w:val="24"/>
+          <w:lang w:val="en-US"/>
+        </w:rPr>
+        <w:t xml:space="preserve">        </w:t>
+      </w:r>
+      <w:proofErr w:type="spellStart"/>
+      <w:r>
+        <w:rPr>
+          <w:rFonts w:ascii="Times New Roman" w:hAnsi="Times New Roman" w:cs="Times New Roman"/>
+          <w:sz w:val="24"/>
+          <w:szCs w:val="24"/>
+          <w:lang w:val="en-US"/>
+        </w:rPr>
+        <w:t>txtName.Text</w:t>
+      </w:r>
+      <w:proofErr w:type="spellEnd"/>
+      <w:r>
+        <w:rPr>
+          <w:rFonts w:ascii="Times New Roman" w:hAnsi="Times New Roman" w:cs="Times New Roman"/>
+          <w:sz w:val="24"/>
+          <w:szCs w:val="24"/>
+          <w:lang w:val="en-US"/>
+        </w:rPr>
+        <w:t xml:space="preserve"> = </w:t>
+      </w:r>
+      <w:proofErr w:type="spellStart"/>
+      <w:r>
+        <w:rPr>
+          <w:rFonts w:ascii="Times New Roman" w:hAnsi="Times New Roman" w:cs="Times New Roman"/>
+          <w:sz w:val="24"/>
+          <w:szCs w:val="24"/>
+          <w:lang w:val="en-US"/>
+        </w:rPr>
+        <w:t>currentProduct.Name</w:t>
+      </w:r>
+      <w:proofErr w:type="spellEnd"/>
+      <w:r>
+        <w:rPr>
+          <w:rFonts w:ascii="Times New Roman" w:hAnsi="Times New Roman" w:cs="Times New Roman"/>
+          <w:sz w:val="24"/>
+          <w:szCs w:val="24"/>
+          <w:lang w:val="en-US"/>
+        </w:rPr>
+        <w:t>;</w:t>
+      </w:r>
+    </w:p>
+    <w:p>
+      <w:pPr>
+        <w:spacing w:after="0" w:line="240" w:lineRule="auto"/>
+        <w:jc w:val="both"/>
+        <w:rPr>
+          <w:rFonts w:ascii="Times New Roman" w:hAnsi="Times New Roman" w:cs="Times New Roman"/>
+          <w:sz w:val="24"/>
+          <w:szCs w:val="24"/>
+          <w:lang w:val="en-US"/>
+        </w:rPr>
+      </w:pPr>
+      <w:r>
+        <w:rPr>
+          <w:rFonts w:ascii="Times New Roman" w:hAnsi="Times New Roman" w:cs="Times New Roman"/>
+          <w:sz w:val="24"/>
+          <w:szCs w:val="24"/>
+          <w:lang w:val="en-US"/>
+        </w:rPr>
+        <w:t xml:space="preserve">        </w:t>
+      </w:r>
+      <w:proofErr w:type="spellStart"/>
+      <w:r>
+        <w:rPr>
+          <w:rFonts w:ascii="Times New Roman" w:hAnsi="Times New Roman" w:cs="Times New Roman"/>
+          <w:sz w:val="24"/>
+          <w:szCs w:val="24"/>
+          <w:lang w:val="en-US"/>
+        </w:rPr>
+        <w:t>cmbCategory.Text</w:t>
+      </w:r>
+      <w:proofErr w:type="spellEnd"/>
+      <w:r>
+        <w:rPr>
+          <w:rFonts w:ascii="Times New Roman" w:hAnsi="Times New Roman" w:cs="Times New Roman"/>
+          <w:sz w:val="24"/>
+          <w:szCs w:val="24"/>
+          <w:lang w:val="en-US"/>
+        </w:rPr>
+        <w:t xml:space="preserve"> = </w:t>
+      </w:r>
+      <w:proofErr w:type="spellStart"/>
+      <w:r>
+        <w:rPr>
+          <w:rFonts w:ascii="Times New Roman" w:hAnsi="Times New Roman" w:cs="Times New Roman"/>
+          <w:sz w:val="24"/>
+          <w:szCs w:val="24"/>
+          <w:lang w:val="en-US"/>
+        </w:rPr>
+        <w:t>currentProduct.Category</w:t>
+      </w:r>
+      <w:proofErr w:type="spellEnd"/>
+      <w:r>
+        <w:rPr>
+          <w:rFonts w:ascii="Times New Roman" w:hAnsi="Times New Roman" w:cs="Times New Roman"/>
+          <w:sz w:val="24"/>
+          <w:szCs w:val="24"/>
+          <w:lang w:val="en-US"/>
+        </w:rPr>
+        <w:t>;</w:t>
+      </w:r>
+    </w:p>
+    <w:p>
+      <w:pPr>
+        <w:spacing w:after="0" w:line="240" w:lineRule="auto"/>
+        <w:jc w:val="both"/>
+        <w:rPr>
+          <w:rFonts w:ascii="Times New Roman" w:hAnsi="Times New Roman" w:cs="Times New Roman"/>
+          <w:sz w:val="24"/>
+          <w:szCs w:val="24"/>
+          <w:lang w:val="en-US"/>
+        </w:rPr>
+      </w:pPr>
+      <w:r>
+        <w:rPr>
+          <w:rFonts w:ascii="Times New Roman" w:hAnsi="Times New Roman" w:cs="Times New Roman"/>
+          <w:sz w:val="24"/>
+          <w:szCs w:val="24"/>
+          <w:lang w:val="en-US"/>
+        </w:rPr>
+        <w:t xml:space="preserve">        </w:t>
+      </w:r>
+      <w:proofErr w:type="spellStart"/>
+      <w:r>
+        <w:rPr>
+          <w:rFonts w:ascii="Times New Roman" w:hAnsi="Times New Roman" w:cs="Times New Roman"/>
+          <w:sz w:val="24"/>
+          <w:szCs w:val="24"/>
+          <w:lang w:val="en-US"/>
+        </w:rPr>
+        <w:t>txtDescription.Text</w:t>
+      </w:r>
+      <w:proofErr w:type="spellEnd"/>
+      <w:r>
+        <w:rPr>
+          <w:rFonts w:ascii="Times New Roman" w:hAnsi="Times New Roman" w:cs="Times New Roman"/>
+          <w:sz w:val="24"/>
+          <w:szCs w:val="24"/>
+          <w:lang w:val="en-US"/>
+        </w:rPr>
+        <w:t xml:space="preserve"> = </w:t>
+      </w:r>
+      <w:proofErr w:type="spellStart"/>
+      <w:r>
+        <w:rPr>
+          <w:rFonts w:ascii="Times New Roman" w:hAnsi="Times New Roman" w:cs="Times New Roman"/>
+          <w:sz w:val="24"/>
+          <w:szCs w:val="24"/>
+          <w:lang w:val="en-US"/>
+        </w:rPr>
+        <w:t>currentProduct.Description</w:t>
+      </w:r>
+      <w:proofErr w:type="spellEnd"/>
+      <w:r>
+        <w:rPr>
+          <w:rFonts w:ascii="Times New Roman" w:hAnsi="Times New Roman" w:cs="Times New Roman"/>
+          <w:sz w:val="24"/>
+          <w:szCs w:val="24"/>
+          <w:lang w:val="en-US"/>
+        </w:rPr>
+        <w:t>;</w:t>
+      </w:r>
+    </w:p>
+    <w:p>
+      <w:pPr>
+        <w:spacing w:after="0" w:line="240" w:lineRule="auto"/>
+        <w:jc w:val="both"/>
+        <w:rPr>
+          <w:rFonts w:ascii="Times New Roman" w:hAnsi="Times New Roman" w:cs="Times New Roman"/>
+          <w:sz w:val="24"/>
+          <w:szCs w:val="24"/>
+          <w:lang w:val="en-US"/>
+        </w:rPr>
+      </w:pPr>
+      <w:r>
+        <w:rPr>
+          <w:rFonts w:ascii="Times New Roman" w:hAnsi="Times New Roman" w:cs="Times New Roman"/>
+          <w:sz w:val="24"/>
+          <w:szCs w:val="24"/>
+          <w:lang w:val="en-US"/>
+        </w:rPr>
+        <w:t xml:space="preserve">        </w:t>
+      </w:r>
+      <w:proofErr w:type="spellStart"/>
+      <w:r>
+        <w:rPr>
+          <w:rFonts w:ascii="Times New Roman" w:hAnsi="Times New Roman" w:cs="Times New Roman"/>
+          <w:sz w:val="24"/>
+          <w:szCs w:val="24"/>
+          <w:lang w:val="en-US"/>
+        </w:rPr>
+        <w:t>cmbManufacturer.Text</w:t>
+      </w:r>
+      <w:proofErr w:type="spellEnd"/>
+      <w:r>
+        <w:rPr>
+          <w:rFonts w:ascii="Times New Roman" w:hAnsi="Times New Roman" w:cs="Times New Roman"/>
+          <w:sz w:val="24"/>
+          <w:szCs w:val="24"/>
+          <w:lang w:val="en-US"/>
+        </w:rPr>
+        <w:t xml:space="preserve"> = </w:t>
+      </w:r>
+      <w:proofErr w:type="spellStart"/>
+      <w:r>
+        <w:rPr>
+          <w:rFonts w:ascii="Times New Roman" w:hAnsi="Times New Roman" w:cs="Times New Roman"/>
+          <w:sz w:val="24"/>
+          <w:szCs w:val="24"/>
+          <w:lang w:val="en-US"/>
+        </w:rPr>
+        <w:t>currentProduct.Manufacture</w:t>
+      </w:r>
+      <w:proofErr w:type="spellEnd"/>
+      <w:r>
+        <w:rPr>
+          <w:rFonts w:ascii="Times New Roman" w:hAnsi="Times New Roman" w:cs="Times New Roman"/>
+          <w:sz w:val="24"/>
+          <w:szCs w:val="24"/>
+          <w:lang w:val="en-US"/>
+        </w:rPr>
+        <w:t>;</w:t>
+      </w:r>
+    </w:p>
+    <w:p>
+      <w:pPr>
+        <w:spacing w:after="0" w:line="240" w:lineRule="auto"/>
+        <w:jc w:val="both"/>
+        <w:rPr>
+          <w:rFonts w:ascii="Times New Roman" w:hAnsi="Times New Roman" w:cs="Times New Roman"/>
+          <w:sz w:val="24"/>
+          <w:szCs w:val="24"/>
+          <w:lang w:val="en-US"/>
+        </w:rPr>
+      </w:pPr>
+      <w:r>
+        <w:rPr>
+          <w:rFonts w:ascii="Times New Roman" w:hAnsi="Times New Roman" w:cs="Times New Roman"/>
+          <w:sz w:val="24"/>
+          <w:szCs w:val="24"/>
+          <w:lang w:val="en-US"/>
+        </w:rPr>
+        <w:t xml:space="preserve">        </w:t>
+      </w:r>
+      <w:proofErr w:type="spellStart"/>
+      <w:r>
+        <w:rPr>
+          <w:rFonts w:ascii="Times New Roman" w:hAnsi="Times New Roman" w:cs="Times New Roman"/>
+          <w:sz w:val="24"/>
+          <w:szCs w:val="24"/>
+          <w:lang w:val="en-US"/>
+        </w:rPr>
+        <w:t>txtSupplier.Text</w:t>
+      </w:r>
+      <w:proofErr w:type="spellEnd"/>
+      <w:r>
+        <w:rPr>
+          <w:rFonts w:ascii="Times New Roman" w:hAnsi="Times New Roman" w:cs="Times New Roman"/>
+          <w:sz w:val="24"/>
+          <w:szCs w:val="24"/>
+          <w:lang w:val="en-US"/>
+        </w:rPr>
+        <w:t xml:space="preserve"> = </w:t>
+      </w:r>
+      <w:proofErr w:type="spellStart"/>
+      <w:r>
+        <w:rPr>
+          <w:rFonts w:ascii="Times New Roman" w:hAnsi="Times New Roman" w:cs="Times New Roman"/>
+          <w:sz w:val="24"/>
+          <w:szCs w:val="24"/>
+          <w:lang w:val="en-US"/>
+        </w:rPr>
+        <w:t>currentProduct.Supplier</w:t>
+      </w:r>
+      <w:proofErr w:type="spellEnd"/>
+      <w:r>
+        <w:rPr>
+          <w:rFonts w:ascii="Times New Roman" w:hAnsi="Times New Roman" w:cs="Times New Roman"/>
+          <w:sz w:val="24"/>
+          <w:szCs w:val="24"/>
+          <w:lang w:val="en-US"/>
+        </w:rPr>
+        <w:t>;</w:t>
+      </w:r>
+    </w:p>
+    <w:p>
+      <w:pPr>
+        <w:spacing w:after="0" w:line="240" w:lineRule="auto"/>
+        <w:jc w:val="both"/>
+        <w:rPr>
+          <w:rFonts w:ascii="Times New Roman" w:hAnsi="Times New Roman" w:cs="Times New Roman"/>
+          <w:sz w:val="24"/>
+          <w:szCs w:val="24"/>
+          <w:lang w:val="en-US"/>
+        </w:rPr>
+      </w:pPr>
+      <w:r>
+        <w:rPr>
+          <w:rFonts w:ascii="Times New Roman" w:hAnsi="Times New Roman" w:cs="Times New Roman"/>
+          <w:sz w:val="24"/>
+          <w:szCs w:val="24"/>
+          <w:lang w:val="en-US"/>
+        </w:rPr>
+        <w:t xml:space="preserve">        </w:t>
+      </w:r>
+      <w:proofErr w:type="spellStart"/>
+      <w:r>
+        <w:rPr>
+          <w:rFonts w:ascii="Times New Roman" w:hAnsi="Times New Roman" w:cs="Times New Roman"/>
+          <w:sz w:val="24"/>
+          <w:szCs w:val="24"/>
+          <w:lang w:val="en-US"/>
+        </w:rPr>
+        <w:t>txtPrice.Text</w:t>
+      </w:r>
+      <w:proofErr w:type="spellEnd"/>
+      <w:r>
+        <w:rPr>
+          <w:rFonts w:ascii="Times New Roman" w:hAnsi="Times New Roman" w:cs="Times New Roman"/>
+          <w:sz w:val="24"/>
+          <w:szCs w:val="24"/>
+          <w:lang w:val="en-US"/>
+        </w:rPr>
+        <w:t xml:space="preserve"> = </w:t>
+      </w:r>
+      <w:proofErr w:type="spellStart"/>
+      <w:r>
+        <w:rPr>
+          <w:rFonts w:ascii="Times New Roman" w:hAnsi="Times New Roman" w:cs="Times New Roman"/>
+          <w:sz w:val="24"/>
+          <w:szCs w:val="24"/>
+          <w:lang w:val="en-US"/>
+        </w:rPr>
+        <w:t>currentProduct.Price.ToString</w:t>
+      </w:r>
+      <w:proofErr w:type="spellEnd"/>
+      <w:r>
+        <w:rPr>
+          <w:rFonts w:ascii="Times New Roman" w:hAnsi="Times New Roman" w:cs="Times New Roman"/>
+          <w:sz w:val="24"/>
+          <w:szCs w:val="24"/>
+          <w:lang w:val="en-US"/>
+        </w:rPr>
+        <w:t>("F2");</w:t>
+      </w:r>
+    </w:p>
+    <w:p>
+      <w:pPr>
+        <w:spacing w:after="0" w:line="240" w:lineRule="auto"/>
+        <w:jc w:val="both"/>
+        <w:rPr>
+          <w:rFonts w:ascii="Times New Roman" w:hAnsi="Times New Roman" w:cs="Times New Roman"/>
+          <w:sz w:val="24"/>
+          <w:szCs w:val="24"/>
+          <w:lang w:val="en-US"/>
+        </w:rPr>
+      </w:pPr>
+      <w:r>
+        <w:rPr>
+          <w:rFonts w:ascii="Times New Roman" w:hAnsi="Times New Roman" w:cs="Times New Roman"/>
+          <w:sz w:val="24"/>
+          <w:szCs w:val="24"/>
+          <w:lang w:val="en-US"/>
+        </w:rPr>
+        <w:t xml:space="preserve">        </w:t>
+      </w:r>
+      <w:proofErr w:type="spellStart"/>
+      <w:r>
+        <w:rPr>
+          <w:rFonts w:ascii="Times New Roman" w:hAnsi="Times New Roman" w:cs="Times New Roman"/>
+          <w:sz w:val="24"/>
+          <w:szCs w:val="24"/>
+          <w:lang w:val="en-US"/>
+        </w:rPr>
+        <w:t>txtUnit.Text</w:t>
+      </w:r>
+      <w:proofErr w:type="spellEnd"/>
+      <w:r>
+        <w:rPr>
+          <w:rFonts w:ascii="Times New Roman" w:hAnsi="Times New Roman" w:cs="Times New Roman"/>
+          <w:sz w:val="24"/>
+          <w:szCs w:val="24"/>
+          <w:lang w:val="en-US"/>
+        </w:rPr>
+        <w:t xml:space="preserve"> = </w:t>
+      </w:r>
+      <w:proofErr w:type="spellStart"/>
+      <w:r>
+        <w:rPr>
+          <w:rFonts w:ascii="Times New Roman" w:hAnsi="Times New Roman" w:cs="Times New Roman"/>
+          <w:sz w:val="24"/>
+          <w:szCs w:val="24"/>
+          <w:lang w:val="en-US"/>
+        </w:rPr>
+        <w:t>currentProduct.Unit</w:t>
+      </w:r>
+      <w:proofErr w:type="spellEnd"/>
+      <w:r>
+        <w:rPr>
+          <w:rFonts w:ascii="Times New Roman" w:hAnsi="Times New Roman" w:cs="Times New Roman"/>
+          <w:sz w:val="24"/>
+          <w:szCs w:val="24"/>
+          <w:lang w:val="en-US"/>
+        </w:rPr>
+        <w:t>;</w:t>
+      </w:r>
+    </w:p>
+    <w:p>
+      <w:pPr>
+        <w:spacing w:after="0" w:line="240" w:lineRule="auto"/>
+        <w:jc w:val="both"/>
+        <w:rPr>
+          <w:rFonts w:ascii="Times New Roman" w:hAnsi="Times New Roman" w:cs="Times New Roman"/>
+          <w:sz w:val="24"/>
+          <w:szCs w:val="24"/>
+          <w:lang w:val="en-US"/>
+        </w:rPr>
+      </w:pPr>
+      <w:r>
+        <w:rPr>
+          <w:rFonts w:ascii="Times New Roman" w:hAnsi="Times New Roman" w:cs="Times New Roman"/>
+          <w:sz w:val="24"/>
+          <w:szCs w:val="24"/>
+          <w:lang w:val="en-US"/>
+        </w:rPr>
+        <w:t xml:space="preserve">        </w:t>
+      </w:r>
+      <w:proofErr w:type="spellStart"/>
+      <w:r>
+        <w:rPr>
+          <w:rFonts w:ascii="Times New Roman" w:hAnsi="Times New Roman" w:cs="Times New Roman"/>
+          <w:sz w:val="24"/>
+          <w:szCs w:val="24"/>
+          <w:lang w:val="en-US"/>
+        </w:rPr>
+        <w:t>numStock.Value</w:t>
+      </w:r>
+      <w:proofErr w:type="spellEnd"/>
+      <w:r>
+        <w:rPr>
+          <w:rFonts w:ascii="Times New Roman" w:hAnsi="Times New Roman" w:cs="Times New Roman"/>
+          <w:sz w:val="24"/>
+          <w:szCs w:val="24"/>
+          <w:lang w:val="en-US"/>
+        </w:rPr>
+        <w:t xml:space="preserve"> = </w:t>
+      </w:r>
+      <w:proofErr w:type="spellStart"/>
+      <w:r>
+        <w:rPr>
+          <w:rFonts w:ascii="Times New Roman" w:hAnsi="Times New Roman" w:cs="Times New Roman"/>
+          <w:sz w:val="24"/>
+          <w:szCs w:val="24"/>
+          <w:lang w:val="en-US"/>
+        </w:rPr>
+        <w:t>currentProduct.Stock</w:t>
+      </w:r>
+      <w:proofErr w:type="spellEnd"/>
+      <w:r>
+        <w:rPr>
+          <w:rFonts w:ascii="Times New Roman" w:hAnsi="Times New Roman" w:cs="Times New Roman"/>
+          <w:sz w:val="24"/>
+          <w:szCs w:val="24"/>
+          <w:lang w:val="en-US"/>
+        </w:rPr>
+        <w:t>;</w:t>
+      </w:r>
+    </w:p>
+    <w:p>
+      <w:pPr>
+        <w:spacing w:after="0" w:line="240" w:lineRule="auto"/>
+        <w:jc w:val="both"/>
+        <w:rPr>
+          <w:rFonts w:ascii="Times New Roman" w:hAnsi="Times New Roman" w:cs="Times New Roman"/>
+          <w:sz w:val="24"/>
+          <w:szCs w:val="24"/>
+          <w:lang w:val="en-US"/>
+        </w:rPr>
+      </w:pPr>
+      <w:r>
+        <w:rPr>
+          <w:rFonts w:ascii="Times New Roman" w:hAnsi="Times New Roman" w:cs="Times New Roman"/>
+          <w:sz w:val="24"/>
+          <w:szCs w:val="24"/>
+          <w:lang w:val="en-US"/>
+        </w:rPr>
+        <w:t xml:space="preserve">        </w:t>
+      </w:r>
+      <w:proofErr w:type="spellStart"/>
+      <w:r>
+        <w:rPr>
+          <w:rFonts w:ascii="Times New Roman" w:hAnsi="Times New Roman" w:cs="Times New Roman"/>
+          <w:sz w:val="24"/>
+          <w:szCs w:val="24"/>
+          <w:lang w:val="en-US"/>
+        </w:rPr>
+        <w:t>numDiscount.Value</w:t>
+      </w:r>
+      <w:proofErr w:type="spellEnd"/>
+      <w:r>
+        <w:rPr>
+          <w:rFonts w:ascii="Times New Roman" w:hAnsi="Times New Roman" w:cs="Times New Roman"/>
+          <w:sz w:val="24"/>
+          <w:szCs w:val="24"/>
+          <w:lang w:val="en-US"/>
+        </w:rPr>
+        <w:t xml:space="preserve"> = </w:t>
+      </w:r>
+      <w:proofErr w:type="spellStart"/>
+      <w:r>
+        <w:rPr>
+          <w:rFonts w:ascii="Times New Roman" w:hAnsi="Times New Roman" w:cs="Times New Roman"/>
+          <w:sz w:val="24"/>
+          <w:szCs w:val="24"/>
+          <w:lang w:val="en-US"/>
+        </w:rPr>
+        <w:t>currentProduct.Discount</w:t>
+      </w:r>
+      <w:proofErr w:type="spellEnd"/>
+      <w:r>
+        <w:rPr>
+          <w:rFonts w:ascii="Times New Roman" w:hAnsi="Times New Roman" w:cs="Times New Roman"/>
+          <w:sz w:val="24"/>
+          <w:szCs w:val="24"/>
+          <w:lang w:val="en-US"/>
+        </w:rPr>
+        <w:t>;</w:t>
+      </w:r>
+    </w:p>
+    <w:p>
+      <w:pPr>
+        <w:spacing w:after="0" w:line="240" w:lineRule="auto"/>
+        <w:jc w:val="both"/>
+        <w:rPr>
+          <w:rFonts w:ascii="Times New Roman" w:hAnsi="Times New Roman" w:cs="Times New Roman"/>
+          <w:sz w:val="24"/>
+          <w:szCs w:val="24"/>
+          <w:lang w:val="en-US"/>
+        </w:rPr>
+      </w:pPr>
+    </w:p>
+    <w:p>
+      <w:pPr>
+        <w:spacing w:after="0" w:line="240" w:lineRule="auto"/>
+        <w:jc w:val="both"/>
+        <w:rPr>
+          <w:rFonts w:ascii="Times New Roman" w:hAnsi="Times New Roman" w:cs="Times New Roman"/>
+          <w:sz w:val="24"/>
+          <w:szCs w:val="24"/>
+          <w:lang w:val="en-US"/>
+        </w:rPr>
+      </w:pPr>
+      <w:r>
+        <w:rPr>
+          <w:rFonts w:ascii="Times New Roman" w:hAnsi="Times New Roman" w:cs="Times New Roman"/>
+          <w:sz w:val="24"/>
+          <w:szCs w:val="24"/>
+          <w:lang w:val="en-US"/>
+        </w:rPr>
+        <w:t xml:space="preserve">        // </w:t>
+      </w:r>
+      <w:r>
+        <w:rPr>
+          <w:rFonts w:ascii="Times New Roman" w:hAnsi="Times New Roman" w:cs="Times New Roman"/>
+          <w:sz w:val="24"/>
+          <w:szCs w:val="24"/>
+        </w:rPr>
+        <w:t>Загружаем</w:t>
+      </w:r>
+      <w:r>
+        <w:rPr>
+          <w:rFonts w:ascii="Times New Roman" w:hAnsi="Times New Roman" w:cs="Times New Roman"/>
+          <w:sz w:val="24"/>
+          <w:szCs w:val="24"/>
+          <w:lang w:val="en-US"/>
+        </w:rPr>
+        <w:t xml:space="preserve"> </w:t>
+      </w:r>
+      <w:r>
+        <w:rPr>
+          <w:rFonts w:ascii="Times New Roman" w:hAnsi="Times New Roman" w:cs="Times New Roman"/>
+          <w:sz w:val="24"/>
+          <w:szCs w:val="24"/>
+        </w:rPr>
+        <w:t>фото</w:t>
+      </w:r>
+      <w:r>
+        <w:rPr>
+          <w:rFonts w:ascii="Times New Roman" w:hAnsi="Times New Roman" w:cs="Times New Roman"/>
+          <w:sz w:val="24"/>
+          <w:szCs w:val="24"/>
+          <w:lang w:val="en-US"/>
+        </w:rPr>
+        <w:t xml:space="preserve">, </w:t>
+      </w:r>
+      <w:r>
+        <w:rPr>
+          <w:rFonts w:ascii="Times New Roman" w:hAnsi="Times New Roman" w:cs="Times New Roman"/>
+          <w:sz w:val="24"/>
+          <w:szCs w:val="24"/>
+        </w:rPr>
+        <w:t>если</w:t>
+      </w:r>
+      <w:r>
+        <w:rPr>
+          <w:rFonts w:ascii="Times New Roman" w:hAnsi="Times New Roman" w:cs="Times New Roman"/>
+          <w:sz w:val="24"/>
+          <w:szCs w:val="24"/>
+          <w:lang w:val="en-US"/>
+        </w:rPr>
+        <w:t xml:space="preserve"> </w:t>
+      </w:r>
+      <w:r>
+        <w:rPr>
+          <w:rFonts w:ascii="Times New Roman" w:hAnsi="Times New Roman" w:cs="Times New Roman"/>
+          <w:sz w:val="24"/>
+          <w:szCs w:val="24"/>
+        </w:rPr>
+        <w:t>есть</w:t>
+      </w:r>
+    </w:p>
+    <w:p>
+      <w:pPr>
+        <w:spacing w:after="0" w:line="240" w:lineRule="auto"/>
+        <w:jc w:val="both"/>
+        <w:rPr>
+          <w:rFonts w:ascii="Times New Roman" w:hAnsi="Times New Roman" w:cs="Times New Roman"/>
+          <w:sz w:val="24"/>
+          <w:szCs w:val="24"/>
+          <w:lang w:val="en-US"/>
+        </w:rPr>
+      </w:pPr>
+      <w:r>
+        <w:rPr>
+          <w:rFonts w:ascii="Times New Roman" w:hAnsi="Times New Roman" w:cs="Times New Roman"/>
+          <w:sz w:val="24"/>
+          <w:szCs w:val="24"/>
+          <w:lang w:val="en-US"/>
+        </w:rPr>
+        <w:t xml:space="preserve">        if (!</w:t>
+      </w:r>
+      <w:proofErr w:type="spellStart"/>
+      <w:r>
+        <w:rPr>
+          <w:rFonts w:ascii="Times New Roman" w:hAnsi="Times New Roman" w:cs="Times New Roman"/>
+          <w:sz w:val="24"/>
+          <w:szCs w:val="24"/>
+          <w:lang w:val="en-US"/>
+        </w:rPr>
+        <w:t>string.IsNullOrEmpty</w:t>
+      </w:r>
+      <w:proofErr w:type="spellEnd"/>
+      <w:r>
+        <w:rPr>
+          <w:rFonts w:ascii="Times New Roman" w:hAnsi="Times New Roman" w:cs="Times New Roman"/>
+          <w:sz w:val="24"/>
+          <w:szCs w:val="24"/>
+          <w:lang w:val="en-US"/>
+        </w:rPr>
         <w:t>(</w:t>
       </w:r>
-      <w:proofErr w:type="gramEnd"/>
-      <w:r>
-        <w:rPr>
-          <w:rFonts w:ascii="Times New Roman" w:hAnsi="Times New Roman" w:cs="Times New Roman"/>
-          <w:sz w:val="24"/>
-          <w:szCs w:val="24"/>
-          <w:lang w:val="en-US"/>
-        </w:rPr>
-        <w:t>Product product, User user)</w:t>
+      <w:proofErr w:type="spellStart"/>
+      <w:r>
+        <w:rPr>
+          <w:rFonts w:ascii="Times New Roman" w:hAnsi="Times New Roman" w:cs="Times New Roman"/>
+          <w:sz w:val="24"/>
+          <w:szCs w:val="24"/>
+          <w:lang w:val="en-US"/>
+        </w:rPr>
+        <w:t>currentProduct.Photo</w:t>
+      </w:r>
+      <w:proofErr w:type="spellEnd"/>
+      <w:r>
+        <w:rPr>
+          <w:rFonts w:ascii="Times New Roman" w:hAnsi="Times New Roman" w:cs="Times New Roman"/>
+          <w:sz w:val="24"/>
+          <w:szCs w:val="24"/>
+          <w:lang w:val="en-US"/>
+        </w:rPr>
+        <w:t>))</w:t>
       </w:r>
     </w:p>
     <w:p>
@@ -19014,7 +19928,7 @@
           <w:szCs w:val="24"/>
           <w:lang w:val="en-US"/>
         </w:rPr>
-        <w:t>{</w:t>
+        <w:t xml:space="preserve">        {</w:t>
       </w:r>
     </w:p>
     <w:p>
@@ -19035,18 +19949,17 @@
           <w:szCs w:val="24"/>
           <w:lang w:val="en-US"/>
         </w:rPr>
-        <w:t xml:space="preserve">    </w:t>
+        <w:t xml:space="preserve">            string </w:t>
       </w:r>
       <w:proofErr w:type="spellStart"/>
-      <w:proofErr w:type="gramStart"/>
-      <w:r>
-        <w:rPr>
-          <w:rFonts w:ascii="Times New Roman" w:hAnsi="Times New Roman" w:cs="Times New Roman"/>
-          <w:sz w:val="24"/>
-          <w:szCs w:val="24"/>
-          <w:lang w:val="en-US"/>
-        </w:rPr>
-        <w:t>InitializeComponent</w:t>
+      <w:r>
+        <w:rPr>
+          <w:rFonts w:ascii="Times New Roman" w:hAnsi="Times New Roman" w:cs="Times New Roman"/>
+          <w:sz w:val="24"/>
+          <w:szCs w:val="24"/>
+          <w:lang w:val="en-US"/>
+        </w:rPr>
+        <w:t>photoPath</w:t>
       </w:r>
       <w:proofErr w:type="spellEnd"/>
       <w:r>
@@ -19056,9 +19969,59 @@
           <w:szCs w:val="24"/>
           <w:lang w:val="en-US"/>
         </w:rPr>
+        <w:t xml:space="preserve"> = </w:t>
+      </w:r>
+      <w:proofErr w:type="spellStart"/>
+      <w:r>
+        <w:rPr>
+          <w:rFonts w:ascii="Times New Roman" w:hAnsi="Times New Roman" w:cs="Times New Roman"/>
+          <w:sz w:val="24"/>
+          <w:szCs w:val="24"/>
+          <w:lang w:val="en-US"/>
+        </w:rPr>
+        <w:t>Path.Combine</w:t>
+      </w:r>
+      <w:proofErr w:type="spellEnd"/>
+      <w:r>
+        <w:rPr>
+          <w:rFonts w:ascii="Times New Roman" w:hAnsi="Times New Roman" w:cs="Times New Roman"/>
+          <w:sz w:val="24"/>
+          <w:szCs w:val="24"/>
+          <w:lang w:val="en-US"/>
+        </w:rPr>
         <w:t>(</w:t>
       </w:r>
-      <w:proofErr w:type="gramEnd"/>
+      <w:proofErr w:type="spellStart"/>
+      <w:r>
+        <w:rPr>
+          <w:rFonts w:ascii="Times New Roman" w:hAnsi="Times New Roman" w:cs="Times New Roman"/>
+          <w:sz w:val="24"/>
+          <w:szCs w:val="24"/>
+          <w:lang w:val="en-US"/>
+        </w:rPr>
+        <w:t>Application.StartupPath</w:t>
+      </w:r>
+      <w:proofErr w:type="spellEnd"/>
+      <w:r>
+        <w:rPr>
+          <w:rFonts w:ascii="Times New Roman" w:hAnsi="Times New Roman" w:cs="Times New Roman"/>
+          <w:sz w:val="24"/>
+          <w:szCs w:val="24"/>
+          <w:lang w:val="en-US"/>
+        </w:rPr>
+        <w:t xml:space="preserve">, "Resources", </w:t>
+      </w:r>
+      <w:proofErr w:type="spellStart"/>
+      <w:r>
+        <w:rPr>
+          <w:rFonts w:ascii="Times New Roman" w:hAnsi="Times New Roman" w:cs="Times New Roman"/>
+          <w:sz w:val="24"/>
+          <w:szCs w:val="24"/>
+          <w:lang w:val="en-US"/>
+        </w:rPr>
+        <w:t>currentProduct.Photo</w:t>
+      </w:r>
+      <w:proofErr w:type="spellEnd"/>
       <w:r>
         <w:rPr>
           <w:rFonts w:ascii="Times New Roman" w:hAnsi="Times New Roman" w:cs="Times New Roman"/>
@@ -19087,7 +20050,7 @@
           <w:szCs w:val="24"/>
           <w:lang w:val="en-US"/>
         </w:rPr>
-        <w:t xml:space="preserve">    </w:t>
+        <w:t xml:space="preserve">            if (</w:t>
       </w:r>
       <w:proofErr w:type="spellStart"/>
       <w:r>
@@ -19097,7 +20060,7 @@
           <w:szCs w:val="24"/>
           <w:lang w:val="en-US"/>
         </w:rPr>
-        <w:t>currentProduct</w:t>
+        <w:t>File.Exists</w:t>
       </w:r>
       <w:proofErr w:type="spellEnd"/>
       <w:r>
@@ -19107,7 +20070,27 @@
           <w:szCs w:val="24"/>
           <w:lang w:val="en-US"/>
         </w:rPr>
-        <w:t xml:space="preserve"> = product;</w:t>
+        <w:t>(</w:t>
+      </w:r>
+      <w:proofErr w:type="spellStart"/>
+      <w:r>
+        <w:rPr>
+          <w:rFonts w:ascii="Times New Roman" w:hAnsi="Times New Roman" w:cs="Times New Roman"/>
+          <w:sz w:val="24"/>
+          <w:szCs w:val="24"/>
+          <w:lang w:val="en-US"/>
+        </w:rPr>
+        <w:t>photoPath</w:t>
+      </w:r>
+      <w:proofErr w:type="spellEnd"/>
+      <w:r>
+        <w:rPr>
+          <w:rFonts w:ascii="Times New Roman" w:hAnsi="Times New Roman" w:cs="Times New Roman"/>
+          <w:sz w:val="24"/>
+          <w:szCs w:val="24"/>
+          <w:lang w:val="en-US"/>
+        </w:rPr>
+        <w:t>))</w:t>
       </w:r>
     </w:p>
     <w:p>
@@ -19128,7 +20111,70 @@
           <w:szCs w:val="24"/>
           <w:lang w:val="en-US"/>
         </w:rPr>
-        <w:t xml:space="preserve">    </w:t>
+        <w:t xml:space="preserve">            {</w:t>
+      </w:r>
+    </w:p>
+    <w:p>
+      <w:pPr>
+        <w:spacing w:after="0" w:line="240" w:lineRule="auto"/>
+        <w:jc w:val="both"/>
+        <w:rPr>
+          <w:rFonts w:ascii="Times New Roman" w:hAnsi="Times New Roman" w:cs="Times New Roman"/>
+          <w:sz w:val="24"/>
+          <w:szCs w:val="24"/>
+          <w:lang w:val="en-US"/>
+        </w:rPr>
+      </w:pPr>
+      <w:r>
+        <w:rPr>
+          <w:rFonts w:ascii="Times New Roman" w:hAnsi="Times New Roman" w:cs="Times New Roman"/>
+          <w:sz w:val="24"/>
+          <w:szCs w:val="24"/>
+          <w:lang w:val="en-US"/>
+        </w:rPr>
+        <w:t xml:space="preserve">                try</w:t>
+      </w:r>
+    </w:p>
+    <w:p>
+      <w:pPr>
+        <w:spacing w:after="0" w:line="240" w:lineRule="auto"/>
+        <w:jc w:val="both"/>
+        <w:rPr>
+          <w:rFonts w:ascii="Times New Roman" w:hAnsi="Times New Roman" w:cs="Times New Roman"/>
+          <w:sz w:val="24"/>
+          <w:szCs w:val="24"/>
+          <w:lang w:val="en-US"/>
+        </w:rPr>
+      </w:pPr>
+      <w:r>
+        <w:rPr>
+          <w:rFonts w:ascii="Times New Roman" w:hAnsi="Times New Roman" w:cs="Times New Roman"/>
+          <w:sz w:val="24"/>
+          <w:szCs w:val="24"/>
+          <w:lang w:val="en-US"/>
+        </w:rPr>
+        <w:t xml:space="preserve">                {</w:t>
+      </w:r>
+    </w:p>
+    <w:p>
+      <w:pPr>
+        <w:spacing w:after="0" w:line="240" w:lineRule="auto"/>
+        <w:jc w:val="both"/>
+        <w:rPr>
+          <w:rFonts w:ascii="Times New Roman" w:hAnsi="Times New Roman" w:cs="Times New Roman"/>
+          <w:sz w:val="24"/>
+          <w:szCs w:val="24"/>
+          <w:lang w:val="en-US"/>
+        </w:rPr>
+      </w:pPr>
+      <w:r>
+        <w:rPr>
+          <w:rFonts w:ascii="Times New Roman" w:hAnsi="Times New Roman" w:cs="Times New Roman"/>
+          <w:sz w:val="24"/>
+          <w:szCs w:val="24"/>
+          <w:lang w:val="en-US"/>
+        </w:rPr>
+        <w:t xml:space="preserve">                    </w:t>
       </w:r>
       <w:proofErr w:type="spellStart"/>
       <w:r>
@@ -19138,7 +20184,7 @@
           <w:szCs w:val="24"/>
           <w:lang w:val="en-US"/>
         </w:rPr>
-        <w:t>currentUser</w:t>
+        <w:t>pbPhoto.Image</w:t>
       </w:r>
       <w:proofErr w:type="spellEnd"/>
       <w:r>
@@ -19148,7 +20194,47 @@
           <w:szCs w:val="24"/>
           <w:lang w:val="en-US"/>
         </w:rPr>
-        <w:t xml:space="preserve"> = user;</w:t>
+        <w:t xml:space="preserve"> = </w:t>
+      </w:r>
+      <w:proofErr w:type="spellStart"/>
+      <w:r>
+        <w:rPr>
+          <w:rFonts w:ascii="Times New Roman" w:hAnsi="Times New Roman" w:cs="Times New Roman"/>
+          <w:sz w:val="24"/>
+          <w:szCs w:val="24"/>
+          <w:lang w:val="en-US"/>
+        </w:rPr>
+        <w:t>Image.FromFile</w:t>
+      </w:r>
+      <w:proofErr w:type="spellEnd"/>
+      <w:r>
+        <w:rPr>
+          <w:rFonts w:ascii="Times New Roman" w:hAnsi="Times New Roman" w:cs="Times New Roman"/>
+          <w:sz w:val="24"/>
+          <w:szCs w:val="24"/>
+          <w:lang w:val="en-US"/>
+        </w:rPr>
+        <w:t>(</w:t>
+      </w:r>
+      <w:proofErr w:type="spellStart"/>
+      <w:r>
+        <w:rPr>
+          <w:rFonts w:ascii="Times New Roman" w:hAnsi="Times New Roman" w:cs="Times New Roman"/>
+          <w:sz w:val="24"/>
+          <w:szCs w:val="24"/>
+          <w:lang w:val="en-US"/>
+        </w:rPr>
+        <w:t>photoPath</w:t>
+      </w:r>
+      <w:proofErr w:type="spellEnd"/>
+      <w:r>
+        <w:rPr>
+          <w:rFonts w:ascii="Times New Roman" w:hAnsi="Times New Roman" w:cs="Times New Roman"/>
+          <w:sz w:val="24"/>
+          <w:szCs w:val="24"/>
+          <w:lang w:val="en-US"/>
+        </w:rPr>
+        <w:t>);</w:t>
       </w:r>
     </w:p>
     <w:p>
@@ -19159,9 +20245,25 @@
           <w:rFonts w:ascii="Times New Roman" w:hAnsi="Times New Roman" w:cs="Times New Roman"/>
           <w:sz w:val="24"/>
           <w:szCs w:val="24"/>
-          <w:lang w:val="en-US"/>
-        </w:rPr>
-      </w:pPr>
+        </w:rPr>
+      </w:pPr>
+      <w:r>
+        <w:rPr>
+          <w:rFonts w:ascii="Times New Roman" w:hAnsi="Times New Roman" w:cs="Times New Roman"/>
+          <w:sz w:val="24"/>
+          <w:szCs w:val="24"/>
+          <w:lang w:val="en-US"/>
+        </w:rPr>
+        <w:t xml:space="preserve">                </w:t>
+      </w:r>
+      <w:r>
+        <w:rPr>
+          <w:rFonts w:ascii="Times New Roman" w:hAnsi="Times New Roman" w:cs="Times New Roman"/>
+          <w:sz w:val="24"/>
+          <w:szCs w:val="24"/>
+        </w:rPr>
+        <w:t>}</w:t>
+      </w:r>
     </w:p>
     <w:p>
       <w:pPr>
@@ -19171,63 +20273,15 @@
           <w:rFonts w:ascii="Times New Roman" w:hAnsi="Times New Roman" w:cs="Times New Roman"/>
           <w:sz w:val="24"/>
           <w:szCs w:val="24"/>
-          <w:lang w:val="en-US"/>
-        </w:rPr>
-      </w:pPr>
-      <w:r>
-        <w:rPr>
-          <w:rFonts w:ascii="Times New Roman" w:hAnsi="Times New Roman" w:cs="Times New Roman"/>
-          <w:sz w:val="24"/>
-          <w:szCs w:val="24"/>
-          <w:lang w:val="en-US"/>
-        </w:rPr>
-        <w:t xml:space="preserve">    // </w:t>
-      </w:r>
-      <w:r>
-        <w:rPr>
-          <w:rFonts w:ascii="Times New Roman" w:hAnsi="Times New Roman" w:cs="Times New Roman"/>
-          <w:sz w:val="24"/>
-          <w:szCs w:val="24"/>
-        </w:rPr>
-        <w:t>Заголовок</w:t>
-      </w:r>
-      <w:r>
-        <w:rPr>
-          <w:rFonts w:ascii="Times New Roman" w:hAnsi="Times New Roman" w:cs="Times New Roman"/>
-          <w:sz w:val="24"/>
-          <w:szCs w:val="24"/>
-          <w:lang w:val="en-US"/>
-        </w:rPr>
-        <w:t xml:space="preserve"> </w:t>
-      </w:r>
-      <w:r>
-        <w:rPr>
-          <w:rFonts w:ascii="Times New Roman" w:hAnsi="Times New Roman" w:cs="Times New Roman"/>
-          <w:sz w:val="24"/>
-          <w:szCs w:val="24"/>
-        </w:rPr>
-        <w:t>формы</w:t>
-      </w:r>
-    </w:p>
-    <w:p>
-      <w:pPr>
-        <w:spacing w:after="0" w:line="240" w:lineRule="auto"/>
-        <w:jc w:val="both"/>
-        <w:rPr>
-          <w:rFonts w:ascii="Times New Roman" w:hAnsi="Times New Roman" w:cs="Times New Roman"/>
-          <w:sz w:val="24"/>
-          <w:szCs w:val="24"/>
-          <w:lang w:val="en-US"/>
-        </w:rPr>
-      </w:pPr>
-      <w:r>
-        <w:rPr>
-          <w:rFonts w:ascii="Times New Roman" w:hAnsi="Times New Roman" w:cs="Times New Roman"/>
-          <w:sz w:val="24"/>
-          <w:szCs w:val="24"/>
-          <w:lang w:val="en-US"/>
-        </w:rPr>
-        <w:t xml:space="preserve">    if (</w:t>
+        </w:rPr>
+      </w:pPr>
+      <w:r>
+        <w:rPr>
+          <w:rFonts w:ascii="Times New Roman" w:hAnsi="Times New Roman" w:cs="Times New Roman"/>
+          <w:sz w:val="24"/>
+          <w:szCs w:val="24"/>
+        </w:rPr>
+        <w:t xml:space="preserve">                </w:t>
       </w:r>
       <w:proofErr w:type="spellStart"/>
       <w:r>
@@ -19235,9 +20289,8 @@
           <w:rFonts w:ascii="Times New Roman" w:hAnsi="Times New Roman" w:cs="Times New Roman"/>
           <w:sz w:val="24"/>
           <w:szCs w:val="24"/>
-          <w:lang w:val="en-US"/>
-        </w:rPr>
-        <w:t>currentProduct</w:t>
+        </w:rPr>
+        <w:t>catch</w:t>
       </w:r>
       <w:proofErr w:type="spellEnd"/>
       <w:r>
@@ -19245,1616 +20298,9 @@
           <w:rFonts w:ascii="Times New Roman" w:hAnsi="Times New Roman" w:cs="Times New Roman"/>
           <w:sz w:val="24"/>
           <w:szCs w:val="24"/>
-          <w:lang w:val="en-US"/>
-        </w:rPr>
-        <w:t xml:space="preserve"> == null)</w:t>
-      </w:r>
-    </w:p>
-    <w:p>
-      <w:pPr>
-        <w:spacing w:after="0" w:line="240" w:lineRule="auto"/>
-        <w:jc w:val="both"/>
-        <w:rPr>
-          <w:rFonts w:ascii="Times New Roman" w:hAnsi="Times New Roman" w:cs="Times New Roman"/>
-          <w:sz w:val="24"/>
-          <w:szCs w:val="24"/>
-        </w:rPr>
-      </w:pPr>
-      <w:r>
-        <w:rPr>
-          <w:rFonts w:ascii="Times New Roman" w:hAnsi="Times New Roman" w:cs="Times New Roman"/>
-          <w:sz w:val="24"/>
-          <w:szCs w:val="24"/>
-          <w:lang w:val="en-US"/>
-        </w:rPr>
-        <w:t xml:space="preserve">        </w:t>
-      </w:r>
-      <w:proofErr w:type="spellStart"/>
-      <w:proofErr w:type="gramStart"/>
-      <w:r>
-        <w:rPr>
-          <w:rFonts w:ascii="Times New Roman" w:hAnsi="Times New Roman" w:cs="Times New Roman"/>
-          <w:sz w:val="24"/>
-          <w:szCs w:val="24"/>
-        </w:rPr>
-        <w:t>this.Text</w:t>
-      </w:r>
-      <w:proofErr w:type="spellEnd"/>
-      <w:proofErr w:type="gramEnd"/>
-      <w:r>
-        <w:rPr>
-          <w:rFonts w:ascii="Times New Roman" w:hAnsi="Times New Roman" w:cs="Times New Roman"/>
-          <w:sz w:val="24"/>
-          <w:szCs w:val="24"/>
-        </w:rPr>
-        <w:t xml:space="preserve"> = "Добавление товара";</w:t>
-      </w:r>
-    </w:p>
-    <w:p>
-      <w:pPr>
-        <w:spacing w:after="0" w:line="240" w:lineRule="auto"/>
-        <w:jc w:val="both"/>
-        <w:rPr>
-          <w:rFonts w:ascii="Times New Roman" w:hAnsi="Times New Roman" w:cs="Times New Roman"/>
-          <w:sz w:val="24"/>
-          <w:szCs w:val="24"/>
-        </w:rPr>
-      </w:pPr>
-      <w:r>
-        <w:rPr>
-          <w:rFonts w:ascii="Times New Roman" w:hAnsi="Times New Roman" w:cs="Times New Roman"/>
-          <w:sz w:val="24"/>
-          <w:szCs w:val="24"/>
-        </w:rPr>
-        <w:t xml:space="preserve">    </w:t>
-      </w:r>
-      <w:proofErr w:type="spellStart"/>
-      <w:r>
-        <w:rPr>
-          <w:rFonts w:ascii="Times New Roman" w:hAnsi="Times New Roman" w:cs="Times New Roman"/>
-          <w:sz w:val="24"/>
-          <w:szCs w:val="24"/>
-        </w:rPr>
-        <w:t>else</w:t>
-      </w:r>
-      <w:proofErr w:type="spellEnd"/>
-    </w:p>
-    <w:p>
-      <w:pPr>
-        <w:spacing w:after="0" w:line="240" w:lineRule="auto"/>
-        <w:jc w:val="both"/>
-        <w:rPr>
-          <w:rFonts w:ascii="Times New Roman" w:hAnsi="Times New Roman" w:cs="Times New Roman"/>
-          <w:sz w:val="24"/>
-          <w:szCs w:val="24"/>
-        </w:rPr>
-      </w:pPr>
-      <w:r>
-        <w:rPr>
-          <w:rFonts w:ascii="Times New Roman" w:hAnsi="Times New Roman" w:cs="Times New Roman"/>
-          <w:sz w:val="24"/>
-          <w:szCs w:val="24"/>
-        </w:rPr>
-        <w:t xml:space="preserve">        </w:t>
-      </w:r>
-      <w:proofErr w:type="spellStart"/>
-      <w:proofErr w:type="gramStart"/>
-      <w:r>
-        <w:rPr>
-          <w:rFonts w:ascii="Times New Roman" w:hAnsi="Times New Roman" w:cs="Times New Roman"/>
-          <w:sz w:val="24"/>
-          <w:szCs w:val="24"/>
-        </w:rPr>
-        <w:t>this.Text</w:t>
-      </w:r>
-      <w:proofErr w:type="spellEnd"/>
-      <w:proofErr w:type="gramEnd"/>
-      <w:r>
-        <w:rPr>
-          <w:rFonts w:ascii="Times New Roman" w:hAnsi="Times New Roman" w:cs="Times New Roman"/>
-          <w:sz w:val="24"/>
-          <w:szCs w:val="24"/>
-        </w:rPr>
-        <w:t xml:space="preserve"> = "Редактирование товара";</w:t>
-      </w:r>
-    </w:p>
-    <w:p>
-      <w:pPr>
-        <w:spacing w:after="0" w:line="240" w:lineRule="auto"/>
-        <w:jc w:val="both"/>
-        <w:rPr>
-          <w:rFonts w:ascii="Times New Roman" w:hAnsi="Times New Roman" w:cs="Times New Roman"/>
-          <w:sz w:val="24"/>
-          <w:szCs w:val="24"/>
-        </w:rPr>
-      </w:pPr>
-    </w:p>
-    <w:p>
-      <w:pPr>
-        <w:spacing w:after="0" w:line="240" w:lineRule="auto"/>
-        <w:jc w:val="both"/>
-        <w:rPr>
-          <w:rFonts w:ascii="Times New Roman" w:hAnsi="Times New Roman" w:cs="Times New Roman"/>
-          <w:sz w:val="24"/>
-          <w:szCs w:val="24"/>
-        </w:rPr>
-      </w:pPr>
-      <w:r>
-        <w:rPr>
-          <w:rFonts w:ascii="Times New Roman" w:hAnsi="Times New Roman" w:cs="Times New Roman"/>
-          <w:sz w:val="24"/>
-          <w:szCs w:val="24"/>
-        </w:rPr>
-        <w:t xml:space="preserve">    // Заполнение </w:t>
-      </w:r>
-      <w:proofErr w:type="spellStart"/>
-      <w:r>
-        <w:rPr>
-          <w:rFonts w:ascii="Times New Roman" w:hAnsi="Times New Roman" w:cs="Times New Roman"/>
-          <w:sz w:val="24"/>
-          <w:szCs w:val="24"/>
-        </w:rPr>
-        <w:t>комбобоксов</w:t>
-      </w:r>
-      <w:proofErr w:type="spellEnd"/>
-    </w:p>
-    <w:p>
-      <w:pPr>
-        <w:spacing w:after="0" w:line="240" w:lineRule="auto"/>
-        <w:jc w:val="both"/>
-        <w:rPr>
-          <w:rFonts w:ascii="Times New Roman" w:hAnsi="Times New Roman" w:cs="Times New Roman"/>
-          <w:sz w:val="24"/>
-          <w:szCs w:val="24"/>
-        </w:rPr>
-      </w:pPr>
-      <w:r>
-        <w:rPr>
-          <w:rFonts w:ascii="Times New Roman" w:hAnsi="Times New Roman" w:cs="Times New Roman"/>
-          <w:sz w:val="24"/>
-          <w:szCs w:val="24"/>
-        </w:rPr>
-        <w:t xml:space="preserve">    </w:t>
-      </w:r>
-      <w:proofErr w:type="spellStart"/>
-      <w:proofErr w:type="gramStart"/>
-      <w:r>
-        <w:rPr>
-          <w:rFonts w:ascii="Times New Roman" w:hAnsi="Times New Roman" w:cs="Times New Roman"/>
-          <w:sz w:val="24"/>
-          <w:szCs w:val="24"/>
-        </w:rPr>
-        <w:t>LoadComboBoxes</w:t>
-      </w:r>
-      <w:proofErr w:type="spellEnd"/>
-      <w:r>
-        <w:rPr>
-          <w:rFonts w:ascii="Times New Roman" w:hAnsi="Times New Roman" w:cs="Times New Roman"/>
-          <w:sz w:val="24"/>
-          <w:szCs w:val="24"/>
-        </w:rPr>
-        <w:t>(</w:t>
-      </w:r>
-      <w:proofErr w:type="gramEnd"/>
-      <w:r>
-        <w:rPr>
-          <w:rFonts w:ascii="Times New Roman" w:hAnsi="Times New Roman" w:cs="Times New Roman"/>
-          <w:sz w:val="24"/>
-          <w:szCs w:val="24"/>
-        </w:rPr>
-        <w:t>);</w:t>
-      </w:r>
-    </w:p>
-    <w:p>
-      <w:pPr>
-        <w:spacing w:after="0" w:line="240" w:lineRule="auto"/>
-        <w:jc w:val="both"/>
-        <w:rPr>
-          <w:rFonts w:ascii="Times New Roman" w:hAnsi="Times New Roman" w:cs="Times New Roman"/>
-          <w:sz w:val="24"/>
-          <w:szCs w:val="24"/>
-        </w:rPr>
-      </w:pPr>
-    </w:p>
-    <w:p>
-      <w:pPr>
-        <w:spacing w:after="0" w:line="240" w:lineRule="auto"/>
-        <w:jc w:val="both"/>
-        <w:rPr>
-          <w:rFonts w:ascii="Times New Roman" w:hAnsi="Times New Roman" w:cs="Times New Roman"/>
-          <w:sz w:val="24"/>
-          <w:szCs w:val="24"/>
-        </w:rPr>
-      </w:pPr>
-      <w:r>
-        <w:rPr>
-          <w:rFonts w:ascii="Times New Roman" w:hAnsi="Times New Roman" w:cs="Times New Roman"/>
-          <w:sz w:val="24"/>
-          <w:szCs w:val="24"/>
-        </w:rPr>
-        <w:t xml:space="preserve">    // Если редактирование, заполняем поля</w:t>
-      </w:r>
-    </w:p>
-    <w:p>
-      <w:pPr>
-        <w:spacing w:after="0" w:line="240" w:lineRule="auto"/>
-        <w:jc w:val="both"/>
-        <w:rPr>
-          <w:rFonts w:ascii="Times New Roman" w:hAnsi="Times New Roman" w:cs="Times New Roman"/>
-          <w:sz w:val="24"/>
-          <w:szCs w:val="24"/>
-        </w:rPr>
-      </w:pPr>
-      <w:r>
-        <w:rPr>
-          <w:rFonts w:ascii="Times New Roman" w:hAnsi="Times New Roman" w:cs="Times New Roman"/>
-          <w:sz w:val="24"/>
-          <w:szCs w:val="24"/>
-        </w:rPr>
-        <w:t xml:space="preserve">    </w:t>
-      </w:r>
-      <w:r>
-        <w:rPr>
-          <w:rFonts w:ascii="Times New Roman" w:hAnsi="Times New Roman" w:cs="Times New Roman"/>
-          <w:sz w:val="24"/>
-          <w:szCs w:val="24"/>
-          <w:lang w:val="en-US"/>
-        </w:rPr>
-        <w:t>if</w:t>
-      </w:r>
-      <w:r>
-        <w:rPr>
-          <w:rFonts w:ascii="Times New Roman" w:hAnsi="Times New Roman" w:cs="Times New Roman"/>
-          <w:sz w:val="24"/>
-          <w:szCs w:val="24"/>
-        </w:rPr>
-        <w:t xml:space="preserve"> (</w:t>
-      </w:r>
-      <w:proofErr w:type="spellStart"/>
-      <w:proofErr w:type="gramStart"/>
-      <w:r>
-        <w:rPr>
-          <w:rFonts w:ascii="Times New Roman" w:hAnsi="Times New Roman" w:cs="Times New Roman"/>
-          <w:sz w:val="24"/>
-          <w:szCs w:val="24"/>
-          <w:lang w:val="en-US"/>
-        </w:rPr>
-        <w:t>currentProduct</w:t>
-      </w:r>
-      <w:proofErr w:type="spellEnd"/>
-      <w:r>
-        <w:rPr>
-          <w:rFonts w:ascii="Times New Roman" w:hAnsi="Times New Roman" w:cs="Times New Roman"/>
-          <w:sz w:val="24"/>
-          <w:szCs w:val="24"/>
-        </w:rPr>
-        <w:t xml:space="preserve"> !</w:t>
-      </w:r>
-      <w:proofErr w:type="gramEnd"/>
-      <w:r>
-        <w:rPr>
-          <w:rFonts w:ascii="Times New Roman" w:hAnsi="Times New Roman" w:cs="Times New Roman"/>
-          <w:sz w:val="24"/>
-          <w:szCs w:val="24"/>
-        </w:rPr>
-        <w:t xml:space="preserve">= </w:t>
-      </w:r>
-      <w:r>
-        <w:rPr>
-          <w:rFonts w:ascii="Times New Roman" w:hAnsi="Times New Roman" w:cs="Times New Roman"/>
-          <w:sz w:val="24"/>
-          <w:szCs w:val="24"/>
-          <w:lang w:val="en-US"/>
-        </w:rPr>
-        <w:t>null</w:t>
-      </w:r>
-      <w:r>
-        <w:rPr>
-          <w:rFonts w:ascii="Times New Roman" w:hAnsi="Times New Roman" w:cs="Times New Roman"/>
-          <w:sz w:val="24"/>
-          <w:szCs w:val="24"/>
-        </w:rPr>
-        <w:t>)</w:t>
-      </w:r>
-    </w:p>
-    <w:p>
-      <w:pPr>
-        <w:spacing w:after="0" w:line="240" w:lineRule="auto"/>
-        <w:jc w:val="both"/>
-        <w:rPr>
-          <w:rFonts w:ascii="Times New Roman" w:hAnsi="Times New Roman" w:cs="Times New Roman"/>
-          <w:sz w:val="24"/>
-          <w:szCs w:val="24"/>
-        </w:rPr>
-      </w:pPr>
-      <w:r>
-        <w:rPr>
-          <w:rFonts w:ascii="Times New Roman" w:hAnsi="Times New Roman" w:cs="Times New Roman"/>
-          <w:sz w:val="24"/>
-          <w:szCs w:val="24"/>
-        </w:rPr>
-        <w:t xml:space="preserve">    {</w:t>
-      </w:r>
-    </w:p>
-    <w:p>
-      <w:pPr>
-        <w:spacing w:after="0" w:line="240" w:lineRule="auto"/>
-        <w:jc w:val="both"/>
-        <w:rPr>
-          <w:rFonts w:ascii="Times New Roman" w:hAnsi="Times New Roman" w:cs="Times New Roman"/>
-          <w:sz w:val="24"/>
-          <w:szCs w:val="24"/>
-          <w:lang w:val="en-US"/>
-        </w:rPr>
-      </w:pPr>
-      <w:r>
-        <w:rPr>
-          <w:rFonts w:ascii="Times New Roman" w:hAnsi="Times New Roman" w:cs="Times New Roman"/>
-          <w:sz w:val="24"/>
-          <w:szCs w:val="24"/>
-        </w:rPr>
-        <w:t xml:space="preserve">        </w:t>
-      </w:r>
-      <w:proofErr w:type="spellStart"/>
-      <w:r>
-        <w:rPr>
-          <w:rFonts w:ascii="Times New Roman" w:hAnsi="Times New Roman" w:cs="Times New Roman"/>
-          <w:sz w:val="24"/>
-          <w:szCs w:val="24"/>
-          <w:lang w:val="en-US"/>
-        </w:rPr>
-        <w:t>txtArticle.Text</w:t>
-      </w:r>
-      <w:proofErr w:type="spellEnd"/>
-      <w:r>
-        <w:rPr>
-          <w:rFonts w:ascii="Times New Roman" w:hAnsi="Times New Roman" w:cs="Times New Roman"/>
-          <w:sz w:val="24"/>
-          <w:szCs w:val="24"/>
-          <w:lang w:val="en-US"/>
-        </w:rPr>
-        <w:t xml:space="preserve"> = </w:t>
-      </w:r>
-      <w:proofErr w:type="spellStart"/>
-      <w:r>
-        <w:rPr>
-          <w:rFonts w:ascii="Times New Roman" w:hAnsi="Times New Roman" w:cs="Times New Roman"/>
-          <w:sz w:val="24"/>
-          <w:szCs w:val="24"/>
-          <w:lang w:val="en-US"/>
-        </w:rPr>
-        <w:t>currentProduct.Article</w:t>
-      </w:r>
-      <w:proofErr w:type="spellEnd"/>
-      <w:r>
-        <w:rPr>
-          <w:rFonts w:ascii="Times New Roman" w:hAnsi="Times New Roman" w:cs="Times New Roman"/>
-          <w:sz w:val="24"/>
-          <w:szCs w:val="24"/>
-          <w:lang w:val="en-US"/>
-        </w:rPr>
-        <w:t>;</w:t>
-      </w:r>
-    </w:p>
-    <w:p>
-      <w:pPr>
-        <w:spacing w:after="0" w:line="240" w:lineRule="auto"/>
-        <w:jc w:val="both"/>
-        <w:rPr>
-          <w:rFonts w:ascii="Times New Roman" w:hAnsi="Times New Roman" w:cs="Times New Roman"/>
-          <w:sz w:val="24"/>
-          <w:szCs w:val="24"/>
-          <w:lang w:val="en-US"/>
-        </w:rPr>
-      </w:pPr>
-      <w:r>
-        <w:rPr>
-          <w:rFonts w:ascii="Times New Roman" w:hAnsi="Times New Roman" w:cs="Times New Roman"/>
-          <w:sz w:val="24"/>
-          <w:szCs w:val="24"/>
-          <w:lang w:val="en-US"/>
-        </w:rPr>
-        <w:t xml:space="preserve">        </w:t>
-      </w:r>
-      <w:proofErr w:type="spellStart"/>
-      <w:r>
-        <w:rPr>
-          <w:rFonts w:ascii="Times New Roman" w:hAnsi="Times New Roman" w:cs="Times New Roman"/>
-          <w:sz w:val="24"/>
-          <w:szCs w:val="24"/>
-          <w:lang w:val="en-US"/>
-        </w:rPr>
-        <w:t>txtArticle.ReadOnly</w:t>
-      </w:r>
-      <w:proofErr w:type="spellEnd"/>
-      <w:r>
-        <w:rPr>
-          <w:rFonts w:ascii="Times New Roman" w:hAnsi="Times New Roman" w:cs="Times New Roman"/>
-          <w:sz w:val="24"/>
-          <w:szCs w:val="24"/>
-          <w:lang w:val="en-US"/>
-        </w:rPr>
-        <w:t xml:space="preserve"> = true; // </w:t>
-      </w:r>
-      <w:r>
-        <w:rPr>
-          <w:rFonts w:ascii="Times New Roman" w:hAnsi="Times New Roman" w:cs="Times New Roman"/>
-          <w:sz w:val="24"/>
-          <w:szCs w:val="24"/>
-        </w:rPr>
-        <w:t>артикул</w:t>
-      </w:r>
-      <w:r>
-        <w:rPr>
-          <w:rFonts w:ascii="Times New Roman" w:hAnsi="Times New Roman" w:cs="Times New Roman"/>
-          <w:sz w:val="24"/>
-          <w:szCs w:val="24"/>
-          <w:lang w:val="en-US"/>
-        </w:rPr>
-        <w:t xml:space="preserve"> </w:t>
-      </w:r>
-      <w:r>
-        <w:rPr>
-          <w:rFonts w:ascii="Times New Roman" w:hAnsi="Times New Roman" w:cs="Times New Roman"/>
-          <w:sz w:val="24"/>
-          <w:szCs w:val="24"/>
-        </w:rPr>
-        <w:t>не</w:t>
-      </w:r>
-      <w:r>
-        <w:rPr>
-          <w:rFonts w:ascii="Times New Roman" w:hAnsi="Times New Roman" w:cs="Times New Roman"/>
-          <w:sz w:val="24"/>
-          <w:szCs w:val="24"/>
-          <w:lang w:val="en-US"/>
-        </w:rPr>
-        <w:t xml:space="preserve"> </w:t>
-      </w:r>
-      <w:r>
-        <w:rPr>
-          <w:rFonts w:ascii="Times New Roman" w:hAnsi="Times New Roman" w:cs="Times New Roman"/>
-          <w:sz w:val="24"/>
-          <w:szCs w:val="24"/>
-        </w:rPr>
-        <w:t>меняем</w:t>
-      </w:r>
-    </w:p>
-    <w:p>
-      <w:pPr>
-        <w:spacing w:after="0" w:line="240" w:lineRule="auto"/>
-        <w:jc w:val="both"/>
-        <w:rPr>
-          <w:rFonts w:ascii="Times New Roman" w:hAnsi="Times New Roman" w:cs="Times New Roman"/>
-          <w:sz w:val="24"/>
-          <w:szCs w:val="24"/>
-          <w:lang w:val="en-US"/>
-        </w:rPr>
-      </w:pPr>
-      <w:r>
-        <w:rPr>
-          <w:rFonts w:ascii="Times New Roman" w:hAnsi="Times New Roman" w:cs="Times New Roman"/>
-          <w:sz w:val="24"/>
-          <w:szCs w:val="24"/>
-          <w:lang w:val="en-US"/>
-        </w:rPr>
-        <w:t xml:space="preserve">        </w:t>
-      </w:r>
-      <w:proofErr w:type="spellStart"/>
-      <w:r>
-        <w:rPr>
-          <w:rFonts w:ascii="Times New Roman" w:hAnsi="Times New Roman" w:cs="Times New Roman"/>
-          <w:sz w:val="24"/>
-          <w:szCs w:val="24"/>
-          <w:lang w:val="en-US"/>
-        </w:rPr>
-        <w:t>txtName.Text</w:t>
-      </w:r>
-      <w:proofErr w:type="spellEnd"/>
-      <w:r>
-        <w:rPr>
-          <w:rFonts w:ascii="Times New Roman" w:hAnsi="Times New Roman" w:cs="Times New Roman"/>
-          <w:sz w:val="24"/>
-          <w:szCs w:val="24"/>
-          <w:lang w:val="en-US"/>
-        </w:rPr>
-        <w:t xml:space="preserve"> = </w:t>
-      </w:r>
-      <w:proofErr w:type="spellStart"/>
-      <w:r>
-        <w:rPr>
-          <w:rFonts w:ascii="Times New Roman" w:hAnsi="Times New Roman" w:cs="Times New Roman"/>
-          <w:sz w:val="24"/>
-          <w:szCs w:val="24"/>
-          <w:lang w:val="en-US"/>
-        </w:rPr>
-        <w:t>currentProduct.Name</w:t>
-      </w:r>
-      <w:proofErr w:type="spellEnd"/>
-      <w:r>
-        <w:rPr>
-          <w:rFonts w:ascii="Times New Roman" w:hAnsi="Times New Roman" w:cs="Times New Roman"/>
-          <w:sz w:val="24"/>
-          <w:szCs w:val="24"/>
-          <w:lang w:val="en-US"/>
-        </w:rPr>
-        <w:t>;</w:t>
-      </w:r>
-    </w:p>
-    <w:p>
-      <w:pPr>
-        <w:spacing w:after="0" w:line="240" w:lineRule="auto"/>
-        <w:jc w:val="both"/>
-        <w:rPr>
-          <w:rFonts w:ascii="Times New Roman" w:hAnsi="Times New Roman" w:cs="Times New Roman"/>
-          <w:sz w:val="24"/>
-          <w:szCs w:val="24"/>
-          <w:lang w:val="en-US"/>
-        </w:rPr>
-      </w:pPr>
-      <w:r>
-        <w:rPr>
-          <w:rFonts w:ascii="Times New Roman" w:hAnsi="Times New Roman" w:cs="Times New Roman"/>
-          <w:sz w:val="24"/>
-          <w:szCs w:val="24"/>
-          <w:lang w:val="en-US"/>
-        </w:rPr>
-        <w:t xml:space="preserve">        </w:t>
-      </w:r>
-      <w:proofErr w:type="spellStart"/>
-      <w:r>
-        <w:rPr>
-          <w:rFonts w:ascii="Times New Roman" w:hAnsi="Times New Roman" w:cs="Times New Roman"/>
-          <w:sz w:val="24"/>
-          <w:szCs w:val="24"/>
-          <w:lang w:val="en-US"/>
-        </w:rPr>
-        <w:t>cmbCategory.Text</w:t>
-      </w:r>
-      <w:proofErr w:type="spellEnd"/>
-      <w:r>
-        <w:rPr>
-          <w:rFonts w:ascii="Times New Roman" w:hAnsi="Times New Roman" w:cs="Times New Roman"/>
-          <w:sz w:val="24"/>
-          <w:szCs w:val="24"/>
-          <w:lang w:val="en-US"/>
-        </w:rPr>
-        <w:t xml:space="preserve"> = </w:t>
-      </w:r>
-      <w:proofErr w:type="spellStart"/>
-      <w:r>
-        <w:rPr>
-          <w:rFonts w:ascii="Times New Roman" w:hAnsi="Times New Roman" w:cs="Times New Roman"/>
-          <w:sz w:val="24"/>
-          <w:szCs w:val="24"/>
-          <w:lang w:val="en-US"/>
-        </w:rPr>
-        <w:t>currentProduct.Category</w:t>
-      </w:r>
-      <w:proofErr w:type="spellEnd"/>
-      <w:r>
-        <w:rPr>
-          <w:rFonts w:ascii="Times New Roman" w:hAnsi="Times New Roman" w:cs="Times New Roman"/>
-          <w:sz w:val="24"/>
-          <w:szCs w:val="24"/>
-          <w:lang w:val="en-US"/>
-        </w:rPr>
-        <w:t>;</w:t>
-      </w:r>
-    </w:p>
-    <w:p>
-      <w:pPr>
-        <w:spacing w:after="0" w:line="240" w:lineRule="auto"/>
-        <w:jc w:val="both"/>
-        <w:rPr>
-          <w:rFonts w:ascii="Times New Roman" w:hAnsi="Times New Roman" w:cs="Times New Roman"/>
-          <w:sz w:val="24"/>
-          <w:szCs w:val="24"/>
-          <w:lang w:val="en-US"/>
-        </w:rPr>
-      </w:pPr>
-      <w:r>
-        <w:rPr>
-          <w:rFonts w:ascii="Times New Roman" w:hAnsi="Times New Roman" w:cs="Times New Roman"/>
-          <w:sz w:val="24"/>
-          <w:szCs w:val="24"/>
-          <w:lang w:val="en-US"/>
-        </w:rPr>
-        <w:t xml:space="preserve">        </w:t>
-      </w:r>
-      <w:proofErr w:type="spellStart"/>
-      <w:r>
-        <w:rPr>
-          <w:rFonts w:ascii="Times New Roman" w:hAnsi="Times New Roman" w:cs="Times New Roman"/>
-          <w:sz w:val="24"/>
-          <w:szCs w:val="24"/>
-          <w:lang w:val="en-US"/>
-        </w:rPr>
-        <w:t>txtDescription.Text</w:t>
-      </w:r>
-      <w:proofErr w:type="spellEnd"/>
-      <w:r>
-        <w:rPr>
-          <w:rFonts w:ascii="Times New Roman" w:hAnsi="Times New Roman" w:cs="Times New Roman"/>
-          <w:sz w:val="24"/>
-          <w:szCs w:val="24"/>
-          <w:lang w:val="en-US"/>
-        </w:rPr>
-        <w:t xml:space="preserve"> = </w:t>
-      </w:r>
-      <w:proofErr w:type="spellStart"/>
-      <w:r>
-        <w:rPr>
-          <w:rFonts w:ascii="Times New Roman" w:hAnsi="Times New Roman" w:cs="Times New Roman"/>
-          <w:sz w:val="24"/>
-          <w:szCs w:val="24"/>
-          <w:lang w:val="en-US"/>
-        </w:rPr>
-        <w:t>currentProduct.Description</w:t>
-      </w:r>
-      <w:proofErr w:type="spellEnd"/>
-      <w:r>
-        <w:rPr>
-          <w:rFonts w:ascii="Times New Roman" w:hAnsi="Times New Roman" w:cs="Times New Roman"/>
-          <w:sz w:val="24"/>
-          <w:szCs w:val="24"/>
-          <w:lang w:val="en-US"/>
-        </w:rPr>
-        <w:t>;</w:t>
-      </w:r>
-    </w:p>
-    <w:p>
-      <w:pPr>
-        <w:spacing w:after="0" w:line="240" w:lineRule="auto"/>
-        <w:jc w:val="both"/>
-        <w:rPr>
-          <w:rFonts w:ascii="Times New Roman" w:hAnsi="Times New Roman" w:cs="Times New Roman"/>
-          <w:sz w:val="24"/>
-          <w:szCs w:val="24"/>
-          <w:lang w:val="en-US"/>
-        </w:rPr>
-      </w:pPr>
-      <w:r>
-        <w:rPr>
-          <w:rFonts w:ascii="Times New Roman" w:hAnsi="Times New Roman" w:cs="Times New Roman"/>
-          <w:sz w:val="24"/>
-          <w:szCs w:val="24"/>
-          <w:lang w:val="en-US"/>
-        </w:rPr>
-        <w:t xml:space="preserve">        </w:t>
-      </w:r>
-      <w:proofErr w:type="spellStart"/>
-      <w:r>
-        <w:rPr>
-          <w:rFonts w:ascii="Times New Roman" w:hAnsi="Times New Roman" w:cs="Times New Roman"/>
-          <w:sz w:val="24"/>
-          <w:szCs w:val="24"/>
-          <w:lang w:val="en-US"/>
-        </w:rPr>
-        <w:t>cmbManufacturer.Text</w:t>
-      </w:r>
-      <w:proofErr w:type="spellEnd"/>
-      <w:r>
-        <w:rPr>
-          <w:rFonts w:ascii="Times New Roman" w:hAnsi="Times New Roman" w:cs="Times New Roman"/>
-          <w:sz w:val="24"/>
-          <w:szCs w:val="24"/>
-          <w:lang w:val="en-US"/>
-        </w:rPr>
-        <w:t xml:space="preserve"> = </w:t>
-      </w:r>
-      <w:proofErr w:type="spellStart"/>
-      <w:r>
-        <w:rPr>
-          <w:rFonts w:ascii="Times New Roman" w:hAnsi="Times New Roman" w:cs="Times New Roman"/>
-          <w:sz w:val="24"/>
-          <w:szCs w:val="24"/>
-          <w:lang w:val="en-US"/>
-        </w:rPr>
-        <w:t>currentProduct.Manufacture</w:t>
-      </w:r>
-      <w:proofErr w:type="spellEnd"/>
-      <w:r>
-        <w:rPr>
-          <w:rFonts w:ascii="Times New Roman" w:hAnsi="Times New Roman" w:cs="Times New Roman"/>
-          <w:sz w:val="24"/>
-          <w:szCs w:val="24"/>
-          <w:lang w:val="en-US"/>
-        </w:rPr>
-        <w:t>;</w:t>
-      </w:r>
-    </w:p>
-    <w:p>
-      <w:pPr>
-        <w:spacing w:after="0" w:line="240" w:lineRule="auto"/>
-        <w:jc w:val="both"/>
-        <w:rPr>
-          <w:rFonts w:ascii="Times New Roman" w:hAnsi="Times New Roman" w:cs="Times New Roman"/>
-          <w:sz w:val="24"/>
-          <w:szCs w:val="24"/>
-          <w:lang w:val="en-US"/>
-        </w:rPr>
-      </w:pPr>
-      <w:r>
-        <w:rPr>
-          <w:rFonts w:ascii="Times New Roman" w:hAnsi="Times New Roman" w:cs="Times New Roman"/>
-          <w:sz w:val="24"/>
-          <w:szCs w:val="24"/>
-          <w:lang w:val="en-US"/>
-        </w:rPr>
-        <w:t xml:space="preserve">        </w:t>
-      </w:r>
-      <w:proofErr w:type="spellStart"/>
-      <w:r>
-        <w:rPr>
-          <w:rFonts w:ascii="Times New Roman" w:hAnsi="Times New Roman" w:cs="Times New Roman"/>
-          <w:sz w:val="24"/>
-          <w:szCs w:val="24"/>
-          <w:lang w:val="en-US"/>
-        </w:rPr>
-        <w:t>txtSupplier.Text</w:t>
-      </w:r>
-      <w:proofErr w:type="spellEnd"/>
-      <w:r>
-        <w:rPr>
-          <w:rFonts w:ascii="Times New Roman" w:hAnsi="Times New Roman" w:cs="Times New Roman"/>
-          <w:sz w:val="24"/>
-          <w:szCs w:val="24"/>
-          <w:lang w:val="en-US"/>
-        </w:rPr>
-        <w:t xml:space="preserve"> = </w:t>
-      </w:r>
-      <w:proofErr w:type="spellStart"/>
-      <w:r>
-        <w:rPr>
-          <w:rFonts w:ascii="Times New Roman" w:hAnsi="Times New Roman" w:cs="Times New Roman"/>
-          <w:sz w:val="24"/>
-          <w:szCs w:val="24"/>
-          <w:lang w:val="en-US"/>
-        </w:rPr>
-        <w:t>currentProduct.Supplier</w:t>
-      </w:r>
-      <w:proofErr w:type="spellEnd"/>
-      <w:r>
-        <w:rPr>
-          <w:rFonts w:ascii="Times New Roman" w:hAnsi="Times New Roman" w:cs="Times New Roman"/>
-          <w:sz w:val="24"/>
-          <w:szCs w:val="24"/>
-          <w:lang w:val="en-US"/>
-        </w:rPr>
-        <w:t>;</w:t>
-      </w:r>
-    </w:p>
-    <w:p>
-      <w:pPr>
-        <w:spacing w:after="0" w:line="240" w:lineRule="auto"/>
-        <w:jc w:val="both"/>
-        <w:rPr>
-          <w:rFonts w:ascii="Times New Roman" w:hAnsi="Times New Roman" w:cs="Times New Roman"/>
-          <w:sz w:val="24"/>
-          <w:szCs w:val="24"/>
-          <w:lang w:val="en-US"/>
-        </w:rPr>
-      </w:pPr>
-      <w:r>
-        <w:rPr>
-          <w:rFonts w:ascii="Times New Roman" w:hAnsi="Times New Roman" w:cs="Times New Roman"/>
-          <w:sz w:val="24"/>
-          <w:szCs w:val="24"/>
-          <w:lang w:val="en-US"/>
-        </w:rPr>
-        <w:t xml:space="preserve">        </w:t>
-      </w:r>
-      <w:proofErr w:type="spellStart"/>
-      <w:r>
-        <w:rPr>
-          <w:rFonts w:ascii="Times New Roman" w:hAnsi="Times New Roman" w:cs="Times New Roman"/>
-          <w:sz w:val="24"/>
-          <w:szCs w:val="24"/>
-          <w:lang w:val="en-US"/>
-        </w:rPr>
-        <w:t>txtPrice.Text</w:t>
-      </w:r>
-      <w:proofErr w:type="spellEnd"/>
-      <w:r>
-        <w:rPr>
-          <w:rFonts w:ascii="Times New Roman" w:hAnsi="Times New Roman" w:cs="Times New Roman"/>
-          <w:sz w:val="24"/>
-          <w:szCs w:val="24"/>
-          <w:lang w:val="en-US"/>
-        </w:rPr>
-        <w:t xml:space="preserve"> = </w:t>
-      </w:r>
-      <w:proofErr w:type="spellStart"/>
-      <w:proofErr w:type="gramStart"/>
-      <w:r>
-        <w:rPr>
-          <w:rFonts w:ascii="Times New Roman" w:hAnsi="Times New Roman" w:cs="Times New Roman"/>
-          <w:sz w:val="24"/>
-          <w:szCs w:val="24"/>
-          <w:lang w:val="en-US"/>
-        </w:rPr>
-        <w:t>currentProduct.Price.ToString</w:t>
-      </w:r>
-      <w:proofErr w:type="spellEnd"/>
-      <w:proofErr w:type="gramEnd"/>
-      <w:r>
-        <w:rPr>
-          <w:rFonts w:ascii="Times New Roman" w:hAnsi="Times New Roman" w:cs="Times New Roman"/>
-          <w:sz w:val="24"/>
-          <w:szCs w:val="24"/>
-          <w:lang w:val="en-US"/>
-        </w:rPr>
-        <w:t>("F2");</w:t>
-      </w:r>
-    </w:p>
-    <w:p>
-      <w:pPr>
-        <w:spacing w:after="0" w:line="240" w:lineRule="auto"/>
-        <w:jc w:val="both"/>
-        <w:rPr>
-          <w:rFonts w:ascii="Times New Roman" w:hAnsi="Times New Roman" w:cs="Times New Roman"/>
-          <w:sz w:val="24"/>
-          <w:szCs w:val="24"/>
-          <w:lang w:val="en-US"/>
-        </w:rPr>
-      </w:pPr>
-      <w:r>
-        <w:rPr>
-          <w:rFonts w:ascii="Times New Roman" w:hAnsi="Times New Roman" w:cs="Times New Roman"/>
-          <w:sz w:val="24"/>
-          <w:szCs w:val="24"/>
-          <w:lang w:val="en-US"/>
-        </w:rPr>
-        <w:t xml:space="preserve">        </w:t>
-      </w:r>
-      <w:proofErr w:type="spellStart"/>
-      <w:r>
-        <w:rPr>
-          <w:rFonts w:ascii="Times New Roman" w:hAnsi="Times New Roman" w:cs="Times New Roman"/>
-          <w:sz w:val="24"/>
-          <w:szCs w:val="24"/>
-          <w:lang w:val="en-US"/>
-        </w:rPr>
-        <w:t>txtUnit.Text</w:t>
-      </w:r>
-      <w:proofErr w:type="spellEnd"/>
-      <w:r>
-        <w:rPr>
-          <w:rFonts w:ascii="Times New Roman" w:hAnsi="Times New Roman" w:cs="Times New Roman"/>
-          <w:sz w:val="24"/>
-          <w:szCs w:val="24"/>
-          <w:lang w:val="en-US"/>
-        </w:rPr>
-        <w:t xml:space="preserve"> = </w:t>
-      </w:r>
-      <w:proofErr w:type="spellStart"/>
-      <w:r>
-        <w:rPr>
-          <w:rFonts w:ascii="Times New Roman" w:hAnsi="Times New Roman" w:cs="Times New Roman"/>
-          <w:sz w:val="24"/>
-          <w:szCs w:val="24"/>
-          <w:lang w:val="en-US"/>
-        </w:rPr>
-        <w:t>currentProduct.Unit</w:t>
-      </w:r>
-      <w:proofErr w:type="spellEnd"/>
-      <w:r>
-        <w:rPr>
-          <w:rFonts w:ascii="Times New Roman" w:hAnsi="Times New Roman" w:cs="Times New Roman"/>
-          <w:sz w:val="24"/>
-          <w:szCs w:val="24"/>
-          <w:lang w:val="en-US"/>
-        </w:rPr>
-        <w:t>;</w:t>
-      </w:r>
-    </w:p>
-    <w:p>
-      <w:pPr>
-        <w:spacing w:after="0" w:line="240" w:lineRule="auto"/>
-        <w:jc w:val="both"/>
-        <w:rPr>
-          <w:rFonts w:ascii="Times New Roman" w:hAnsi="Times New Roman" w:cs="Times New Roman"/>
-          <w:sz w:val="24"/>
-          <w:szCs w:val="24"/>
-          <w:lang w:val="en-US"/>
-        </w:rPr>
-      </w:pPr>
-      <w:r>
-        <w:rPr>
-          <w:rFonts w:ascii="Times New Roman" w:hAnsi="Times New Roman" w:cs="Times New Roman"/>
-          <w:sz w:val="24"/>
-          <w:szCs w:val="24"/>
-          <w:lang w:val="en-US"/>
-        </w:rPr>
-        <w:t xml:space="preserve">        </w:t>
-      </w:r>
-      <w:proofErr w:type="spellStart"/>
-      <w:r>
-        <w:rPr>
-          <w:rFonts w:ascii="Times New Roman" w:hAnsi="Times New Roman" w:cs="Times New Roman"/>
-          <w:sz w:val="24"/>
-          <w:szCs w:val="24"/>
-          <w:lang w:val="en-US"/>
-        </w:rPr>
-        <w:t>numStock.Value</w:t>
-      </w:r>
-      <w:proofErr w:type="spellEnd"/>
-      <w:r>
-        <w:rPr>
-          <w:rFonts w:ascii="Times New Roman" w:hAnsi="Times New Roman" w:cs="Times New Roman"/>
-          <w:sz w:val="24"/>
-          <w:szCs w:val="24"/>
-          <w:lang w:val="en-US"/>
-        </w:rPr>
-        <w:t xml:space="preserve"> = </w:t>
-      </w:r>
-      <w:proofErr w:type="spellStart"/>
-      <w:r>
-        <w:rPr>
-          <w:rFonts w:ascii="Times New Roman" w:hAnsi="Times New Roman" w:cs="Times New Roman"/>
-          <w:sz w:val="24"/>
-          <w:szCs w:val="24"/>
-          <w:lang w:val="en-US"/>
-        </w:rPr>
-        <w:t>currentProduct.Stock</w:t>
-      </w:r>
-      <w:proofErr w:type="spellEnd"/>
-      <w:r>
-        <w:rPr>
-          <w:rFonts w:ascii="Times New Roman" w:hAnsi="Times New Roman" w:cs="Times New Roman"/>
-          <w:sz w:val="24"/>
-          <w:szCs w:val="24"/>
-          <w:lang w:val="en-US"/>
-        </w:rPr>
-        <w:t>;</w:t>
-      </w:r>
-    </w:p>
-    <w:p>
-      <w:pPr>
-        <w:spacing w:after="0" w:line="240" w:lineRule="auto"/>
-        <w:jc w:val="both"/>
-        <w:rPr>
-          <w:rFonts w:ascii="Times New Roman" w:hAnsi="Times New Roman" w:cs="Times New Roman"/>
-          <w:sz w:val="24"/>
-          <w:szCs w:val="24"/>
-          <w:lang w:val="en-US"/>
-        </w:rPr>
-      </w:pPr>
-      <w:r>
-        <w:rPr>
-          <w:rFonts w:ascii="Times New Roman" w:hAnsi="Times New Roman" w:cs="Times New Roman"/>
-          <w:sz w:val="24"/>
-          <w:szCs w:val="24"/>
-          <w:lang w:val="en-US"/>
-        </w:rPr>
-        <w:t xml:space="preserve">        </w:t>
-      </w:r>
-      <w:proofErr w:type="spellStart"/>
-      <w:r>
-        <w:rPr>
-          <w:rFonts w:ascii="Times New Roman" w:hAnsi="Times New Roman" w:cs="Times New Roman"/>
-          <w:sz w:val="24"/>
-          <w:szCs w:val="24"/>
-          <w:lang w:val="en-US"/>
-        </w:rPr>
-        <w:t>numDiscount.Value</w:t>
-      </w:r>
-      <w:proofErr w:type="spellEnd"/>
-      <w:r>
-        <w:rPr>
-          <w:rFonts w:ascii="Times New Roman" w:hAnsi="Times New Roman" w:cs="Times New Roman"/>
-          <w:sz w:val="24"/>
-          <w:szCs w:val="24"/>
-          <w:lang w:val="en-US"/>
-        </w:rPr>
-        <w:t xml:space="preserve"> = </w:t>
-      </w:r>
-      <w:proofErr w:type="spellStart"/>
-      <w:r>
-        <w:rPr>
-          <w:rFonts w:ascii="Times New Roman" w:hAnsi="Times New Roman" w:cs="Times New Roman"/>
-          <w:sz w:val="24"/>
-          <w:szCs w:val="24"/>
-          <w:lang w:val="en-US"/>
-        </w:rPr>
-        <w:t>currentProduct.Discount</w:t>
-      </w:r>
-      <w:proofErr w:type="spellEnd"/>
-      <w:r>
-        <w:rPr>
-          <w:rFonts w:ascii="Times New Roman" w:hAnsi="Times New Roman" w:cs="Times New Roman"/>
-          <w:sz w:val="24"/>
-          <w:szCs w:val="24"/>
-          <w:lang w:val="en-US"/>
-        </w:rPr>
-        <w:t>;</w:t>
-      </w:r>
-    </w:p>
-    <w:p>
-      <w:pPr>
-        <w:spacing w:after="0" w:line="240" w:lineRule="auto"/>
-        <w:jc w:val="both"/>
-        <w:rPr>
-          <w:rFonts w:ascii="Times New Roman" w:hAnsi="Times New Roman" w:cs="Times New Roman"/>
-          <w:sz w:val="24"/>
-          <w:szCs w:val="24"/>
-          <w:lang w:val="en-US"/>
-        </w:rPr>
-      </w:pPr>
-    </w:p>
-    <w:p>
-      <w:pPr>
-        <w:spacing w:after="0" w:line="240" w:lineRule="auto"/>
-        <w:jc w:val="both"/>
-        <w:rPr>
-          <w:rFonts w:ascii="Times New Roman" w:hAnsi="Times New Roman" w:cs="Times New Roman"/>
-          <w:sz w:val="24"/>
-          <w:szCs w:val="24"/>
-          <w:lang w:val="en-US"/>
-        </w:rPr>
-      </w:pPr>
-      <w:r>
-        <w:rPr>
-          <w:rFonts w:ascii="Times New Roman" w:hAnsi="Times New Roman" w:cs="Times New Roman"/>
-          <w:sz w:val="24"/>
-          <w:szCs w:val="24"/>
-          <w:lang w:val="en-US"/>
-        </w:rPr>
-        <w:t xml:space="preserve">        // </w:t>
-      </w:r>
-      <w:r>
-        <w:rPr>
-          <w:rFonts w:ascii="Times New Roman" w:hAnsi="Times New Roman" w:cs="Times New Roman"/>
-          <w:sz w:val="24"/>
-          <w:szCs w:val="24"/>
-        </w:rPr>
-        <w:t>Загружаем</w:t>
-      </w:r>
-      <w:r>
-        <w:rPr>
-          <w:rFonts w:ascii="Times New Roman" w:hAnsi="Times New Roman" w:cs="Times New Roman"/>
-          <w:sz w:val="24"/>
-          <w:szCs w:val="24"/>
-          <w:lang w:val="en-US"/>
-        </w:rPr>
-        <w:t xml:space="preserve"> </w:t>
-      </w:r>
-      <w:r>
-        <w:rPr>
-          <w:rFonts w:ascii="Times New Roman" w:hAnsi="Times New Roman" w:cs="Times New Roman"/>
-          <w:sz w:val="24"/>
-          <w:szCs w:val="24"/>
-        </w:rPr>
-        <w:t>фото</w:t>
-      </w:r>
-      <w:r>
-        <w:rPr>
-          <w:rFonts w:ascii="Times New Roman" w:hAnsi="Times New Roman" w:cs="Times New Roman"/>
-          <w:sz w:val="24"/>
-          <w:szCs w:val="24"/>
-          <w:lang w:val="en-US"/>
-        </w:rPr>
-        <w:t xml:space="preserve">, </w:t>
-      </w:r>
-      <w:r>
-        <w:rPr>
-          <w:rFonts w:ascii="Times New Roman" w:hAnsi="Times New Roman" w:cs="Times New Roman"/>
-          <w:sz w:val="24"/>
-          <w:szCs w:val="24"/>
-        </w:rPr>
-        <w:t>если</w:t>
-      </w:r>
-      <w:r>
-        <w:rPr>
-          <w:rFonts w:ascii="Times New Roman" w:hAnsi="Times New Roman" w:cs="Times New Roman"/>
-          <w:sz w:val="24"/>
-          <w:szCs w:val="24"/>
-          <w:lang w:val="en-US"/>
-        </w:rPr>
-        <w:t xml:space="preserve"> </w:t>
-      </w:r>
-      <w:r>
-        <w:rPr>
-          <w:rFonts w:ascii="Times New Roman" w:hAnsi="Times New Roman" w:cs="Times New Roman"/>
-          <w:sz w:val="24"/>
-          <w:szCs w:val="24"/>
-        </w:rPr>
-        <w:t>есть</w:t>
-      </w:r>
-    </w:p>
-    <w:p>
-      <w:pPr>
-        <w:spacing w:after="0" w:line="240" w:lineRule="auto"/>
-        <w:jc w:val="both"/>
-        <w:rPr>
-          <w:rFonts w:ascii="Times New Roman" w:hAnsi="Times New Roman" w:cs="Times New Roman"/>
-          <w:sz w:val="24"/>
-          <w:szCs w:val="24"/>
-          <w:lang w:val="en-US"/>
-        </w:rPr>
-      </w:pPr>
-      <w:r>
-        <w:rPr>
-          <w:rFonts w:ascii="Times New Roman" w:hAnsi="Times New Roman" w:cs="Times New Roman"/>
-          <w:sz w:val="24"/>
-          <w:szCs w:val="24"/>
-          <w:lang w:val="en-US"/>
-        </w:rPr>
-        <w:t xml:space="preserve">        if </w:t>
-      </w:r>
-      <w:proofErr w:type="gramStart"/>
-      <w:r>
-        <w:rPr>
-          <w:rFonts w:ascii="Times New Roman" w:hAnsi="Times New Roman" w:cs="Times New Roman"/>
-          <w:sz w:val="24"/>
-          <w:szCs w:val="24"/>
-          <w:lang w:val="en-US"/>
-        </w:rPr>
-        <w:t>(!</w:t>
-      </w:r>
-      <w:proofErr w:type="spellStart"/>
-      <w:r>
-        <w:rPr>
-          <w:rFonts w:ascii="Times New Roman" w:hAnsi="Times New Roman" w:cs="Times New Roman"/>
-          <w:sz w:val="24"/>
-          <w:szCs w:val="24"/>
-          <w:lang w:val="en-US"/>
-        </w:rPr>
-        <w:t>string</w:t>
-      </w:r>
-      <w:proofErr w:type="gramEnd"/>
-      <w:r>
-        <w:rPr>
-          <w:rFonts w:ascii="Times New Roman" w:hAnsi="Times New Roman" w:cs="Times New Roman"/>
-          <w:sz w:val="24"/>
-          <w:szCs w:val="24"/>
-          <w:lang w:val="en-US"/>
-        </w:rPr>
-        <w:t>.</w:t>
-      </w:r>
-      <w:proofErr w:type="gramStart"/>
-      <w:r>
-        <w:rPr>
-          <w:rFonts w:ascii="Times New Roman" w:hAnsi="Times New Roman" w:cs="Times New Roman"/>
-          <w:sz w:val="24"/>
-          <w:szCs w:val="24"/>
-          <w:lang w:val="en-US"/>
-        </w:rPr>
-        <w:t>IsNullOrEmpty</w:t>
-      </w:r>
-      <w:proofErr w:type="spellEnd"/>
-      <w:r>
-        <w:rPr>
-          <w:rFonts w:ascii="Times New Roman" w:hAnsi="Times New Roman" w:cs="Times New Roman"/>
-          <w:sz w:val="24"/>
-          <w:szCs w:val="24"/>
-          <w:lang w:val="en-US"/>
-        </w:rPr>
-        <w:t>(</w:t>
-      </w:r>
-      <w:proofErr w:type="spellStart"/>
-      <w:proofErr w:type="gramEnd"/>
-      <w:r>
-        <w:rPr>
-          <w:rFonts w:ascii="Times New Roman" w:hAnsi="Times New Roman" w:cs="Times New Roman"/>
-          <w:sz w:val="24"/>
-          <w:szCs w:val="24"/>
-          <w:lang w:val="en-US"/>
-        </w:rPr>
-        <w:t>currentProduct.Photo</w:t>
-      </w:r>
-      <w:proofErr w:type="spellEnd"/>
-      <w:r>
-        <w:rPr>
-          <w:rFonts w:ascii="Times New Roman" w:hAnsi="Times New Roman" w:cs="Times New Roman"/>
-          <w:sz w:val="24"/>
-          <w:szCs w:val="24"/>
-          <w:lang w:val="en-US"/>
-        </w:rPr>
-        <w:t>))</w:t>
-      </w:r>
-    </w:p>
-    <w:p>
-      <w:pPr>
-        <w:spacing w:after="0" w:line="240" w:lineRule="auto"/>
-        <w:jc w:val="both"/>
-        <w:rPr>
-          <w:rFonts w:ascii="Times New Roman" w:hAnsi="Times New Roman" w:cs="Times New Roman"/>
-          <w:sz w:val="24"/>
-          <w:szCs w:val="24"/>
-          <w:lang w:val="en-US"/>
-        </w:rPr>
-      </w:pPr>
-      <w:r>
-        <w:rPr>
-          <w:rFonts w:ascii="Times New Roman" w:hAnsi="Times New Roman" w:cs="Times New Roman"/>
-          <w:sz w:val="24"/>
-          <w:szCs w:val="24"/>
-          <w:lang w:val="en-US"/>
-        </w:rPr>
-        <w:t xml:space="preserve">        {</w:t>
-      </w:r>
-    </w:p>
-    <w:p>
-      <w:pPr>
-        <w:spacing w:after="0" w:line="240" w:lineRule="auto"/>
-        <w:jc w:val="both"/>
-        <w:rPr>
-          <w:rFonts w:ascii="Times New Roman" w:hAnsi="Times New Roman" w:cs="Times New Roman"/>
-          <w:sz w:val="24"/>
-          <w:szCs w:val="24"/>
-          <w:lang w:val="en-US"/>
-        </w:rPr>
-      </w:pPr>
-      <w:r>
-        <w:rPr>
-          <w:rFonts w:ascii="Times New Roman" w:hAnsi="Times New Roman" w:cs="Times New Roman"/>
-          <w:sz w:val="24"/>
-          <w:szCs w:val="24"/>
-          <w:lang w:val="en-US"/>
-        </w:rPr>
-        <w:t xml:space="preserve">            string </w:t>
-      </w:r>
-      <w:proofErr w:type="spellStart"/>
-      <w:r>
-        <w:rPr>
-          <w:rFonts w:ascii="Times New Roman" w:hAnsi="Times New Roman" w:cs="Times New Roman"/>
-          <w:sz w:val="24"/>
-          <w:szCs w:val="24"/>
-          <w:lang w:val="en-US"/>
-        </w:rPr>
-        <w:t>photoPath</w:t>
-      </w:r>
-      <w:proofErr w:type="spellEnd"/>
-      <w:r>
-        <w:rPr>
-          <w:rFonts w:ascii="Times New Roman" w:hAnsi="Times New Roman" w:cs="Times New Roman"/>
-          <w:sz w:val="24"/>
-          <w:szCs w:val="24"/>
-          <w:lang w:val="en-US"/>
-        </w:rPr>
-        <w:t xml:space="preserve"> = </w:t>
-      </w:r>
-      <w:proofErr w:type="spellStart"/>
-      <w:r>
-        <w:rPr>
-          <w:rFonts w:ascii="Times New Roman" w:hAnsi="Times New Roman" w:cs="Times New Roman"/>
-          <w:sz w:val="24"/>
-          <w:szCs w:val="24"/>
-          <w:lang w:val="en-US"/>
-        </w:rPr>
-        <w:t>Path.Combine</w:t>
-      </w:r>
-      <w:proofErr w:type="spellEnd"/>
-      <w:r>
-        <w:rPr>
-          <w:rFonts w:ascii="Times New Roman" w:hAnsi="Times New Roman" w:cs="Times New Roman"/>
-          <w:sz w:val="24"/>
-          <w:szCs w:val="24"/>
-          <w:lang w:val="en-US"/>
-        </w:rPr>
-        <w:t>(</w:t>
-      </w:r>
-      <w:proofErr w:type="spellStart"/>
-      <w:r>
-        <w:rPr>
-          <w:rFonts w:ascii="Times New Roman" w:hAnsi="Times New Roman" w:cs="Times New Roman"/>
-          <w:sz w:val="24"/>
-          <w:szCs w:val="24"/>
-          <w:lang w:val="en-US"/>
-        </w:rPr>
-        <w:t>Application.StartupPath</w:t>
-      </w:r>
-      <w:proofErr w:type="spellEnd"/>
-      <w:r>
-        <w:rPr>
-          <w:rFonts w:ascii="Times New Roman" w:hAnsi="Times New Roman" w:cs="Times New Roman"/>
-          <w:sz w:val="24"/>
-          <w:szCs w:val="24"/>
-          <w:lang w:val="en-US"/>
-        </w:rPr>
-        <w:t xml:space="preserve">, "Resources", </w:t>
-      </w:r>
-      <w:proofErr w:type="spellStart"/>
-      <w:r>
-        <w:rPr>
-          <w:rFonts w:ascii="Times New Roman" w:hAnsi="Times New Roman" w:cs="Times New Roman"/>
-          <w:sz w:val="24"/>
-          <w:szCs w:val="24"/>
-          <w:lang w:val="en-US"/>
-        </w:rPr>
-        <w:t>currentProduct.Photo</w:t>
-      </w:r>
-      <w:proofErr w:type="spellEnd"/>
-      <w:r>
-        <w:rPr>
-          <w:rFonts w:ascii="Times New Roman" w:hAnsi="Times New Roman" w:cs="Times New Roman"/>
-          <w:sz w:val="24"/>
-          <w:szCs w:val="24"/>
-          <w:lang w:val="en-US"/>
-        </w:rPr>
-        <w:t>);</w:t>
-      </w:r>
-    </w:p>
-    <w:p>
-      <w:pPr>
-        <w:spacing w:after="0" w:line="240" w:lineRule="auto"/>
-        <w:jc w:val="both"/>
-        <w:rPr>
-          <w:rFonts w:ascii="Times New Roman" w:hAnsi="Times New Roman" w:cs="Times New Roman"/>
-          <w:sz w:val="24"/>
-          <w:szCs w:val="24"/>
-          <w:lang w:val="en-US"/>
-        </w:rPr>
-      </w:pPr>
-      <w:r>
-        <w:rPr>
-          <w:rFonts w:ascii="Times New Roman" w:hAnsi="Times New Roman" w:cs="Times New Roman"/>
-          <w:sz w:val="24"/>
-          <w:szCs w:val="24"/>
-          <w:lang w:val="en-US"/>
-        </w:rPr>
-        <w:t xml:space="preserve">            if (</w:t>
-      </w:r>
-      <w:proofErr w:type="spellStart"/>
-      <w:r>
-        <w:rPr>
-          <w:rFonts w:ascii="Times New Roman" w:hAnsi="Times New Roman" w:cs="Times New Roman"/>
-          <w:sz w:val="24"/>
-          <w:szCs w:val="24"/>
-          <w:lang w:val="en-US"/>
-        </w:rPr>
-        <w:t>File.Exists</w:t>
-      </w:r>
-      <w:proofErr w:type="spellEnd"/>
-      <w:r>
-        <w:rPr>
-          <w:rFonts w:ascii="Times New Roman" w:hAnsi="Times New Roman" w:cs="Times New Roman"/>
-          <w:sz w:val="24"/>
-          <w:szCs w:val="24"/>
-          <w:lang w:val="en-US"/>
-        </w:rPr>
-        <w:t>(</w:t>
-      </w:r>
-      <w:proofErr w:type="spellStart"/>
-      <w:r>
-        <w:rPr>
-          <w:rFonts w:ascii="Times New Roman" w:hAnsi="Times New Roman" w:cs="Times New Roman"/>
-          <w:sz w:val="24"/>
-          <w:szCs w:val="24"/>
-          <w:lang w:val="en-US"/>
-        </w:rPr>
-        <w:t>photoPath</w:t>
-      </w:r>
-      <w:proofErr w:type="spellEnd"/>
-      <w:r>
-        <w:rPr>
-          <w:rFonts w:ascii="Times New Roman" w:hAnsi="Times New Roman" w:cs="Times New Roman"/>
-          <w:sz w:val="24"/>
-          <w:szCs w:val="24"/>
-          <w:lang w:val="en-US"/>
-        </w:rPr>
-        <w:t>))</w:t>
-      </w:r>
-    </w:p>
-    <w:p>
-      <w:pPr>
-        <w:spacing w:after="0" w:line="240" w:lineRule="auto"/>
-        <w:jc w:val="both"/>
-        <w:rPr>
-          <w:rFonts w:ascii="Times New Roman" w:hAnsi="Times New Roman" w:cs="Times New Roman"/>
-          <w:sz w:val="24"/>
-          <w:szCs w:val="24"/>
-          <w:lang w:val="en-US"/>
-        </w:rPr>
-      </w:pPr>
-      <w:r>
-        <w:rPr>
-          <w:rFonts w:ascii="Times New Roman" w:hAnsi="Times New Roman" w:cs="Times New Roman"/>
-          <w:sz w:val="24"/>
-          <w:szCs w:val="24"/>
-          <w:lang w:val="en-US"/>
-        </w:rPr>
-        <w:t xml:space="preserve">            {</w:t>
-      </w:r>
-    </w:p>
-    <w:p>
-      <w:pPr>
-        <w:spacing w:after="0" w:line="240" w:lineRule="auto"/>
-        <w:jc w:val="both"/>
-        <w:rPr>
-          <w:rFonts w:ascii="Times New Roman" w:hAnsi="Times New Roman" w:cs="Times New Roman"/>
-          <w:sz w:val="24"/>
-          <w:szCs w:val="24"/>
-          <w:lang w:val="en-US"/>
-        </w:rPr>
-      </w:pPr>
-      <w:r>
-        <w:rPr>
-          <w:rFonts w:ascii="Times New Roman" w:hAnsi="Times New Roman" w:cs="Times New Roman"/>
-          <w:sz w:val="24"/>
-          <w:szCs w:val="24"/>
-          <w:lang w:val="en-US"/>
-        </w:rPr>
-        <w:t xml:space="preserve">                try</w:t>
-      </w:r>
-    </w:p>
-    <w:p>
-      <w:pPr>
-        <w:spacing w:after="0" w:line="240" w:lineRule="auto"/>
-        <w:jc w:val="both"/>
-        <w:rPr>
-          <w:rFonts w:ascii="Times New Roman" w:hAnsi="Times New Roman" w:cs="Times New Roman"/>
-          <w:sz w:val="24"/>
-          <w:szCs w:val="24"/>
-          <w:lang w:val="en-US"/>
-        </w:rPr>
-      </w:pPr>
-      <w:r>
-        <w:rPr>
-          <w:rFonts w:ascii="Times New Roman" w:hAnsi="Times New Roman" w:cs="Times New Roman"/>
-          <w:sz w:val="24"/>
-          <w:szCs w:val="24"/>
-          <w:lang w:val="en-US"/>
-        </w:rPr>
-        <w:t xml:space="preserve">                {</w:t>
-      </w:r>
-    </w:p>
-    <w:p>
-      <w:pPr>
-        <w:spacing w:after="0" w:line="240" w:lineRule="auto"/>
-        <w:jc w:val="both"/>
-        <w:rPr>
-          <w:rFonts w:ascii="Times New Roman" w:hAnsi="Times New Roman" w:cs="Times New Roman"/>
-          <w:sz w:val="24"/>
-          <w:szCs w:val="24"/>
-          <w:lang w:val="en-US"/>
-        </w:rPr>
-      </w:pPr>
-      <w:r>
-        <w:rPr>
-          <w:rFonts w:ascii="Times New Roman" w:hAnsi="Times New Roman" w:cs="Times New Roman"/>
-          <w:sz w:val="24"/>
-          <w:szCs w:val="24"/>
-          <w:lang w:val="en-US"/>
-        </w:rPr>
-        <w:t xml:space="preserve">                    </w:t>
-      </w:r>
-      <w:proofErr w:type="spellStart"/>
-      <w:r>
-        <w:rPr>
-          <w:rFonts w:ascii="Times New Roman" w:hAnsi="Times New Roman" w:cs="Times New Roman"/>
-          <w:sz w:val="24"/>
-          <w:szCs w:val="24"/>
-          <w:lang w:val="en-US"/>
-        </w:rPr>
-        <w:t>pbPhoto.Image</w:t>
-      </w:r>
-      <w:proofErr w:type="spellEnd"/>
-      <w:r>
-        <w:rPr>
-          <w:rFonts w:ascii="Times New Roman" w:hAnsi="Times New Roman" w:cs="Times New Roman"/>
-          <w:sz w:val="24"/>
-          <w:szCs w:val="24"/>
-          <w:lang w:val="en-US"/>
-        </w:rPr>
-        <w:t xml:space="preserve"> = </w:t>
-      </w:r>
-      <w:proofErr w:type="spellStart"/>
-      <w:r>
-        <w:rPr>
-          <w:rFonts w:ascii="Times New Roman" w:hAnsi="Times New Roman" w:cs="Times New Roman"/>
-          <w:sz w:val="24"/>
-          <w:szCs w:val="24"/>
-          <w:lang w:val="en-US"/>
-        </w:rPr>
-        <w:t>Image.FromFile</w:t>
-      </w:r>
-      <w:proofErr w:type="spellEnd"/>
-      <w:r>
-        <w:rPr>
-          <w:rFonts w:ascii="Times New Roman" w:hAnsi="Times New Roman" w:cs="Times New Roman"/>
-          <w:sz w:val="24"/>
-          <w:szCs w:val="24"/>
-          <w:lang w:val="en-US"/>
-        </w:rPr>
-        <w:t>(</w:t>
-      </w:r>
-      <w:proofErr w:type="spellStart"/>
-      <w:r>
-        <w:rPr>
-          <w:rFonts w:ascii="Times New Roman" w:hAnsi="Times New Roman" w:cs="Times New Roman"/>
-          <w:sz w:val="24"/>
-          <w:szCs w:val="24"/>
-          <w:lang w:val="en-US"/>
-        </w:rPr>
-        <w:t>photoPath</w:t>
-      </w:r>
-      <w:proofErr w:type="spellEnd"/>
-      <w:r>
-        <w:rPr>
-          <w:rFonts w:ascii="Times New Roman" w:hAnsi="Times New Roman" w:cs="Times New Roman"/>
-          <w:sz w:val="24"/>
-          <w:szCs w:val="24"/>
-          <w:lang w:val="en-US"/>
-        </w:rPr>
-        <w:t>);</w:t>
-      </w:r>
-    </w:p>
-    <w:p>
-      <w:pPr>
-        <w:spacing w:after="0" w:line="240" w:lineRule="auto"/>
-        <w:jc w:val="both"/>
-        <w:rPr>
-          <w:rFonts w:ascii="Times New Roman" w:hAnsi="Times New Roman" w:cs="Times New Roman"/>
-          <w:sz w:val="24"/>
-          <w:szCs w:val="24"/>
-        </w:rPr>
-      </w:pPr>
-      <w:r>
-        <w:rPr>
-          <w:rFonts w:ascii="Times New Roman" w:hAnsi="Times New Roman" w:cs="Times New Roman"/>
-          <w:sz w:val="24"/>
-          <w:szCs w:val="24"/>
-          <w:lang w:val="en-US"/>
-        </w:rPr>
-        <w:t xml:space="preserve">                </w:t>
-      </w:r>
-      <w:r>
-        <w:rPr>
-          <w:rFonts w:ascii="Times New Roman" w:hAnsi="Times New Roman" w:cs="Times New Roman"/>
-          <w:sz w:val="24"/>
-          <w:szCs w:val="24"/>
-        </w:rPr>
-        <w:t>}</w:t>
-      </w:r>
-    </w:p>
-    <w:p>
-      <w:pPr>
-        <w:spacing w:after="0" w:line="240" w:lineRule="auto"/>
-        <w:jc w:val="both"/>
-        <w:rPr>
-          <w:rFonts w:ascii="Times New Roman" w:hAnsi="Times New Roman" w:cs="Times New Roman"/>
-          <w:sz w:val="24"/>
-          <w:szCs w:val="24"/>
-        </w:rPr>
-      </w:pPr>
-      <w:r>
-        <w:rPr>
-          <w:rFonts w:ascii="Times New Roman" w:hAnsi="Times New Roman" w:cs="Times New Roman"/>
-          <w:sz w:val="24"/>
-          <w:szCs w:val="24"/>
-        </w:rPr>
-        <w:t xml:space="preserve">                </w:t>
-      </w:r>
-      <w:proofErr w:type="spellStart"/>
-      <w:r>
-        <w:rPr>
-          <w:rFonts w:ascii="Times New Roman" w:hAnsi="Times New Roman" w:cs="Times New Roman"/>
-          <w:sz w:val="24"/>
-          <w:szCs w:val="24"/>
-        </w:rPr>
-        <w:t>catch</w:t>
-      </w:r>
-      <w:proofErr w:type="spellEnd"/>
-      <w:r>
-        <w:rPr>
-          <w:rFonts w:ascii="Times New Roman" w:hAnsi="Times New Roman" w:cs="Times New Roman"/>
-          <w:sz w:val="24"/>
-          <w:szCs w:val="24"/>
-        </w:rPr>
-        <w:t xml:space="preserve"> </w:t>
-      </w:r>
-      <w:proofErr w:type="gramStart"/>
-      <w:r>
-        <w:rPr>
-          <w:rFonts w:ascii="Times New Roman" w:hAnsi="Times New Roman" w:cs="Times New Roman"/>
-          <w:sz w:val="24"/>
-          <w:szCs w:val="24"/>
-        </w:rPr>
-        <w:t>{ }</w:t>
-      </w:r>
-      <w:proofErr w:type="gramEnd"/>
+        </w:rPr>
+        <w:t xml:space="preserve"> { }</w:t>
+      </w:r>
     </w:p>
     <w:p>
       <w:pPr>
@@ -21540,7 +20986,6 @@
         <w:t xml:space="preserve"> = (</w:t>
       </w:r>
       <w:proofErr w:type="spellStart"/>
-      <w:proofErr w:type="gramStart"/>
       <w:r>
         <w:rPr>
           <w:rFonts w:ascii="Times New Roman" w:hAnsi="Times New Roman" w:cs="Times New Roman"/>
@@ -21558,17 +21003,7 @@
           <w:szCs w:val="24"/>
           <w:lang w:val="en-US"/>
         </w:rPr>
-        <w:t xml:space="preserve"> !</w:t>
-      </w:r>
-      <w:proofErr w:type="gramEnd"/>
-      <w:r>
-        <w:rPr>
-          <w:rFonts w:ascii="Times New Roman" w:hAnsi="Times New Roman" w:cs="Times New Roman"/>
-          <w:sz w:val="24"/>
-          <w:szCs w:val="24"/>
-          <w:lang w:val="en-US"/>
-        </w:rPr>
-        <w:t>= null) &amp;&amp; (</w:t>
+        <w:t xml:space="preserve"> != null) &amp;&amp; (</w:t>
       </w:r>
       <w:proofErr w:type="spellStart"/>
       <w:r>
@@ -27965,7 +27400,6 @@
   <w:style w:type="character" w:default="1" w:styleId="a0">
     <w:name w:val="Default Paragraph Font"/>
     <w:uiPriority w:val="1"/>
-    <w:semiHidden/>
     <w:unhideWhenUsed/>
   </w:style>
   <w:style w:type="table" w:default="1" w:styleId="a1">
